--- a/plantillas/Reporte_Final_Lleno.docx
+++ b/plantillas/Reporte_Final_Lleno.docx
@@ -1173,19 +1173,7 @@
               <w:rPr>
                 <w:rFonts w:ascii="Arial" w:eastAsia="Arial" w:hAnsi="Arial" w:cs="Arial"/>
               </w:rPr>
-              <w:t>&lt;&lt;Actividad</w:t>
-            </w:r>
-            <w:r>
-              <w:rPr>
-                <w:rFonts w:ascii="Arial" w:eastAsia="Arial" w:hAnsi="Arial" w:cs="Arial"/>
-              </w:rPr>
-              <w:t>2</w:t>
-            </w:r>
-            <w:r>
-              <w:rPr>
-                <w:rFonts w:ascii="Arial" w:eastAsia="Arial" w:hAnsi="Arial" w:cs="Arial"/>
-              </w:rPr>
-              <w:t>&gt;&gt;</w:t>
+              <w:t>&lt;&lt;Actividad2&gt;&gt;</w:t>
             </w:r>
           </w:p>
         </w:tc>
@@ -1213,25 +1201,7 @@
                 <w:sz w:val="22"/>
                 <w:szCs w:val="22"/>
               </w:rPr>
-              <w:t xml:space="preserve">&lt;&lt;Logro </w:t>
-            </w:r>
-            <w:r>
-              <w:rPr>
-                <w:rFonts w:ascii="Aptos Narrow" w:hAnsi="Aptos Narrow"/>
-                <w:color w:val="000000"/>
-                <w:sz w:val="22"/>
-                <w:szCs w:val="22"/>
-              </w:rPr>
-              <w:t>2</w:t>
-            </w:r>
-            <w:r>
-              <w:rPr>
-                <w:rFonts w:ascii="Aptos Narrow" w:hAnsi="Aptos Narrow"/>
-                <w:color w:val="000000"/>
-                <w:sz w:val="22"/>
-                <w:szCs w:val="22"/>
-              </w:rPr>
-              <w:t>&gt;&gt;</w:t>
+              <w:t>&lt;&lt;Logro 2&gt;&gt;</w:t>
             </w:r>
           </w:p>
         </w:tc>
@@ -1304,19 +1274,7 @@
               <w:rPr>
                 <w:rFonts w:ascii="Arial" w:eastAsia="Arial" w:hAnsi="Arial" w:cs="Arial"/>
               </w:rPr>
-              <w:t>&lt;&lt;Actividad</w:t>
-            </w:r>
-            <w:r>
-              <w:rPr>
-                <w:rFonts w:ascii="Arial" w:eastAsia="Arial" w:hAnsi="Arial" w:cs="Arial"/>
-              </w:rPr>
-              <w:t>3</w:t>
-            </w:r>
-            <w:r>
-              <w:rPr>
-                <w:rFonts w:ascii="Arial" w:eastAsia="Arial" w:hAnsi="Arial" w:cs="Arial"/>
-              </w:rPr>
-              <w:t>&gt;&gt;</w:t>
+              <w:t>&lt;&lt;Actividad3&gt;&gt;</w:t>
             </w:r>
           </w:p>
         </w:tc>
@@ -1344,25 +1302,7 @@
                 <w:sz w:val="22"/>
                 <w:szCs w:val="22"/>
               </w:rPr>
-              <w:t xml:space="preserve">&lt;&lt;Logro </w:t>
-            </w:r>
-            <w:r>
-              <w:rPr>
-                <w:rFonts w:ascii="Aptos Narrow" w:hAnsi="Aptos Narrow"/>
-                <w:color w:val="000000"/>
-                <w:sz w:val="22"/>
-                <w:szCs w:val="22"/>
-              </w:rPr>
-              <w:t>3</w:t>
-            </w:r>
-            <w:r>
-              <w:rPr>
-                <w:rFonts w:ascii="Aptos Narrow" w:hAnsi="Aptos Narrow"/>
-                <w:color w:val="000000"/>
-                <w:sz w:val="22"/>
-                <w:szCs w:val="22"/>
-              </w:rPr>
-              <w:t>&gt;&gt;</w:t>
+              <w:t>&lt;&lt;Logro 3&gt;&gt;</w:t>
             </w:r>
           </w:p>
         </w:tc>
@@ -1435,19 +1375,7 @@
               <w:rPr>
                 <w:rFonts w:ascii="Arial" w:eastAsia="Arial" w:hAnsi="Arial" w:cs="Arial"/>
               </w:rPr>
-              <w:t>&lt;&lt;Actividad</w:t>
-            </w:r>
-            <w:r>
-              <w:rPr>
-                <w:rFonts w:ascii="Arial" w:eastAsia="Arial" w:hAnsi="Arial" w:cs="Arial"/>
-              </w:rPr>
-              <w:t>4</w:t>
-            </w:r>
-            <w:r>
-              <w:rPr>
-                <w:rFonts w:ascii="Arial" w:eastAsia="Arial" w:hAnsi="Arial" w:cs="Arial"/>
-              </w:rPr>
-              <w:t>&gt;&gt;</w:t>
+              <w:t>&lt;&lt;Actividad4&gt;&gt;</w:t>
             </w:r>
           </w:p>
         </w:tc>
@@ -1475,25 +1403,7 @@
                 <w:sz w:val="22"/>
                 <w:szCs w:val="22"/>
               </w:rPr>
-              <w:t xml:space="preserve">&lt;&lt;Logro </w:t>
-            </w:r>
-            <w:r>
-              <w:rPr>
-                <w:rFonts w:ascii="Aptos Narrow" w:hAnsi="Aptos Narrow"/>
-                <w:color w:val="000000"/>
-                <w:sz w:val="22"/>
-                <w:szCs w:val="22"/>
-              </w:rPr>
-              <w:t>4</w:t>
-            </w:r>
-            <w:r>
-              <w:rPr>
-                <w:rFonts w:ascii="Aptos Narrow" w:hAnsi="Aptos Narrow"/>
-                <w:color w:val="000000"/>
-                <w:sz w:val="22"/>
-                <w:szCs w:val="22"/>
-              </w:rPr>
-              <w:t>&gt;&gt;</w:t>
+              <w:t>&lt;&lt;Logro 4&gt;&gt;</w:t>
             </w:r>
           </w:p>
         </w:tc>
@@ -1566,19 +1476,7 @@
               <w:rPr>
                 <w:rFonts w:ascii="Arial" w:eastAsia="Arial" w:hAnsi="Arial" w:cs="Arial"/>
               </w:rPr>
-              <w:t>&lt;&lt;Actividad</w:t>
-            </w:r>
-            <w:r>
-              <w:rPr>
-                <w:rFonts w:ascii="Arial" w:eastAsia="Arial" w:hAnsi="Arial" w:cs="Arial"/>
-              </w:rPr>
-              <w:t>5</w:t>
-            </w:r>
-            <w:r>
-              <w:rPr>
-                <w:rFonts w:ascii="Arial" w:eastAsia="Arial" w:hAnsi="Arial" w:cs="Arial"/>
-              </w:rPr>
-              <w:t>&gt;&gt;</w:t>
+              <w:t>&lt;&lt;Actividad5&gt;&gt;</w:t>
             </w:r>
           </w:p>
         </w:tc>
@@ -1606,25 +1504,7 @@
                 <w:sz w:val="22"/>
                 <w:szCs w:val="22"/>
               </w:rPr>
-              <w:t xml:space="preserve">&lt;&lt;Logro </w:t>
-            </w:r>
-            <w:r>
-              <w:rPr>
-                <w:rFonts w:ascii="Aptos Narrow" w:hAnsi="Aptos Narrow"/>
-                <w:color w:val="000000"/>
-                <w:sz w:val="22"/>
-                <w:szCs w:val="22"/>
-              </w:rPr>
-              <w:t>5</w:t>
-            </w:r>
-            <w:r>
-              <w:rPr>
-                <w:rFonts w:ascii="Aptos Narrow" w:hAnsi="Aptos Narrow"/>
-                <w:color w:val="000000"/>
-                <w:sz w:val="22"/>
-                <w:szCs w:val="22"/>
-              </w:rPr>
-              <w:t>&gt;&gt;</w:t>
+              <w:t>&lt;&lt;Logro 5&gt;&gt;</w:t>
             </w:r>
           </w:p>
         </w:tc>
@@ -1697,19 +1577,7 @@
               <w:rPr>
                 <w:rFonts w:ascii="Arial" w:eastAsia="Arial" w:hAnsi="Arial" w:cs="Arial"/>
               </w:rPr>
-              <w:t>&lt;&lt;Actividad</w:t>
-            </w:r>
-            <w:r>
-              <w:rPr>
-                <w:rFonts w:ascii="Arial" w:eastAsia="Arial" w:hAnsi="Arial" w:cs="Arial"/>
-              </w:rPr>
-              <w:t>6</w:t>
-            </w:r>
-            <w:r>
-              <w:rPr>
-                <w:rFonts w:ascii="Arial" w:eastAsia="Arial" w:hAnsi="Arial" w:cs="Arial"/>
-              </w:rPr>
-              <w:t>&gt;&gt;</w:t>
+              <w:t>&lt;&lt;Actividad6&gt;&gt;</w:t>
             </w:r>
           </w:p>
         </w:tc>
@@ -1737,25 +1605,7 @@
                 <w:sz w:val="22"/>
                 <w:szCs w:val="22"/>
               </w:rPr>
-              <w:t xml:space="preserve">&lt;&lt;Logro </w:t>
-            </w:r>
-            <w:r>
-              <w:rPr>
-                <w:rFonts w:ascii="Aptos Narrow" w:hAnsi="Aptos Narrow"/>
-                <w:color w:val="000000"/>
-                <w:sz w:val="22"/>
-                <w:szCs w:val="22"/>
-              </w:rPr>
-              <w:t>6</w:t>
-            </w:r>
-            <w:r>
-              <w:rPr>
-                <w:rFonts w:ascii="Aptos Narrow" w:hAnsi="Aptos Narrow"/>
-                <w:color w:val="000000"/>
-                <w:sz w:val="22"/>
-                <w:szCs w:val="22"/>
-              </w:rPr>
-              <w:t>&gt;&gt;</w:t>
+              <w:t>&lt;&lt;Logro 6&gt;&gt;</w:t>
             </w:r>
           </w:p>
         </w:tc>
@@ -1828,19 +1678,7 @@
               <w:rPr>
                 <w:rFonts w:ascii="Arial" w:eastAsia="Arial" w:hAnsi="Arial" w:cs="Arial"/>
               </w:rPr>
-              <w:t>&lt;&lt;Actividad</w:t>
-            </w:r>
-            <w:r>
-              <w:rPr>
-                <w:rFonts w:ascii="Arial" w:eastAsia="Arial" w:hAnsi="Arial" w:cs="Arial"/>
-              </w:rPr>
-              <w:t>7</w:t>
-            </w:r>
-            <w:r>
-              <w:rPr>
-                <w:rFonts w:ascii="Arial" w:eastAsia="Arial" w:hAnsi="Arial" w:cs="Arial"/>
-              </w:rPr>
-              <w:t>&gt;&gt;</w:t>
+              <w:t>&lt;&lt;Actividad7&gt;&gt;</w:t>
             </w:r>
           </w:p>
         </w:tc>
@@ -1868,25 +1706,7 @@
                 <w:sz w:val="22"/>
                 <w:szCs w:val="22"/>
               </w:rPr>
-              <w:t xml:space="preserve">&lt;&lt;Logro </w:t>
-            </w:r>
-            <w:r>
-              <w:rPr>
-                <w:rFonts w:ascii="Aptos Narrow" w:hAnsi="Aptos Narrow"/>
-                <w:color w:val="000000"/>
-                <w:sz w:val="22"/>
-                <w:szCs w:val="22"/>
-              </w:rPr>
-              <w:t>7</w:t>
-            </w:r>
-            <w:r>
-              <w:rPr>
-                <w:rFonts w:ascii="Aptos Narrow" w:hAnsi="Aptos Narrow"/>
-                <w:color w:val="000000"/>
-                <w:sz w:val="22"/>
-                <w:szCs w:val="22"/>
-              </w:rPr>
-              <w:t>&gt;&gt;</w:t>
+              <w:t>&lt;&lt;Logro 7&gt;&gt;</w:t>
             </w:r>
           </w:p>
         </w:tc>
@@ -1959,19 +1779,7 @@
               <w:rPr>
                 <w:rFonts w:ascii="Arial" w:eastAsia="Arial" w:hAnsi="Arial" w:cs="Arial"/>
               </w:rPr>
-              <w:t>&lt;&lt;Actividad</w:t>
-            </w:r>
-            <w:r>
-              <w:rPr>
-                <w:rFonts w:ascii="Arial" w:eastAsia="Arial" w:hAnsi="Arial" w:cs="Arial"/>
-              </w:rPr>
-              <w:t>8</w:t>
-            </w:r>
-            <w:r>
-              <w:rPr>
-                <w:rFonts w:ascii="Arial" w:eastAsia="Arial" w:hAnsi="Arial" w:cs="Arial"/>
-              </w:rPr>
-              <w:t>&gt;&gt;</w:t>
+              <w:t>&lt;&lt;Actividad8&gt;&gt;</w:t>
             </w:r>
           </w:p>
         </w:tc>
@@ -1999,25 +1807,7 @@
                 <w:sz w:val="22"/>
                 <w:szCs w:val="22"/>
               </w:rPr>
-              <w:t xml:space="preserve">&lt;&lt;Logro </w:t>
-            </w:r>
-            <w:r>
-              <w:rPr>
-                <w:rFonts w:ascii="Aptos Narrow" w:hAnsi="Aptos Narrow"/>
-                <w:color w:val="000000"/>
-                <w:sz w:val="22"/>
-                <w:szCs w:val="22"/>
-              </w:rPr>
-              <w:t>8</w:t>
-            </w:r>
-            <w:r>
-              <w:rPr>
-                <w:rFonts w:ascii="Aptos Narrow" w:hAnsi="Aptos Narrow"/>
-                <w:color w:val="000000"/>
-                <w:sz w:val="22"/>
-                <w:szCs w:val="22"/>
-              </w:rPr>
-              <w:t>&gt;&gt;</w:t>
+              <w:t>&lt;&lt;Logro 8&gt;&gt;</w:t>
             </w:r>
           </w:p>
         </w:tc>
@@ -2291,19 +2081,7 @@
               <w:rPr>
                 <w:rFonts w:ascii="Arial" w:eastAsia="Arial" w:hAnsi="Arial" w:cs="Arial"/>
               </w:rPr>
-              <w:t>&lt;&lt;Aprendizaje</w:t>
-            </w:r>
-            <w:r>
-              <w:rPr>
-                <w:rFonts w:ascii="Arial" w:eastAsia="Arial" w:hAnsi="Arial" w:cs="Arial"/>
-              </w:rPr>
-              <w:t>2</w:t>
-            </w:r>
-            <w:r>
-              <w:rPr>
-                <w:rFonts w:ascii="Arial" w:eastAsia="Arial" w:hAnsi="Arial" w:cs="Arial"/>
-              </w:rPr>
-              <w:t>&gt;&gt;</w:t>
+              <w:t>&lt;&lt;Aprendizaje2&gt;&gt;</w:t>
             </w:r>
           </w:p>
         </w:tc>
@@ -2328,19 +2106,7 @@
               <w:rPr>
                 <w:rFonts w:ascii="Arial" w:eastAsia="Arial" w:hAnsi="Arial" w:cs="Arial"/>
               </w:rPr>
-              <w:t>&lt;&lt;Beneficio</w:t>
-            </w:r>
-            <w:r>
-              <w:rPr>
-                <w:rFonts w:ascii="Arial" w:eastAsia="Arial" w:hAnsi="Arial" w:cs="Arial"/>
-              </w:rPr>
-              <w:t>2</w:t>
-            </w:r>
-            <w:r>
-              <w:rPr>
-                <w:rFonts w:ascii="Arial" w:eastAsia="Arial" w:hAnsi="Arial" w:cs="Arial"/>
-              </w:rPr>
-              <w:t>&gt;&gt;</w:t>
+              <w:t>&lt;&lt;Beneficio2&gt;&gt;</w:t>
             </w:r>
           </w:p>
         </w:tc>
@@ -2386,19 +2152,7 @@
               <w:rPr>
                 <w:rFonts w:ascii="Arial" w:eastAsia="Arial" w:hAnsi="Arial" w:cs="Arial"/>
               </w:rPr>
-              <w:t>&lt;&lt;Aprendizaje</w:t>
-            </w:r>
-            <w:r>
-              <w:rPr>
-                <w:rFonts w:ascii="Arial" w:eastAsia="Arial" w:hAnsi="Arial" w:cs="Arial"/>
-              </w:rPr>
-              <w:t>3</w:t>
-            </w:r>
-            <w:r>
-              <w:rPr>
-                <w:rFonts w:ascii="Arial" w:eastAsia="Arial" w:hAnsi="Arial" w:cs="Arial"/>
-              </w:rPr>
-              <w:t>&gt;&gt;</w:t>
+              <w:t>&lt;&lt;Aprendizaje3&gt;&gt;</w:t>
             </w:r>
           </w:p>
         </w:tc>
@@ -2423,19 +2177,7 @@
               <w:rPr>
                 <w:rFonts w:ascii="Arial" w:eastAsia="Arial" w:hAnsi="Arial" w:cs="Arial"/>
               </w:rPr>
-              <w:t>&lt;&lt;Beneficio</w:t>
-            </w:r>
-            <w:r>
-              <w:rPr>
-                <w:rFonts w:ascii="Arial" w:eastAsia="Arial" w:hAnsi="Arial" w:cs="Arial"/>
-              </w:rPr>
-              <w:t>3</w:t>
-            </w:r>
-            <w:r>
-              <w:rPr>
-                <w:rFonts w:ascii="Arial" w:eastAsia="Arial" w:hAnsi="Arial" w:cs="Arial"/>
-              </w:rPr>
-              <w:t>&gt;&gt;</w:t>
+              <w:t>&lt;&lt;Beneficio3&gt;&gt;</w:t>
             </w:r>
           </w:p>
         </w:tc>
@@ -2481,19 +2223,7 @@
               <w:rPr>
                 <w:rFonts w:ascii="Arial" w:eastAsia="Arial" w:hAnsi="Arial" w:cs="Arial"/>
               </w:rPr>
-              <w:t>&lt;&lt;Aprendizaje</w:t>
-            </w:r>
-            <w:r>
-              <w:rPr>
-                <w:rFonts w:ascii="Arial" w:eastAsia="Arial" w:hAnsi="Arial" w:cs="Arial"/>
-              </w:rPr>
-              <w:t>4</w:t>
-            </w:r>
-            <w:r>
-              <w:rPr>
-                <w:rFonts w:ascii="Arial" w:eastAsia="Arial" w:hAnsi="Arial" w:cs="Arial"/>
-              </w:rPr>
-              <w:t>&gt;&gt;</w:t>
+              <w:t>&lt;&lt;Aprendizaje4&gt;&gt;</w:t>
             </w:r>
           </w:p>
         </w:tc>
@@ -2518,19 +2248,7 @@
               <w:rPr>
                 <w:rFonts w:ascii="Arial" w:eastAsia="Arial" w:hAnsi="Arial" w:cs="Arial"/>
               </w:rPr>
-              <w:t>&lt;&lt;Beneficio</w:t>
-            </w:r>
-            <w:r>
-              <w:rPr>
-                <w:rFonts w:ascii="Arial" w:eastAsia="Arial" w:hAnsi="Arial" w:cs="Arial"/>
-              </w:rPr>
-              <w:t>4</w:t>
-            </w:r>
-            <w:r>
-              <w:rPr>
-                <w:rFonts w:ascii="Arial" w:eastAsia="Arial" w:hAnsi="Arial" w:cs="Arial"/>
-              </w:rPr>
-              <w:t>&gt;&gt;</w:t>
+              <w:t>&lt;&lt;Beneficio4&gt;&gt;</w:t>
             </w:r>
           </w:p>
         </w:tc>
@@ -2576,19 +2294,7 @@
               <w:rPr>
                 <w:rFonts w:ascii="Arial" w:eastAsia="Arial" w:hAnsi="Arial" w:cs="Arial"/>
               </w:rPr>
-              <w:t>&lt;&lt;Aprendizaje</w:t>
-            </w:r>
-            <w:r>
-              <w:rPr>
-                <w:rFonts w:ascii="Arial" w:eastAsia="Arial" w:hAnsi="Arial" w:cs="Arial"/>
-              </w:rPr>
-              <w:t>5</w:t>
-            </w:r>
-            <w:r>
-              <w:rPr>
-                <w:rFonts w:ascii="Arial" w:eastAsia="Arial" w:hAnsi="Arial" w:cs="Arial"/>
-              </w:rPr>
-              <w:t>&gt;&gt;</w:t>
+              <w:t>&lt;&lt;Aprendizaje5&gt;&gt;</w:t>
             </w:r>
           </w:p>
         </w:tc>
@@ -2613,19 +2319,7 @@
               <w:rPr>
                 <w:rFonts w:ascii="Arial" w:eastAsia="Arial" w:hAnsi="Arial" w:cs="Arial"/>
               </w:rPr>
-              <w:t>&lt;&lt;Beneficio</w:t>
-            </w:r>
-            <w:r>
-              <w:rPr>
-                <w:rFonts w:ascii="Arial" w:eastAsia="Arial" w:hAnsi="Arial" w:cs="Arial"/>
-              </w:rPr>
-              <w:t>5</w:t>
-            </w:r>
-            <w:r>
-              <w:rPr>
-                <w:rFonts w:ascii="Arial" w:eastAsia="Arial" w:hAnsi="Arial" w:cs="Arial"/>
-              </w:rPr>
-              <w:t>&gt;&gt;</w:t>
+              <w:t>&lt;&lt;Beneficio5&gt;&gt;</w:t>
             </w:r>
           </w:p>
         </w:tc>
@@ -2671,19 +2365,7 @@
               <w:rPr>
                 <w:rFonts w:ascii="Arial" w:eastAsia="Arial" w:hAnsi="Arial" w:cs="Arial"/>
               </w:rPr>
-              <w:t>&lt;&lt;Aprendizaje</w:t>
-            </w:r>
-            <w:r>
-              <w:rPr>
-                <w:rFonts w:ascii="Arial" w:eastAsia="Arial" w:hAnsi="Arial" w:cs="Arial"/>
-              </w:rPr>
-              <w:t>6</w:t>
-            </w:r>
-            <w:r>
-              <w:rPr>
-                <w:rFonts w:ascii="Arial" w:eastAsia="Arial" w:hAnsi="Arial" w:cs="Arial"/>
-              </w:rPr>
-              <w:t>&gt;&gt;</w:t>
+              <w:t>&lt;&lt;Aprendizaje6&gt;&gt;</w:t>
             </w:r>
           </w:p>
         </w:tc>
@@ -2708,19 +2390,7 @@
               <w:rPr>
                 <w:rFonts w:ascii="Arial" w:eastAsia="Arial" w:hAnsi="Arial" w:cs="Arial"/>
               </w:rPr>
-              <w:t>&lt;&lt;Beneficio</w:t>
-            </w:r>
-            <w:r>
-              <w:rPr>
-                <w:rFonts w:ascii="Arial" w:eastAsia="Arial" w:hAnsi="Arial" w:cs="Arial"/>
-              </w:rPr>
-              <w:t>6</w:t>
-            </w:r>
-            <w:r>
-              <w:rPr>
-                <w:rFonts w:ascii="Arial" w:eastAsia="Arial" w:hAnsi="Arial" w:cs="Arial"/>
-              </w:rPr>
-              <w:t>&gt;&gt;</w:t>
+              <w:t>&lt;&lt;Beneficio6&gt;&gt;</w:t>
             </w:r>
           </w:p>
         </w:tc>
@@ -2766,19 +2436,7 @@
               <w:rPr>
                 <w:rFonts w:ascii="Arial" w:eastAsia="Arial" w:hAnsi="Arial" w:cs="Arial"/>
               </w:rPr>
-              <w:t>&lt;&lt;Aprendizaje</w:t>
-            </w:r>
-            <w:r>
-              <w:rPr>
-                <w:rFonts w:ascii="Arial" w:eastAsia="Arial" w:hAnsi="Arial" w:cs="Arial"/>
-              </w:rPr>
-              <w:t>7</w:t>
-            </w:r>
-            <w:r>
-              <w:rPr>
-                <w:rFonts w:ascii="Arial" w:eastAsia="Arial" w:hAnsi="Arial" w:cs="Arial"/>
-              </w:rPr>
-              <w:t>&gt;&gt;</w:t>
+              <w:t>&lt;&lt;Aprendizaje7&gt;&gt;</w:t>
             </w:r>
           </w:p>
         </w:tc>
@@ -2803,19 +2461,7 @@
               <w:rPr>
                 <w:rFonts w:ascii="Arial" w:eastAsia="Arial" w:hAnsi="Arial" w:cs="Arial"/>
               </w:rPr>
-              <w:t>&lt;&lt;Beneficio</w:t>
-            </w:r>
-            <w:r>
-              <w:rPr>
-                <w:rFonts w:ascii="Arial" w:eastAsia="Arial" w:hAnsi="Arial" w:cs="Arial"/>
-              </w:rPr>
-              <w:t>7</w:t>
-            </w:r>
-            <w:r>
-              <w:rPr>
-                <w:rFonts w:ascii="Arial" w:eastAsia="Arial" w:hAnsi="Arial" w:cs="Arial"/>
-              </w:rPr>
-              <w:t>&gt;&gt;</w:t>
+              <w:t>&lt;&lt;Beneficio7&gt;&gt;</w:t>
             </w:r>
           </w:p>
         </w:tc>
@@ -2861,19 +2507,7 @@
               <w:rPr>
                 <w:rFonts w:ascii="Arial" w:eastAsia="Arial" w:hAnsi="Arial" w:cs="Arial"/>
               </w:rPr>
-              <w:t>&lt;&lt;Aprendizaje</w:t>
-            </w:r>
-            <w:r>
-              <w:rPr>
-                <w:rFonts w:ascii="Arial" w:eastAsia="Arial" w:hAnsi="Arial" w:cs="Arial"/>
-              </w:rPr>
-              <w:t>8</w:t>
-            </w:r>
-            <w:r>
-              <w:rPr>
-                <w:rFonts w:ascii="Arial" w:eastAsia="Arial" w:hAnsi="Arial" w:cs="Arial"/>
-              </w:rPr>
-              <w:t>&gt;&gt;</w:t>
+              <w:t>&lt;&lt;Aprendizaje8&gt;&gt;</w:t>
             </w:r>
           </w:p>
         </w:tc>
@@ -2898,19 +2532,7 @@
               <w:rPr>
                 <w:rFonts w:ascii="Arial" w:eastAsia="Arial" w:hAnsi="Arial" w:cs="Arial"/>
               </w:rPr>
-              <w:t>&lt;&lt;Beneficio</w:t>
-            </w:r>
-            <w:r>
-              <w:rPr>
-                <w:rFonts w:ascii="Arial" w:eastAsia="Arial" w:hAnsi="Arial" w:cs="Arial"/>
-              </w:rPr>
-              <w:t>8</w:t>
-            </w:r>
-            <w:r>
-              <w:rPr>
-                <w:rFonts w:ascii="Arial" w:eastAsia="Arial" w:hAnsi="Arial" w:cs="Arial"/>
-              </w:rPr>
-              <w:t>&gt;&gt;</w:t>
+              <w:t>&lt;&lt;Beneficio8&gt;&gt;</w:t>
             </w:r>
           </w:p>
         </w:tc>
@@ -3899,15 +3521,9 @@
             <w:shd w:val="clear" w:color="auto" w:fill="D9D9D9" w:themeFill="background1" w:themeFillShade="D9"/>
           </w:tcPr>
           <w:p>
-            <w:pPr>
-              <w:ind w:hanging="2"/>
-              <w:jc w:val="center"/>
-              <w:rPr>
-                <w:rFonts w:ascii="Arial" w:hAnsi="Arial" w:cs="Arial"/>
-                <w:sz w:val="16"/>
-                <w:szCs w:val="16"/>
-              </w:rPr>
-            </w:pPr>
+            <w:r>
+              <w:t>{{ resp1_0 }}</w:t>
+            </w:r>
           </w:p>
         </w:tc>
         <w:tc>
@@ -3916,15 +3532,9 @@
             <w:shd w:val="clear" w:color="auto" w:fill="D9D9D9" w:themeFill="background1" w:themeFillShade="D9"/>
           </w:tcPr>
           <w:p>
-            <w:pPr>
-              <w:ind w:hanging="2"/>
-              <w:jc w:val="center"/>
-              <w:rPr>
-                <w:rFonts w:ascii="Arial" w:hAnsi="Arial" w:cs="Arial"/>
-                <w:sz w:val="16"/>
-                <w:szCs w:val="16"/>
-              </w:rPr>
-            </w:pPr>
+            <w:r>
+              <w:t>{{ resp1_1 }}</w:t>
+            </w:r>
           </w:p>
         </w:tc>
         <w:tc>
@@ -3933,15 +3543,9 @@
             <w:shd w:val="clear" w:color="auto" w:fill="D9D9D9" w:themeFill="background1" w:themeFillShade="D9"/>
           </w:tcPr>
           <w:p>
-            <w:pPr>
-              <w:ind w:hanging="2"/>
-              <w:jc w:val="center"/>
-              <w:rPr>
-                <w:rFonts w:ascii="Arial" w:hAnsi="Arial" w:cs="Arial"/>
-                <w:sz w:val="16"/>
-                <w:szCs w:val="16"/>
-              </w:rPr>
-            </w:pPr>
+            <w:r>
+              <w:t>{{ resp1_2 }}</w:t>
+            </w:r>
           </w:p>
         </w:tc>
         <w:tc>
@@ -3950,15 +3554,9 @@
             <w:shd w:val="clear" w:color="auto" w:fill="D9D9D9" w:themeFill="background1" w:themeFillShade="D9"/>
           </w:tcPr>
           <w:p>
-            <w:pPr>
-              <w:ind w:hanging="2"/>
-              <w:jc w:val="center"/>
-              <w:rPr>
-                <w:rFonts w:ascii="Arial" w:hAnsi="Arial" w:cs="Arial"/>
-                <w:sz w:val="16"/>
-                <w:szCs w:val="16"/>
-              </w:rPr>
-            </w:pPr>
+            <w:r>
+              <w:t>{{ resp1_3 }}</w:t>
+            </w:r>
           </w:p>
         </w:tc>
         <w:tc>
@@ -3967,15 +3565,9 @@
             <w:shd w:val="clear" w:color="auto" w:fill="D9D9D9" w:themeFill="background1" w:themeFillShade="D9"/>
           </w:tcPr>
           <w:p>
-            <w:pPr>
-              <w:ind w:hanging="2"/>
-              <w:jc w:val="center"/>
-              <w:rPr>
-                <w:rFonts w:ascii="Arial" w:hAnsi="Arial" w:cs="Arial"/>
-                <w:sz w:val="16"/>
-                <w:szCs w:val="16"/>
-              </w:rPr>
-            </w:pPr>
+            <w:r>
+              <w:t>{{ resp1_4 }}</w:t>
+            </w:r>
           </w:p>
         </w:tc>
         <w:tc>
@@ -4046,6 +3638,48 @@
                 <w:szCs w:val="16"/>
               </w:rPr>
             </w:pPr>
+            <w:r>
+              <w:rPr>
+                <w:rFonts w:ascii="Arial" w:hAnsi="Arial" w:cs="Arial"/>
+                <w:sz w:val="16"/>
+                <w:szCs w:val="16"/>
+              </w:rPr>
+              <w:t>{</w:t>
+            </w:r>
+            <w:r>
+              <w:rPr>
+                <w:rFonts w:ascii="Arial" w:hAnsi="Arial" w:cs="Arial"/>
+                <w:sz w:val="16"/>
+                <w:szCs w:val="16"/>
+              </w:rPr>
+              <w:t>{</w:t>
+            </w:r>
+            <w:proofErr w:type="spellStart"/>
+            <w:r>
+              <w:rPr>
+                <w:rFonts w:ascii="Arial" w:hAnsi="Arial" w:cs="Arial"/>
+                <w:sz w:val="16"/>
+                <w:szCs w:val="16"/>
+              </w:rPr>
+              <w:t>crit</w:t>
+            </w:r>
+            <w:proofErr w:type="spellEnd"/>
+            <w:r>
+              <w:rPr>
+                <w:rFonts w:ascii="Arial" w:hAnsi="Arial" w:cs="Arial"/>
+                <w:sz w:val="16"/>
+                <w:szCs w:val="16"/>
+              </w:rPr>
+              <w:t xml:space="preserve"> 1-1</w:t>
+            </w:r>
+            <w:r>
+              <w:rPr>
+                <w:rFonts w:ascii="Arial" w:hAnsi="Arial" w:cs="Arial"/>
+                <w:sz w:val="16"/>
+                <w:szCs w:val="16"/>
+              </w:rPr>
+              <w:t>}}</w:t>
+            </w:r>
           </w:p>
         </w:tc>
         <w:tc>
@@ -4064,6 +3698,48 @@
                 <w:szCs w:val="16"/>
               </w:rPr>
             </w:pPr>
+            <w:r>
+              <w:rPr>
+                <w:rFonts w:ascii="Arial" w:hAnsi="Arial" w:cs="Arial"/>
+                <w:sz w:val="16"/>
+                <w:szCs w:val="16"/>
+              </w:rPr>
+              <w:t>{{</w:t>
+            </w:r>
+            <w:proofErr w:type="spellStart"/>
+            <w:r>
+              <w:rPr>
+                <w:rFonts w:ascii="Arial" w:hAnsi="Arial" w:cs="Arial"/>
+                <w:sz w:val="16"/>
+                <w:szCs w:val="16"/>
+              </w:rPr>
+              <w:t>crit</w:t>
+            </w:r>
+            <w:proofErr w:type="spellEnd"/>
+            <w:r>
+              <w:rPr>
+                <w:rFonts w:ascii="Arial" w:hAnsi="Arial" w:cs="Arial"/>
+                <w:sz w:val="16"/>
+                <w:szCs w:val="16"/>
+              </w:rPr>
+              <w:t xml:space="preserve"> 1-</w:t>
+            </w:r>
+            <w:r>
+              <w:rPr>
+                <w:rFonts w:ascii="Arial" w:hAnsi="Arial" w:cs="Arial"/>
+                <w:sz w:val="16"/>
+                <w:szCs w:val="16"/>
+              </w:rPr>
+              <w:t>2</w:t>
+            </w:r>
+            <w:r>
+              <w:rPr>
+                <w:rFonts w:ascii="Arial" w:hAnsi="Arial" w:cs="Arial"/>
+                <w:sz w:val="16"/>
+                <w:szCs w:val="16"/>
+              </w:rPr>
+              <w:t>}}</w:t>
+            </w:r>
           </w:p>
         </w:tc>
         <w:tc>
@@ -4082,6 +3758,48 @@
                 <w:szCs w:val="16"/>
               </w:rPr>
             </w:pPr>
+            <w:r>
+              <w:rPr>
+                <w:rFonts w:ascii="Arial" w:hAnsi="Arial" w:cs="Arial"/>
+                <w:sz w:val="16"/>
+                <w:szCs w:val="16"/>
+              </w:rPr>
+              <w:t>{{</w:t>
+            </w:r>
+            <w:proofErr w:type="spellStart"/>
+            <w:r>
+              <w:rPr>
+                <w:rFonts w:ascii="Arial" w:hAnsi="Arial" w:cs="Arial"/>
+                <w:sz w:val="16"/>
+                <w:szCs w:val="16"/>
+              </w:rPr>
+              <w:t>crit</w:t>
+            </w:r>
+            <w:proofErr w:type="spellEnd"/>
+            <w:r>
+              <w:rPr>
+                <w:rFonts w:ascii="Arial" w:hAnsi="Arial" w:cs="Arial"/>
+                <w:sz w:val="16"/>
+                <w:szCs w:val="16"/>
+              </w:rPr>
+              <w:t xml:space="preserve"> 1-</w:t>
+            </w:r>
+            <w:r>
+              <w:rPr>
+                <w:rFonts w:ascii="Arial" w:hAnsi="Arial" w:cs="Arial"/>
+                <w:sz w:val="16"/>
+                <w:szCs w:val="16"/>
+              </w:rPr>
+              <w:t>3</w:t>
+            </w:r>
+            <w:r>
+              <w:rPr>
+                <w:rFonts w:ascii="Arial" w:hAnsi="Arial" w:cs="Arial"/>
+                <w:sz w:val="16"/>
+                <w:szCs w:val="16"/>
+              </w:rPr>
+              <w:t>}}</w:t>
+            </w:r>
           </w:p>
         </w:tc>
         <w:tc>
@@ -4100,6 +3818,48 @@
                 <w:szCs w:val="16"/>
               </w:rPr>
             </w:pPr>
+            <w:r>
+              <w:rPr>
+                <w:rFonts w:ascii="Arial" w:hAnsi="Arial" w:cs="Arial"/>
+                <w:sz w:val="16"/>
+                <w:szCs w:val="16"/>
+              </w:rPr>
+              <w:t>{{</w:t>
+            </w:r>
+            <w:proofErr w:type="spellStart"/>
+            <w:r>
+              <w:rPr>
+                <w:rFonts w:ascii="Arial" w:hAnsi="Arial" w:cs="Arial"/>
+                <w:sz w:val="16"/>
+                <w:szCs w:val="16"/>
+              </w:rPr>
+              <w:t>crit</w:t>
+            </w:r>
+            <w:proofErr w:type="spellEnd"/>
+            <w:r>
+              <w:rPr>
+                <w:rFonts w:ascii="Arial" w:hAnsi="Arial" w:cs="Arial"/>
+                <w:sz w:val="16"/>
+                <w:szCs w:val="16"/>
+              </w:rPr>
+              <w:t xml:space="preserve"> 1-</w:t>
+            </w:r>
+            <w:r>
+              <w:rPr>
+                <w:rFonts w:ascii="Arial" w:hAnsi="Arial" w:cs="Arial"/>
+                <w:sz w:val="16"/>
+                <w:szCs w:val="16"/>
+              </w:rPr>
+              <w:t>4</w:t>
+            </w:r>
+            <w:r>
+              <w:rPr>
+                <w:rFonts w:ascii="Arial" w:hAnsi="Arial" w:cs="Arial"/>
+                <w:sz w:val="16"/>
+                <w:szCs w:val="16"/>
+              </w:rPr>
+              <w:t>}}</w:t>
+            </w:r>
           </w:p>
         </w:tc>
         <w:tc>
@@ -4118,6 +3878,48 @@
                 <w:szCs w:val="16"/>
               </w:rPr>
             </w:pPr>
+            <w:r>
+              <w:rPr>
+                <w:rFonts w:ascii="Arial" w:hAnsi="Arial" w:cs="Arial"/>
+                <w:sz w:val="16"/>
+                <w:szCs w:val="16"/>
+              </w:rPr>
+              <w:t>{{</w:t>
+            </w:r>
+            <w:proofErr w:type="spellStart"/>
+            <w:r>
+              <w:rPr>
+                <w:rFonts w:ascii="Arial" w:hAnsi="Arial" w:cs="Arial"/>
+                <w:sz w:val="16"/>
+                <w:szCs w:val="16"/>
+              </w:rPr>
+              <w:t>crit</w:t>
+            </w:r>
+            <w:proofErr w:type="spellEnd"/>
+            <w:r>
+              <w:rPr>
+                <w:rFonts w:ascii="Arial" w:hAnsi="Arial" w:cs="Arial"/>
+                <w:sz w:val="16"/>
+                <w:szCs w:val="16"/>
+              </w:rPr>
+              <w:t xml:space="preserve"> 1-</w:t>
+            </w:r>
+            <w:r>
+              <w:rPr>
+                <w:rFonts w:ascii="Arial" w:hAnsi="Arial" w:cs="Arial"/>
+                <w:sz w:val="16"/>
+                <w:szCs w:val="16"/>
+              </w:rPr>
+              <w:t>5</w:t>
+            </w:r>
+            <w:r>
+              <w:rPr>
+                <w:rFonts w:ascii="Arial" w:hAnsi="Arial" w:cs="Arial"/>
+                <w:sz w:val="16"/>
+                <w:szCs w:val="16"/>
+              </w:rPr>
+              <w:t>}}</w:t>
+            </w:r>
           </w:p>
         </w:tc>
       </w:tr>
@@ -4191,15 +3993,9 @@
             <w:shd w:val="clear" w:color="auto" w:fill="auto"/>
           </w:tcPr>
           <w:p>
-            <w:pPr>
-              <w:ind w:hanging="2"/>
-              <w:jc w:val="center"/>
-              <w:rPr>
-                <w:rFonts w:ascii="Arial" w:hAnsi="Arial" w:cs="Arial"/>
-                <w:sz w:val="16"/>
-                <w:szCs w:val="16"/>
-              </w:rPr>
-            </w:pPr>
+            <w:r>
+              <w:t>{{ estu1_0 }}</w:t>
+            </w:r>
           </w:p>
         </w:tc>
         <w:tc>
@@ -4208,15 +4004,9 @@
             <w:shd w:val="clear" w:color="auto" w:fill="auto"/>
           </w:tcPr>
           <w:p>
-            <w:pPr>
-              <w:ind w:hanging="2"/>
-              <w:jc w:val="center"/>
-              <w:rPr>
-                <w:rFonts w:ascii="Arial" w:hAnsi="Arial" w:cs="Arial"/>
-                <w:sz w:val="16"/>
-                <w:szCs w:val="16"/>
-              </w:rPr>
-            </w:pPr>
+            <w:r>
+              <w:t>{{ estu1_1 }}</w:t>
+            </w:r>
           </w:p>
         </w:tc>
         <w:tc>
@@ -4225,15 +4015,9 @@
             <w:shd w:val="clear" w:color="auto" w:fill="auto"/>
           </w:tcPr>
           <w:p>
-            <w:pPr>
-              <w:ind w:hanging="2"/>
-              <w:jc w:val="center"/>
-              <w:rPr>
-                <w:rFonts w:ascii="Arial" w:hAnsi="Arial" w:cs="Arial"/>
-                <w:sz w:val="16"/>
-                <w:szCs w:val="16"/>
-              </w:rPr>
-            </w:pPr>
+            <w:r>
+              <w:t>{{ estu1_2 }}</w:t>
+            </w:r>
           </w:p>
         </w:tc>
         <w:tc>
@@ -4242,15 +4026,9 @@
             <w:shd w:val="clear" w:color="auto" w:fill="auto"/>
           </w:tcPr>
           <w:p>
-            <w:pPr>
-              <w:ind w:hanging="2"/>
-              <w:jc w:val="center"/>
-              <w:rPr>
-                <w:rFonts w:ascii="Arial" w:hAnsi="Arial" w:cs="Arial"/>
-                <w:sz w:val="16"/>
-                <w:szCs w:val="16"/>
-              </w:rPr>
-            </w:pPr>
+            <w:r>
+              <w:t>{{ estu1_3 }}</w:t>
+            </w:r>
           </w:p>
         </w:tc>
         <w:tc>
@@ -4259,15 +4037,9 @@
             <w:shd w:val="clear" w:color="auto" w:fill="auto"/>
           </w:tcPr>
           <w:p>
-            <w:pPr>
-              <w:ind w:hanging="2"/>
-              <w:jc w:val="center"/>
-              <w:rPr>
-                <w:rFonts w:ascii="Arial" w:hAnsi="Arial" w:cs="Arial"/>
-                <w:sz w:val="16"/>
-                <w:szCs w:val="16"/>
-              </w:rPr>
-            </w:pPr>
+            <w:r>
+              <w:t>{{ estu1_4 }}</w:t>
+            </w:r>
           </w:p>
         </w:tc>
         <w:tc>
@@ -4484,15 +4256,13 @@
             <w:shd w:val="clear" w:color="auto" w:fill="D9D9D9" w:themeFill="background1" w:themeFillShade="D9"/>
           </w:tcPr>
           <w:p>
-            <w:pPr>
-              <w:ind w:hanging="2"/>
-              <w:jc w:val="center"/>
-              <w:rPr>
-                <w:rFonts w:ascii="Arial" w:hAnsi="Arial" w:cs="Arial"/>
-                <w:sz w:val="16"/>
-                <w:szCs w:val="16"/>
-              </w:rPr>
-            </w:pPr>
+            <w:r>
+              <w:t>{{ resp</w:t>
+            </w:r>
+            <w:r>
+              <w:lastRenderedPageBreak/>
+              <w:t>2_0 }}</w:t>
+            </w:r>
           </w:p>
         </w:tc>
         <w:tc>
@@ -4501,15 +4271,10 @@
             <w:shd w:val="clear" w:color="auto" w:fill="D9D9D9" w:themeFill="background1" w:themeFillShade="D9"/>
           </w:tcPr>
           <w:p>
-            <w:pPr>
-              <w:ind w:hanging="2"/>
-              <w:jc w:val="center"/>
-              <w:rPr>
-                <w:rFonts w:ascii="Arial" w:hAnsi="Arial" w:cs="Arial"/>
-                <w:sz w:val="16"/>
-                <w:szCs w:val="16"/>
-              </w:rPr>
-            </w:pPr>
+            <w:r>
+              <w:lastRenderedPageBreak/>
+              <w:t>{{ resp2_1 }}</w:t>
+            </w:r>
           </w:p>
         </w:tc>
         <w:tc>
@@ -4518,15 +4283,9 @@
             <w:shd w:val="clear" w:color="auto" w:fill="D9D9D9" w:themeFill="background1" w:themeFillShade="D9"/>
           </w:tcPr>
           <w:p>
-            <w:pPr>
-              <w:ind w:hanging="2"/>
-              <w:jc w:val="center"/>
-              <w:rPr>
-                <w:rFonts w:ascii="Arial" w:hAnsi="Arial" w:cs="Arial"/>
-                <w:sz w:val="16"/>
-                <w:szCs w:val="16"/>
-              </w:rPr>
-            </w:pPr>
+            <w:r>
+              <w:t>{{ resp2_2 }}</w:t>
+            </w:r>
           </w:p>
         </w:tc>
         <w:tc>
@@ -4535,15 +4294,9 @@
             <w:shd w:val="clear" w:color="auto" w:fill="D9D9D9" w:themeFill="background1" w:themeFillShade="D9"/>
           </w:tcPr>
           <w:p>
-            <w:pPr>
-              <w:ind w:hanging="2"/>
-              <w:jc w:val="center"/>
-              <w:rPr>
-                <w:rFonts w:ascii="Arial" w:hAnsi="Arial" w:cs="Arial"/>
-                <w:sz w:val="16"/>
-                <w:szCs w:val="16"/>
-              </w:rPr>
-            </w:pPr>
+            <w:r>
+              <w:t>{{ resp2_3 }}</w:t>
+            </w:r>
           </w:p>
         </w:tc>
         <w:tc>
@@ -4552,15 +4305,9 @@
             <w:shd w:val="clear" w:color="auto" w:fill="D9D9D9" w:themeFill="background1" w:themeFillShade="D9"/>
           </w:tcPr>
           <w:p>
-            <w:pPr>
-              <w:ind w:hanging="2"/>
-              <w:jc w:val="center"/>
-              <w:rPr>
-                <w:rFonts w:ascii="Arial" w:hAnsi="Arial" w:cs="Arial"/>
-                <w:sz w:val="16"/>
-                <w:szCs w:val="16"/>
-              </w:rPr>
-            </w:pPr>
+            <w:r>
+              <w:t>{{ resp2_4 }}</w:t>
+            </w:r>
           </w:p>
         </w:tc>
         <w:tc>
@@ -4631,6 +4378,48 @@
                 <w:szCs w:val="16"/>
               </w:rPr>
             </w:pPr>
+            <w:r>
+              <w:rPr>
+                <w:rFonts w:ascii="Arial" w:hAnsi="Arial" w:cs="Arial"/>
+                <w:sz w:val="16"/>
+                <w:szCs w:val="16"/>
+              </w:rPr>
+              <w:t>{</w:t>
+            </w:r>
+            <w:r>
+              <w:rPr>
+                <w:rFonts w:ascii="Arial" w:hAnsi="Arial" w:cs="Arial"/>
+                <w:sz w:val="16"/>
+                <w:szCs w:val="16"/>
+              </w:rPr>
+              <w:t>{</w:t>
+            </w:r>
+            <w:proofErr w:type="spellStart"/>
+            <w:r>
+              <w:rPr>
+                <w:rFonts w:ascii="Arial" w:hAnsi="Arial" w:cs="Arial"/>
+                <w:sz w:val="16"/>
+                <w:szCs w:val="16"/>
+              </w:rPr>
+              <w:t>crit</w:t>
+            </w:r>
+            <w:proofErr w:type="spellEnd"/>
+            <w:r>
+              <w:rPr>
+                <w:rFonts w:ascii="Arial" w:hAnsi="Arial" w:cs="Arial"/>
+                <w:sz w:val="16"/>
+                <w:szCs w:val="16"/>
+              </w:rPr>
+              <w:t xml:space="preserve"> 2-1</w:t>
+            </w:r>
+            <w:r>
+              <w:rPr>
+                <w:rFonts w:ascii="Arial" w:hAnsi="Arial" w:cs="Arial"/>
+                <w:sz w:val="16"/>
+                <w:szCs w:val="16"/>
+              </w:rPr>
+              <w:t>}}</w:t>
+            </w:r>
           </w:p>
         </w:tc>
         <w:tc>
@@ -4649,6 +4438,64 @@
                 <w:szCs w:val="16"/>
               </w:rPr>
             </w:pPr>
+            <w:r>
+              <w:rPr>
+                <w:rFonts w:ascii="Arial" w:hAnsi="Arial" w:cs="Arial"/>
+                <w:sz w:val="16"/>
+                <w:szCs w:val="16"/>
+              </w:rPr>
+              <w:t>{{</w:t>
+            </w:r>
+            <w:proofErr w:type="spellStart"/>
+            <w:r>
+              <w:rPr>
+                <w:rFonts w:ascii="Arial" w:hAnsi="Arial" w:cs="Arial"/>
+                <w:sz w:val="16"/>
+                <w:szCs w:val="16"/>
+              </w:rPr>
+              <w:t>crit</w:t>
+            </w:r>
+            <w:proofErr w:type="spellEnd"/>
+            <w:r>
+              <w:rPr>
+                <w:rFonts w:ascii="Arial" w:hAnsi="Arial" w:cs="Arial"/>
+                <w:sz w:val="16"/>
+                <w:szCs w:val="16"/>
+              </w:rPr>
+              <w:t xml:space="preserve"> </w:t>
+            </w:r>
+            <w:r>
+              <w:rPr>
+                <w:rFonts w:ascii="Arial" w:hAnsi="Arial" w:cs="Arial"/>
+                <w:sz w:val="16"/>
+                <w:szCs w:val="16"/>
+              </w:rPr>
+              <w:t>2</w:t>
+            </w:r>
+            <w:r>
+              <w:rPr>
+                <w:rFonts w:ascii="Arial" w:hAnsi="Arial" w:cs="Arial"/>
+                <w:sz w:val="16"/>
+                <w:szCs w:val="16"/>
+              </w:rPr>
+              <w:t>-</w:t>
+            </w:r>
+            <w:r>
+              <w:rPr>
+                <w:rFonts w:ascii="Arial" w:hAnsi="Arial" w:cs="Arial"/>
+                <w:sz w:val="16"/>
+                <w:szCs w:val="16"/>
+              </w:rPr>
+              <w:t>2</w:t>
+            </w:r>
+            <w:r>
+              <w:rPr>
+                <w:rFonts w:ascii="Arial" w:hAnsi="Arial" w:cs="Arial"/>
+                <w:sz w:val="16"/>
+                <w:szCs w:val="16"/>
+              </w:rPr>
+              <w:t>}}</w:t>
+            </w:r>
           </w:p>
         </w:tc>
         <w:tc>
@@ -4667,6 +4514,64 @@
                 <w:szCs w:val="16"/>
               </w:rPr>
             </w:pPr>
+            <w:r>
+              <w:rPr>
+                <w:rFonts w:ascii="Arial" w:hAnsi="Arial" w:cs="Arial"/>
+                <w:sz w:val="16"/>
+                <w:szCs w:val="16"/>
+              </w:rPr>
+              <w:t>{{</w:t>
+            </w:r>
+            <w:proofErr w:type="spellStart"/>
+            <w:r>
+              <w:rPr>
+                <w:rFonts w:ascii="Arial" w:hAnsi="Arial" w:cs="Arial"/>
+                <w:sz w:val="16"/>
+                <w:szCs w:val="16"/>
+              </w:rPr>
+              <w:t>crit</w:t>
+            </w:r>
+            <w:proofErr w:type="spellEnd"/>
+            <w:r>
+              <w:rPr>
+                <w:rFonts w:ascii="Arial" w:hAnsi="Arial" w:cs="Arial"/>
+                <w:sz w:val="16"/>
+                <w:szCs w:val="16"/>
+              </w:rPr>
+              <w:t xml:space="preserve"> </w:t>
+            </w:r>
+            <w:r>
+              <w:rPr>
+                <w:rFonts w:ascii="Arial" w:hAnsi="Arial" w:cs="Arial"/>
+                <w:sz w:val="16"/>
+                <w:szCs w:val="16"/>
+              </w:rPr>
+              <w:t>2</w:t>
+            </w:r>
+            <w:r>
+              <w:rPr>
+                <w:rFonts w:ascii="Arial" w:hAnsi="Arial" w:cs="Arial"/>
+                <w:sz w:val="16"/>
+                <w:szCs w:val="16"/>
+              </w:rPr>
+              <w:t>-</w:t>
+            </w:r>
+            <w:r>
+              <w:rPr>
+                <w:rFonts w:ascii="Arial" w:hAnsi="Arial" w:cs="Arial"/>
+                <w:sz w:val="16"/>
+                <w:szCs w:val="16"/>
+              </w:rPr>
+              <w:t>3</w:t>
+            </w:r>
+            <w:r>
+              <w:rPr>
+                <w:rFonts w:ascii="Arial" w:hAnsi="Arial" w:cs="Arial"/>
+                <w:sz w:val="16"/>
+                <w:szCs w:val="16"/>
+              </w:rPr>
+              <w:t>}}</w:t>
+            </w:r>
           </w:p>
         </w:tc>
         <w:tc>
@@ -4685,6 +4590,64 @@
                 <w:szCs w:val="16"/>
               </w:rPr>
             </w:pPr>
+            <w:r>
+              <w:rPr>
+                <w:rFonts w:ascii="Arial" w:hAnsi="Arial" w:cs="Arial"/>
+                <w:sz w:val="16"/>
+                <w:szCs w:val="16"/>
+              </w:rPr>
+              <w:t>{{</w:t>
+            </w:r>
+            <w:proofErr w:type="spellStart"/>
+            <w:r>
+              <w:rPr>
+                <w:rFonts w:ascii="Arial" w:hAnsi="Arial" w:cs="Arial"/>
+                <w:sz w:val="16"/>
+                <w:szCs w:val="16"/>
+              </w:rPr>
+              <w:t>crit</w:t>
+            </w:r>
+            <w:proofErr w:type="spellEnd"/>
+            <w:r>
+              <w:rPr>
+                <w:rFonts w:ascii="Arial" w:hAnsi="Arial" w:cs="Arial"/>
+                <w:sz w:val="16"/>
+                <w:szCs w:val="16"/>
+              </w:rPr>
+              <w:t xml:space="preserve"> </w:t>
+            </w:r>
+            <w:r>
+              <w:rPr>
+                <w:rFonts w:ascii="Arial" w:hAnsi="Arial" w:cs="Arial"/>
+                <w:sz w:val="16"/>
+                <w:szCs w:val="16"/>
+              </w:rPr>
+              <w:t>2</w:t>
+            </w:r>
+            <w:r>
+              <w:rPr>
+                <w:rFonts w:ascii="Arial" w:hAnsi="Arial" w:cs="Arial"/>
+                <w:sz w:val="16"/>
+                <w:szCs w:val="16"/>
+              </w:rPr>
+              <w:t>-</w:t>
+            </w:r>
+            <w:r>
+              <w:rPr>
+                <w:rFonts w:ascii="Arial" w:hAnsi="Arial" w:cs="Arial"/>
+                <w:sz w:val="16"/>
+                <w:szCs w:val="16"/>
+              </w:rPr>
+              <w:t>4</w:t>
+            </w:r>
+            <w:r>
+              <w:rPr>
+                <w:rFonts w:ascii="Arial" w:hAnsi="Arial" w:cs="Arial"/>
+                <w:sz w:val="16"/>
+                <w:szCs w:val="16"/>
+              </w:rPr>
+              <w:t>}}</w:t>
+            </w:r>
           </w:p>
         </w:tc>
         <w:tc>
@@ -4703,6 +4666,64 @@
                 <w:szCs w:val="16"/>
               </w:rPr>
             </w:pPr>
+            <w:r>
+              <w:rPr>
+                <w:rFonts w:ascii="Arial" w:hAnsi="Arial" w:cs="Arial"/>
+                <w:sz w:val="16"/>
+                <w:szCs w:val="16"/>
+              </w:rPr>
+              <w:t>{{</w:t>
+            </w:r>
+            <w:proofErr w:type="spellStart"/>
+            <w:r>
+              <w:rPr>
+                <w:rFonts w:ascii="Arial" w:hAnsi="Arial" w:cs="Arial"/>
+                <w:sz w:val="16"/>
+                <w:szCs w:val="16"/>
+              </w:rPr>
+              <w:t>crit</w:t>
+            </w:r>
+            <w:proofErr w:type="spellEnd"/>
+            <w:r>
+              <w:rPr>
+                <w:rFonts w:ascii="Arial" w:hAnsi="Arial" w:cs="Arial"/>
+                <w:sz w:val="16"/>
+                <w:szCs w:val="16"/>
+              </w:rPr>
+              <w:t xml:space="preserve"> </w:t>
+            </w:r>
+            <w:r>
+              <w:rPr>
+                <w:rFonts w:ascii="Arial" w:hAnsi="Arial" w:cs="Arial"/>
+                <w:sz w:val="16"/>
+                <w:szCs w:val="16"/>
+              </w:rPr>
+              <w:t>2</w:t>
+            </w:r>
+            <w:r>
+              <w:rPr>
+                <w:rFonts w:ascii="Arial" w:hAnsi="Arial" w:cs="Arial"/>
+                <w:sz w:val="16"/>
+                <w:szCs w:val="16"/>
+              </w:rPr>
+              <w:t>-</w:t>
+            </w:r>
+            <w:r>
+              <w:rPr>
+                <w:rFonts w:ascii="Arial" w:hAnsi="Arial" w:cs="Arial"/>
+                <w:sz w:val="16"/>
+                <w:szCs w:val="16"/>
+              </w:rPr>
+              <w:t>5</w:t>
+            </w:r>
+            <w:r>
+              <w:rPr>
+                <w:rFonts w:ascii="Arial" w:hAnsi="Arial" w:cs="Arial"/>
+                <w:sz w:val="16"/>
+                <w:szCs w:val="16"/>
+              </w:rPr>
+              <w:t>}}</w:t>
+            </w:r>
           </w:p>
         </w:tc>
       </w:tr>
@@ -4776,15 +4797,9 @@
             <w:shd w:val="clear" w:color="auto" w:fill="auto"/>
           </w:tcPr>
           <w:p>
-            <w:pPr>
-              <w:ind w:hanging="2"/>
-              <w:jc w:val="center"/>
-              <w:rPr>
-                <w:rFonts w:ascii="Arial" w:hAnsi="Arial" w:cs="Arial"/>
-                <w:sz w:val="16"/>
-                <w:szCs w:val="16"/>
-              </w:rPr>
-            </w:pPr>
+            <w:r>
+              <w:t>{{ estu2_0 }}</w:t>
+            </w:r>
           </w:p>
         </w:tc>
         <w:tc>
@@ -4793,15 +4808,9 @@
             <w:shd w:val="clear" w:color="auto" w:fill="auto"/>
           </w:tcPr>
           <w:p>
-            <w:pPr>
-              <w:ind w:hanging="2"/>
-              <w:jc w:val="center"/>
-              <w:rPr>
-                <w:rFonts w:ascii="Arial" w:hAnsi="Arial" w:cs="Arial"/>
-                <w:sz w:val="16"/>
-                <w:szCs w:val="16"/>
-              </w:rPr>
-            </w:pPr>
+            <w:r>
+              <w:t>{{ estu2_1 }}</w:t>
+            </w:r>
           </w:p>
         </w:tc>
         <w:tc>
@@ -4810,15 +4819,9 @@
             <w:shd w:val="clear" w:color="auto" w:fill="auto"/>
           </w:tcPr>
           <w:p>
-            <w:pPr>
-              <w:ind w:hanging="2"/>
-              <w:jc w:val="center"/>
-              <w:rPr>
-                <w:rFonts w:ascii="Arial" w:hAnsi="Arial" w:cs="Arial"/>
-                <w:sz w:val="16"/>
-                <w:szCs w:val="16"/>
-              </w:rPr>
-            </w:pPr>
+            <w:r>
+              <w:t>{{ estu2_2 }}</w:t>
+            </w:r>
           </w:p>
         </w:tc>
         <w:tc>
@@ -4827,15 +4830,9 @@
             <w:shd w:val="clear" w:color="auto" w:fill="auto"/>
           </w:tcPr>
           <w:p>
-            <w:pPr>
-              <w:ind w:hanging="2"/>
-              <w:jc w:val="center"/>
-              <w:rPr>
-                <w:rFonts w:ascii="Arial" w:hAnsi="Arial" w:cs="Arial"/>
-                <w:sz w:val="16"/>
-                <w:szCs w:val="16"/>
-              </w:rPr>
-            </w:pPr>
+            <w:r>
+              <w:t>{{ estu2_3 }}</w:t>
+            </w:r>
           </w:p>
         </w:tc>
         <w:tc>
@@ -4844,15 +4841,9 @@
             <w:shd w:val="clear" w:color="auto" w:fill="auto"/>
           </w:tcPr>
           <w:p>
-            <w:pPr>
-              <w:ind w:hanging="2"/>
-              <w:jc w:val="center"/>
-              <w:rPr>
-                <w:rFonts w:ascii="Arial" w:hAnsi="Arial" w:cs="Arial"/>
-                <w:sz w:val="16"/>
-                <w:szCs w:val="16"/>
-              </w:rPr>
-            </w:pPr>
+            <w:r>
+              <w:t>{{ estu2_4 }}</w:t>
+            </w:r>
           </w:p>
         </w:tc>
         <w:tc>
@@ -5069,15 +5060,9 @@
             <w:shd w:val="clear" w:color="auto" w:fill="D9D9D9" w:themeFill="background1" w:themeFillShade="D9"/>
           </w:tcPr>
           <w:p>
-            <w:pPr>
-              <w:ind w:hanging="2"/>
-              <w:jc w:val="center"/>
-              <w:rPr>
-                <w:rFonts w:ascii="Arial" w:hAnsi="Arial" w:cs="Arial"/>
-                <w:sz w:val="16"/>
-                <w:szCs w:val="16"/>
-              </w:rPr>
-            </w:pPr>
+            <w:r>
+              <w:t>{{ resp3_0 }}</w:t>
+            </w:r>
           </w:p>
         </w:tc>
         <w:tc>
@@ -5086,15 +5071,9 @@
             <w:shd w:val="clear" w:color="auto" w:fill="D9D9D9" w:themeFill="background1" w:themeFillShade="D9"/>
           </w:tcPr>
           <w:p>
-            <w:pPr>
-              <w:ind w:hanging="2"/>
-              <w:jc w:val="center"/>
-              <w:rPr>
-                <w:rFonts w:ascii="Arial" w:hAnsi="Arial" w:cs="Arial"/>
-                <w:sz w:val="16"/>
-                <w:szCs w:val="16"/>
-              </w:rPr>
-            </w:pPr>
+            <w:r>
+              <w:t>{{ resp3_1 }}</w:t>
+            </w:r>
           </w:p>
         </w:tc>
         <w:tc>
@@ -5103,15 +5082,9 @@
             <w:shd w:val="clear" w:color="auto" w:fill="D9D9D9" w:themeFill="background1" w:themeFillShade="D9"/>
           </w:tcPr>
           <w:p>
-            <w:pPr>
-              <w:ind w:hanging="2"/>
-              <w:jc w:val="center"/>
-              <w:rPr>
-                <w:rFonts w:ascii="Arial" w:hAnsi="Arial" w:cs="Arial"/>
-                <w:sz w:val="16"/>
-                <w:szCs w:val="16"/>
-              </w:rPr>
-            </w:pPr>
+            <w:r>
+              <w:t>{{ resp3_2 }}</w:t>
+            </w:r>
           </w:p>
         </w:tc>
         <w:tc>
@@ -5120,15 +5093,9 @@
             <w:shd w:val="clear" w:color="auto" w:fill="D9D9D9" w:themeFill="background1" w:themeFillShade="D9"/>
           </w:tcPr>
           <w:p>
-            <w:pPr>
-              <w:ind w:hanging="2"/>
-              <w:jc w:val="center"/>
-              <w:rPr>
-                <w:rFonts w:ascii="Arial" w:hAnsi="Arial" w:cs="Arial"/>
-                <w:sz w:val="16"/>
-                <w:szCs w:val="16"/>
-              </w:rPr>
-            </w:pPr>
+            <w:r>
+              <w:t>{{ resp3_3 }}</w:t>
+            </w:r>
           </w:p>
         </w:tc>
         <w:tc>
@@ -5137,15 +5104,9 @@
             <w:shd w:val="clear" w:color="auto" w:fill="D9D9D9" w:themeFill="background1" w:themeFillShade="D9"/>
           </w:tcPr>
           <w:p>
-            <w:pPr>
-              <w:ind w:hanging="2"/>
-              <w:jc w:val="center"/>
-              <w:rPr>
-                <w:rFonts w:ascii="Arial" w:hAnsi="Arial" w:cs="Arial"/>
-                <w:sz w:val="16"/>
-                <w:szCs w:val="16"/>
-              </w:rPr>
-            </w:pPr>
+            <w:r>
+              <w:t>{{ resp3_4 }}</w:t>
+            </w:r>
           </w:p>
         </w:tc>
         <w:tc>
@@ -5216,6 +5177,48 @@
                 <w:szCs w:val="16"/>
               </w:rPr>
             </w:pPr>
+            <w:r>
+              <w:rPr>
+                <w:rFonts w:ascii="Arial" w:hAnsi="Arial" w:cs="Arial"/>
+                <w:sz w:val="16"/>
+                <w:szCs w:val="16"/>
+              </w:rPr>
+              <w:t>{</w:t>
+            </w:r>
+            <w:r>
+              <w:rPr>
+                <w:rFonts w:ascii="Arial" w:hAnsi="Arial" w:cs="Arial"/>
+                <w:sz w:val="16"/>
+                <w:szCs w:val="16"/>
+              </w:rPr>
+              <w:t>{</w:t>
+            </w:r>
+            <w:proofErr w:type="spellStart"/>
+            <w:r>
+              <w:rPr>
+                <w:rFonts w:ascii="Arial" w:hAnsi="Arial" w:cs="Arial"/>
+                <w:sz w:val="16"/>
+                <w:szCs w:val="16"/>
+              </w:rPr>
+              <w:t>crit</w:t>
+            </w:r>
+            <w:proofErr w:type="spellEnd"/>
+            <w:r>
+              <w:rPr>
+                <w:rFonts w:ascii="Arial" w:hAnsi="Arial" w:cs="Arial"/>
+                <w:sz w:val="16"/>
+                <w:szCs w:val="16"/>
+              </w:rPr>
+              <w:t xml:space="preserve"> 3-1</w:t>
+            </w:r>
+            <w:r>
+              <w:rPr>
+                <w:rFonts w:ascii="Arial" w:hAnsi="Arial" w:cs="Arial"/>
+                <w:sz w:val="16"/>
+                <w:szCs w:val="16"/>
+              </w:rPr>
+              <w:t>}}</w:t>
+            </w:r>
           </w:p>
         </w:tc>
         <w:tc>
@@ -5234,6 +5237,64 @@
                 <w:szCs w:val="16"/>
               </w:rPr>
             </w:pPr>
+            <w:r>
+              <w:rPr>
+                <w:rFonts w:ascii="Arial" w:hAnsi="Arial" w:cs="Arial"/>
+                <w:sz w:val="16"/>
+                <w:szCs w:val="16"/>
+              </w:rPr>
+              <w:t>{{</w:t>
+            </w:r>
+            <w:proofErr w:type="spellStart"/>
+            <w:r>
+              <w:rPr>
+                <w:rFonts w:ascii="Arial" w:hAnsi="Arial" w:cs="Arial"/>
+                <w:sz w:val="16"/>
+                <w:szCs w:val="16"/>
+              </w:rPr>
+              <w:t>crit</w:t>
+            </w:r>
+            <w:proofErr w:type="spellEnd"/>
+            <w:r>
+              <w:rPr>
+                <w:rFonts w:ascii="Arial" w:hAnsi="Arial" w:cs="Arial"/>
+                <w:sz w:val="16"/>
+                <w:szCs w:val="16"/>
+              </w:rPr>
+              <w:t xml:space="preserve"> </w:t>
+            </w:r>
+            <w:r>
+              <w:rPr>
+                <w:rFonts w:ascii="Arial" w:hAnsi="Arial" w:cs="Arial"/>
+                <w:sz w:val="16"/>
+                <w:szCs w:val="16"/>
+              </w:rPr>
+              <w:t>3</w:t>
+            </w:r>
+            <w:r>
+              <w:rPr>
+                <w:rFonts w:ascii="Arial" w:hAnsi="Arial" w:cs="Arial"/>
+                <w:sz w:val="16"/>
+                <w:szCs w:val="16"/>
+              </w:rPr>
+              <w:t>-</w:t>
+            </w:r>
+            <w:r>
+              <w:rPr>
+                <w:rFonts w:ascii="Arial" w:hAnsi="Arial" w:cs="Arial"/>
+                <w:sz w:val="16"/>
+                <w:szCs w:val="16"/>
+              </w:rPr>
+              <w:t>2</w:t>
+            </w:r>
+            <w:r>
+              <w:rPr>
+                <w:rFonts w:ascii="Arial" w:hAnsi="Arial" w:cs="Arial"/>
+                <w:sz w:val="16"/>
+                <w:szCs w:val="16"/>
+              </w:rPr>
+              <w:t>}}</w:t>
+            </w:r>
           </w:p>
         </w:tc>
         <w:tc>
@@ -5252,6 +5313,64 @@
                 <w:szCs w:val="16"/>
               </w:rPr>
             </w:pPr>
+            <w:r>
+              <w:rPr>
+                <w:rFonts w:ascii="Arial" w:hAnsi="Arial" w:cs="Arial"/>
+                <w:sz w:val="16"/>
+                <w:szCs w:val="16"/>
+              </w:rPr>
+              <w:t>{{</w:t>
+            </w:r>
+            <w:proofErr w:type="spellStart"/>
+            <w:r>
+              <w:rPr>
+                <w:rFonts w:ascii="Arial" w:hAnsi="Arial" w:cs="Arial"/>
+                <w:sz w:val="16"/>
+                <w:szCs w:val="16"/>
+              </w:rPr>
+              <w:t>crit</w:t>
+            </w:r>
+            <w:proofErr w:type="spellEnd"/>
+            <w:r>
+              <w:rPr>
+                <w:rFonts w:ascii="Arial" w:hAnsi="Arial" w:cs="Arial"/>
+                <w:sz w:val="16"/>
+                <w:szCs w:val="16"/>
+              </w:rPr>
+              <w:t xml:space="preserve"> </w:t>
+            </w:r>
+            <w:r>
+              <w:rPr>
+                <w:rFonts w:ascii="Arial" w:hAnsi="Arial" w:cs="Arial"/>
+                <w:sz w:val="16"/>
+                <w:szCs w:val="16"/>
+              </w:rPr>
+              <w:t>4</w:t>
+            </w:r>
+            <w:r>
+              <w:rPr>
+                <w:rFonts w:ascii="Arial" w:hAnsi="Arial" w:cs="Arial"/>
+                <w:sz w:val="16"/>
+                <w:szCs w:val="16"/>
+              </w:rPr>
+              <w:t>-</w:t>
+            </w:r>
+            <w:r>
+              <w:rPr>
+                <w:rFonts w:ascii="Arial" w:hAnsi="Arial" w:cs="Arial"/>
+                <w:sz w:val="16"/>
+                <w:szCs w:val="16"/>
+              </w:rPr>
+              <w:t>3</w:t>
+            </w:r>
+            <w:r>
+              <w:rPr>
+                <w:rFonts w:ascii="Arial" w:hAnsi="Arial" w:cs="Arial"/>
+                <w:sz w:val="16"/>
+                <w:szCs w:val="16"/>
+              </w:rPr>
+              <w:t>}}</w:t>
+            </w:r>
           </w:p>
         </w:tc>
         <w:tc>
@@ -5270,6 +5389,64 @@
                 <w:szCs w:val="16"/>
               </w:rPr>
             </w:pPr>
+            <w:r>
+              <w:rPr>
+                <w:rFonts w:ascii="Arial" w:hAnsi="Arial" w:cs="Arial"/>
+                <w:sz w:val="16"/>
+                <w:szCs w:val="16"/>
+              </w:rPr>
+              <w:t>{{</w:t>
+            </w:r>
+            <w:proofErr w:type="spellStart"/>
+            <w:r>
+              <w:rPr>
+                <w:rFonts w:ascii="Arial" w:hAnsi="Arial" w:cs="Arial"/>
+                <w:sz w:val="16"/>
+                <w:szCs w:val="16"/>
+              </w:rPr>
+              <w:t>crit</w:t>
+            </w:r>
+            <w:proofErr w:type="spellEnd"/>
+            <w:r>
+              <w:rPr>
+                <w:rFonts w:ascii="Arial" w:hAnsi="Arial" w:cs="Arial"/>
+                <w:sz w:val="16"/>
+                <w:szCs w:val="16"/>
+              </w:rPr>
+              <w:t xml:space="preserve"> </w:t>
+            </w:r>
+            <w:r>
+              <w:rPr>
+                <w:rFonts w:ascii="Arial" w:hAnsi="Arial" w:cs="Arial"/>
+                <w:sz w:val="16"/>
+                <w:szCs w:val="16"/>
+              </w:rPr>
+              <w:t>3</w:t>
+            </w:r>
+            <w:r>
+              <w:rPr>
+                <w:rFonts w:ascii="Arial" w:hAnsi="Arial" w:cs="Arial"/>
+                <w:sz w:val="16"/>
+                <w:szCs w:val="16"/>
+              </w:rPr>
+              <w:t>-</w:t>
+            </w:r>
+            <w:r>
+              <w:rPr>
+                <w:rFonts w:ascii="Arial" w:hAnsi="Arial" w:cs="Arial"/>
+                <w:sz w:val="16"/>
+                <w:szCs w:val="16"/>
+              </w:rPr>
+              <w:t>4</w:t>
+            </w:r>
+            <w:r>
+              <w:rPr>
+                <w:rFonts w:ascii="Arial" w:hAnsi="Arial" w:cs="Arial"/>
+                <w:sz w:val="16"/>
+                <w:szCs w:val="16"/>
+              </w:rPr>
+              <w:t>}}</w:t>
+            </w:r>
           </w:p>
         </w:tc>
         <w:tc>
@@ -5288,6 +5465,64 @@
                 <w:szCs w:val="16"/>
               </w:rPr>
             </w:pPr>
+            <w:r>
+              <w:rPr>
+                <w:rFonts w:ascii="Arial" w:hAnsi="Arial" w:cs="Arial"/>
+                <w:sz w:val="16"/>
+                <w:szCs w:val="16"/>
+              </w:rPr>
+              <w:t>{{</w:t>
+            </w:r>
+            <w:proofErr w:type="spellStart"/>
+            <w:r>
+              <w:rPr>
+                <w:rFonts w:ascii="Arial" w:hAnsi="Arial" w:cs="Arial"/>
+                <w:sz w:val="16"/>
+                <w:szCs w:val="16"/>
+              </w:rPr>
+              <w:t>crit</w:t>
+            </w:r>
+            <w:proofErr w:type="spellEnd"/>
+            <w:r>
+              <w:rPr>
+                <w:rFonts w:ascii="Arial" w:hAnsi="Arial" w:cs="Arial"/>
+                <w:sz w:val="16"/>
+                <w:szCs w:val="16"/>
+              </w:rPr>
+              <w:t xml:space="preserve"> </w:t>
+            </w:r>
+            <w:r>
+              <w:rPr>
+                <w:rFonts w:ascii="Arial" w:hAnsi="Arial" w:cs="Arial"/>
+                <w:sz w:val="16"/>
+                <w:szCs w:val="16"/>
+              </w:rPr>
+              <w:t>4</w:t>
+            </w:r>
+            <w:r>
+              <w:rPr>
+                <w:rFonts w:ascii="Arial" w:hAnsi="Arial" w:cs="Arial"/>
+                <w:sz w:val="16"/>
+                <w:szCs w:val="16"/>
+              </w:rPr>
+              <w:t>-</w:t>
+            </w:r>
+            <w:r>
+              <w:rPr>
+                <w:rFonts w:ascii="Arial" w:hAnsi="Arial" w:cs="Arial"/>
+                <w:sz w:val="16"/>
+                <w:szCs w:val="16"/>
+              </w:rPr>
+              <w:t>5</w:t>
+            </w:r>
+            <w:r>
+              <w:rPr>
+                <w:rFonts w:ascii="Arial" w:hAnsi="Arial" w:cs="Arial"/>
+                <w:sz w:val="16"/>
+                <w:szCs w:val="16"/>
+              </w:rPr>
+              <w:t>}}</w:t>
+            </w:r>
           </w:p>
         </w:tc>
       </w:tr>
@@ -5361,15 +5596,9 @@
             <w:shd w:val="clear" w:color="auto" w:fill="auto"/>
           </w:tcPr>
           <w:p>
-            <w:pPr>
-              <w:ind w:hanging="2"/>
-              <w:jc w:val="center"/>
-              <w:rPr>
-                <w:rFonts w:ascii="Arial" w:hAnsi="Arial" w:cs="Arial"/>
-                <w:sz w:val="16"/>
-                <w:szCs w:val="16"/>
-              </w:rPr>
-            </w:pPr>
+            <w:r>
+              <w:t>{{ estu3_0 }}</w:t>
+            </w:r>
           </w:p>
         </w:tc>
         <w:tc>
@@ -5378,15 +5607,9 @@
             <w:shd w:val="clear" w:color="auto" w:fill="auto"/>
           </w:tcPr>
           <w:p>
-            <w:pPr>
-              <w:ind w:hanging="2"/>
-              <w:jc w:val="center"/>
-              <w:rPr>
-                <w:rFonts w:ascii="Arial" w:hAnsi="Arial" w:cs="Arial"/>
-                <w:sz w:val="16"/>
-                <w:szCs w:val="16"/>
-              </w:rPr>
-            </w:pPr>
+            <w:r>
+              <w:t>{{ estu3_1 }}</w:t>
+            </w:r>
           </w:p>
         </w:tc>
         <w:tc>
@@ -5395,15 +5618,9 @@
             <w:shd w:val="clear" w:color="auto" w:fill="auto"/>
           </w:tcPr>
           <w:p>
-            <w:pPr>
-              <w:ind w:hanging="2"/>
-              <w:jc w:val="center"/>
-              <w:rPr>
-                <w:rFonts w:ascii="Arial" w:hAnsi="Arial" w:cs="Arial"/>
-                <w:sz w:val="16"/>
-                <w:szCs w:val="16"/>
-              </w:rPr>
-            </w:pPr>
+            <w:r>
+              <w:t>{{ estu3_2 }}</w:t>
+            </w:r>
           </w:p>
         </w:tc>
         <w:tc>
@@ -5412,15 +5629,9 @@
             <w:shd w:val="clear" w:color="auto" w:fill="auto"/>
           </w:tcPr>
           <w:p>
-            <w:pPr>
-              <w:ind w:hanging="2"/>
-              <w:jc w:val="center"/>
-              <w:rPr>
-                <w:rFonts w:ascii="Arial" w:hAnsi="Arial" w:cs="Arial"/>
-                <w:sz w:val="16"/>
-                <w:szCs w:val="16"/>
-              </w:rPr>
-            </w:pPr>
+            <w:r>
+              <w:t>{{ estu3_3 }}</w:t>
+            </w:r>
           </w:p>
         </w:tc>
         <w:tc>
@@ -5429,15 +5640,9 @@
             <w:shd w:val="clear" w:color="auto" w:fill="auto"/>
           </w:tcPr>
           <w:p>
-            <w:pPr>
-              <w:ind w:hanging="2"/>
-              <w:jc w:val="center"/>
-              <w:rPr>
-                <w:rFonts w:ascii="Arial" w:hAnsi="Arial" w:cs="Arial"/>
-                <w:sz w:val="16"/>
-                <w:szCs w:val="16"/>
-              </w:rPr>
-            </w:pPr>
+            <w:r>
+              <w:t>{{ estu3_4 }}</w:t>
+            </w:r>
           </w:p>
         </w:tc>
         <w:tc>
@@ -5593,6 +5798,7 @@
                 <w:sz w:val="16"/>
                 <w:szCs w:val="16"/>
               </w:rPr>
+              <w:lastRenderedPageBreak/>
               <w:t>4</w:t>
             </w:r>
           </w:p>
@@ -5654,15 +5860,9 @@
             <w:shd w:val="clear" w:color="auto" w:fill="D9D9D9" w:themeFill="background1" w:themeFillShade="D9"/>
           </w:tcPr>
           <w:p>
-            <w:pPr>
-              <w:ind w:hanging="2"/>
-              <w:jc w:val="center"/>
-              <w:rPr>
-                <w:rFonts w:ascii="Arial" w:hAnsi="Arial" w:cs="Arial"/>
-                <w:sz w:val="16"/>
-                <w:szCs w:val="16"/>
-              </w:rPr>
-            </w:pPr>
+            <w:r>
+              <w:t>{{ resp4_0 }}</w:t>
+            </w:r>
           </w:p>
         </w:tc>
         <w:tc>
@@ -5671,15 +5871,9 @@
             <w:shd w:val="clear" w:color="auto" w:fill="D9D9D9" w:themeFill="background1" w:themeFillShade="D9"/>
           </w:tcPr>
           <w:p>
-            <w:pPr>
-              <w:ind w:hanging="2"/>
-              <w:jc w:val="center"/>
-              <w:rPr>
-                <w:rFonts w:ascii="Arial" w:hAnsi="Arial" w:cs="Arial"/>
-                <w:sz w:val="16"/>
-                <w:szCs w:val="16"/>
-              </w:rPr>
-            </w:pPr>
+            <w:r>
+              <w:t>{{ resp4_1 }}</w:t>
+            </w:r>
           </w:p>
         </w:tc>
         <w:tc>
@@ -5688,15 +5882,9 @@
             <w:shd w:val="clear" w:color="auto" w:fill="D9D9D9" w:themeFill="background1" w:themeFillShade="D9"/>
           </w:tcPr>
           <w:p>
-            <w:pPr>
-              <w:ind w:hanging="2"/>
-              <w:jc w:val="center"/>
-              <w:rPr>
-                <w:rFonts w:ascii="Arial" w:hAnsi="Arial" w:cs="Arial"/>
-                <w:sz w:val="16"/>
-                <w:szCs w:val="16"/>
-              </w:rPr>
-            </w:pPr>
+            <w:r>
+              <w:t>{{ resp4_2 }}</w:t>
+            </w:r>
           </w:p>
         </w:tc>
         <w:tc>
@@ -5705,15 +5893,9 @@
             <w:shd w:val="clear" w:color="auto" w:fill="D9D9D9" w:themeFill="background1" w:themeFillShade="D9"/>
           </w:tcPr>
           <w:p>
-            <w:pPr>
-              <w:ind w:hanging="2"/>
-              <w:jc w:val="center"/>
-              <w:rPr>
-                <w:rFonts w:ascii="Arial" w:hAnsi="Arial" w:cs="Arial"/>
-                <w:sz w:val="16"/>
-                <w:szCs w:val="16"/>
-              </w:rPr>
-            </w:pPr>
+            <w:r>
+              <w:t>{{ resp4_3 }}</w:t>
+            </w:r>
           </w:p>
         </w:tc>
         <w:tc>
@@ -5722,15 +5904,9 @@
             <w:shd w:val="clear" w:color="auto" w:fill="D9D9D9" w:themeFill="background1" w:themeFillShade="D9"/>
           </w:tcPr>
           <w:p>
-            <w:pPr>
-              <w:ind w:hanging="2"/>
-              <w:jc w:val="center"/>
-              <w:rPr>
-                <w:rFonts w:ascii="Arial" w:hAnsi="Arial" w:cs="Arial"/>
-                <w:sz w:val="16"/>
-                <w:szCs w:val="16"/>
-              </w:rPr>
-            </w:pPr>
+            <w:r>
+              <w:t>{{ resp4_4 }}</w:t>
+            </w:r>
           </w:p>
         </w:tc>
         <w:tc>
@@ -5801,6 +5977,48 @@
                 <w:szCs w:val="16"/>
               </w:rPr>
             </w:pPr>
+            <w:r>
+              <w:rPr>
+                <w:rFonts w:ascii="Arial" w:hAnsi="Arial" w:cs="Arial"/>
+                <w:sz w:val="16"/>
+                <w:szCs w:val="16"/>
+              </w:rPr>
+              <w:t>{</w:t>
+            </w:r>
+            <w:r>
+              <w:rPr>
+                <w:rFonts w:ascii="Arial" w:hAnsi="Arial" w:cs="Arial"/>
+                <w:sz w:val="16"/>
+                <w:szCs w:val="16"/>
+              </w:rPr>
+              <w:t>{</w:t>
+            </w:r>
+            <w:proofErr w:type="spellStart"/>
+            <w:r>
+              <w:rPr>
+                <w:rFonts w:ascii="Arial" w:hAnsi="Arial" w:cs="Arial"/>
+                <w:sz w:val="16"/>
+                <w:szCs w:val="16"/>
+              </w:rPr>
+              <w:t>crit</w:t>
+            </w:r>
+            <w:proofErr w:type="spellEnd"/>
+            <w:r>
+              <w:rPr>
+                <w:rFonts w:ascii="Arial" w:hAnsi="Arial" w:cs="Arial"/>
+                <w:sz w:val="16"/>
+                <w:szCs w:val="16"/>
+              </w:rPr>
+              <w:t xml:space="preserve"> 4-1</w:t>
+            </w:r>
+            <w:r>
+              <w:rPr>
+                <w:rFonts w:ascii="Arial" w:hAnsi="Arial" w:cs="Arial"/>
+                <w:sz w:val="16"/>
+                <w:szCs w:val="16"/>
+              </w:rPr>
+              <w:t>}}</w:t>
+            </w:r>
           </w:p>
         </w:tc>
         <w:tc>
@@ -5819,6 +6037,64 @@
                 <w:szCs w:val="16"/>
               </w:rPr>
             </w:pPr>
+            <w:r>
+              <w:rPr>
+                <w:rFonts w:ascii="Arial" w:hAnsi="Arial" w:cs="Arial"/>
+                <w:sz w:val="16"/>
+                <w:szCs w:val="16"/>
+              </w:rPr>
+              <w:t>{{</w:t>
+            </w:r>
+            <w:proofErr w:type="spellStart"/>
+            <w:r>
+              <w:rPr>
+                <w:rFonts w:ascii="Arial" w:hAnsi="Arial" w:cs="Arial"/>
+                <w:sz w:val="16"/>
+                <w:szCs w:val="16"/>
+              </w:rPr>
+              <w:t>crit</w:t>
+            </w:r>
+            <w:proofErr w:type="spellEnd"/>
+            <w:r>
+              <w:rPr>
+                <w:rFonts w:ascii="Arial" w:hAnsi="Arial" w:cs="Arial"/>
+                <w:sz w:val="16"/>
+                <w:szCs w:val="16"/>
+              </w:rPr>
+              <w:t xml:space="preserve"> </w:t>
+            </w:r>
+            <w:r>
+              <w:rPr>
+                <w:rFonts w:ascii="Arial" w:hAnsi="Arial" w:cs="Arial"/>
+                <w:sz w:val="16"/>
+                <w:szCs w:val="16"/>
+              </w:rPr>
+              <w:t>4</w:t>
+            </w:r>
+            <w:r>
+              <w:rPr>
+                <w:rFonts w:ascii="Arial" w:hAnsi="Arial" w:cs="Arial"/>
+                <w:sz w:val="16"/>
+                <w:szCs w:val="16"/>
+              </w:rPr>
+              <w:t>-</w:t>
+            </w:r>
+            <w:r>
+              <w:rPr>
+                <w:rFonts w:ascii="Arial" w:hAnsi="Arial" w:cs="Arial"/>
+                <w:sz w:val="16"/>
+                <w:szCs w:val="16"/>
+              </w:rPr>
+              <w:t>2</w:t>
+            </w:r>
+            <w:r>
+              <w:rPr>
+                <w:rFonts w:ascii="Arial" w:hAnsi="Arial" w:cs="Arial"/>
+                <w:sz w:val="16"/>
+                <w:szCs w:val="16"/>
+              </w:rPr>
+              <w:t>}}</w:t>
+            </w:r>
           </w:p>
         </w:tc>
         <w:tc>
@@ -5837,6 +6113,64 @@
                 <w:szCs w:val="16"/>
               </w:rPr>
             </w:pPr>
+            <w:r>
+              <w:rPr>
+                <w:rFonts w:ascii="Arial" w:hAnsi="Arial" w:cs="Arial"/>
+                <w:sz w:val="16"/>
+                <w:szCs w:val="16"/>
+              </w:rPr>
+              <w:t>{{</w:t>
+            </w:r>
+            <w:proofErr w:type="spellStart"/>
+            <w:r>
+              <w:rPr>
+                <w:rFonts w:ascii="Arial" w:hAnsi="Arial" w:cs="Arial"/>
+                <w:sz w:val="16"/>
+                <w:szCs w:val="16"/>
+              </w:rPr>
+              <w:t>crit</w:t>
+            </w:r>
+            <w:proofErr w:type="spellEnd"/>
+            <w:r>
+              <w:rPr>
+                <w:rFonts w:ascii="Arial" w:hAnsi="Arial" w:cs="Arial"/>
+                <w:sz w:val="16"/>
+                <w:szCs w:val="16"/>
+              </w:rPr>
+              <w:t xml:space="preserve"> </w:t>
+            </w:r>
+            <w:r>
+              <w:rPr>
+                <w:rFonts w:ascii="Arial" w:hAnsi="Arial" w:cs="Arial"/>
+                <w:sz w:val="16"/>
+                <w:szCs w:val="16"/>
+              </w:rPr>
+              <w:t>4</w:t>
+            </w:r>
+            <w:r>
+              <w:rPr>
+                <w:rFonts w:ascii="Arial" w:hAnsi="Arial" w:cs="Arial"/>
+                <w:sz w:val="16"/>
+                <w:szCs w:val="16"/>
+              </w:rPr>
+              <w:t>-</w:t>
+            </w:r>
+            <w:r>
+              <w:rPr>
+                <w:rFonts w:ascii="Arial" w:hAnsi="Arial" w:cs="Arial"/>
+                <w:sz w:val="16"/>
+                <w:szCs w:val="16"/>
+              </w:rPr>
+              <w:t>3</w:t>
+            </w:r>
+            <w:r>
+              <w:rPr>
+                <w:rFonts w:ascii="Arial" w:hAnsi="Arial" w:cs="Arial"/>
+                <w:sz w:val="16"/>
+                <w:szCs w:val="16"/>
+              </w:rPr>
+              <w:t>}}</w:t>
+            </w:r>
           </w:p>
         </w:tc>
         <w:tc>
@@ -5855,6 +6189,64 @@
                 <w:szCs w:val="16"/>
               </w:rPr>
             </w:pPr>
+            <w:r>
+              <w:rPr>
+                <w:rFonts w:ascii="Arial" w:hAnsi="Arial" w:cs="Arial"/>
+                <w:sz w:val="16"/>
+                <w:szCs w:val="16"/>
+              </w:rPr>
+              <w:t>{{</w:t>
+            </w:r>
+            <w:proofErr w:type="spellStart"/>
+            <w:r>
+              <w:rPr>
+                <w:rFonts w:ascii="Arial" w:hAnsi="Arial" w:cs="Arial"/>
+                <w:sz w:val="16"/>
+                <w:szCs w:val="16"/>
+              </w:rPr>
+              <w:t>crit</w:t>
+            </w:r>
+            <w:proofErr w:type="spellEnd"/>
+            <w:r>
+              <w:rPr>
+                <w:rFonts w:ascii="Arial" w:hAnsi="Arial" w:cs="Arial"/>
+                <w:sz w:val="16"/>
+                <w:szCs w:val="16"/>
+              </w:rPr>
+              <w:t xml:space="preserve"> </w:t>
+            </w:r>
+            <w:r>
+              <w:rPr>
+                <w:rFonts w:ascii="Arial" w:hAnsi="Arial" w:cs="Arial"/>
+                <w:sz w:val="16"/>
+                <w:szCs w:val="16"/>
+              </w:rPr>
+              <w:t>4</w:t>
+            </w:r>
+            <w:r>
+              <w:rPr>
+                <w:rFonts w:ascii="Arial" w:hAnsi="Arial" w:cs="Arial"/>
+                <w:sz w:val="16"/>
+                <w:szCs w:val="16"/>
+              </w:rPr>
+              <w:t>-</w:t>
+            </w:r>
+            <w:r>
+              <w:rPr>
+                <w:rFonts w:ascii="Arial" w:hAnsi="Arial" w:cs="Arial"/>
+                <w:sz w:val="16"/>
+                <w:szCs w:val="16"/>
+              </w:rPr>
+              <w:t>4</w:t>
+            </w:r>
+            <w:r>
+              <w:rPr>
+                <w:rFonts w:ascii="Arial" w:hAnsi="Arial" w:cs="Arial"/>
+                <w:sz w:val="16"/>
+                <w:szCs w:val="16"/>
+              </w:rPr>
+              <w:t>}}</w:t>
+            </w:r>
           </w:p>
         </w:tc>
         <w:tc>
@@ -5873,6 +6265,64 @@
                 <w:szCs w:val="16"/>
               </w:rPr>
             </w:pPr>
+            <w:r>
+              <w:rPr>
+                <w:rFonts w:ascii="Arial" w:hAnsi="Arial" w:cs="Arial"/>
+                <w:sz w:val="16"/>
+                <w:szCs w:val="16"/>
+              </w:rPr>
+              <w:t>{{</w:t>
+            </w:r>
+            <w:proofErr w:type="spellStart"/>
+            <w:r>
+              <w:rPr>
+                <w:rFonts w:ascii="Arial" w:hAnsi="Arial" w:cs="Arial"/>
+                <w:sz w:val="16"/>
+                <w:szCs w:val="16"/>
+              </w:rPr>
+              <w:t>crit</w:t>
+            </w:r>
+            <w:proofErr w:type="spellEnd"/>
+            <w:r>
+              <w:rPr>
+                <w:rFonts w:ascii="Arial" w:hAnsi="Arial" w:cs="Arial"/>
+                <w:sz w:val="16"/>
+                <w:szCs w:val="16"/>
+              </w:rPr>
+              <w:t xml:space="preserve"> </w:t>
+            </w:r>
+            <w:r>
+              <w:rPr>
+                <w:rFonts w:ascii="Arial" w:hAnsi="Arial" w:cs="Arial"/>
+                <w:sz w:val="16"/>
+                <w:szCs w:val="16"/>
+              </w:rPr>
+              <w:t>4</w:t>
+            </w:r>
+            <w:r>
+              <w:rPr>
+                <w:rFonts w:ascii="Arial" w:hAnsi="Arial" w:cs="Arial"/>
+                <w:sz w:val="16"/>
+                <w:szCs w:val="16"/>
+              </w:rPr>
+              <w:t>-</w:t>
+            </w:r>
+            <w:r>
+              <w:rPr>
+                <w:rFonts w:ascii="Arial" w:hAnsi="Arial" w:cs="Arial"/>
+                <w:sz w:val="16"/>
+                <w:szCs w:val="16"/>
+              </w:rPr>
+              <w:t>5</w:t>
+            </w:r>
+            <w:r>
+              <w:rPr>
+                <w:rFonts w:ascii="Arial" w:hAnsi="Arial" w:cs="Arial"/>
+                <w:sz w:val="16"/>
+                <w:szCs w:val="16"/>
+              </w:rPr>
+              <w:t>}}</w:t>
+            </w:r>
           </w:p>
         </w:tc>
       </w:tr>
@@ -5946,15 +6396,9 @@
             <w:shd w:val="clear" w:color="auto" w:fill="auto"/>
           </w:tcPr>
           <w:p>
-            <w:pPr>
-              <w:ind w:hanging="2"/>
-              <w:jc w:val="center"/>
-              <w:rPr>
-                <w:rFonts w:ascii="Arial" w:hAnsi="Arial" w:cs="Arial"/>
-                <w:sz w:val="16"/>
-                <w:szCs w:val="16"/>
-              </w:rPr>
-            </w:pPr>
+            <w:r>
+              <w:t>{{ estu4_0 }}</w:t>
+            </w:r>
           </w:p>
         </w:tc>
         <w:tc>
@@ -5963,15 +6407,9 @@
             <w:shd w:val="clear" w:color="auto" w:fill="auto"/>
           </w:tcPr>
           <w:p>
-            <w:pPr>
-              <w:ind w:hanging="2"/>
-              <w:jc w:val="center"/>
-              <w:rPr>
-                <w:rFonts w:ascii="Arial" w:hAnsi="Arial" w:cs="Arial"/>
-                <w:sz w:val="16"/>
-                <w:szCs w:val="16"/>
-              </w:rPr>
-            </w:pPr>
+            <w:r>
+              <w:t>{{ estu4_1 }}</w:t>
+            </w:r>
           </w:p>
         </w:tc>
         <w:tc>
@@ -5980,15 +6418,9 @@
             <w:shd w:val="clear" w:color="auto" w:fill="auto"/>
           </w:tcPr>
           <w:p>
-            <w:pPr>
-              <w:ind w:hanging="2"/>
-              <w:jc w:val="center"/>
-              <w:rPr>
-                <w:rFonts w:ascii="Arial" w:hAnsi="Arial" w:cs="Arial"/>
-                <w:sz w:val="16"/>
-                <w:szCs w:val="16"/>
-              </w:rPr>
-            </w:pPr>
+            <w:r>
+              <w:t>{{ estu4_2 }}</w:t>
+            </w:r>
           </w:p>
         </w:tc>
         <w:tc>
@@ -5997,15 +6429,9 @@
             <w:shd w:val="clear" w:color="auto" w:fill="auto"/>
           </w:tcPr>
           <w:p>
-            <w:pPr>
-              <w:ind w:hanging="2"/>
-              <w:jc w:val="center"/>
-              <w:rPr>
-                <w:rFonts w:ascii="Arial" w:hAnsi="Arial" w:cs="Arial"/>
-                <w:sz w:val="16"/>
-                <w:szCs w:val="16"/>
-              </w:rPr>
-            </w:pPr>
+            <w:r>
+              <w:t>{{ estu4_3 }}</w:t>
+            </w:r>
           </w:p>
         </w:tc>
         <w:tc>
@@ -6014,15 +6440,9 @@
             <w:shd w:val="clear" w:color="auto" w:fill="auto"/>
           </w:tcPr>
           <w:p>
-            <w:pPr>
-              <w:ind w:hanging="2"/>
-              <w:jc w:val="center"/>
-              <w:rPr>
-                <w:rFonts w:ascii="Arial" w:hAnsi="Arial" w:cs="Arial"/>
-                <w:sz w:val="16"/>
-                <w:szCs w:val="16"/>
-              </w:rPr>
-            </w:pPr>
+            <w:r>
+              <w:t>{{ estu4_4 }}</w:t>
+            </w:r>
           </w:p>
         </w:tc>
         <w:tc>
@@ -6239,15 +6659,9 @@
             <w:shd w:val="clear" w:color="auto" w:fill="D9D9D9" w:themeFill="background1" w:themeFillShade="D9"/>
           </w:tcPr>
           <w:p>
-            <w:pPr>
-              <w:ind w:hanging="2"/>
-              <w:jc w:val="center"/>
-              <w:rPr>
-                <w:rFonts w:ascii="Arial" w:hAnsi="Arial" w:cs="Arial"/>
-                <w:sz w:val="16"/>
-                <w:szCs w:val="16"/>
-              </w:rPr>
-            </w:pPr>
+            <w:r>
+              <w:t>{{ resp5_0 }}</w:t>
+            </w:r>
           </w:p>
         </w:tc>
         <w:tc>
@@ -6256,15 +6670,9 @@
             <w:shd w:val="clear" w:color="auto" w:fill="D9D9D9" w:themeFill="background1" w:themeFillShade="D9"/>
           </w:tcPr>
           <w:p>
-            <w:pPr>
-              <w:ind w:hanging="2"/>
-              <w:jc w:val="center"/>
-              <w:rPr>
-                <w:rFonts w:ascii="Arial" w:hAnsi="Arial" w:cs="Arial"/>
-                <w:sz w:val="16"/>
-                <w:szCs w:val="16"/>
-              </w:rPr>
-            </w:pPr>
+            <w:r>
+              <w:t>{{ resp5_1 }}</w:t>
+            </w:r>
           </w:p>
         </w:tc>
         <w:tc>
@@ -6273,15 +6681,9 @@
             <w:shd w:val="clear" w:color="auto" w:fill="D9D9D9" w:themeFill="background1" w:themeFillShade="D9"/>
           </w:tcPr>
           <w:p>
-            <w:pPr>
-              <w:ind w:hanging="2"/>
-              <w:jc w:val="center"/>
-              <w:rPr>
-                <w:rFonts w:ascii="Arial" w:hAnsi="Arial" w:cs="Arial"/>
-                <w:sz w:val="16"/>
-                <w:szCs w:val="16"/>
-              </w:rPr>
-            </w:pPr>
+            <w:r>
+              <w:t>{{ resp5_2 }}</w:t>
+            </w:r>
           </w:p>
         </w:tc>
         <w:tc>
@@ -6290,15 +6692,9 @@
             <w:shd w:val="clear" w:color="auto" w:fill="D9D9D9" w:themeFill="background1" w:themeFillShade="D9"/>
           </w:tcPr>
           <w:p>
-            <w:pPr>
-              <w:ind w:hanging="2"/>
-              <w:jc w:val="center"/>
-              <w:rPr>
-                <w:rFonts w:ascii="Arial" w:hAnsi="Arial" w:cs="Arial"/>
-                <w:sz w:val="16"/>
-                <w:szCs w:val="16"/>
-              </w:rPr>
-            </w:pPr>
+            <w:r>
+              <w:t>{{ resp5_3 }}</w:t>
+            </w:r>
           </w:p>
         </w:tc>
         <w:tc>
@@ -6307,15 +6703,9 @@
             <w:shd w:val="clear" w:color="auto" w:fill="D9D9D9" w:themeFill="background1" w:themeFillShade="D9"/>
           </w:tcPr>
           <w:p>
-            <w:pPr>
-              <w:ind w:hanging="2"/>
-              <w:jc w:val="center"/>
-              <w:rPr>
-                <w:rFonts w:ascii="Arial" w:hAnsi="Arial" w:cs="Arial"/>
-                <w:sz w:val="16"/>
-                <w:szCs w:val="16"/>
-              </w:rPr>
-            </w:pPr>
+            <w:r>
+              <w:t>{{ resp5_4 }}</w:t>
+            </w:r>
           </w:p>
         </w:tc>
         <w:tc>
@@ -6386,6 +6776,48 @@
                 <w:szCs w:val="16"/>
               </w:rPr>
             </w:pPr>
+            <w:r>
+              <w:rPr>
+                <w:rFonts w:ascii="Arial" w:hAnsi="Arial" w:cs="Arial"/>
+                <w:sz w:val="16"/>
+                <w:szCs w:val="16"/>
+              </w:rPr>
+              <w:t>{</w:t>
+            </w:r>
+            <w:r>
+              <w:rPr>
+                <w:rFonts w:ascii="Arial" w:hAnsi="Arial" w:cs="Arial"/>
+                <w:sz w:val="16"/>
+                <w:szCs w:val="16"/>
+              </w:rPr>
+              <w:t>{</w:t>
+            </w:r>
+            <w:proofErr w:type="spellStart"/>
+            <w:r>
+              <w:rPr>
+                <w:rFonts w:ascii="Arial" w:hAnsi="Arial" w:cs="Arial"/>
+                <w:sz w:val="16"/>
+                <w:szCs w:val="16"/>
+              </w:rPr>
+              <w:t>crit</w:t>
+            </w:r>
+            <w:proofErr w:type="spellEnd"/>
+            <w:r>
+              <w:rPr>
+                <w:rFonts w:ascii="Arial" w:hAnsi="Arial" w:cs="Arial"/>
+                <w:sz w:val="16"/>
+                <w:szCs w:val="16"/>
+              </w:rPr>
+              <w:t xml:space="preserve"> 5-1</w:t>
+            </w:r>
+            <w:r>
+              <w:rPr>
+                <w:rFonts w:ascii="Arial" w:hAnsi="Arial" w:cs="Arial"/>
+                <w:sz w:val="16"/>
+                <w:szCs w:val="16"/>
+              </w:rPr>
+              <w:t>}}</w:t>
+            </w:r>
           </w:p>
         </w:tc>
         <w:tc>
@@ -6404,6 +6836,64 @@
                 <w:szCs w:val="16"/>
               </w:rPr>
             </w:pPr>
+            <w:r>
+              <w:rPr>
+                <w:rFonts w:ascii="Arial" w:hAnsi="Arial" w:cs="Arial"/>
+                <w:sz w:val="16"/>
+                <w:szCs w:val="16"/>
+              </w:rPr>
+              <w:t>{{</w:t>
+            </w:r>
+            <w:proofErr w:type="spellStart"/>
+            <w:r>
+              <w:rPr>
+                <w:rFonts w:ascii="Arial" w:hAnsi="Arial" w:cs="Arial"/>
+                <w:sz w:val="16"/>
+                <w:szCs w:val="16"/>
+              </w:rPr>
+              <w:t>crit</w:t>
+            </w:r>
+            <w:proofErr w:type="spellEnd"/>
+            <w:r>
+              <w:rPr>
+                <w:rFonts w:ascii="Arial" w:hAnsi="Arial" w:cs="Arial"/>
+                <w:sz w:val="16"/>
+                <w:szCs w:val="16"/>
+              </w:rPr>
+              <w:t xml:space="preserve"> </w:t>
+            </w:r>
+            <w:r>
+              <w:rPr>
+                <w:rFonts w:ascii="Arial" w:hAnsi="Arial" w:cs="Arial"/>
+                <w:sz w:val="16"/>
+                <w:szCs w:val="16"/>
+              </w:rPr>
+              <w:t>5</w:t>
+            </w:r>
+            <w:r>
+              <w:rPr>
+                <w:rFonts w:ascii="Arial" w:hAnsi="Arial" w:cs="Arial"/>
+                <w:sz w:val="16"/>
+                <w:szCs w:val="16"/>
+              </w:rPr>
+              <w:t>-</w:t>
+            </w:r>
+            <w:r>
+              <w:rPr>
+                <w:rFonts w:ascii="Arial" w:hAnsi="Arial" w:cs="Arial"/>
+                <w:sz w:val="16"/>
+                <w:szCs w:val="16"/>
+              </w:rPr>
+              <w:t>2</w:t>
+            </w:r>
+            <w:r>
+              <w:rPr>
+                <w:rFonts w:ascii="Arial" w:hAnsi="Arial" w:cs="Arial"/>
+                <w:sz w:val="16"/>
+                <w:szCs w:val="16"/>
+              </w:rPr>
+              <w:t>}}</w:t>
+            </w:r>
           </w:p>
         </w:tc>
         <w:tc>
@@ -6422,6 +6912,64 @@
                 <w:szCs w:val="16"/>
               </w:rPr>
             </w:pPr>
+            <w:r>
+              <w:rPr>
+                <w:rFonts w:ascii="Arial" w:hAnsi="Arial" w:cs="Arial"/>
+                <w:sz w:val="16"/>
+                <w:szCs w:val="16"/>
+              </w:rPr>
+              <w:t>{{</w:t>
+            </w:r>
+            <w:proofErr w:type="spellStart"/>
+            <w:r>
+              <w:rPr>
+                <w:rFonts w:ascii="Arial" w:hAnsi="Arial" w:cs="Arial"/>
+                <w:sz w:val="16"/>
+                <w:szCs w:val="16"/>
+              </w:rPr>
+              <w:t>crit</w:t>
+            </w:r>
+            <w:proofErr w:type="spellEnd"/>
+            <w:r>
+              <w:rPr>
+                <w:rFonts w:ascii="Arial" w:hAnsi="Arial" w:cs="Arial"/>
+                <w:sz w:val="16"/>
+                <w:szCs w:val="16"/>
+              </w:rPr>
+              <w:t xml:space="preserve"> </w:t>
+            </w:r>
+            <w:r>
+              <w:rPr>
+                <w:rFonts w:ascii="Arial" w:hAnsi="Arial" w:cs="Arial"/>
+                <w:sz w:val="16"/>
+                <w:szCs w:val="16"/>
+              </w:rPr>
+              <w:t>5</w:t>
+            </w:r>
+            <w:r>
+              <w:rPr>
+                <w:rFonts w:ascii="Arial" w:hAnsi="Arial" w:cs="Arial"/>
+                <w:sz w:val="16"/>
+                <w:szCs w:val="16"/>
+              </w:rPr>
+              <w:t>-</w:t>
+            </w:r>
+            <w:r>
+              <w:rPr>
+                <w:rFonts w:ascii="Arial" w:hAnsi="Arial" w:cs="Arial"/>
+                <w:sz w:val="16"/>
+                <w:szCs w:val="16"/>
+              </w:rPr>
+              <w:t>3</w:t>
+            </w:r>
+            <w:r>
+              <w:rPr>
+                <w:rFonts w:ascii="Arial" w:hAnsi="Arial" w:cs="Arial"/>
+                <w:sz w:val="16"/>
+                <w:szCs w:val="16"/>
+              </w:rPr>
+              <w:t>}}</w:t>
+            </w:r>
           </w:p>
         </w:tc>
         <w:tc>
@@ -6440,6 +6988,64 @@
                 <w:szCs w:val="16"/>
               </w:rPr>
             </w:pPr>
+            <w:r>
+              <w:rPr>
+                <w:rFonts w:ascii="Arial" w:hAnsi="Arial" w:cs="Arial"/>
+                <w:sz w:val="16"/>
+                <w:szCs w:val="16"/>
+              </w:rPr>
+              <w:t>{{</w:t>
+            </w:r>
+            <w:proofErr w:type="spellStart"/>
+            <w:r>
+              <w:rPr>
+                <w:rFonts w:ascii="Arial" w:hAnsi="Arial" w:cs="Arial"/>
+                <w:sz w:val="16"/>
+                <w:szCs w:val="16"/>
+              </w:rPr>
+              <w:t>crit</w:t>
+            </w:r>
+            <w:proofErr w:type="spellEnd"/>
+            <w:r>
+              <w:rPr>
+                <w:rFonts w:ascii="Arial" w:hAnsi="Arial" w:cs="Arial"/>
+                <w:sz w:val="16"/>
+                <w:szCs w:val="16"/>
+              </w:rPr>
+              <w:t xml:space="preserve"> </w:t>
+            </w:r>
+            <w:r>
+              <w:rPr>
+                <w:rFonts w:ascii="Arial" w:hAnsi="Arial" w:cs="Arial"/>
+                <w:sz w:val="16"/>
+                <w:szCs w:val="16"/>
+              </w:rPr>
+              <w:t>5</w:t>
+            </w:r>
+            <w:r>
+              <w:rPr>
+                <w:rFonts w:ascii="Arial" w:hAnsi="Arial" w:cs="Arial"/>
+                <w:sz w:val="16"/>
+                <w:szCs w:val="16"/>
+              </w:rPr>
+              <w:t>-</w:t>
+            </w:r>
+            <w:r>
+              <w:rPr>
+                <w:rFonts w:ascii="Arial" w:hAnsi="Arial" w:cs="Arial"/>
+                <w:sz w:val="16"/>
+                <w:szCs w:val="16"/>
+              </w:rPr>
+              <w:t>4</w:t>
+            </w:r>
+            <w:r>
+              <w:rPr>
+                <w:rFonts w:ascii="Arial" w:hAnsi="Arial" w:cs="Arial"/>
+                <w:sz w:val="16"/>
+                <w:szCs w:val="16"/>
+              </w:rPr>
+              <w:t>}}</w:t>
+            </w:r>
           </w:p>
         </w:tc>
         <w:tc>
@@ -6458,6 +7064,64 @@
                 <w:szCs w:val="16"/>
               </w:rPr>
             </w:pPr>
+            <w:r>
+              <w:rPr>
+                <w:rFonts w:ascii="Arial" w:hAnsi="Arial" w:cs="Arial"/>
+                <w:sz w:val="16"/>
+                <w:szCs w:val="16"/>
+              </w:rPr>
+              <w:t>{{</w:t>
+            </w:r>
+            <w:proofErr w:type="spellStart"/>
+            <w:r>
+              <w:rPr>
+                <w:rFonts w:ascii="Arial" w:hAnsi="Arial" w:cs="Arial"/>
+                <w:sz w:val="16"/>
+                <w:szCs w:val="16"/>
+              </w:rPr>
+              <w:t>crit</w:t>
+            </w:r>
+            <w:proofErr w:type="spellEnd"/>
+            <w:r>
+              <w:rPr>
+                <w:rFonts w:ascii="Arial" w:hAnsi="Arial" w:cs="Arial"/>
+                <w:sz w:val="16"/>
+                <w:szCs w:val="16"/>
+              </w:rPr>
+              <w:t xml:space="preserve"> </w:t>
+            </w:r>
+            <w:r>
+              <w:rPr>
+                <w:rFonts w:ascii="Arial" w:hAnsi="Arial" w:cs="Arial"/>
+                <w:sz w:val="16"/>
+                <w:szCs w:val="16"/>
+              </w:rPr>
+              <w:t>5</w:t>
+            </w:r>
+            <w:r>
+              <w:rPr>
+                <w:rFonts w:ascii="Arial" w:hAnsi="Arial" w:cs="Arial"/>
+                <w:sz w:val="16"/>
+                <w:szCs w:val="16"/>
+              </w:rPr>
+              <w:t>-</w:t>
+            </w:r>
+            <w:r>
+              <w:rPr>
+                <w:rFonts w:ascii="Arial" w:hAnsi="Arial" w:cs="Arial"/>
+                <w:sz w:val="16"/>
+                <w:szCs w:val="16"/>
+              </w:rPr>
+              <w:t>5</w:t>
+            </w:r>
+            <w:r>
+              <w:rPr>
+                <w:rFonts w:ascii="Arial" w:hAnsi="Arial" w:cs="Arial"/>
+                <w:sz w:val="16"/>
+                <w:szCs w:val="16"/>
+              </w:rPr>
+              <w:t>}}</w:t>
+            </w:r>
           </w:p>
         </w:tc>
       </w:tr>
@@ -6531,15 +7195,13 @@
             <w:shd w:val="clear" w:color="auto" w:fill="auto"/>
           </w:tcPr>
           <w:p>
-            <w:pPr>
-              <w:ind w:hanging="2"/>
-              <w:jc w:val="center"/>
-              <w:rPr>
-                <w:rFonts w:ascii="Arial" w:hAnsi="Arial" w:cs="Arial"/>
-                <w:sz w:val="16"/>
-                <w:szCs w:val="16"/>
-              </w:rPr>
-            </w:pPr>
+            <w:r>
+              <w:t>{{ est</w:t>
+            </w:r>
+            <w:r>
+              <w:lastRenderedPageBreak/>
+              <w:t>u5_0 }}</w:t>
+            </w:r>
           </w:p>
         </w:tc>
         <w:tc>
@@ -6548,15 +7210,14 @@
             <w:shd w:val="clear" w:color="auto" w:fill="auto"/>
           </w:tcPr>
           <w:p>
-            <w:pPr>
-              <w:ind w:hanging="2"/>
-              <w:jc w:val="center"/>
-              <w:rPr>
-                <w:rFonts w:ascii="Arial" w:hAnsi="Arial" w:cs="Arial"/>
-                <w:sz w:val="16"/>
-                <w:szCs w:val="16"/>
-              </w:rPr>
-            </w:pPr>
+            <w:r>
+              <w:lastRenderedPageBreak/>
+              <w:t>{{ estu5_</w:t>
+            </w:r>
+            <w:r>
+              <w:lastRenderedPageBreak/>
+              <w:t>1 }}</w:t>
+            </w:r>
           </w:p>
         </w:tc>
         <w:tc>
@@ -6565,15 +7226,14 @@
             <w:shd w:val="clear" w:color="auto" w:fill="auto"/>
           </w:tcPr>
           <w:p>
-            <w:pPr>
-              <w:ind w:hanging="2"/>
-              <w:jc w:val="center"/>
-              <w:rPr>
-                <w:rFonts w:ascii="Arial" w:hAnsi="Arial" w:cs="Arial"/>
-                <w:sz w:val="16"/>
-                <w:szCs w:val="16"/>
-              </w:rPr>
-            </w:pPr>
+            <w:r>
+              <w:lastRenderedPageBreak/>
+              <w:t>{{ estu5_</w:t>
+            </w:r>
+            <w:r>
+              <w:lastRenderedPageBreak/>
+              <w:t>2 }}</w:t>
+            </w:r>
           </w:p>
         </w:tc>
         <w:tc>
@@ -6582,15 +7242,14 @@
             <w:shd w:val="clear" w:color="auto" w:fill="auto"/>
           </w:tcPr>
           <w:p>
-            <w:pPr>
-              <w:ind w:hanging="2"/>
-              <w:jc w:val="center"/>
-              <w:rPr>
-                <w:rFonts w:ascii="Arial" w:hAnsi="Arial" w:cs="Arial"/>
-                <w:sz w:val="16"/>
-                <w:szCs w:val="16"/>
-              </w:rPr>
-            </w:pPr>
+            <w:r>
+              <w:lastRenderedPageBreak/>
+              <w:t>{{ estu5_</w:t>
+            </w:r>
+            <w:r>
+              <w:lastRenderedPageBreak/>
+              <w:t>3 }}</w:t>
+            </w:r>
           </w:p>
         </w:tc>
         <w:tc>
@@ -6599,15 +7258,14 @@
             <w:shd w:val="clear" w:color="auto" w:fill="auto"/>
           </w:tcPr>
           <w:p>
-            <w:pPr>
-              <w:ind w:hanging="2"/>
-              <w:jc w:val="center"/>
-              <w:rPr>
-                <w:rFonts w:ascii="Arial" w:hAnsi="Arial" w:cs="Arial"/>
-                <w:sz w:val="16"/>
-                <w:szCs w:val="16"/>
-              </w:rPr>
-            </w:pPr>
+            <w:r>
+              <w:lastRenderedPageBreak/>
+              <w:t>{{ estu5_</w:t>
+            </w:r>
+            <w:r>
+              <w:lastRenderedPageBreak/>
+              <w:t>4 }}</w:t>
+            </w:r>
           </w:p>
         </w:tc>
         <w:tc>
@@ -6824,15 +7482,9 @@
             <w:shd w:val="clear" w:color="auto" w:fill="D9D9D9" w:themeFill="background1" w:themeFillShade="D9"/>
           </w:tcPr>
           <w:p>
-            <w:pPr>
-              <w:ind w:hanging="2"/>
-              <w:jc w:val="center"/>
-              <w:rPr>
-                <w:rFonts w:ascii="Arial" w:hAnsi="Arial" w:cs="Arial"/>
-                <w:sz w:val="16"/>
-                <w:szCs w:val="16"/>
-              </w:rPr>
-            </w:pPr>
+            <w:r>
+              <w:t>{{ resp6_0 }}</w:t>
+            </w:r>
           </w:p>
         </w:tc>
         <w:tc>
@@ -6841,15 +7493,9 @@
             <w:shd w:val="clear" w:color="auto" w:fill="D9D9D9" w:themeFill="background1" w:themeFillShade="D9"/>
           </w:tcPr>
           <w:p>
-            <w:pPr>
-              <w:ind w:hanging="2"/>
-              <w:jc w:val="center"/>
-              <w:rPr>
-                <w:rFonts w:ascii="Arial" w:hAnsi="Arial" w:cs="Arial"/>
-                <w:sz w:val="16"/>
-                <w:szCs w:val="16"/>
-              </w:rPr>
-            </w:pPr>
+            <w:r>
+              <w:t>{{ resp6_1 }}</w:t>
+            </w:r>
           </w:p>
         </w:tc>
         <w:tc>
@@ -6858,15 +7504,9 @@
             <w:shd w:val="clear" w:color="auto" w:fill="D9D9D9" w:themeFill="background1" w:themeFillShade="D9"/>
           </w:tcPr>
           <w:p>
-            <w:pPr>
-              <w:ind w:hanging="2"/>
-              <w:jc w:val="center"/>
-              <w:rPr>
-                <w:rFonts w:ascii="Arial" w:hAnsi="Arial" w:cs="Arial"/>
-                <w:sz w:val="16"/>
-                <w:szCs w:val="16"/>
-              </w:rPr>
-            </w:pPr>
+            <w:r>
+              <w:t>{{ resp6_2 }}</w:t>
+            </w:r>
           </w:p>
         </w:tc>
         <w:tc>
@@ -6875,15 +7515,9 @@
             <w:shd w:val="clear" w:color="auto" w:fill="D9D9D9" w:themeFill="background1" w:themeFillShade="D9"/>
           </w:tcPr>
           <w:p>
-            <w:pPr>
-              <w:ind w:hanging="2"/>
-              <w:jc w:val="center"/>
-              <w:rPr>
-                <w:rFonts w:ascii="Arial" w:hAnsi="Arial" w:cs="Arial"/>
-                <w:sz w:val="16"/>
-                <w:szCs w:val="16"/>
-              </w:rPr>
-            </w:pPr>
+            <w:r>
+              <w:t>{{ resp6_3 }}</w:t>
+            </w:r>
           </w:p>
         </w:tc>
         <w:tc>
@@ -6892,15 +7526,9 @@
             <w:shd w:val="clear" w:color="auto" w:fill="D9D9D9" w:themeFill="background1" w:themeFillShade="D9"/>
           </w:tcPr>
           <w:p>
-            <w:pPr>
-              <w:ind w:hanging="2"/>
-              <w:jc w:val="center"/>
-              <w:rPr>
-                <w:rFonts w:ascii="Arial" w:hAnsi="Arial" w:cs="Arial"/>
-                <w:sz w:val="16"/>
-                <w:szCs w:val="16"/>
-              </w:rPr>
-            </w:pPr>
+            <w:r>
+              <w:t>{{ resp6_4 }}</w:t>
+            </w:r>
           </w:p>
         </w:tc>
         <w:tc>
@@ -6971,6 +7599,48 @@
                 <w:szCs w:val="16"/>
               </w:rPr>
             </w:pPr>
+            <w:r>
+              <w:rPr>
+                <w:rFonts w:ascii="Arial" w:hAnsi="Arial" w:cs="Arial"/>
+                <w:sz w:val="16"/>
+                <w:szCs w:val="16"/>
+              </w:rPr>
+              <w:t>{</w:t>
+            </w:r>
+            <w:r>
+              <w:rPr>
+                <w:rFonts w:ascii="Arial" w:hAnsi="Arial" w:cs="Arial"/>
+                <w:sz w:val="16"/>
+                <w:szCs w:val="16"/>
+              </w:rPr>
+              <w:t>{</w:t>
+            </w:r>
+            <w:proofErr w:type="spellStart"/>
+            <w:r>
+              <w:rPr>
+                <w:rFonts w:ascii="Arial" w:hAnsi="Arial" w:cs="Arial"/>
+                <w:sz w:val="16"/>
+                <w:szCs w:val="16"/>
+              </w:rPr>
+              <w:t>crit</w:t>
+            </w:r>
+            <w:proofErr w:type="spellEnd"/>
+            <w:r>
+              <w:rPr>
+                <w:rFonts w:ascii="Arial" w:hAnsi="Arial" w:cs="Arial"/>
+                <w:sz w:val="16"/>
+                <w:szCs w:val="16"/>
+              </w:rPr>
+              <w:t xml:space="preserve"> 6-1</w:t>
+            </w:r>
+            <w:r>
+              <w:rPr>
+                <w:rFonts w:ascii="Arial" w:hAnsi="Arial" w:cs="Arial"/>
+                <w:sz w:val="16"/>
+                <w:szCs w:val="16"/>
+              </w:rPr>
+              <w:t>}}</w:t>
+            </w:r>
           </w:p>
         </w:tc>
         <w:tc>
@@ -6989,6 +7659,64 @@
                 <w:szCs w:val="16"/>
               </w:rPr>
             </w:pPr>
+            <w:r>
+              <w:rPr>
+                <w:rFonts w:ascii="Arial" w:hAnsi="Arial" w:cs="Arial"/>
+                <w:sz w:val="16"/>
+                <w:szCs w:val="16"/>
+              </w:rPr>
+              <w:t>{{</w:t>
+            </w:r>
+            <w:proofErr w:type="spellStart"/>
+            <w:r>
+              <w:rPr>
+                <w:rFonts w:ascii="Arial" w:hAnsi="Arial" w:cs="Arial"/>
+                <w:sz w:val="16"/>
+                <w:szCs w:val="16"/>
+              </w:rPr>
+              <w:t>crit</w:t>
+            </w:r>
+            <w:proofErr w:type="spellEnd"/>
+            <w:r>
+              <w:rPr>
+                <w:rFonts w:ascii="Arial" w:hAnsi="Arial" w:cs="Arial"/>
+                <w:sz w:val="16"/>
+                <w:szCs w:val="16"/>
+              </w:rPr>
+              <w:t xml:space="preserve"> </w:t>
+            </w:r>
+            <w:r>
+              <w:rPr>
+                <w:rFonts w:ascii="Arial" w:hAnsi="Arial" w:cs="Arial"/>
+                <w:sz w:val="16"/>
+                <w:szCs w:val="16"/>
+              </w:rPr>
+              <w:t>6</w:t>
+            </w:r>
+            <w:r>
+              <w:rPr>
+                <w:rFonts w:ascii="Arial" w:hAnsi="Arial" w:cs="Arial"/>
+                <w:sz w:val="16"/>
+                <w:szCs w:val="16"/>
+              </w:rPr>
+              <w:t>-</w:t>
+            </w:r>
+            <w:r>
+              <w:rPr>
+                <w:rFonts w:ascii="Arial" w:hAnsi="Arial" w:cs="Arial"/>
+                <w:sz w:val="16"/>
+                <w:szCs w:val="16"/>
+              </w:rPr>
+              <w:t>2</w:t>
+            </w:r>
+            <w:r>
+              <w:rPr>
+                <w:rFonts w:ascii="Arial" w:hAnsi="Arial" w:cs="Arial"/>
+                <w:sz w:val="16"/>
+                <w:szCs w:val="16"/>
+              </w:rPr>
+              <w:t>}}</w:t>
+            </w:r>
           </w:p>
         </w:tc>
         <w:tc>
@@ -7007,6 +7735,64 @@
                 <w:szCs w:val="16"/>
               </w:rPr>
             </w:pPr>
+            <w:r>
+              <w:rPr>
+                <w:rFonts w:ascii="Arial" w:hAnsi="Arial" w:cs="Arial"/>
+                <w:sz w:val="16"/>
+                <w:szCs w:val="16"/>
+              </w:rPr>
+              <w:t>{{</w:t>
+            </w:r>
+            <w:proofErr w:type="spellStart"/>
+            <w:r>
+              <w:rPr>
+                <w:rFonts w:ascii="Arial" w:hAnsi="Arial" w:cs="Arial"/>
+                <w:sz w:val="16"/>
+                <w:szCs w:val="16"/>
+              </w:rPr>
+              <w:t>crit</w:t>
+            </w:r>
+            <w:proofErr w:type="spellEnd"/>
+            <w:r>
+              <w:rPr>
+                <w:rFonts w:ascii="Arial" w:hAnsi="Arial" w:cs="Arial"/>
+                <w:sz w:val="16"/>
+                <w:szCs w:val="16"/>
+              </w:rPr>
+              <w:t xml:space="preserve"> </w:t>
+            </w:r>
+            <w:r>
+              <w:rPr>
+                <w:rFonts w:ascii="Arial" w:hAnsi="Arial" w:cs="Arial"/>
+                <w:sz w:val="16"/>
+                <w:szCs w:val="16"/>
+              </w:rPr>
+              <w:t>6</w:t>
+            </w:r>
+            <w:r>
+              <w:rPr>
+                <w:rFonts w:ascii="Arial" w:hAnsi="Arial" w:cs="Arial"/>
+                <w:sz w:val="16"/>
+                <w:szCs w:val="16"/>
+              </w:rPr>
+              <w:t>-</w:t>
+            </w:r>
+            <w:r>
+              <w:rPr>
+                <w:rFonts w:ascii="Arial" w:hAnsi="Arial" w:cs="Arial"/>
+                <w:sz w:val="16"/>
+                <w:szCs w:val="16"/>
+              </w:rPr>
+              <w:t>3</w:t>
+            </w:r>
+            <w:r>
+              <w:rPr>
+                <w:rFonts w:ascii="Arial" w:hAnsi="Arial" w:cs="Arial"/>
+                <w:sz w:val="16"/>
+                <w:szCs w:val="16"/>
+              </w:rPr>
+              <w:t>}}</w:t>
+            </w:r>
           </w:p>
         </w:tc>
         <w:tc>
@@ -7025,6 +7811,64 @@
                 <w:szCs w:val="16"/>
               </w:rPr>
             </w:pPr>
+            <w:r>
+              <w:rPr>
+                <w:rFonts w:ascii="Arial" w:hAnsi="Arial" w:cs="Arial"/>
+                <w:sz w:val="16"/>
+                <w:szCs w:val="16"/>
+              </w:rPr>
+              <w:t>{{</w:t>
+            </w:r>
+            <w:proofErr w:type="spellStart"/>
+            <w:r>
+              <w:rPr>
+                <w:rFonts w:ascii="Arial" w:hAnsi="Arial" w:cs="Arial"/>
+                <w:sz w:val="16"/>
+                <w:szCs w:val="16"/>
+              </w:rPr>
+              <w:t>crit</w:t>
+            </w:r>
+            <w:proofErr w:type="spellEnd"/>
+            <w:r>
+              <w:rPr>
+                <w:rFonts w:ascii="Arial" w:hAnsi="Arial" w:cs="Arial"/>
+                <w:sz w:val="16"/>
+                <w:szCs w:val="16"/>
+              </w:rPr>
+              <w:t xml:space="preserve"> </w:t>
+            </w:r>
+            <w:r>
+              <w:rPr>
+                <w:rFonts w:ascii="Arial" w:hAnsi="Arial" w:cs="Arial"/>
+                <w:sz w:val="16"/>
+                <w:szCs w:val="16"/>
+              </w:rPr>
+              <w:t>6</w:t>
+            </w:r>
+            <w:r>
+              <w:rPr>
+                <w:rFonts w:ascii="Arial" w:hAnsi="Arial" w:cs="Arial"/>
+                <w:sz w:val="16"/>
+                <w:szCs w:val="16"/>
+              </w:rPr>
+              <w:t>-</w:t>
+            </w:r>
+            <w:r>
+              <w:rPr>
+                <w:rFonts w:ascii="Arial" w:hAnsi="Arial" w:cs="Arial"/>
+                <w:sz w:val="16"/>
+                <w:szCs w:val="16"/>
+              </w:rPr>
+              <w:t>4</w:t>
+            </w:r>
+            <w:r>
+              <w:rPr>
+                <w:rFonts w:ascii="Arial" w:hAnsi="Arial" w:cs="Arial"/>
+                <w:sz w:val="16"/>
+                <w:szCs w:val="16"/>
+              </w:rPr>
+              <w:t>}}</w:t>
+            </w:r>
           </w:p>
         </w:tc>
         <w:tc>
@@ -7043,6 +7887,64 @@
                 <w:szCs w:val="16"/>
               </w:rPr>
             </w:pPr>
+            <w:r>
+              <w:rPr>
+                <w:rFonts w:ascii="Arial" w:hAnsi="Arial" w:cs="Arial"/>
+                <w:sz w:val="16"/>
+                <w:szCs w:val="16"/>
+              </w:rPr>
+              <w:t>{{</w:t>
+            </w:r>
+            <w:proofErr w:type="spellStart"/>
+            <w:r>
+              <w:rPr>
+                <w:rFonts w:ascii="Arial" w:hAnsi="Arial" w:cs="Arial"/>
+                <w:sz w:val="16"/>
+                <w:szCs w:val="16"/>
+              </w:rPr>
+              <w:t>crit</w:t>
+            </w:r>
+            <w:proofErr w:type="spellEnd"/>
+            <w:r>
+              <w:rPr>
+                <w:rFonts w:ascii="Arial" w:hAnsi="Arial" w:cs="Arial"/>
+                <w:sz w:val="16"/>
+                <w:szCs w:val="16"/>
+              </w:rPr>
+              <w:t xml:space="preserve"> </w:t>
+            </w:r>
+            <w:r>
+              <w:rPr>
+                <w:rFonts w:ascii="Arial" w:hAnsi="Arial" w:cs="Arial"/>
+                <w:sz w:val="16"/>
+                <w:szCs w:val="16"/>
+              </w:rPr>
+              <w:t>6</w:t>
+            </w:r>
+            <w:r>
+              <w:rPr>
+                <w:rFonts w:ascii="Arial" w:hAnsi="Arial" w:cs="Arial"/>
+                <w:sz w:val="16"/>
+                <w:szCs w:val="16"/>
+              </w:rPr>
+              <w:t>-</w:t>
+            </w:r>
+            <w:r>
+              <w:rPr>
+                <w:rFonts w:ascii="Arial" w:hAnsi="Arial" w:cs="Arial"/>
+                <w:sz w:val="16"/>
+                <w:szCs w:val="16"/>
+              </w:rPr>
+              <w:t>5</w:t>
+            </w:r>
+            <w:r>
+              <w:rPr>
+                <w:rFonts w:ascii="Arial" w:hAnsi="Arial" w:cs="Arial"/>
+                <w:sz w:val="16"/>
+                <w:szCs w:val="16"/>
+              </w:rPr>
+              <w:t>}}</w:t>
+            </w:r>
           </w:p>
         </w:tc>
       </w:tr>
@@ -7116,15 +8018,9 @@
             <w:shd w:val="clear" w:color="auto" w:fill="auto"/>
           </w:tcPr>
           <w:p>
-            <w:pPr>
-              <w:ind w:hanging="2"/>
-              <w:jc w:val="center"/>
-              <w:rPr>
-                <w:rFonts w:ascii="Arial" w:hAnsi="Arial" w:cs="Arial"/>
-                <w:sz w:val="16"/>
-                <w:szCs w:val="16"/>
-              </w:rPr>
-            </w:pPr>
+            <w:r>
+              <w:t>{{ estu6_0 }}</w:t>
+            </w:r>
           </w:p>
         </w:tc>
         <w:tc>
@@ -7133,15 +8029,9 @@
             <w:shd w:val="clear" w:color="auto" w:fill="auto"/>
           </w:tcPr>
           <w:p>
-            <w:pPr>
-              <w:ind w:hanging="2"/>
-              <w:jc w:val="center"/>
-              <w:rPr>
-                <w:rFonts w:ascii="Arial" w:hAnsi="Arial" w:cs="Arial"/>
-                <w:sz w:val="16"/>
-                <w:szCs w:val="16"/>
-              </w:rPr>
-            </w:pPr>
+            <w:r>
+              <w:t>{{ estu6_1 }}</w:t>
+            </w:r>
           </w:p>
         </w:tc>
         <w:tc>
@@ -7150,15 +8040,9 @@
             <w:shd w:val="clear" w:color="auto" w:fill="auto"/>
           </w:tcPr>
           <w:p>
-            <w:pPr>
-              <w:ind w:hanging="2"/>
-              <w:jc w:val="center"/>
-              <w:rPr>
-                <w:rFonts w:ascii="Arial" w:hAnsi="Arial" w:cs="Arial"/>
-                <w:sz w:val="16"/>
-                <w:szCs w:val="16"/>
-              </w:rPr>
-            </w:pPr>
+            <w:r>
+              <w:t>{{ estu6_2 }}</w:t>
+            </w:r>
           </w:p>
         </w:tc>
         <w:tc>
@@ -7167,15 +8051,9 @@
             <w:shd w:val="clear" w:color="auto" w:fill="auto"/>
           </w:tcPr>
           <w:p>
-            <w:pPr>
-              <w:ind w:hanging="2"/>
-              <w:jc w:val="center"/>
-              <w:rPr>
-                <w:rFonts w:ascii="Arial" w:hAnsi="Arial" w:cs="Arial"/>
-                <w:sz w:val="16"/>
-                <w:szCs w:val="16"/>
-              </w:rPr>
-            </w:pPr>
+            <w:r>
+              <w:t>{{ estu6_3 }}</w:t>
+            </w:r>
           </w:p>
         </w:tc>
         <w:tc>
@@ -7184,15 +8062,9 @@
             <w:shd w:val="clear" w:color="auto" w:fill="auto"/>
           </w:tcPr>
           <w:p>
-            <w:pPr>
-              <w:ind w:hanging="2"/>
-              <w:jc w:val="center"/>
-              <w:rPr>
-                <w:rFonts w:ascii="Arial" w:hAnsi="Arial" w:cs="Arial"/>
-                <w:sz w:val="16"/>
-                <w:szCs w:val="16"/>
-              </w:rPr>
-            </w:pPr>
+            <w:r>
+              <w:t>{{ estu6_4 }}</w:t>
+            </w:r>
           </w:p>
         </w:tc>
         <w:tc>
@@ -7409,15 +8281,13 @@
             <w:shd w:val="clear" w:color="auto" w:fill="D9D9D9" w:themeFill="background1" w:themeFillShade="D9"/>
           </w:tcPr>
           <w:p>
-            <w:pPr>
-              <w:ind w:hanging="2"/>
-              <w:jc w:val="center"/>
-              <w:rPr>
-                <w:rFonts w:ascii="Arial" w:hAnsi="Arial" w:cs="Arial"/>
-                <w:sz w:val="16"/>
-                <w:szCs w:val="16"/>
-              </w:rPr>
-            </w:pPr>
+            <w:r>
+              <w:t xml:space="preserve">{{ resp7_0 </w:t>
+            </w:r>
+            <w:r>
+              <w:lastRenderedPageBreak/>
+              <w:t>}}</w:t>
+            </w:r>
           </w:p>
         </w:tc>
         <w:tc>
@@ -7426,15 +8296,10 @@
             <w:shd w:val="clear" w:color="auto" w:fill="D9D9D9" w:themeFill="background1" w:themeFillShade="D9"/>
           </w:tcPr>
           <w:p>
-            <w:pPr>
-              <w:ind w:hanging="2"/>
-              <w:jc w:val="center"/>
-              <w:rPr>
-                <w:rFonts w:ascii="Arial" w:hAnsi="Arial" w:cs="Arial"/>
-                <w:sz w:val="16"/>
-                <w:szCs w:val="16"/>
-              </w:rPr>
-            </w:pPr>
+            <w:r>
+              <w:lastRenderedPageBreak/>
+              <w:t>{{ resp7_1 }}</w:t>
+            </w:r>
           </w:p>
         </w:tc>
         <w:tc>
@@ -7443,15 +8308,9 @@
             <w:shd w:val="clear" w:color="auto" w:fill="D9D9D9" w:themeFill="background1" w:themeFillShade="D9"/>
           </w:tcPr>
           <w:p>
-            <w:pPr>
-              <w:ind w:hanging="2"/>
-              <w:jc w:val="center"/>
-              <w:rPr>
-                <w:rFonts w:ascii="Arial" w:hAnsi="Arial" w:cs="Arial"/>
-                <w:sz w:val="16"/>
-                <w:szCs w:val="16"/>
-              </w:rPr>
-            </w:pPr>
+            <w:r>
+              <w:t>{{ resp7_2 }}</w:t>
+            </w:r>
           </w:p>
         </w:tc>
         <w:tc>
@@ -7460,15 +8319,9 @@
             <w:shd w:val="clear" w:color="auto" w:fill="D9D9D9" w:themeFill="background1" w:themeFillShade="D9"/>
           </w:tcPr>
           <w:p>
-            <w:pPr>
-              <w:ind w:hanging="2"/>
-              <w:jc w:val="center"/>
-              <w:rPr>
-                <w:rFonts w:ascii="Arial" w:hAnsi="Arial" w:cs="Arial"/>
-                <w:sz w:val="16"/>
-                <w:szCs w:val="16"/>
-              </w:rPr>
-            </w:pPr>
+            <w:r>
+              <w:t>{{ resp7_3 }}</w:t>
+            </w:r>
           </w:p>
         </w:tc>
         <w:tc>
@@ -7477,15 +8330,9 @@
             <w:shd w:val="clear" w:color="auto" w:fill="D9D9D9" w:themeFill="background1" w:themeFillShade="D9"/>
           </w:tcPr>
           <w:p>
-            <w:pPr>
-              <w:ind w:hanging="2"/>
-              <w:jc w:val="center"/>
-              <w:rPr>
-                <w:rFonts w:ascii="Arial" w:hAnsi="Arial" w:cs="Arial"/>
-                <w:sz w:val="16"/>
-                <w:szCs w:val="16"/>
-              </w:rPr>
-            </w:pPr>
+            <w:r>
+              <w:t>{{ resp7_4 }}</w:t>
+            </w:r>
           </w:p>
         </w:tc>
         <w:tc>
@@ -7556,6 +8403,48 @@
                 <w:szCs w:val="16"/>
               </w:rPr>
             </w:pPr>
+            <w:r>
+              <w:rPr>
+                <w:rFonts w:ascii="Arial" w:hAnsi="Arial" w:cs="Arial"/>
+                <w:sz w:val="16"/>
+                <w:szCs w:val="16"/>
+              </w:rPr>
+              <w:t>{</w:t>
+            </w:r>
+            <w:r>
+              <w:rPr>
+                <w:rFonts w:ascii="Arial" w:hAnsi="Arial" w:cs="Arial"/>
+                <w:sz w:val="16"/>
+                <w:szCs w:val="16"/>
+              </w:rPr>
+              <w:t>{</w:t>
+            </w:r>
+            <w:proofErr w:type="spellStart"/>
+            <w:r>
+              <w:rPr>
+                <w:rFonts w:ascii="Arial" w:hAnsi="Arial" w:cs="Arial"/>
+                <w:sz w:val="16"/>
+                <w:szCs w:val="16"/>
+              </w:rPr>
+              <w:t>crit</w:t>
+            </w:r>
+            <w:proofErr w:type="spellEnd"/>
+            <w:r>
+              <w:rPr>
+                <w:rFonts w:ascii="Arial" w:hAnsi="Arial" w:cs="Arial"/>
+                <w:sz w:val="16"/>
+                <w:szCs w:val="16"/>
+              </w:rPr>
+              <w:t xml:space="preserve"> 7-1</w:t>
+            </w:r>
+            <w:r>
+              <w:rPr>
+                <w:rFonts w:ascii="Arial" w:hAnsi="Arial" w:cs="Arial"/>
+                <w:sz w:val="16"/>
+                <w:szCs w:val="16"/>
+              </w:rPr>
+              <w:t>}}</w:t>
+            </w:r>
           </w:p>
         </w:tc>
         <w:tc>
@@ -7574,6 +8463,64 @@
                 <w:szCs w:val="16"/>
               </w:rPr>
             </w:pPr>
+            <w:r>
+              <w:rPr>
+                <w:rFonts w:ascii="Arial" w:hAnsi="Arial" w:cs="Arial"/>
+                <w:sz w:val="16"/>
+                <w:szCs w:val="16"/>
+              </w:rPr>
+              <w:t>{{</w:t>
+            </w:r>
+            <w:proofErr w:type="spellStart"/>
+            <w:r>
+              <w:rPr>
+                <w:rFonts w:ascii="Arial" w:hAnsi="Arial" w:cs="Arial"/>
+                <w:sz w:val="16"/>
+                <w:szCs w:val="16"/>
+              </w:rPr>
+              <w:t>crit</w:t>
+            </w:r>
+            <w:proofErr w:type="spellEnd"/>
+            <w:r>
+              <w:rPr>
+                <w:rFonts w:ascii="Arial" w:hAnsi="Arial" w:cs="Arial"/>
+                <w:sz w:val="16"/>
+                <w:szCs w:val="16"/>
+              </w:rPr>
+              <w:t xml:space="preserve"> </w:t>
+            </w:r>
+            <w:r>
+              <w:rPr>
+                <w:rFonts w:ascii="Arial" w:hAnsi="Arial" w:cs="Arial"/>
+                <w:sz w:val="16"/>
+                <w:szCs w:val="16"/>
+              </w:rPr>
+              <w:t>7</w:t>
+            </w:r>
+            <w:r>
+              <w:rPr>
+                <w:rFonts w:ascii="Arial" w:hAnsi="Arial" w:cs="Arial"/>
+                <w:sz w:val="16"/>
+                <w:szCs w:val="16"/>
+              </w:rPr>
+              <w:t>-</w:t>
+            </w:r>
+            <w:r>
+              <w:rPr>
+                <w:rFonts w:ascii="Arial" w:hAnsi="Arial" w:cs="Arial"/>
+                <w:sz w:val="16"/>
+                <w:szCs w:val="16"/>
+              </w:rPr>
+              <w:t>2</w:t>
+            </w:r>
+            <w:r>
+              <w:rPr>
+                <w:rFonts w:ascii="Arial" w:hAnsi="Arial" w:cs="Arial"/>
+                <w:sz w:val="16"/>
+                <w:szCs w:val="16"/>
+              </w:rPr>
+              <w:t>}}</w:t>
+            </w:r>
           </w:p>
         </w:tc>
         <w:tc>
@@ -7592,6 +8539,64 @@
                 <w:szCs w:val="16"/>
               </w:rPr>
             </w:pPr>
+            <w:r>
+              <w:rPr>
+                <w:rFonts w:ascii="Arial" w:hAnsi="Arial" w:cs="Arial"/>
+                <w:sz w:val="16"/>
+                <w:szCs w:val="16"/>
+              </w:rPr>
+              <w:t>{{</w:t>
+            </w:r>
+            <w:proofErr w:type="spellStart"/>
+            <w:r>
+              <w:rPr>
+                <w:rFonts w:ascii="Arial" w:hAnsi="Arial" w:cs="Arial"/>
+                <w:sz w:val="16"/>
+                <w:szCs w:val="16"/>
+              </w:rPr>
+              <w:t>crit</w:t>
+            </w:r>
+            <w:proofErr w:type="spellEnd"/>
+            <w:r>
+              <w:rPr>
+                <w:rFonts w:ascii="Arial" w:hAnsi="Arial" w:cs="Arial"/>
+                <w:sz w:val="16"/>
+                <w:szCs w:val="16"/>
+              </w:rPr>
+              <w:t xml:space="preserve"> </w:t>
+            </w:r>
+            <w:r>
+              <w:rPr>
+                <w:rFonts w:ascii="Arial" w:hAnsi="Arial" w:cs="Arial"/>
+                <w:sz w:val="16"/>
+                <w:szCs w:val="16"/>
+              </w:rPr>
+              <w:t>7</w:t>
+            </w:r>
+            <w:r>
+              <w:rPr>
+                <w:rFonts w:ascii="Arial" w:hAnsi="Arial" w:cs="Arial"/>
+                <w:sz w:val="16"/>
+                <w:szCs w:val="16"/>
+              </w:rPr>
+              <w:t>-</w:t>
+            </w:r>
+            <w:r>
+              <w:rPr>
+                <w:rFonts w:ascii="Arial" w:hAnsi="Arial" w:cs="Arial"/>
+                <w:sz w:val="16"/>
+                <w:szCs w:val="16"/>
+              </w:rPr>
+              <w:t>3</w:t>
+            </w:r>
+            <w:r>
+              <w:rPr>
+                <w:rFonts w:ascii="Arial" w:hAnsi="Arial" w:cs="Arial"/>
+                <w:sz w:val="16"/>
+                <w:szCs w:val="16"/>
+              </w:rPr>
+              <w:t>}}</w:t>
+            </w:r>
           </w:p>
         </w:tc>
         <w:tc>
@@ -7610,6 +8615,64 @@
                 <w:szCs w:val="16"/>
               </w:rPr>
             </w:pPr>
+            <w:r>
+              <w:rPr>
+                <w:rFonts w:ascii="Arial" w:hAnsi="Arial" w:cs="Arial"/>
+                <w:sz w:val="16"/>
+                <w:szCs w:val="16"/>
+              </w:rPr>
+              <w:t>{{</w:t>
+            </w:r>
+            <w:proofErr w:type="spellStart"/>
+            <w:r>
+              <w:rPr>
+                <w:rFonts w:ascii="Arial" w:hAnsi="Arial" w:cs="Arial"/>
+                <w:sz w:val="16"/>
+                <w:szCs w:val="16"/>
+              </w:rPr>
+              <w:t>crit</w:t>
+            </w:r>
+            <w:proofErr w:type="spellEnd"/>
+            <w:r>
+              <w:rPr>
+                <w:rFonts w:ascii="Arial" w:hAnsi="Arial" w:cs="Arial"/>
+                <w:sz w:val="16"/>
+                <w:szCs w:val="16"/>
+              </w:rPr>
+              <w:t xml:space="preserve"> </w:t>
+            </w:r>
+            <w:r>
+              <w:rPr>
+                <w:rFonts w:ascii="Arial" w:hAnsi="Arial" w:cs="Arial"/>
+                <w:sz w:val="16"/>
+                <w:szCs w:val="16"/>
+              </w:rPr>
+              <w:t>7</w:t>
+            </w:r>
+            <w:r>
+              <w:rPr>
+                <w:rFonts w:ascii="Arial" w:hAnsi="Arial" w:cs="Arial"/>
+                <w:sz w:val="16"/>
+                <w:szCs w:val="16"/>
+              </w:rPr>
+              <w:t>-</w:t>
+            </w:r>
+            <w:r>
+              <w:rPr>
+                <w:rFonts w:ascii="Arial" w:hAnsi="Arial" w:cs="Arial"/>
+                <w:sz w:val="16"/>
+                <w:szCs w:val="16"/>
+              </w:rPr>
+              <w:t>4</w:t>
+            </w:r>
+            <w:r>
+              <w:rPr>
+                <w:rFonts w:ascii="Arial" w:hAnsi="Arial" w:cs="Arial"/>
+                <w:sz w:val="16"/>
+                <w:szCs w:val="16"/>
+              </w:rPr>
+              <w:t>}}</w:t>
+            </w:r>
           </w:p>
         </w:tc>
         <w:tc>
@@ -7628,6 +8691,64 @@
                 <w:szCs w:val="16"/>
               </w:rPr>
             </w:pPr>
+            <w:r>
+              <w:rPr>
+                <w:rFonts w:ascii="Arial" w:hAnsi="Arial" w:cs="Arial"/>
+                <w:sz w:val="16"/>
+                <w:szCs w:val="16"/>
+              </w:rPr>
+              <w:t>{{</w:t>
+            </w:r>
+            <w:proofErr w:type="spellStart"/>
+            <w:r>
+              <w:rPr>
+                <w:rFonts w:ascii="Arial" w:hAnsi="Arial" w:cs="Arial"/>
+                <w:sz w:val="16"/>
+                <w:szCs w:val="16"/>
+              </w:rPr>
+              <w:t>crit</w:t>
+            </w:r>
+            <w:proofErr w:type="spellEnd"/>
+            <w:r>
+              <w:rPr>
+                <w:rFonts w:ascii="Arial" w:hAnsi="Arial" w:cs="Arial"/>
+                <w:sz w:val="16"/>
+                <w:szCs w:val="16"/>
+              </w:rPr>
+              <w:t xml:space="preserve"> </w:t>
+            </w:r>
+            <w:r>
+              <w:rPr>
+                <w:rFonts w:ascii="Arial" w:hAnsi="Arial" w:cs="Arial"/>
+                <w:sz w:val="16"/>
+                <w:szCs w:val="16"/>
+              </w:rPr>
+              <w:t>7</w:t>
+            </w:r>
+            <w:r>
+              <w:rPr>
+                <w:rFonts w:ascii="Arial" w:hAnsi="Arial" w:cs="Arial"/>
+                <w:sz w:val="16"/>
+                <w:szCs w:val="16"/>
+              </w:rPr>
+              <w:t>-</w:t>
+            </w:r>
+            <w:r>
+              <w:rPr>
+                <w:rFonts w:ascii="Arial" w:hAnsi="Arial" w:cs="Arial"/>
+                <w:sz w:val="16"/>
+                <w:szCs w:val="16"/>
+              </w:rPr>
+              <w:t>5</w:t>
+            </w:r>
+            <w:r>
+              <w:rPr>
+                <w:rFonts w:ascii="Arial" w:hAnsi="Arial" w:cs="Arial"/>
+                <w:sz w:val="16"/>
+                <w:szCs w:val="16"/>
+              </w:rPr>
+              <w:t>}}</w:t>
+            </w:r>
           </w:p>
         </w:tc>
       </w:tr>
@@ -7701,15 +8822,9 @@
             <w:shd w:val="clear" w:color="auto" w:fill="auto"/>
           </w:tcPr>
           <w:p>
-            <w:pPr>
-              <w:ind w:hanging="2"/>
-              <w:jc w:val="center"/>
-              <w:rPr>
-                <w:rFonts w:ascii="Arial" w:hAnsi="Arial" w:cs="Arial"/>
-                <w:sz w:val="16"/>
-                <w:szCs w:val="16"/>
-              </w:rPr>
-            </w:pPr>
+            <w:r>
+              <w:t>{{ estu7_0 }}</w:t>
+            </w:r>
           </w:p>
         </w:tc>
         <w:tc>
@@ -7718,15 +8833,9 @@
             <w:shd w:val="clear" w:color="auto" w:fill="auto"/>
           </w:tcPr>
           <w:p>
-            <w:pPr>
-              <w:ind w:hanging="2"/>
-              <w:jc w:val="center"/>
-              <w:rPr>
-                <w:rFonts w:ascii="Arial" w:hAnsi="Arial" w:cs="Arial"/>
-                <w:sz w:val="16"/>
-                <w:szCs w:val="16"/>
-              </w:rPr>
-            </w:pPr>
+            <w:r>
+              <w:t>{{ estu7_1 }}</w:t>
+            </w:r>
           </w:p>
         </w:tc>
         <w:tc>
@@ -7735,15 +8844,9 @@
             <w:shd w:val="clear" w:color="auto" w:fill="auto"/>
           </w:tcPr>
           <w:p>
-            <w:pPr>
-              <w:ind w:hanging="2"/>
-              <w:jc w:val="center"/>
-              <w:rPr>
-                <w:rFonts w:ascii="Arial" w:hAnsi="Arial" w:cs="Arial"/>
-                <w:sz w:val="16"/>
-                <w:szCs w:val="16"/>
-              </w:rPr>
-            </w:pPr>
+            <w:r>
+              <w:t>{{ estu7_2 }}</w:t>
+            </w:r>
           </w:p>
         </w:tc>
         <w:tc>
@@ -7752,15 +8855,9 @@
             <w:shd w:val="clear" w:color="auto" w:fill="auto"/>
           </w:tcPr>
           <w:p>
-            <w:pPr>
-              <w:ind w:hanging="2"/>
-              <w:jc w:val="center"/>
-              <w:rPr>
-                <w:rFonts w:ascii="Arial" w:hAnsi="Arial" w:cs="Arial"/>
-                <w:sz w:val="16"/>
-                <w:szCs w:val="16"/>
-              </w:rPr>
-            </w:pPr>
+            <w:r>
+              <w:t>{{ estu7_3 }}</w:t>
+            </w:r>
           </w:p>
         </w:tc>
         <w:tc>
@@ -7769,15 +8866,9 @@
             <w:shd w:val="clear" w:color="auto" w:fill="auto"/>
           </w:tcPr>
           <w:p>
-            <w:pPr>
-              <w:ind w:hanging="2"/>
-              <w:jc w:val="center"/>
-              <w:rPr>
-                <w:rFonts w:ascii="Arial" w:hAnsi="Arial" w:cs="Arial"/>
-                <w:sz w:val="16"/>
-                <w:szCs w:val="16"/>
-              </w:rPr>
-            </w:pPr>
+            <w:r>
+              <w:t>{{ estu7_4 }}</w:t>
+            </w:r>
           </w:p>
         </w:tc>
         <w:tc>
@@ -7918,21 +9009,19 @@
             <w:shd w:val="clear" w:color="auto" w:fill="D9D9D9" w:themeFill="background1" w:themeFillShade="D9"/>
           </w:tcPr>
           <w:p>
-            <w:pPr>
-              <w:ind w:hanging="2"/>
-              <w:rPr>
-                <w:rFonts w:ascii="Arial" w:hAnsi="Arial" w:cs="Arial"/>
-                <w:sz w:val="16"/>
-                <w:szCs w:val="16"/>
-              </w:rPr>
-            </w:pPr>
-            <w:r>
-              <w:rPr>
-                <w:rFonts w:ascii="Arial" w:hAnsi="Arial" w:cs="Arial"/>
-                <w:sz w:val="16"/>
-                <w:szCs w:val="16"/>
-              </w:rPr>
+            <w:r>
               <w:t>Observaciones del responsable del proyecto:</w:t>
+            </w:r>
+            <w:r>
+              <w:t xml:space="preserve"> {{</w:t>
+            </w:r>
+            <w:proofErr w:type="spellStart"/>
+            <w:r>
+              <w:t>Observaciones_Encargado</w:t>
+            </w:r>
+            <w:proofErr w:type="spellEnd"/>
+            <w:r>
+              <w:t>}}</w:t>
             </w:r>
           </w:p>
         </w:tc>
@@ -8002,6 +9091,48 @@
                 <w:szCs w:val="16"/>
               </w:rPr>
             </w:pPr>
+            <w:r>
+              <w:rPr>
+                <w:rFonts w:ascii="Arial" w:hAnsi="Arial" w:cs="Arial"/>
+                <w:sz w:val="16"/>
+                <w:szCs w:val="16"/>
+              </w:rPr>
+              <w:t>{</w:t>
+            </w:r>
+            <w:r>
+              <w:rPr>
+                <w:rFonts w:ascii="Arial" w:hAnsi="Arial" w:cs="Arial"/>
+                <w:sz w:val="16"/>
+                <w:szCs w:val="16"/>
+              </w:rPr>
+              <w:t>{</w:t>
+            </w:r>
+            <w:proofErr w:type="spellStart"/>
+            <w:r>
+              <w:rPr>
+                <w:rFonts w:ascii="Arial" w:hAnsi="Arial" w:cs="Arial"/>
+                <w:sz w:val="16"/>
+                <w:szCs w:val="16"/>
+              </w:rPr>
+              <w:t>crit</w:t>
+            </w:r>
+            <w:proofErr w:type="spellEnd"/>
+            <w:r>
+              <w:rPr>
+                <w:rFonts w:ascii="Arial" w:hAnsi="Arial" w:cs="Arial"/>
+                <w:sz w:val="16"/>
+                <w:szCs w:val="16"/>
+              </w:rPr>
+              <w:t xml:space="preserve"> 8-1</w:t>
+            </w:r>
+            <w:r>
+              <w:rPr>
+                <w:rFonts w:ascii="Arial" w:hAnsi="Arial" w:cs="Arial"/>
+                <w:sz w:val="16"/>
+                <w:szCs w:val="16"/>
+              </w:rPr>
+              <w:t>}}</w:t>
+            </w:r>
           </w:p>
         </w:tc>
         <w:tc>
@@ -8019,6 +9150,64 @@
                 <w:szCs w:val="16"/>
               </w:rPr>
             </w:pPr>
+            <w:r>
+              <w:rPr>
+                <w:rFonts w:ascii="Arial" w:hAnsi="Arial" w:cs="Arial"/>
+                <w:sz w:val="16"/>
+                <w:szCs w:val="16"/>
+              </w:rPr>
+              <w:t>{{</w:t>
+            </w:r>
+            <w:proofErr w:type="spellStart"/>
+            <w:r>
+              <w:rPr>
+                <w:rFonts w:ascii="Arial" w:hAnsi="Arial" w:cs="Arial"/>
+                <w:sz w:val="16"/>
+                <w:szCs w:val="16"/>
+              </w:rPr>
+              <w:t>crit</w:t>
+            </w:r>
+            <w:proofErr w:type="spellEnd"/>
+            <w:r>
+              <w:rPr>
+                <w:rFonts w:ascii="Arial" w:hAnsi="Arial" w:cs="Arial"/>
+                <w:sz w:val="16"/>
+                <w:szCs w:val="16"/>
+              </w:rPr>
+              <w:t xml:space="preserve"> </w:t>
+            </w:r>
+            <w:r>
+              <w:rPr>
+                <w:rFonts w:ascii="Arial" w:hAnsi="Arial" w:cs="Arial"/>
+                <w:sz w:val="16"/>
+                <w:szCs w:val="16"/>
+              </w:rPr>
+              <w:t>8</w:t>
+            </w:r>
+            <w:r>
+              <w:rPr>
+                <w:rFonts w:ascii="Arial" w:hAnsi="Arial" w:cs="Arial"/>
+                <w:sz w:val="16"/>
+                <w:szCs w:val="16"/>
+              </w:rPr>
+              <w:t>-</w:t>
+            </w:r>
+            <w:r>
+              <w:rPr>
+                <w:rFonts w:ascii="Arial" w:hAnsi="Arial" w:cs="Arial"/>
+                <w:sz w:val="16"/>
+                <w:szCs w:val="16"/>
+              </w:rPr>
+              <w:t>2</w:t>
+            </w:r>
+            <w:r>
+              <w:rPr>
+                <w:rFonts w:ascii="Arial" w:hAnsi="Arial" w:cs="Arial"/>
+                <w:sz w:val="16"/>
+                <w:szCs w:val="16"/>
+              </w:rPr>
+              <w:t>}}</w:t>
+            </w:r>
           </w:p>
         </w:tc>
         <w:tc>
@@ -8036,6 +9225,64 @@
                 <w:szCs w:val="16"/>
               </w:rPr>
             </w:pPr>
+            <w:r>
+              <w:rPr>
+                <w:rFonts w:ascii="Arial" w:hAnsi="Arial" w:cs="Arial"/>
+                <w:sz w:val="16"/>
+                <w:szCs w:val="16"/>
+              </w:rPr>
+              <w:t>{{</w:t>
+            </w:r>
+            <w:proofErr w:type="spellStart"/>
+            <w:r>
+              <w:rPr>
+                <w:rFonts w:ascii="Arial" w:hAnsi="Arial" w:cs="Arial"/>
+                <w:sz w:val="16"/>
+                <w:szCs w:val="16"/>
+              </w:rPr>
+              <w:t>crit</w:t>
+            </w:r>
+            <w:proofErr w:type="spellEnd"/>
+            <w:r>
+              <w:rPr>
+                <w:rFonts w:ascii="Arial" w:hAnsi="Arial" w:cs="Arial"/>
+                <w:sz w:val="16"/>
+                <w:szCs w:val="16"/>
+              </w:rPr>
+              <w:t xml:space="preserve"> </w:t>
+            </w:r>
+            <w:r>
+              <w:rPr>
+                <w:rFonts w:ascii="Arial" w:hAnsi="Arial" w:cs="Arial"/>
+                <w:sz w:val="16"/>
+                <w:szCs w:val="16"/>
+              </w:rPr>
+              <w:t>8</w:t>
+            </w:r>
+            <w:r>
+              <w:rPr>
+                <w:rFonts w:ascii="Arial" w:hAnsi="Arial" w:cs="Arial"/>
+                <w:sz w:val="16"/>
+                <w:szCs w:val="16"/>
+              </w:rPr>
+              <w:t>-</w:t>
+            </w:r>
+            <w:r>
+              <w:rPr>
+                <w:rFonts w:ascii="Arial" w:hAnsi="Arial" w:cs="Arial"/>
+                <w:sz w:val="16"/>
+                <w:szCs w:val="16"/>
+              </w:rPr>
+              <w:t>3</w:t>
+            </w:r>
+            <w:r>
+              <w:rPr>
+                <w:rFonts w:ascii="Arial" w:hAnsi="Arial" w:cs="Arial"/>
+                <w:sz w:val="16"/>
+                <w:szCs w:val="16"/>
+              </w:rPr>
+              <w:t>}}</w:t>
+            </w:r>
           </w:p>
         </w:tc>
         <w:tc>
@@ -8053,6 +9300,64 @@
                 <w:szCs w:val="16"/>
               </w:rPr>
             </w:pPr>
+            <w:r>
+              <w:rPr>
+                <w:rFonts w:ascii="Arial" w:hAnsi="Arial" w:cs="Arial"/>
+                <w:sz w:val="16"/>
+                <w:szCs w:val="16"/>
+              </w:rPr>
+              <w:t>{{</w:t>
+            </w:r>
+            <w:proofErr w:type="spellStart"/>
+            <w:r>
+              <w:rPr>
+                <w:rFonts w:ascii="Arial" w:hAnsi="Arial" w:cs="Arial"/>
+                <w:sz w:val="16"/>
+                <w:szCs w:val="16"/>
+              </w:rPr>
+              <w:t>crit</w:t>
+            </w:r>
+            <w:proofErr w:type="spellEnd"/>
+            <w:r>
+              <w:rPr>
+                <w:rFonts w:ascii="Arial" w:hAnsi="Arial" w:cs="Arial"/>
+                <w:sz w:val="16"/>
+                <w:szCs w:val="16"/>
+              </w:rPr>
+              <w:t xml:space="preserve"> </w:t>
+            </w:r>
+            <w:r>
+              <w:rPr>
+                <w:rFonts w:ascii="Arial" w:hAnsi="Arial" w:cs="Arial"/>
+                <w:sz w:val="16"/>
+                <w:szCs w:val="16"/>
+              </w:rPr>
+              <w:t>8</w:t>
+            </w:r>
+            <w:r>
+              <w:rPr>
+                <w:rFonts w:ascii="Arial" w:hAnsi="Arial" w:cs="Arial"/>
+                <w:sz w:val="16"/>
+                <w:szCs w:val="16"/>
+              </w:rPr>
+              <w:t>-</w:t>
+            </w:r>
+            <w:r>
+              <w:rPr>
+                <w:rFonts w:ascii="Arial" w:hAnsi="Arial" w:cs="Arial"/>
+                <w:sz w:val="16"/>
+                <w:szCs w:val="16"/>
+              </w:rPr>
+              <w:t>4</w:t>
+            </w:r>
+            <w:r>
+              <w:rPr>
+                <w:rFonts w:ascii="Arial" w:hAnsi="Arial" w:cs="Arial"/>
+                <w:sz w:val="16"/>
+                <w:szCs w:val="16"/>
+              </w:rPr>
+              <w:t>}}</w:t>
+            </w:r>
           </w:p>
         </w:tc>
         <w:tc>
@@ -8070,6 +9375,64 @@
                 <w:szCs w:val="16"/>
               </w:rPr>
             </w:pPr>
+            <w:r>
+              <w:rPr>
+                <w:rFonts w:ascii="Arial" w:hAnsi="Arial" w:cs="Arial"/>
+                <w:sz w:val="16"/>
+                <w:szCs w:val="16"/>
+              </w:rPr>
+              <w:t>{{</w:t>
+            </w:r>
+            <w:proofErr w:type="spellStart"/>
+            <w:r>
+              <w:rPr>
+                <w:rFonts w:ascii="Arial" w:hAnsi="Arial" w:cs="Arial"/>
+                <w:sz w:val="16"/>
+                <w:szCs w:val="16"/>
+              </w:rPr>
+              <w:t>crit</w:t>
+            </w:r>
+            <w:proofErr w:type="spellEnd"/>
+            <w:r>
+              <w:rPr>
+                <w:rFonts w:ascii="Arial" w:hAnsi="Arial" w:cs="Arial"/>
+                <w:sz w:val="16"/>
+                <w:szCs w:val="16"/>
+              </w:rPr>
+              <w:t xml:space="preserve"> </w:t>
+            </w:r>
+            <w:r>
+              <w:rPr>
+                <w:rFonts w:ascii="Arial" w:hAnsi="Arial" w:cs="Arial"/>
+                <w:sz w:val="16"/>
+                <w:szCs w:val="16"/>
+              </w:rPr>
+              <w:t>8</w:t>
+            </w:r>
+            <w:r>
+              <w:rPr>
+                <w:rFonts w:ascii="Arial" w:hAnsi="Arial" w:cs="Arial"/>
+                <w:sz w:val="16"/>
+                <w:szCs w:val="16"/>
+              </w:rPr>
+              <w:t>-</w:t>
+            </w:r>
+            <w:r>
+              <w:rPr>
+                <w:rFonts w:ascii="Arial" w:hAnsi="Arial" w:cs="Arial"/>
+                <w:sz w:val="16"/>
+                <w:szCs w:val="16"/>
+              </w:rPr>
+              <w:t>5</w:t>
+            </w:r>
+            <w:r>
+              <w:rPr>
+                <w:rFonts w:ascii="Arial" w:hAnsi="Arial" w:cs="Arial"/>
+                <w:sz w:val="16"/>
+                <w:szCs w:val="16"/>
+              </w:rPr>
+              <w:t>}}</w:t>
+            </w:r>
           </w:p>
         </w:tc>
       </w:tr>
@@ -8097,7 +9460,18 @@
                 <w:sz w:val="16"/>
                 <w:szCs w:val="16"/>
               </w:rPr>
-              <w:t>Observaciones del estudiante:</w:t>
+              <w:t xml:space="preserve">Observaciones del estudiante: </w:t>
+            </w:r>
+            <w:r>
+              <w:t>{{</w:t>
+            </w:r>
+            <w:proofErr w:type="spellStart"/>
+            <w:r>
+              <w:t>Observaciones_Estudiante</w:t>
+            </w:r>
+            <w:proofErr w:type="spellEnd"/>
+            <w:r>
+              <w:t>}}</w:t>
             </w:r>
           </w:p>
         </w:tc>
@@ -8380,6 +9754,92 @@
           </w:tcPr>
           <w:p>
             <w:pPr>
+              <w:tabs>
+                <w:tab w:val="left" w:pos="851"/>
+              </w:tabs>
+              <w:ind w:hanging="2"/>
+              <w:rPr>
+                <w:rFonts w:ascii="Arial" w:eastAsia="Arial" w:hAnsi="Arial" w:cs="Arial"/>
+                <w:color w:val="000000"/>
+                <w:sz w:val="16"/>
+                <w:szCs w:val="16"/>
+              </w:rPr>
+            </w:pPr>
+            <w:r>
+              <w:rPr>
+                <w:rFonts w:ascii="Arial" w:eastAsia="Arial" w:hAnsi="Arial" w:cs="Arial"/>
+                <w:color w:val="000000"/>
+                <w:sz w:val="16"/>
+                <w:szCs w:val="16"/>
+              </w:rPr>
+              <w:t>{{</w:t>
+            </w:r>
+            <w:proofErr w:type="spellStart"/>
+            <w:r>
+              <w:rPr>
+                <w:rFonts w:ascii="Arial" w:eastAsia="Arial" w:hAnsi="Arial" w:cs="Arial"/>
+                <w:color w:val="000000"/>
+                <w:sz w:val="16"/>
+                <w:szCs w:val="16"/>
+              </w:rPr>
+              <w:t>Nombre_Responsable</w:t>
+            </w:r>
+            <w:proofErr w:type="spellEnd"/>
+            <w:r>
+              <w:rPr>
+                <w:rFonts w:ascii="Arial" w:eastAsia="Arial" w:hAnsi="Arial" w:cs="Arial"/>
+                <w:color w:val="000000"/>
+                <w:sz w:val="16"/>
+                <w:szCs w:val="16"/>
+              </w:rPr>
+              <w:t>}}</w:t>
+            </w:r>
+          </w:p>
+        </w:tc>
+        <w:tc>
+          <w:tcPr>
+            <w:tcW w:w="283" w:type="dxa"/>
+            <w:shd w:val="clear" w:color="auto" w:fill="FFFFFF" w:themeFill="background1"/>
+          </w:tcPr>
+          <w:p>
+            <w:pPr>
+              <w:ind w:hanging="2"/>
+              <w:jc w:val="center"/>
+              <w:rPr>
+                <w:rFonts w:ascii="Arial" w:eastAsia="Arial" w:hAnsi="Arial" w:cs="Arial"/>
+                <w:sz w:val="16"/>
+                <w:szCs w:val="16"/>
+              </w:rPr>
+            </w:pPr>
+          </w:p>
+        </w:tc>
+        <w:tc>
+          <w:tcPr>
+            <w:tcW w:w="2268" w:type="dxa"/>
+            <w:tcBorders>
+              <w:bottom w:val="single" w:sz="4" w:space="0" w:color="auto"/>
+            </w:tcBorders>
+            <w:shd w:val="clear" w:color="auto" w:fill="FFFFFF" w:themeFill="background1"/>
+          </w:tcPr>
+          <w:p>
+            <w:pPr>
+              <w:ind w:hanging="2"/>
+              <w:jc w:val="center"/>
+              <w:rPr>
+                <w:rFonts w:ascii="Arial" w:eastAsia="Arial" w:hAnsi="Arial" w:cs="Arial"/>
+                <w:sz w:val="16"/>
+                <w:szCs w:val="16"/>
+              </w:rPr>
+            </w:pPr>
+          </w:p>
+        </w:tc>
+        <w:tc>
+          <w:tcPr>
+            <w:tcW w:w="2268" w:type="dxa"/>
+            <w:shd w:val="clear" w:color="auto" w:fill="FFFFFF" w:themeFill="background1"/>
+          </w:tcPr>
+          <w:p>
+            <w:pPr>
               <w:pBdr>
                 <w:top w:val="nil"/>
                 <w:left w:val="nil"/>
@@ -8402,45 +9862,7 @@
         </w:tc>
         <w:tc>
           <w:tcPr>
-            <w:tcW w:w="283" w:type="dxa"/>
-            <w:shd w:val="clear" w:color="auto" w:fill="FFFFFF" w:themeFill="background1"/>
-          </w:tcPr>
-          <w:p>
-            <w:pPr>
-              <w:ind w:hanging="2"/>
-              <w:jc w:val="center"/>
-              <w:rPr>
-                <w:rFonts w:ascii="Arial" w:eastAsia="Arial" w:hAnsi="Arial" w:cs="Arial"/>
-                <w:sz w:val="16"/>
-                <w:szCs w:val="16"/>
-              </w:rPr>
-            </w:pPr>
-          </w:p>
-        </w:tc>
-        <w:tc>
-          <w:tcPr>
-            <w:tcW w:w="2268" w:type="dxa"/>
-            <w:tcBorders>
-              <w:bottom w:val="single" w:sz="4" w:space="0" w:color="auto"/>
-            </w:tcBorders>
-            <w:shd w:val="clear" w:color="auto" w:fill="FFFFFF" w:themeFill="background1"/>
-          </w:tcPr>
-          <w:p>
-            <w:pPr>
-              <w:ind w:hanging="2"/>
-              <w:jc w:val="center"/>
-              <w:rPr>
-                <w:rFonts w:ascii="Arial" w:eastAsia="Arial" w:hAnsi="Arial" w:cs="Arial"/>
-                <w:sz w:val="16"/>
-                <w:szCs w:val="16"/>
-              </w:rPr>
-            </w:pPr>
-          </w:p>
-        </w:tc>
-        <w:tc>
-          <w:tcPr>
-            <w:tcW w:w="2268" w:type="dxa"/>
-            <w:shd w:val="clear" w:color="auto" w:fill="FFFFFF" w:themeFill="background1"/>
+            <w:tcW w:w="1701" w:type="dxa"/>
           </w:tcPr>
           <w:p>
             <w:pPr>
@@ -8462,11 +9884,24 @@
                 <w:szCs w:val="16"/>
               </w:rPr>
             </w:pPr>
-          </w:p>
-        </w:tc>
-        <w:tc>
-          <w:tcPr>
-            <w:tcW w:w="1701" w:type="dxa"/>
+            <w:r>
+              <w:rPr>
+                <w:rFonts w:ascii="Arial" w:eastAsia="Arial" w:hAnsi="Arial" w:cs="Arial"/>
+                <w:b/>
+                <w:color w:val="000000"/>
+                <w:sz w:val="16"/>
+                <w:szCs w:val="16"/>
+              </w:rPr>
+              <w:t>NOMBRE:</w:t>
+            </w:r>
+          </w:p>
+        </w:tc>
+        <w:tc>
+          <w:tcPr>
+            <w:tcW w:w="2552" w:type="dxa"/>
+            <w:tcBorders>
+              <w:bottom w:val="single" w:sz="4" w:space="0" w:color="auto"/>
+            </w:tcBorders>
           </w:tcPr>
           <w:p>
             <w:pPr>
@@ -8491,21 +9926,37 @@
             <w:r>
               <w:rPr>
                 <w:rFonts w:ascii="Arial" w:eastAsia="Arial" w:hAnsi="Arial" w:cs="Arial"/>
-                <w:b/>
                 <w:color w:val="000000"/>
                 <w:sz w:val="16"/>
                 <w:szCs w:val="16"/>
               </w:rPr>
-              <w:t>NOMBRE:</w:t>
-            </w:r>
-          </w:p>
-        </w:tc>
-        <w:tc>
-          <w:tcPr>
-            <w:tcW w:w="2552" w:type="dxa"/>
-            <w:tcBorders>
-              <w:bottom w:val="single" w:sz="4" w:space="0" w:color="auto"/>
-            </w:tcBorders>
+              <w:t>{{</w:t>
+            </w:r>
+            <w:proofErr w:type="spellStart"/>
+            <w:r>
+              <w:rPr>
+                <w:rFonts w:ascii="Arial" w:eastAsia="Arial" w:hAnsi="Arial" w:cs="Arial"/>
+                <w:color w:val="000000"/>
+                <w:sz w:val="16"/>
+                <w:szCs w:val="16"/>
+              </w:rPr>
+              <w:t>Nombre_Estudiante</w:t>
+            </w:r>
+            <w:proofErr w:type="spellEnd"/>
+            <w:r>
+              <w:rPr>
+                <w:rFonts w:ascii="Arial" w:eastAsia="Arial" w:hAnsi="Arial" w:cs="Arial"/>
+                <w:color w:val="000000"/>
+                <w:sz w:val="16"/>
+                <w:szCs w:val="16"/>
+              </w:rPr>
+              <w:t>}}</w:t>
+            </w:r>
+          </w:p>
+        </w:tc>
+        <w:tc>
+          <w:tcPr>
+            <w:tcW w:w="283" w:type="dxa"/>
           </w:tcPr>
           <w:p>
             <w:pPr>
@@ -8531,7 +9982,10 @@
         </w:tc>
         <w:tc>
           <w:tcPr>
-            <w:tcW w:w="283" w:type="dxa"/>
+            <w:tcW w:w="1546" w:type="dxa"/>
+            <w:tcBorders>
+              <w:bottom w:val="single" w:sz="4" w:space="0" w:color="auto"/>
+            </w:tcBorders>
           </w:tcPr>
           <w:p>
             <w:pPr>
@@ -8555,12 +10009,15 @@
             </w:pPr>
           </w:p>
         </w:tc>
-        <w:tc>
-          <w:tcPr>
-            <w:tcW w:w="1546" w:type="dxa"/>
-            <w:tcBorders>
-              <w:bottom w:val="single" w:sz="4" w:space="0" w:color="auto"/>
-            </w:tcBorders>
+      </w:tr>
+      <w:tr>
+        <w:trPr>
+          <w:trHeight w:val="325"/>
+        </w:trPr>
+        <w:tc>
+          <w:tcPr>
+            <w:tcW w:w="993" w:type="dxa"/>
+            <w:shd w:val="clear" w:color="auto" w:fill="FFFFFF" w:themeFill="background1"/>
           </w:tcPr>
           <w:p>
             <w:pPr>
@@ -8582,18 +10039,88 @@
                 <w:szCs w:val="16"/>
               </w:rPr>
             </w:pPr>
-          </w:p>
-        </w:tc>
-      </w:tr>
-      <w:tr>
-        <w:trPr>
-          <w:trHeight w:val="325"/>
-        </w:trPr>
-        <w:tc>
-          <w:tcPr>
-            <w:tcW w:w="993" w:type="dxa"/>
+            <w:r>
+              <w:rPr>
+                <w:rFonts w:ascii="Arial" w:eastAsia="Arial" w:hAnsi="Arial" w:cs="Arial"/>
+                <w:b/>
+                <w:color w:val="000000"/>
+                <w:sz w:val="16"/>
+                <w:szCs w:val="16"/>
+              </w:rPr>
+              <w:t>CARGO:</w:t>
+            </w:r>
+            <w:r>
+              <w:rPr>
+                <w:rFonts w:ascii="Arial" w:eastAsia="Arial" w:hAnsi="Arial" w:cs="Arial"/>
+                <w:color w:val="000000"/>
+                <w:sz w:val="16"/>
+                <w:szCs w:val="16"/>
+              </w:rPr>
+              <w:t xml:space="preserve"> </w:t>
+            </w:r>
+            <w:r>
+              <w:rPr>
+                <w:rFonts w:ascii="Arial" w:eastAsia="Arial" w:hAnsi="Arial" w:cs="Arial"/>
+                <w:color w:val="000000"/>
+                <w:sz w:val="16"/>
+                <w:szCs w:val="16"/>
+              </w:rPr>
+              <w:tab/>
+            </w:r>
+          </w:p>
+        </w:tc>
+        <w:tc>
+          <w:tcPr>
+            <w:tcW w:w="3119" w:type="dxa"/>
+            <w:tcBorders>
+              <w:top w:val="single" w:sz="4" w:space="0" w:color="000000"/>
+              <w:bottom w:val="single" w:sz="4" w:space="0" w:color="000000"/>
+            </w:tcBorders>
             <w:shd w:val="clear" w:color="auto" w:fill="FFFFFF" w:themeFill="background1"/>
           </w:tcPr>
+          <w:p>
+            <w:pPr>
+              <w:tabs>
+                <w:tab w:val="left" w:pos="851"/>
+              </w:tabs>
+              <w:ind w:hanging="2"/>
+              <w:rPr>
+                <w:rFonts w:ascii="Arial" w:eastAsia="Arial" w:hAnsi="Arial" w:cs="Arial"/>
+                <w:color w:val="000000"/>
+                <w:sz w:val="16"/>
+                <w:szCs w:val="16"/>
+              </w:rPr>
+            </w:pPr>
+            <w:r>
+              <w:rPr>
+                <w:rFonts w:ascii="Arial" w:eastAsia="Arial" w:hAnsi="Arial" w:cs="Arial"/>
+                <w:color w:val="000000"/>
+                <w:sz w:val="16"/>
+                <w:szCs w:val="16"/>
+              </w:rPr>
+              <w:t>{{</w:t>
+            </w:r>
+            <w:proofErr w:type="spellStart"/>
+            <w:r>
+              <w:rPr>
+                <w:rFonts w:ascii="Arial" w:eastAsia="Arial" w:hAnsi="Arial" w:cs="Arial"/>
+                <w:color w:val="000000"/>
+                <w:sz w:val="16"/>
+                <w:szCs w:val="16"/>
+              </w:rPr>
+              <w:t>Cargo_Responsable</w:t>
+            </w:r>
+            <w:proofErr w:type="spellEnd"/>
+            <w:r>
+              <w:rPr>
+                <w:rFonts w:ascii="Arial" w:eastAsia="Arial" w:hAnsi="Arial" w:cs="Arial"/>
+                <w:color w:val="000000"/>
+                <w:sz w:val="16"/>
+                <w:szCs w:val="16"/>
+              </w:rPr>
+              <w:t>}}</w:t>
+            </w:r>
+          </w:p>
           <w:p>
             <w:pPr>
               <w:pBdr>
@@ -8614,43 +10141,57 @@
                 <w:szCs w:val="16"/>
               </w:rPr>
             </w:pPr>
+          </w:p>
+        </w:tc>
+        <w:tc>
+          <w:tcPr>
+            <w:tcW w:w="283" w:type="dxa"/>
+            <w:shd w:val="clear" w:color="auto" w:fill="FFFFFF" w:themeFill="background1"/>
+          </w:tcPr>
+          <w:p>
+            <w:pPr>
+              <w:ind w:hanging="2"/>
+              <w:jc w:val="center"/>
+              <w:rPr>
+                <w:rFonts w:ascii="Arial" w:eastAsia="Arial" w:hAnsi="Arial" w:cs="Arial"/>
+                <w:sz w:val="16"/>
+                <w:szCs w:val="16"/>
+              </w:rPr>
+            </w:pPr>
+          </w:p>
+        </w:tc>
+        <w:tc>
+          <w:tcPr>
+            <w:tcW w:w="2268" w:type="dxa"/>
+            <w:tcBorders>
+              <w:top w:val="single" w:sz="4" w:space="0" w:color="auto"/>
+            </w:tcBorders>
+            <w:shd w:val="clear" w:color="auto" w:fill="FFFFFF" w:themeFill="background1"/>
+          </w:tcPr>
+          <w:p>
+            <w:pPr>
+              <w:ind w:hanging="2"/>
+              <w:jc w:val="center"/>
+              <w:rPr>
+                <w:rFonts w:ascii="Arial" w:eastAsia="Arial" w:hAnsi="Arial" w:cs="Arial"/>
+                <w:sz w:val="16"/>
+                <w:szCs w:val="16"/>
+              </w:rPr>
+            </w:pPr>
             <w:r>
               <w:rPr>
                 <w:rFonts w:ascii="Arial" w:eastAsia="Arial" w:hAnsi="Arial" w:cs="Arial"/>
                 <w:b/>
-                <w:color w:val="000000"/>
-                <w:sz w:val="16"/>
-                <w:szCs w:val="16"/>
-              </w:rPr>
-              <w:t>CARGO:</w:t>
-            </w:r>
-            <w:r>
-              <w:rPr>
-                <w:rFonts w:ascii="Arial" w:eastAsia="Arial" w:hAnsi="Arial" w:cs="Arial"/>
-                <w:color w:val="000000"/>
-                <w:sz w:val="16"/>
-                <w:szCs w:val="16"/>
-              </w:rPr>
-              <w:t xml:space="preserve"> </w:t>
-            </w:r>
-            <w:r>
-              <w:rPr>
-                <w:rFonts w:ascii="Arial" w:eastAsia="Arial" w:hAnsi="Arial" w:cs="Arial"/>
-                <w:color w:val="000000"/>
-                <w:sz w:val="16"/>
-                <w:szCs w:val="16"/>
-              </w:rPr>
-              <w:tab/>
-            </w:r>
-          </w:p>
-        </w:tc>
-        <w:tc>
-          <w:tcPr>
-            <w:tcW w:w="3119" w:type="dxa"/>
-            <w:tcBorders>
-              <w:top w:val="single" w:sz="4" w:space="0" w:color="000000"/>
-              <w:bottom w:val="single" w:sz="4" w:space="0" w:color="000000"/>
-            </w:tcBorders>
+                <w:sz w:val="16"/>
+                <w:szCs w:val="16"/>
+              </w:rPr>
+              <w:t>FIRMA</w:t>
+            </w:r>
+          </w:p>
+        </w:tc>
+        <w:tc>
+          <w:tcPr>
+            <w:tcW w:w="2268" w:type="dxa"/>
             <w:shd w:val="clear" w:color="auto" w:fill="FFFFFF" w:themeFill="background1"/>
           </w:tcPr>
           <w:p>
@@ -8666,6 +10207,7 @@
                 <w:tab w:val="left" w:pos="851"/>
               </w:tabs>
               <w:ind w:hanging="2"/>
+              <w:jc w:val="center"/>
               <w:rPr>
                 <w:rFonts w:ascii="Arial" w:eastAsia="Arial" w:hAnsi="Arial" w:cs="Arial"/>
                 <w:color w:val="000000"/>
@@ -8673,58 +10215,21 @@
                 <w:szCs w:val="16"/>
               </w:rPr>
             </w:pPr>
-          </w:p>
-        </w:tc>
-        <w:tc>
-          <w:tcPr>
-            <w:tcW w:w="283" w:type="dxa"/>
-            <w:shd w:val="clear" w:color="auto" w:fill="FFFFFF" w:themeFill="background1"/>
-          </w:tcPr>
-          <w:p>
-            <w:pPr>
-              <w:ind w:hanging="2"/>
-              <w:jc w:val="center"/>
-              <w:rPr>
-                <w:rFonts w:ascii="Arial" w:eastAsia="Arial" w:hAnsi="Arial" w:cs="Arial"/>
-                <w:sz w:val="16"/>
-                <w:szCs w:val="16"/>
-              </w:rPr>
-            </w:pPr>
-          </w:p>
-        </w:tc>
-        <w:tc>
-          <w:tcPr>
-            <w:tcW w:w="2268" w:type="dxa"/>
-            <w:tcBorders>
-              <w:top w:val="single" w:sz="4" w:space="0" w:color="auto"/>
-            </w:tcBorders>
-            <w:shd w:val="clear" w:color="auto" w:fill="FFFFFF" w:themeFill="background1"/>
-          </w:tcPr>
-          <w:p>
-            <w:pPr>
-              <w:ind w:hanging="2"/>
-              <w:jc w:val="center"/>
-              <w:rPr>
-                <w:rFonts w:ascii="Arial" w:eastAsia="Arial" w:hAnsi="Arial" w:cs="Arial"/>
-                <w:sz w:val="16"/>
-                <w:szCs w:val="16"/>
-              </w:rPr>
-            </w:pPr>
             <w:r>
               <w:rPr>
                 <w:rFonts w:ascii="Arial" w:eastAsia="Arial" w:hAnsi="Arial" w:cs="Arial"/>
                 <w:b/>
-                <w:sz w:val="16"/>
-                <w:szCs w:val="16"/>
-              </w:rPr>
-              <w:t>FIRMA</w:t>
-            </w:r>
-          </w:p>
-        </w:tc>
-        <w:tc>
-          <w:tcPr>
-            <w:tcW w:w="2268" w:type="dxa"/>
-            <w:shd w:val="clear" w:color="auto" w:fill="FFFFFF" w:themeFill="background1"/>
+                <w:color w:val="000000"/>
+                <w:sz w:val="16"/>
+                <w:szCs w:val="16"/>
+              </w:rPr>
+              <w:t>SELLO DE LA INSTANCIA</w:t>
+            </w:r>
+          </w:p>
+        </w:tc>
+        <w:tc>
+          <w:tcPr>
+            <w:tcW w:w="1701" w:type="dxa"/>
           </w:tcPr>
           <w:p>
             <w:pPr>
@@ -8739,15 +10244,6 @@
                 <w:tab w:val="left" w:pos="851"/>
               </w:tabs>
               <w:ind w:hanging="2"/>
-              <w:jc w:val="center"/>
-              <w:rPr>
-                <w:rFonts w:ascii="Arial" w:eastAsia="Arial" w:hAnsi="Arial" w:cs="Arial"/>
-                <w:color w:val="000000"/>
-                <w:sz w:val="16"/>
-                <w:szCs w:val="16"/>
-              </w:rPr>
-            </w:pPr>
-            <w:r>
               <w:rPr>
                 <w:rFonts w:ascii="Arial" w:eastAsia="Arial" w:hAnsi="Arial" w:cs="Arial"/>
                 <w:b/>
@@ -8755,13 +10251,44 @@
                 <w:sz w:val="16"/>
                 <w:szCs w:val="16"/>
               </w:rPr>
-              <w:t>SELLO DE LA INSTANCIA</w:t>
-            </w:r>
-          </w:p>
-        </w:tc>
-        <w:tc>
-          <w:tcPr>
-            <w:tcW w:w="1701" w:type="dxa"/>
+            </w:pPr>
+            <w:r>
+              <w:rPr>
+                <w:rFonts w:ascii="Arial" w:eastAsia="Arial" w:hAnsi="Arial" w:cs="Arial"/>
+                <w:b/>
+                <w:color w:val="000000"/>
+                <w:sz w:val="16"/>
+                <w:szCs w:val="16"/>
+              </w:rPr>
+              <w:t>NO. DE CONTROL:</w:t>
+            </w:r>
+            <w:r>
+              <w:rPr>
+                <w:rFonts w:ascii="Arial" w:eastAsia="Arial" w:hAnsi="Arial" w:cs="Arial"/>
+                <w:color w:val="000000"/>
+                <w:sz w:val="16"/>
+                <w:szCs w:val="16"/>
+              </w:rPr>
+              <w:t xml:space="preserve"> </w:t>
+            </w:r>
+            <w:r>
+              <w:rPr>
+                <w:rFonts w:ascii="Arial" w:eastAsia="Arial" w:hAnsi="Arial" w:cs="Arial"/>
+                <w:color w:val="000000"/>
+                <w:sz w:val="16"/>
+                <w:szCs w:val="16"/>
+              </w:rPr>
+              <w:tab/>
+            </w:r>
+          </w:p>
+        </w:tc>
+        <w:tc>
+          <w:tcPr>
+            <w:tcW w:w="2552" w:type="dxa"/>
+            <w:tcBorders>
+              <w:top w:val="single" w:sz="4" w:space="0" w:color="auto"/>
+              <w:bottom w:val="single" w:sz="4" w:space="0" w:color="auto"/>
+            </w:tcBorders>
           </w:tcPr>
           <w:p>
             <w:pPr>
@@ -8776,6 +10303,7 @@
                 <w:tab w:val="left" w:pos="851"/>
               </w:tabs>
               <w:ind w:hanging="2"/>
+              <w:jc w:val="center"/>
               <w:rPr>
                 <w:rFonts w:ascii="Arial" w:eastAsia="Arial" w:hAnsi="Arial" w:cs="Arial"/>
                 <w:b/>
@@ -8787,63 +10315,35 @@
             <w:r>
               <w:rPr>
                 <w:rFonts w:ascii="Arial" w:eastAsia="Arial" w:hAnsi="Arial" w:cs="Arial"/>
-                <w:b/>
+                <w:bCs/>
                 <w:color w:val="000000"/>
                 <w:sz w:val="16"/>
                 <w:szCs w:val="16"/>
               </w:rPr>
-              <w:t>NO. DE CONTROL:</w:t>
-            </w:r>
-            <w:r>
-              <w:rPr>
-                <w:rFonts w:ascii="Arial" w:eastAsia="Arial" w:hAnsi="Arial" w:cs="Arial"/>
+              <w:t>{{</w:t>
+            </w:r>
+            <w:proofErr w:type="spellStart"/>
+            <w:r>
+              <w:rPr>
+                <w:rFonts w:ascii="Arial" w:eastAsia="Arial" w:hAnsi="Arial" w:cs="Arial"/>
+                <w:bCs/>
                 <w:color w:val="000000"/>
                 <w:sz w:val="16"/>
                 <w:szCs w:val="16"/>
               </w:rPr>
-              <w:t xml:space="preserve"> </w:t>
-            </w:r>
-            <w:r>
-              <w:rPr>
-                <w:rFonts w:ascii="Arial" w:eastAsia="Arial" w:hAnsi="Arial" w:cs="Arial"/>
+              <w:t>Num_Control</w:t>
+            </w:r>
+            <w:proofErr w:type="spellEnd"/>
+            <w:r>
+              <w:rPr>
+                <w:rFonts w:ascii="Arial" w:eastAsia="Arial" w:hAnsi="Arial" w:cs="Arial"/>
+                <w:bCs/>
                 <w:color w:val="000000"/>
                 <w:sz w:val="16"/>
                 <w:szCs w:val="16"/>
               </w:rPr>
-              <w:tab/>
-            </w:r>
-          </w:p>
-        </w:tc>
-        <w:tc>
-          <w:tcPr>
-            <w:tcW w:w="2552" w:type="dxa"/>
-            <w:tcBorders>
-              <w:top w:val="single" w:sz="4" w:space="0" w:color="auto"/>
-              <w:bottom w:val="single" w:sz="4" w:space="0" w:color="auto"/>
-            </w:tcBorders>
-          </w:tcPr>
-          <w:p>
-            <w:pPr>
-              <w:pBdr>
-                <w:top w:val="nil"/>
-                <w:left w:val="nil"/>
-                <w:bottom w:val="nil"/>
-                <w:right w:val="nil"/>
-                <w:between w:val="nil"/>
-              </w:pBdr>
-              <w:tabs>
-                <w:tab w:val="left" w:pos="851"/>
-              </w:tabs>
-              <w:ind w:hanging="2"/>
-              <w:jc w:val="center"/>
-              <w:rPr>
-                <w:rFonts w:ascii="Arial" w:eastAsia="Arial" w:hAnsi="Arial" w:cs="Arial"/>
-                <w:b/>
-                <w:color w:val="000000"/>
-                <w:sz w:val="16"/>
-                <w:szCs w:val="16"/>
-              </w:rPr>
-            </w:pPr>
+              <w:t>}}</w:t>
+            </w:r>
           </w:p>
         </w:tc>
         <w:tc>
@@ -9734,7 +11234,7 @@
               <w:lang w:val="en-US" w:eastAsia="en-US"/>
             </w:rPr>
             <w:drawing>
-              <wp:inline distT="0" distB="0" distL="0" distR="0" wp14:anchorId="70F6F3DE" wp14:editId="470E45A2">
+              <wp:inline distT="0" distB="0" distL="0" distR="0" wp14:anchorId="344339C8" wp14:editId="120C7A89">
                 <wp:extent cx="933450" cy="904875"/>
                 <wp:effectExtent l="0" t="0" r="0" b="0"/>
                 <wp:docPr id="5" name="Imagen 5"/>
@@ -10622,6 +12122,7 @@
   <w:style w:type="character" w:default="1" w:styleId="Fuentedeprrafopredeter">
     <w:name w:val="Default Paragraph Font"/>
     <w:uiPriority w:val="1"/>
+    <w:semiHidden/>
     <w:unhideWhenUsed/>
   </w:style>
   <w:style w:type="table" w:default="1" w:styleId="Tablanormal">

--- a/plantillas/Reporte_Final_Lleno.docx
+++ b/plantillas/Reporte_Final_Lleno.docx
@@ -159,21 +159,7 @@
               <w:rPr>
                 <w:rFonts w:ascii="Arial" w:eastAsia="Arial" w:hAnsi="Arial" w:cs="Arial"/>
               </w:rPr>
-              <w:t>&lt;&lt;</w:t>
-            </w:r>
-            <w:proofErr w:type="spellStart"/>
-            <w:r>
-              <w:rPr>
-                <w:rFonts w:ascii="Arial" w:eastAsia="Arial" w:hAnsi="Arial" w:cs="Arial"/>
-              </w:rPr>
-              <w:t>no_de_control</w:t>
-            </w:r>
-            <w:proofErr w:type="spellEnd"/>
-            <w:r>
-              <w:rPr>
-                <w:rFonts w:ascii="Arial" w:eastAsia="Arial" w:hAnsi="Arial" w:cs="Arial"/>
-              </w:rPr>
-              <w:t>&gt;&gt;</w:t>
+              <w:t>&lt;&lt;no_de_control&gt;&gt;</w:t>
             </w:r>
           </w:p>
         </w:tc>
@@ -311,21 +297,7 @@
               <w:rPr>
                 <w:rFonts w:ascii="Arial" w:eastAsia="Arial" w:hAnsi="Arial" w:cs="Arial"/>
               </w:rPr>
-              <w:t>&lt;&lt;</w:t>
-            </w:r>
-            <w:proofErr w:type="spellStart"/>
-            <w:r>
-              <w:rPr>
-                <w:rFonts w:ascii="Arial" w:eastAsia="Arial" w:hAnsi="Arial" w:cs="Arial"/>
-              </w:rPr>
-              <w:t>Nombre_Programa</w:t>
-            </w:r>
-            <w:proofErr w:type="spellEnd"/>
-            <w:r>
-              <w:rPr>
-                <w:rFonts w:ascii="Arial" w:eastAsia="Arial" w:hAnsi="Arial" w:cs="Arial"/>
-              </w:rPr>
-              <w:t>&gt;&gt;</w:t>
+              <w:t>&lt;&lt;Nombre_Programa&gt;&gt;</w:t>
             </w:r>
           </w:p>
         </w:tc>
@@ -371,21 +343,7 @@
               <w:rPr>
                 <w:rFonts w:ascii="Arial" w:eastAsia="Arial" w:hAnsi="Arial" w:cs="Arial"/>
               </w:rPr>
-              <w:t>&lt;&lt;</w:t>
-            </w:r>
-            <w:proofErr w:type="spellStart"/>
-            <w:r>
-              <w:rPr>
-                <w:rFonts w:ascii="Arial" w:eastAsia="Arial" w:hAnsi="Arial" w:cs="Arial"/>
-              </w:rPr>
-              <w:t>Responsable_Proyecto</w:t>
-            </w:r>
-            <w:proofErr w:type="spellEnd"/>
-            <w:r>
-              <w:rPr>
-                <w:rFonts w:ascii="Arial" w:eastAsia="Arial" w:hAnsi="Arial" w:cs="Arial"/>
-              </w:rPr>
-              <w:t>&gt;&gt;</w:t>
+              <w:t>&lt;&lt;Responsable_Proyecto&gt;&gt;</w:t>
             </w:r>
           </w:p>
         </w:tc>
@@ -1100,7 +1058,7 @@
                 <w:sz w:val="22"/>
                 <w:szCs w:val="22"/>
               </w:rPr>
-              <w:t>&lt;&lt;Logro 1&gt;&gt;</w:t>
+              <w:t>&lt;&lt;Logro1&gt;&gt;</w:t>
             </w:r>
           </w:p>
         </w:tc>
@@ -1201,7 +1159,7 @@
                 <w:sz w:val="22"/>
                 <w:szCs w:val="22"/>
               </w:rPr>
-              <w:t>&lt;&lt;Logro 2&gt;&gt;</w:t>
+              <w:t>&lt;&lt;Logro2&gt;&gt;</w:t>
             </w:r>
           </w:p>
         </w:tc>
@@ -1302,7 +1260,7 @@
                 <w:sz w:val="22"/>
                 <w:szCs w:val="22"/>
               </w:rPr>
-              <w:t>&lt;&lt;Logro 3&gt;&gt;</w:t>
+              <w:t>&lt;&lt;Logro3&gt;&gt;</w:t>
             </w:r>
           </w:p>
         </w:tc>
@@ -1403,7 +1361,7 @@
                 <w:sz w:val="22"/>
                 <w:szCs w:val="22"/>
               </w:rPr>
-              <w:t>&lt;&lt;Logro 4&gt;&gt;</w:t>
+              <w:t>&lt;&lt;Logro4&gt;&gt;</w:t>
             </w:r>
           </w:p>
         </w:tc>
@@ -1504,7 +1462,7 @@
                 <w:sz w:val="22"/>
                 <w:szCs w:val="22"/>
               </w:rPr>
-              <w:t>&lt;&lt;Logro 5&gt;&gt;</w:t>
+              <w:t>&lt;&lt;Logro5&gt;&gt;</w:t>
             </w:r>
           </w:p>
         </w:tc>
@@ -1605,7 +1563,7 @@
                 <w:sz w:val="22"/>
                 <w:szCs w:val="22"/>
               </w:rPr>
-              <w:t>&lt;&lt;Logro 6&gt;&gt;</w:t>
+              <w:t>&lt;&lt;Logro6&gt;&gt;</w:t>
             </w:r>
           </w:p>
         </w:tc>
@@ -1706,7 +1664,7 @@
                 <w:sz w:val="22"/>
                 <w:szCs w:val="22"/>
               </w:rPr>
-              <w:t>&lt;&lt;Logro 7&gt;&gt;</w:t>
+              <w:t>&lt;&lt;Logro7&gt;&gt;</w:t>
             </w:r>
           </w:p>
         </w:tc>
@@ -1807,7 +1765,7 @@
                 <w:sz w:val="22"/>
                 <w:szCs w:val="22"/>
               </w:rPr>
-              <w:t>&lt;&lt;Logro 8&gt;&gt;</w:t>
+              <w:t>&lt;&lt;Logro8&gt;&gt;</w:t>
             </w:r>
           </w:p>
         </w:tc>
@@ -3652,25 +3610,7 @@
                 <w:sz w:val="16"/>
                 <w:szCs w:val="16"/>
               </w:rPr>
-              <w:t>{</w:t>
-            </w:r>
-            <w:proofErr w:type="spellStart"/>
-            <w:r>
-              <w:rPr>
-                <w:rFonts w:ascii="Arial" w:hAnsi="Arial" w:cs="Arial"/>
-                <w:sz w:val="16"/>
-                <w:szCs w:val="16"/>
-              </w:rPr>
-              <w:t>crit</w:t>
-            </w:r>
-            <w:proofErr w:type="spellEnd"/>
-            <w:r>
-              <w:rPr>
-                <w:rFonts w:ascii="Arial" w:hAnsi="Arial" w:cs="Arial"/>
-                <w:sz w:val="16"/>
-                <w:szCs w:val="16"/>
-              </w:rPr>
-              <w:t xml:space="preserve"> 1-1</w:t>
+              <w:t>{crit 1-1</w:t>
             </w:r>
             <w:r>
               <w:rPr>
@@ -3704,25 +3644,7 @@
                 <w:sz w:val="16"/>
                 <w:szCs w:val="16"/>
               </w:rPr>
-              <w:t>{{</w:t>
-            </w:r>
-            <w:proofErr w:type="spellStart"/>
-            <w:r>
-              <w:rPr>
-                <w:rFonts w:ascii="Arial" w:hAnsi="Arial" w:cs="Arial"/>
-                <w:sz w:val="16"/>
-                <w:szCs w:val="16"/>
-              </w:rPr>
-              <w:t>crit</w:t>
-            </w:r>
-            <w:proofErr w:type="spellEnd"/>
-            <w:r>
-              <w:rPr>
-                <w:rFonts w:ascii="Arial" w:hAnsi="Arial" w:cs="Arial"/>
-                <w:sz w:val="16"/>
-                <w:szCs w:val="16"/>
-              </w:rPr>
-              <w:t xml:space="preserve"> 1-</w:t>
+              <w:t>{{crit 1-</w:t>
             </w:r>
             <w:r>
               <w:rPr>
@@ -3764,25 +3686,7 @@
                 <w:sz w:val="16"/>
                 <w:szCs w:val="16"/>
               </w:rPr>
-              <w:t>{{</w:t>
-            </w:r>
-            <w:proofErr w:type="spellStart"/>
-            <w:r>
-              <w:rPr>
-                <w:rFonts w:ascii="Arial" w:hAnsi="Arial" w:cs="Arial"/>
-                <w:sz w:val="16"/>
-                <w:szCs w:val="16"/>
-              </w:rPr>
-              <w:t>crit</w:t>
-            </w:r>
-            <w:proofErr w:type="spellEnd"/>
-            <w:r>
-              <w:rPr>
-                <w:rFonts w:ascii="Arial" w:hAnsi="Arial" w:cs="Arial"/>
-                <w:sz w:val="16"/>
-                <w:szCs w:val="16"/>
-              </w:rPr>
-              <w:t xml:space="preserve"> 1-</w:t>
+              <w:t>{{crit 1-</w:t>
             </w:r>
             <w:r>
               <w:rPr>
@@ -3824,25 +3728,7 @@
                 <w:sz w:val="16"/>
                 <w:szCs w:val="16"/>
               </w:rPr>
-              <w:t>{{</w:t>
-            </w:r>
-            <w:proofErr w:type="spellStart"/>
-            <w:r>
-              <w:rPr>
-                <w:rFonts w:ascii="Arial" w:hAnsi="Arial" w:cs="Arial"/>
-                <w:sz w:val="16"/>
-                <w:szCs w:val="16"/>
-              </w:rPr>
-              <w:t>crit</w:t>
-            </w:r>
-            <w:proofErr w:type="spellEnd"/>
-            <w:r>
-              <w:rPr>
-                <w:rFonts w:ascii="Arial" w:hAnsi="Arial" w:cs="Arial"/>
-                <w:sz w:val="16"/>
-                <w:szCs w:val="16"/>
-              </w:rPr>
-              <w:t xml:space="preserve"> 1-</w:t>
+              <w:t>{{crit 1-</w:t>
             </w:r>
             <w:r>
               <w:rPr>
@@ -3884,25 +3770,7 @@
                 <w:sz w:val="16"/>
                 <w:szCs w:val="16"/>
               </w:rPr>
-              <w:t>{{</w:t>
-            </w:r>
-            <w:proofErr w:type="spellStart"/>
-            <w:r>
-              <w:rPr>
-                <w:rFonts w:ascii="Arial" w:hAnsi="Arial" w:cs="Arial"/>
-                <w:sz w:val="16"/>
-                <w:szCs w:val="16"/>
-              </w:rPr>
-              <w:t>crit</w:t>
-            </w:r>
-            <w:proofErr w:type="spellEnd"/>
-            <w:r>
-              <w:rPr>
-                <w:rFonts w:ascii="Arial" w:hAnsi="Arial" w:cs="Arial"/>
-                <w:sz w:val="16"/>
-                <w:szCs w:val="16"/>
-              </w:rPr>
-              <w:t xml:space="preserve"> 1-</w:t>
+              <w:t>{{crit 1-</w:t>
             </w:r>
             <w:r>
               <w:rPr>
@@ -4392,25 +4260,7 @@
                 <w:sz w:val="16"/>
                 <w:szCs w:val="16"/>
               </w:rPr>
-              <w:t>{</w:t>
-            </w:r>
-            <w:proofErr w:type="spellStart"/>
-            <w:r>
-              <w:rPr>
-                <w:rFonts w:ascii="Arial" w:hAnsi="Arial" w:cs="Arial"/>
-                <w:sz w:val="16"/>
-                <w:szCs w:val="16"/>
-              </w:rPr>
-              <w:t>crit</w:t>
-            </w:r>
-            <w:proofErr w:type="spellEnd"/>
-            <w:r>
-              <w:rPr>
-                <w:rFonts w:ascii="Arial" w:hAnsi="Arial" w:cs="Arial"/>
-                <w:sz w:val="16"/>
-                <w:szCs w:val="16"/>
-              </w:rPr>
-              <w:t xml:space="preserve"> 2-1</w:t>
+              <w:t>{crit 2-1</w:t>
             </w:r>
             <w:r>
               <w:rPr>
@@ -4444,25 +4294,7 @@
                 <w:sz w:val="16"/>
                 <w:szCs w:val="16"/>
               </w:rPr>
-              <w:t>{{</w:t>
-            </w:r>
-            <w:proofErr w:type="spellStart"/>
-            <w:r>
-              <w:rPr>
-                <w:rFonts w:ascii="Arial" w:hAnsi="Arial" w:cs="Arial"/>
-                <w:sz w:val="16"/>
-                <w:szCs w:val="16"/>
-              </w:rPr>
-              <w:t>crit</w:t>
-            </w:r>
-            <w:proofErr w:type="spellEnd"/>
-            <w:r>
-              <w:rPr>
-                <w:rFonts w:ascii="Arial" w:hAnsi="Arial" w:cs="Arial"/>
-                <w:sz w:val="16"/>
-                <w:szCs w:val="16"/>
-              </w:rPr>
-              <w:t xml:space="preserve"> </w:t>
+              <w:t xml:space="preserve">{{crit </w:t>
             </w:r>
             <w:r>
               <w:rPr>
@@ -4520,25 +4352,7 @@
                 <w:sz w:val="16"/>
                 <w:szCs w:val="16"/>
               </w:rPr>
-              <w:t>{{</w:t>
-            </w:r>
-            <w:proofErr w:type="spellStart"/>
-            <w:r>
-              <w:rPr>
-                <w:rFonts w:ascii="Arial" w:hAnsi="Arial" w:cs="Arial"/>
-                <w:sz w:val="16"/>
-                <w:szCs w:val="16"/>
-              </w:rPr>
-              <w:t>crit</w:t>
-            </w:r>
-            <w:proofErr w:type="spellEnd"/>
-            <w:r>
-              <w:rPr>
-                <w:rFonts w:ascii="Arial" w:hAnsi="Arial" w:cs="Arial"/>
-                <w:sz w:val="16"/>
-                <w:szCs w:val="16"/>
-              </w:rPr>
-              <w:t xml:space="preserve"> </w:t>
+              <w:t xml:space="preserve">{{crit </w:t>
             </w:r>
             <w:r>
               <w:rPr>
@@ -4596,25 +4410,7 @@
                 <w:sz w:val="16"/>
                 <w:szCs w:val="16"/>
               </w:rPr>
-              <w:t>{{</w:t>
-            </w:r>
-            <w:proofErr w:type="spellStart"/>
-            <w:r>
-              <w:rPr>
-                <w:rFonts w:ascii="Arial" w:hAnsi="Arial" w:cs="Arial"/>
-                <w:sz w:val="16"/>
-                <w:szCs w:val="16"/>
-              </w:rPr>
-              <w:t>crit</w:t>
-            </w:r>
-            <w:proofErr w:type="spellEnd"/>
-            <w:r>
-              <w:rPr>
-                <w:rFonts w:ascii="Arial" w:hAnsi="Arial" w:cs="Arial"/>
-                <w:sz w:val="16"/>
-                <w:szCs w:val="16"/>
-              </w:rPr>
-              <w:t xml:space="preserve"> </w:t>
+              <w:t xml:space="preserve">{{crit </w:t>
             </w:r>
             <w:r>
               <w:rPr>
@@ -4672,25 +4468,7 @@
                 <w:sz w:val="16"/>
                 <w:szCs w:val="16"/>
               </w:rPr>
-              <w:t>{{</w:t>
-            </w:r>
-            <w:proofErr w:type="spellStart"/>
-            <w:r>
-              <w:rPr>
-                <w:rFonts w:ascii="Arial" w:hAnsi="Arial" w:cs="Arial"/>
-                <w:sz w:val="16"/>
-                <w:szCs w:val="16"/>
-              </w:rPr>
-              <w:t>crit</w:t>
-            </w:r>
-            <w:proofErr w:type="spellEnd"/>
-            <w:r>
-              <w:rPr>
-                <w:rFonts w:ascii="Arial" w:hAnsi="Arial" w:cs="Arial"/>
-                <w:sz w:val="16"/>
-                <w:szCs w:val="16"/>
-              </w:rPr>
-              <w:t xml:space="preserve"> </w:t>
+              <w:t xml:space="preserve">{{crit </w:t>
             </w:r>
             <w:r>
               <w:rPr>
@@ -5191,25 +4969,7 @@
                 <w:sz w:val="16"/>
                 <w:szCs w:val="16"/>
               </w:rPr>
-              <w:t>{</w:t>
-            </w:r>
-            <w:proofErr w:type="spellStart"/>
-            <w:r>
-              <w:rPr>
-                <w:rFonts w:ascii="Arial" w:hAnsi="Arial" w:cs="Arial"/>
-                <w:sz w:val="16"/>
-                <w:szCs w:val="16"/>
-              </w:rPr>
-              <w:t>crit</w:t>
-            </w:r>
-            <w:proofErr w:type="spellEnd"/>
-            <w:r>
-              <w:rPr>
-                <w:rFonts w:ascii="Arial" w:hAnsi="Arial" w:cs="Arial"/>
-                <w:sz w:val="16"/>
-                <w:szCs w:val="16"/>
-              </w:rPr>
-              <w:t xml:space="preserve"> 3-1</w:t>
+              <w:t>{crit 3-1</w:t>
             </w:r>
             <w:r>
               <w:rPr>
@@ -5243,25 +5003,7 @@
                 <w:sz w:val="16"/>
                 <w:szCs w:val="16"/>
               </w:rPr>
-              <w:t>{{</w:t>
-            </w:r>
-            <w:proofErr w:type="spellStart"/>
-            <w:r>
-              <w:rPr>
-                <w:rFonts w:ascii="Arial" w:hAnsi="Arial" w:cs="Arial"/>
-                <w:sz w:val="16"/>
-                <w:szCs w:val="16"/>
-              </w:rPr>
-              <w:t>crit</w:t>
-            </w:r>
-            <w:proofErr w:type="spellEnd"/>
-            <w:r>
-              <w:rPr>
-                <w:rFonts w:ascii="Arial" w:hAnsi="Arial" w:cs="Arial"/>
-                <w:sz w:val="16"/>
-                <w:szCs w:val="16"/>
-              </w:rPr>
-              <w:t xml:space="preserve"> </w:t>
+              <w:t xml:space="preserve">{{crit </w:t>
             </w:r>
             <w:r>
               <w:rPr>
@@ -5319,25 +5061,7 @@
                 <w:sz w:val="16"/>
                 <w:szCs w:val="16"/>
               </w:rPr>
-              <w:t>{{</w:t>
-            </w:r>
-            <w:proofErr w:type="spellStart"/>
-            <w:r>
-              <w:rPr>
-                <w:rFonts w:ascii="Arial" w:hAnsi="Arial" w:cs="Arial"/>
-                <w:sz w:val="16"/>
-                <w:szCs w:val="16"/>
-              </w:rPr>
-              <w:t>crit</w:t>
-            </w:r>
-            <w:proofErr w:type="spellEnd"/>
-            <w:r>
-              <w:rPr>
-                <w:rFonts w:ascii="Arial" w:hAnsi="Arial" w:cs="Arial"/>
-                <w:sz w:val="16"/>
-                <w:szCs w:val="16"/>
-              </w:rPr>
-              <w:t xml:space="preserve"> </w:t>
+              <w:t xml:space="preserve">{{crit </w:t>
             </w:r>
             <w:r>
               <w:rPr>
@@ -5395,25 +5119,7 @@
                 <w:sz w:val="16"/>
                 <w:szCs w:val="16"/>
               </w:rPr>
-              <w:t>{{</w:t>
-            </w:r>
-            <w:proofErr w:type="spellStart"/>
-            <w:r>
-              <w:rPr>
-                <w:rFonts w:ascii="Arial" w:hAnsi="Arial" w:cs="Arial"/>
-                <w:sz w:val="16"/>
-                <w:szCs w:val="16"/>
-              </w:rPr>
-              <w:t>crit</w:t>
-            </w:r>
-            <w:proofErr w:type="spellEnd"/>
-            <w:r>
-              <w:rPr>
-                <w:rFonts w:ascii="Arial" w:hAnsi="Arial" w:cs="Arial"/>
-                <w:sz w:val="16"/>
-                <w:szCs w:val="16"/>
-              </w:rPr>
-              <w:t xml:space="preserve"> </w:t>
+              <w:t xml:space="preserve">{{crit </w:t>
             </w:r>
             <w:r>
               <w:rPr>
@@ -5471,25 +5177,7 @@
                 <w:sz w:val="16"/>
                 <w:szCs w:val="16"/>
               </w:rPr>
-              <w:t>{{</w:t>
-            </w:r>
-            <w:proofErr w:type="spellStart"/>
-            <w:r>
-              <w:rPr>
-                <w:rFonts w:ascii="Arial" w:hAnsi="Arial" w:cs="Arial"/>
-                <w:sz w:val="16"/>
-                <w:szCs w:val="16"/>
-              </w:rPr>
-              <w:t>crit</w:t>
-            </w:r>
-            <w:proofErr w:type="spellEnd"/>
-            <w:r>
-              <w:rPr>
-                <w:rFonts w:ascii="Arial" w:hAnsi="Arial" w:cs="Arial"/>
-                <w:sz w:val="16"/>
-                <w:szCs w:val="16"/>
-              </w:rPr>
-              <w:t xml:space="preserve"> </w:t>
+              <w:t xml:space="preserve">{{crit </w:t>
             </w:r>
             <w:r>
               <w:rPr>
@@ -5991,25 +5679,7 @@
                 <w:sz w:val="16"/>
                 <w:szCs w:val="16"/>
               </w:rPr>
-              <w:t>{</w:t>
-            </w:r>
-            <w:proofErr w:type="spellStart"/>
-            <w:r>
-              <w:rPr>
-                <w:rFonts w:ascii="Arial" w:hAnsi="Arial" w:cs="Arial"/>
-                <w:sz w:val="16"/>
-                <w:szCs w:val="16"/>
-              </w:rPr>
-              <w:t>crit</w:t>
-            </w:r>
-            <w:proofErr w:type="spellEnd"/>
-            <w:r>
-              <w:rPr>
-                <w:rFonts w:ascii="Arial" w:hAnsi="Arial" w:cs="Arial"/>
-                <w:sz w:val="16"/>
-                <w:szCs w:val="16"/>
-              </w:rPr>
-              <w:t xml:space="preserve"> 4-1</w:t>
+              <w:t>{crit 4-1</w:t>
             </w:r>
             <w:r>
               <w:rPr>
@@ -6043,25 +5713,7 @@
                 <w:sz w:val="16"/>
                 <w:szCs w:val="16"/>
               </w:rPr>
-              <w:t>{{</w:t>
-            </w:r>
-            <w:proofErr w:type="spellStart"/>
-            <w:r>
-              <w:rPr>
-                <w:rFonts w:ascii="Arial" w:hAnsi="Arial" w:cs="Arial"/>
-                <w:sz w:val="16"/>
-                <w:szCs w:val="16"/>
-              </w:rPr>
-              <w:t>crit</w:t>
-            </w:r>
-            <w:proofErr w:type="spellEnd"/>
-            <w:r>
-              <w:rPr>
-                <w:rFonts w:ascii="Arial" w:hAnsi="Arial" w:cs="Arial"/>
-                <w:sz w:val="16"/>
-                <w:szCs w:val="16"/>
-              </w:rPr>
-              <w:t xml:space="preserve"> </w:t>
+              <w:t xml:space="preserve">{{crit </w:t>
             </w:r>
             <w:r>
               <w:rPr>
@@ -6119,25 +5771,7 @@
                 <w:sz w:val="16"/>
                 <w:szCs w:val="16"/>
               </w:rPr>
-              <w:t>{{</w:t>
-            </w:r>
-            <w:proofErr w:type="spellStart"/>
-            <w:r>
-              <w:rPr>
-                <w:rFonts w:ascii="Arial" w:hAnsi="Arial" w:cs="Arial"/>
-                <w:sz w:val="16"/>
-                <w:szCs w:val="16"/>
-              </w:rPr>
-              <w:t>crit</w:t>
-            </w:r>
-            <w:proofErr w:type="spellEnd"/>
-            <w:r>
-              <w:rPr>
-                <w:rFonts w:ascii="Arial" w:hAnsi="Arial" w:cs="Arial"/>
-                <w:sz w:val="16"/>
-                <w:szCs w:val="16"/>
-              </w:rPr>
-              <w:t xml:space="preserve"> </w:t>
+              <w:t xml:space="preserve">{{crit </w:t>
             </w:r>
             <w:r>
               <w:rPr>
@@ -6195,25 +5829,7 @@
                 <w:sz w:val="16"/>
                 <w:szCs w:val="16"/>
               </w:rPr>
-              <w:t>{{</w:t>
-            </w:r>
-            <w:proofErr w:type="spellStart"/>
-            <w:r>
-              <w:rPr>
-                <w:rFonts w:ascii="Arial" w:hAnsi="Arial" w:cs="Arial"/>
-                <w:sz w:val="16"/>
-                <w:szCs w:val="16"/>
-              </w:rPr>
-              <w:t>crit</w:t>
-            </w:r>
-            <w:proofErr w:type="spellEnd"/>
-            <w:r>
-              <w:rPr>
-                <w:rFonts w:ascii="Arial" w:hAnsi="Arial" w:cs="Arial"/>
-                <w:sz w:val="16"/>
-                <w:szCs w:val="16"/>
-              </w:rPr>
-              <w:t xml:space="preserve"> </w:t>
+              <w:t xml:space="preserve">{{crit </w:t>
             </w:r>
             <w:r>
               <w:rPr>
@@ -6271,25 +5887,7 @@
                 <w:sz w:val="16"/>
                 <w:szCs w:val="16"/>
               </w:rPr>
-              <w:t>{{</w:t>
-            </w:r>
-            <w:proofErr w:type="spellStart"/>
-            <w:r>
-              <w:rPr>
-                <w:rFonts w:ascii="Arial" w:hAnsi="Arial" w:cs="Arial"/>
-                <w:sz w:val="16"/>
-                <w:szCs w:val="16"/>
-              </w:rPr>
-              <w:t>crit</w:t>
-            </w:r>
-            <w:proofErr w:type="spellEnd"/>
-            <w:r>
-              <w:rPr>
-                <w:rFonts w:ascii="Arial" w:hAnsi="Arial" w:cs="Arial"/>
-                <w:sz w:val="16"/>
-                <w:szCs w:val="16"/>
-              </w:rPr>
-              <w:t xml:space="preserve"> </w:t>
+              <w:t xml:space="preserve">{{crit </w:t>
             </w:r>
             <w:r>
               <w:rPr>
@@ -6790,25 +6388,7 @@
                 <w:sz w:val="16"/>
                 <w:szCs w:val="16"/>
               </w:rPr>
-              <w:t>{</w:t>
-            </w:r>
-            <w:proofErr w:type="spellStart"/>
-            <w:r>
-              <w:rPr>
-                <w:rFonts w:ascii="Arial" w:hAnsi="Arial" w:cs="Arial"/>
-                <w:sz w:val="16"/>
-                <w:szCs w:val="16"/>
-              </w:rPr>
-              <w:t>crit</w:t>
-            </w:r>
-            <w:proofErr w:type="spellEnd"/>
-            <w:r>
-              <w:rPr>
-                <w:rFonts w:ascii="Arial" w:hAnsi="Arial" w:cs="Arial"/>
-                <w:sz w:val="16"/>
-                <w:szCs w:val="16"/>
-              </w:rPr>
-              <w:t xml:space="preserve"> 5-1</w:t>
+              <w:t>{crit 5-1</w:t>
             </w:r>
             <w:r>
               <w:rPr>
@@ -6842,25 +6422,7 @@
                 <w:sz w:val="16"/>
                 <w:szCs w:val="16"/>
               </w:rPr>
-              <w:t>{{</w:t>
-            </w:r>
-            <w:proofErr w:type="spellStart"/>
-            <w:r>
-              <w:rPr>
-                <w:rFonts w:ascii="Arial" w:hAnsi="Arial" w:cs="Arial"/>
-                <w:sz w:val="16"/>
-                <w:szCs w:val="16"/>
-              </w:rPr>
-              <w:t>crit</w:t>
-            </w:r>
-            <w:proofErr w:type="spellEnd"/>
-            <w:r>
-              <w:rPr>
-                <w:rFonts w:ascii="Arial" w:hAnsi="Arial" w:cs="Arial"/>
-                <w:sz w:val="16"/>
-                <w:szCs w:val="16"/>
-              </w:rPr>
-              <w:t xml:space="preserve"> </w:t>
+              <w:t xml:space="preserve">{{crit </w:t>
             </w:r>
             <w:r>
               <w:rPr>
@@ -6918,25 +6480,7 @@
                 <w:sz w:val="16"/>
                 <w:szCs w:val="16"/>
               </w:rPr>
-              <w:t>{{</w:t>
-            </w:r>
-            <w:proofErr w:type="spellStart"/>
-            <w:r>
-              <w:rPr>
-                <w:rFonts w:ascii="Arial" w:hAnsi="Arial" w:cs="Arial"/>
-                <w:sz w:val="16"/>
-                <w:szCs w:val="16"/>
-              </w:rPr>
-              <w:t>crit</w:t>
-            </w:r>
-            <w:proofErr w:type="spellEnd"/>
-            <w:r>
-              <w:rPr>
-                <w:rFonts w:ascii="Arial" w:hAnsi="Arial" w:cs="Arial"/>
-                <w:sz w:val="16"/>
-                <w:szCs w:val="16"/>
-              </w:rPr>
-              <w:t xml:space="preserve"> </w:t>
+              <w:t xml:space="preserve">{{crit </w:t>
             </w:r>
             <w:r>
               <w:rPr>
@@ -6994,25 +6538,7 @@
                 <w:sz w:val="16"/>
                 <w:szCs w:val="16"/>
               </w:rPr>
-              <w:t>{{</w:t>
-            </w:r>
-            <w:proofErr w:type="spellStart"/>
-            <w:r>
-              <w:rPr>
-                <w:rFonts w:ascii="Arial" w:hAnsi="Arial" w:cs="Arial"/>
-                <w:sz w:val="16"/>
-                <w:szCs w:val="16"/>
-              </w:rPr>
-              <w:t>crit</w:t>
-            </w:r>
-            <w:proofErr w:type="spellEnd"/>
-            <w:r>
-              <w:rPr>
-                <w:rFonts w:ascii="Arial" w:hAnsi="Arial" w:cs="Arial"/>
-                <w:sz w:val="16"/>
-                <w:szCs w:val="16"/>
-              </w:rPr>
-              <w:t xml:space="preserve"> </w:t>
+              <w:t xml:space="preserve">{{crit </w:t>
             </w:r>
             <w:r>
               <w:rPr>
@@ -7070,25 +6596,7 @@
                 <w:sz w:val="16"/>
                 <w:szCs w:val="16"/>
               </w:rPr>
-              <w:t>{{</w:t>
-            </w:r>
-            <w:proofErr w:type="spellStart"/>
-            <w:r>
-              <w:rPr>
-                <w:rFonts w:ascii="Arial" w:hAnsi="Arial" w:cs="Arial"/>
-                <w:sz w:val="16"/>
-                <w:szCs w:val="16"/>
-              </w:rPr>
-              <w:t>crit</w:t>
-            </w:r>
-            <w:proofErr w:type="spellEnd"/>
-            <w:r>
-              <w:rPr>
-                <w:rFonts w:ascii="Arial" w:hAnsi="Arial" w:cs="Arial"/>
-                <w:sz w:val="16"/>
-                <w:szCs w:val="16"/>
-              </w:rPr>
-              <w:t xml:space="preserve"> </w:t>
+              <w:t xml:space="preserve">{{crit </w:t>
             </w:r>
             <w:r>
               <w:rPr>
@@ -7613,25 +7121,7 @@
                 <w:sz w:val="16"/>
                 <w:szCs w:val="16"/>
               </w:rPr>
-              <w:t>{</w:t>
-            </w:r>
-            <w:proofErr w:type="spellStart"/>
-            <w:r>
-              <w:rPr>
-                <w:rFonts w:ascii="Arial" w:hAnsi="Arial" w:cs="Arial"/>
-                <w:sz w:val="16"/>
-                <w:szCs w:val="16"/>
-              </w:rPr>
-              <w:t>crit</w:t>
-            </w:r>
-            <w:proofErr w:type="spellEnd"/>
-            <w:r>
-              <w:rPr>
-                <w:rFonts w:ascii="Arial" w:hAnsi="Arial" w:cs="Arial"/>
-                <w:sz w:val="16"/>
-                <w:szCs w:val="16"/>
-              </w:rPr>
-              <w:t xml:space="preserve"> 6-1</w:t>
+              <w:t>{crit 6-1</w:t>
             </w:r>
             <w:r>
               <w:rPr>
@@ -7665,25 +7155,7 @@
                 <w:sz w:val="16"/>
                 <w:szCs w:val="16"/>
               </w:rPr>
-              <w:t>{{</w:t>
-            </w:r>
-            <w:proofErr w:type="spellStart"/>
-            <w:r>
-              <w:rPr>
-                <w:rFonts w:ascii="Arial" w:hAnsi="Arial" w:cs="Arial"/>
-                <w:sz w:val="16"/>
-                <w:szCs w:val="16"/>
-              </w:rPr>
-              <w:t>crit</w:t>
-            </w:r>
-            <w:proofErr w:type="spellEnd"/>
-            <w:r>
-              <w:rPr>
-                <w:rFonts w:ascii="Arial" w:hAnsi="Arial" w:cs="Arial"/>
-                <w:sz w:val="16"/>
-                <w:szCs w:val="16"/>
-              </w:rPr>
-              <w:t xml:space="preserve"> </w:t>
+              <w:t xml:space="preserve">{{crit </w:t>
             </w:r>
             <w:r>
               <w:rPr>
@@ -7741,25 +7213,7 @@
                 <w:sz w:val="16"/>
                 <w:szCs w:val="16"/>
               </w:rPr>
-              <w:t>{{</w:t>
-            </w:r>
-            <w:proofErr w:type="spellStart"/>
-            <w:r>
-              <w:rPr>
-                <w:rFonts w:ascii="Arial" w:hAnsi="Arial" w:cs="Arial"/>
-                <w:sz w:val="16"/>
-                <w:szCs w:val="16"/>
-              </w:rPr>
-              <w:t>crit</w:t>
-            </w:r>
-            <w:proofErr w:type="spellEnd"/>
-            <w:r>
-              <w:rPr>
-                <w:rFonts w:ascii="Arial" w:hAnsi="Arial" w:cs="Arial"/>
-                <w:sz w:val="16"/>
-                <w:szCs w:val="16"/>
-              </w:rPr>
-              <w:t xml:space="preserve"> </w:t>
+              <w:t xml:space="preserve">{{crit </w:t>
             </w:r>
             <w:r>
               <w:rPr>
@@ -7817,25 +7271,7 @@
                 <w:sz w:val="16"/>
                 <w:szCs w:val="16"/>
               </w:rPr>
-              <w:t>{{</w:t>
-            </w:r>
-            <w:proofErr w:type="spellStart"/>
-            <w:r>
-              <w:rPr>
-                <w:rFonts w:ascii="Arial" w:hAnsi="Arial" w:cs="Arial"/>
-                <w:sz w:val="16"/>
-                <w:szCs w:val="16"/>
-              </w:rPr>
-              <w:t>crit</w:t>
-            </w:r>
-            <w:proofErr w:type="spellEnd"/>
-            <w:r>
-              <w:rPr>
-                <w:rFonts w:ascii="Arial" w:hAnsi="Arial" w:cs="Arial"/>
-                <w:sz w:val="16"/>
-                <w:szCs w:val="16"/>
-              </w:rPr>
-              <w:t xml:space="preserve"> </w:t>
+              <w:t xml:space="preserve">{{crit </w:t>
             </w:r>
             <w:r>
               <w:rPr>
@@ -7893,25 +7329,7 @@
                 <w:sz w:val="16"/>
                 <w:szCs w:val="16"/>
               </w:rPr>
-              <w:t>{{</w:t>
-            </w:r>
-            <w:proofErr w:type="spellStart"/>
-            <w:r>
-              <w:rPr>
-                <w:rFonts w:ascii="Arial" w:hAnsi="Arial" w:cs="Arial"/>
-                <w:sz w:val="16"/>
-                <w:szCs w:val="16"/>
-              </w:rPr>
-              <w:t>crit</w:t>
-            </w:r>
-            <w:proofErr w:type="spellEnd"/>
-            <w:r>
-              <w:rPr>
-                <w:rFonts w:ascii="Arial" w:hAnsi="Arial" w:cs="Arial"/>
-                <w:sz w:val="16"/>
-                <w:szCs w:val="16"/>
-              </w:rPr>
-              <w:t xml:space="preserve"> </w:t>
+              <w:t xml:space="preserve">{{crit </w:t>
             </w:r>
             <w:r>
               <w:rPr>
@@ -8417,25 +7835,7 @@
                 <w:sz w:val="16"/>
                 <w:szCs w:val="16"/>
               </w:rPr>
-              <w:t>{</w:t>
-            </w:r>
-            <w:proofErr w:type="spellStart"/>
-            <w:r>
-              <w:rPr>
-                <w:rFonts w:ascii="Arial" w:hAnsi="Arial" w:cs="Arial"/>
-                <w:sz w:val="16"/>
-                <w:szCs w:val="16"/>
-              </w:rPr>
-              <w:t>crit</w:t>
-            </w:r>
-            <w:proofErr w:type="spellEnd"/>
-            <w:r>
-              <w:rPr>
-                <w:rFonts w:ascii="Arial" w:hAnsi="Arial" w:cs="Arial"/>
-                <w:sz w:val="16"/>
-                <w:szCs w:val="16"/>
-              </w:rPr>
-              <w:t xml:space="preserve"> 7-1</w:t>
+              <w:t>{crit 7-1</w:t>
             </w:r>
             <w:r>
               <w:rPr>
@@ -8469,25 +7869,7 @@
                 <w:sz w:val="16"/>
                 <w:szCs w:val="16"/>
               </w:rPr>
-              <w:t>{{</w:t>
-            </w:r>
-            <w:proofErr w:type="spellStart"/>
-            <w:r>
-              <w:rPr>
-                <w:rFonts w:ascii="Arial" w:hAnsi="Arial" w:cs="Arial"/>
-                <w:sz w:val="16"/>
-                <w:szCs w:val="16"/>
-              </w:rPr>
-              <w:t>crit</w:t>
-            </w:r>
-            <w:proofErr w:type="spellEnd"/>
-            <w:r>
-              <w:rPr>
-                <w:rFonts w:ascii="Arial" w:hAnsi="Arial" w:cs="Arial"/>
-                <w:sz w:val="16"/>
-                <w:szCs w:val="16"/>
-              </w:rPr>
-              <w:t xml:space="preserve"> </w:t>
+              <w:t xml:space="preserve">{{crit </w:t>
             </w:r>
             <w:r>
               <w:rPr>
@@ -8545,25 +7927,7 @@
                 <w:sz w:val="16"/>
                 <w:szCs w:val="16"/>
               </w:rPr>
-              <w:t>{{</w:t>
-            </w:r>
-            <w:proofErr w:type="spellStart"/>
-            <w:r>
-              <w:rPr>
-                <w:rFonts w:ascii="Arial" w:hAnsi="Arial" w:cs="Arial"/>
-                <w:sz w:val="16"/>
-                <w:szCs w:val="16"/>
-              </w:rPr>
-              <w:t>crit</w:t>
-            </w:r>
-            <w:proofErr w:type="spellEnd"/>
-            <w:r>
-              <w:rPr>
-                <w:rFonts w:ascii="Arial" w:hAnsi="Arial" w:cs="Arial"/>
-                <w:sz w:val="16"/>
-                <w:szCs w:val="16"/>
-              </w:rPr>
-              <w:t xml:space="preserve"> </w:t>
+              <w:t xml:space="preserve">{{crit </w:t>
             </w:r>
             <w:r>
               <w:rPr>
@@ -8621,25 +7985,7 @@
                 <w:sz w:val="16"/>
                 <w:szCs w:val="16"/>
               </w:rPr>
-              <w:t>{{</w:t>
-            </w:r>
-            <w:proofErr w:type="spellStart"/>
-            <w:r>
-              <w:rPr>
-                <w:rFonts w:ascii="Arial" w:hAnsi="Arial" w:cs="Arial"/>
-                <w:sz w:val="16"/>
-                <w:szCs w:val="16"/>
-              </w:rPr>
-              <w:t>crit</w:t>
-            </w:r>
-            <w:proofErr w:type="spellEnd"/>
-            <w:r>
-              <w:rPr>
-                <w:rFonts w:ascii="Arial" w:hAnsi="Arial" w:cs="Arial"/>
-                <w:sz w:val="16"/>
-                <w:szCs w:val="16"/>
-              </w:rPr>
-              <w:t xml:space="preserve"> </w:t>
+              <w:t xml:space="preserve">{{crit </w:t>
             </w:r>
             <w:r>
               <w:rPr>
@@ -8697,25 +8043,7 @@
                 <w:sz w:val="16"/>
                 <w:szCs w:val="16"/>
               </w:rPr>
-              <w:t>{{</w:t>
-            </w:r>
-            <w:proofErr w:type="spellStart"/>
-            <w:r>
-              <w:rPr>
-                <w:rFonts w:ascii="Arial" w:hAnsi="Arial" w:cs="Arial"/>
-                <w:sz w:val="16"/>
-                <w:szCs w:val="16"/>
-              </w:rPr>
-              <w:t>crit</w:t>
-            </w:r>
-            <w:proofErr w:type="spellEnd"/>
-            <w:r>
-              <w:rPr>
-                <w:rFonts w:ascii="Arial" w:hAnsi="Arial" w:cs="Arial"/>
-                <w:sz w:val="16"/>
-                <w:szCs w:val="16"/>
-              </w:rPr>
-              <w:t xml:space="preserve"> </w:t>
+              <w:t xml:space="preserve">{{crit </w:t>
             </w:r>
             <w:r>
               <w:rPr>
@@ -9013,15 +8341,7 @@
               <w:t>Observaciones del responsable del proyecto:</w:t>
             </w:r>
             <w:r>
-              <w:t xml:space="preserve"> {{</w:t>
-            </w:r>
-            <w:proofErr w:type="spellStart"/>
-            <w:r>
-              <w:t>Observaciones_Encargado</w:t>
-            </w:r>
-            <w:proofErr w:type="spellEnd"/>
-            <w:r>
-              <w:t>}}</w:t>
+              <w:t xml:space="preserve"> {{Observaciones_Encargado}}</w:t>
             </w:r>
           </w:p>
         </w:tc>
@@ -9105,25 +8425,7 @@
                 <w:sz w:val="16"/>
                 <w:szCs w:val="16"/>
               </w:rPr>
-              <w:t>{</w:t>
-            </w:r>
-            <w:proofErr w:type="spellStart"/>
-            <w:r>
-              <w:rPr>
-                <w:rFonts w:ascii="Arial" w:hAnsi="Arial" w:cs="Arial"/>
-                <w:sz w:val="16"/>
-                <w:szCs w:val="16"/>
-              </w:rPr>
-              <w:t>crit</w:t>
-            </w:r>
-            <w:proofErr w:type="spellEnd"/>
-            <w:r>
-              <w:rPr>
-                <w:rFonts w:ascii="Arial" w:hAnsi="Arial" w:cs="Arial"/>
-                <w:sz w:val="16"/>
-                <w:szCs w:val="16"/>
-              </w:rPr>
-              <w:t xml:space="preserve"> 8-1</w:t>
+              <w:t>{crit 8-1</w:t>
             </w:r>
             <w:r>
               <w:rPr>
@@ -9156,25 +8458,7 @@
                 <w:sz w:val="16"/>
                 <w:szCs w:val="16"/>
               </w:rPr>
-              <w:t>{{</w:t>
-            </w:r>
-            <w:proofErr w:type="spellStart"/>
-            <w:r>
-              <w:rPr>
-                <w:rFonts w:ascii="Arial" w:hAnsi="Arial" w:cs="Arial"/>
-                <w:sz w:val="16"/>
-                <w:szCs w:val="16"/>
-              </w:rPr>
-              <w:t>crit</w:t>
-            </w:r>
-            <w:proofErr w:type="spellEnd"/>
-            <w:r>
-              <w:rPr>
-                <w:rFonts w:ascii="Arial" w:hAnsi="Arial" w:cs="Arial"/>
-                <w:sz w:val="16"/>
-                <w:szCs w:val="16"/>
-              </w:rPr>
-              <w:t xml:space="preserve"> </w:t>
+              <w:t xml:space="preserve">{{crit </w:t>
             </w:r>
             <w:r>
               <w:rPr>
@@ -9231,25 +8515,7 @@
                 <w:sz w:val="16"/>
                 <w:szCs w:val="16"/>
               </w:rPr>
-              <w:t>{{</w:t>
-            </w:r>
-            <w:proofErr w:type="spellStart"/>
-            <w:r>
-              <w:rPr>
-                <w:rFonts w:ascii="Arial" w:hAnsi="Arial" w:cs="Arial"/>
-                <w:sz w:val="16"/>
-                <w:szCs w:val="16"/>
-              </w:rPr>
-              <w:t>crit</w:t>
-            </w:r>
-            <w:proofErr w:type="spellEnd"/>
-            <w:r>
-              <w:rPr>
-                <w:rFonts w:ascii="Arial" w:hAnsi="Arial" w:cs="Arial"/>
-                <w:sz w:val="16"/>
-                <w:szCs w:val="16"/>
-              </w:rPr>
-              <w:t xml:space="preserve"> </w:t>
+              <w:t xml:space="preserve">{{crit </w:t>
             </w:r>
             <w:r>
               <w:rPr>
@@ -9306,25 +8572,7 @@
                 <w:sz w:val="16"/>
                 <w:szCs w:val="16"/>
               </w:rPr>
-              <w:t>{{</w:t>
-            </w:r>
-            <w:proofErr w:type="spellStart"/>
-            <w:r>
-              <w:rPr>
-                <w:rFonts w:ascii="Arial" w:hAnsi="Arial" w:cs="Arial"/>
-                <w:sz w:val="16"/>
-                <w:szCs w:val="16"/>
-              </w:rPr>
-              <w:t>crit</w:t>
-            </w:r>
-            <w:proofErr w:type="spellEnd"/>
-            <w:r>
-              <w:rPr>
-                <w:rFonts w:ascii="Arial" w:hAnsi="Arial" w:cs="Arial"/>
-                <w:sz w:val="16"/>
-                <w:szCs w:val="16"/>
-              </w:rPr>
-              <w:t xml:space="preserve"> </w:t>
+              <w:t xml:space="preserve">{{crit </w:t>
             </w:r>
             <w:r>
               <w:rPr>
@@ -9381,25 +8629,7 @@
                 <w:sz w:val="16"/>
                 <w:szCs w:val="16"/>
               </w:rPr>
-              <w:t>{{</w:t>
-            </w:r>
-            <w:proofErr w:type="spellStart"/>
-            <w:r>
-              <w:rPr>
-                <w:rFonts w:ascii="Arial" w:hAnsi="Arial" w:cs="Arial"/>
-                <w:sz w:val="16"/>
-                <w:szCs w:val="16"/>
-              </w:rPr>
-              <w:t>crit</w:t>
-            </w:r>
-            <w:proofErr w:type="spellEnd"/>
-            <w:r>
-              <w:rPr>
-                <w:rFonts w:ascii="Arial" w:hAnsi="Arial" w:cs="Arial"/>
-                <w:sz w:val="16"/>
-                <w:szCs w:val="16"/>
-              </w:rPr>
-              <w:t xml:space="preserve"> </w:t>
+              <w:t xml:space="preserve">{{crit </w:t>
             </w:r>
             <w:r>
               <w:rPr>
@@ -9463,15 +8693,7 @@
               <w:t xml:space="preserve">Observaciones del estudiante: </w:t>
             </w:r>
             <w:r>
-              <w:t>{{</w:t>
-            </w:r>
-            <w:proofErr w:type="spellStart"/>
-            <w:r>
-              <w:t>Observaciones_Estudiante</w:t>
-            </w:r>
-            <w:proofErr w:type="spellEnd"/>
-            <w:r>
-              <w:t>}}</w:t>
+              <w:t>{{Observaciones_Estudiante}}</w:t>
             </w:r>
           </w:p>
         </w:tc>
@@ -9772,27 +8994,7 @@
                 <w:sz w:val="16"/>
                 <w:szCs w:val="16"/>
               </w:rPr>
-              <w:t>{{</w:t>
-            </w:r>
-            <w:proofErr w:type="spellStart"/>
-            <w:r>
-              <w:rPr>
-                <w:rFonts w:ascii="Arial" w:eastAsia="Arial" w:hAnsi="Arial" w:cs="Arial"/>
-                <w:color w:val="000000"/>
-                <w:sz w:val="16"/>
-                <w:szCs w:val="16"/>
-              </w:rPr>
-              <w:t>Nombre_Responsable</w:t>
-            </w:r>
-            <w:proofErr w:type="spellEnd"/>
-            <w:r>
-              <w:rPr>
-                <w:rFonts w:ascii="Arial" w:eastAsia="Arial" w:hAnsi="Arial" w:cs="Arial"/>
-                <w:color w:val="000000"/>
-                <w:sz w:val="16"/>
-                <w:szCs w:val="16"/>
-              </w:rPr>
-              <w:t>}}</w:t>
+              <w:t>{{Nombre_Responsable}}</w:t>
             </w:r>
           </w:p>
         </w:tc>
@@ -9930,27 +9132,7 @@
                 <w:sz w:val="16"/>
                 <w:szCs w:val="16"/>
               </w:rPr>
-              <w:t>{{</w:t>
-            </w:r>
-            <w:proofErr w:type="spellStart"/>
-            <w:r>
-              <w:rPr>
-                <w:rFonts w:ascii="Arial" w:eastAsia="Arial" w:hAnsi="Arial" w:cs="Arial"/>
-                <w:color w:val="000000"/>
-                <w:sz w:val="16"/>
-                <w:szCs w:val="16"/>
-              </w:rPr>
-              <w:t>Nombre_Estudiante</w:t>
-            </w:r>
-            <w:proofErr w:type="spellEnd"/>
-            <w:r>
-              <w:rPr>
-                <w:rFonts w:ascii="Arial" w:eastAsia="Arial" w:hAnsi="Arial" w:cs="Arial"/>
-                <w:color w:val="000000"/>
-                <w:sz w:val="16"/>
-                <w:szCs w:val="16"/>
-              </w:rPr>
-              <w:t>}}</w:t>
+              <w:t>{{Nombre_Estudiante}}</w:t>
             </w:r>
           </w:p>
         </w:tc>
@@ -10098,27 +9280,7 @@
                 <w:sz w:val="16"/>
                 <w:szCs w:val="16"/>
               </w:rPr>
-              <w:t>{{</w:t>
-            </w:r>
-            <w:proofErr w:type="spellStart"/>
-            <w:r>
-              <w:rPr>
-                <w:rFonts w:ascii="Arial" w:eastAsia="Arial" w:hAnsi="Arial" w:cs="Arial"/>
-                <w:color w:val="000000"/>
-                <w:sz w:val="16"/>
-                <w:szCs w:val="16"/>
-              </w:rPr>
-              <w:t>Cargo_Responsable</w:t>
-            </w:r>
-            <w:proofErr w:type="spellEnd"/>
-            <w:r>
-              <w:rPr>
-                <w:rFonts w:ascii="Arial" w:eastAsia="Arial" w:hAnsi="Arial" w:cs="Arial"/>
-                <w:color w:val="000000"/>
-                <w:sz w:val="16"/>
-                <w:szCs w:val="16"/>
-              </w:rPr>
-              <w:t>}}</w:t>
+              <w:t>{{Cargo_Responsable}}</w:t>
             </w:r>
           </w:p>
           <w:p>
@@ -10320,29 +9482,7 @@
                 <w:sz w:val="16"/>
                 <w:szCs w:val="16"/>
               </w:rPr>
-              <w:t>{{</w:t>
-            </w:r>
-            <w:proofErr w:type="spellStart"/>
-            <w:r>
-              <w:rPr>
-                <w:rFonts w:ascii="Arial" w:eastAsia="Arial" w:hAnsi="Arial" w:cs="Arial"/>
-                <w:bCs/>
-                <w:color w:val="000000"/>
-                <w:sz w:val="16"/>
-                <w:szCs w:val="16"/>
-              </w:rPr>
-              <w:t>Num_Control</w:t>
-            </w:r>
-            <w:proofErr w:type="spellEnd"/>
-            <w:r>
-              <w:rPr>
-                <w:rFonts w:ascii="Arial" w:eastAsia="Arial" w:hAnsi="Arial" w:cs="Arial"/>
-                <w:bCs/>
-                <w:color w:val="000000"/>
-                <w:sz w:val="16"/>
-                <w:szCs w:val="16"/>
-              </w:rPr>
-              <w:t>}}</w:t>
+              <w:t>{{Num_Control}}</w:t>
             </w:r>
           </w:p>
         </w:tc>

--- a/plantillas/Reporte_Final_Lleno.docx
+++ b/plantillas/Reporte_Final_Lleno.docx
@@ -159,7 +159,21 @@
               <w:rPr>
                 <w:rFonts w:ascii="Arial" w:eastAsia="Arial" w:hAnsi="Arial" w:cs="Arial"/>
               </w:rPr>
-              <w:t>&lt;&lt;no_de_control&gt;&gt;</w:t>
+              <w:t>&lt;&lt;</w:t>
+            </w:r>
+            <w:proofErr w:type="spellStart"/>
+            <w:r>
+              <w:rPr>
+                <w:rFonts w:ascii="Arial" w:eastAsia="Arial" w:hAnsi="Arial" w:cs="Arial"/>
+              </w:rPr>
+              <w:t>no_de_control</w:t>
+            </w:r>
+            <w:proofErr w:type="spellEnd"/>
+            <w:r>
+              <w:rPr>
+                <w:rFonts w:ascii="Arial" w:eastAsia="Arial" w:hAnsi="Arial" w:cs="Arial"/>
+              </w:rPr>
+              <w:t>&gt;&gt;</w:t>
             </w:r>
           </w:p>
         </w:tc>
@@ -297,7 +311,21 @@
               <w:rPr>
                 <w:rFonts w:ascii="Arial" w:eastAsia="Arial" w:hAnsi="Arial" w:cs="Arial"/>
               </w:rPr>
-              <w:t>&lt;&lt;Nombre_Programa&gt;&gt;</w:t>
+              <w:t>&lt;&lt;</w:t>
+            </w:r>
+            <w:proofErr w:type="spellStart"/>
+            <w:r>
+              <w:rPr>
+                <w:rFonts w:ascii="Arial" w:eastAsia="Arial" w:hAnsi="Arial" w:cs="Arial"/>
+              </w:rPr>
+              <w:t>Nombre_Programa</w:t>
+            </w:r>
+            <w:proofErr w:type="spellEnd"/>
+            <w:r>
+              <w:rPr>
+                <w:rFonts w:ascii="Arial" w:eastAsia="Arial" w:hAnsi="Arial" w:cs="Arial"/>
+              </w:rPr>
+              <w:t>&gt;&gt;</w:t>
             </w:r>
           </w:p>
         </w:tc>
@@ -343,7 +371,21 @@
               <w:rPr>
                 <w:rFonts w:ascii="Arial" w:eastAsia="Arial" w:hAnsi="Arial" w:cs="Arial"/>
               </w:rPr>
-              <w:t>&lt;&lt;Responsable_Proyecto&gt;&gt;</w:t>
+              <w:t>&lt;&lt;</w:t>
+            </w:r>
+            <w:proofErr w:type="spellStart"/>
+            <w:r>
+              <w:rPr>
+                <w:rFonts w:ascii="Arial" w:eastAsia="Arial" w:hAnsi="Arial" w:cs="Arial"/>
+              </w:rPr>
+              <w:t>Responsable_Proyecto</w:t>
+            </w:r>
+            <w:proofErr w:type="spellEnd"/>
+            <w:r>
+              <w:rPr>
+                <w:rFonts w:ascii="Arial" w:eastAsia="Arial" w:hAnsi="Arial" w:cs="Arial"/>
+              </w:rPr>
+              <w:t>&gt;&gt;</w:t>
             </w:r>
           </w:p>
         </w:tc>
@@ -3033,6 +3075,7 @@
                 <w:szCs w:val="16"/>
               </w:rPr>
             </w:pPr>
+            <w:proofErr w:type="gramStart"/>
             <w:r>
               <w:rPr>
                 <w:rFonts w:ascii="Arial" w:hAnsi="Arial" w:cs="Arial"/>
@@ -3042,6 +3085,7 @@
               </w:rPr>
               <w:t>Criterios a evaluar</w:t>
             </w:r>
+            <w:proofErr w:type="gramEnd"/>
           </w:p>
         </w:tc>
         <w:tc>
@@ -3255,6 +3299,7 @@
                 <w:szCs w:val="16"/>
               </w:rPr>
             </w:pPr>
+            <w:proofErr w:type="gramStart"/>
             <w:r>
               <w:rPr>
                 <w:rFonts w:ascii="Arial" w:hAnsi="Arial" w:cs="Arial"/>
@@ -3264,6 +3309,7 @@
               </w:rPr>
               <w:t>Criterios a evaluar</w:t>
             </w:r>
+            <w:proofErr w:type="gramEnd"/>
           </w:p>
         </w:tc>
         <w:tc>
@@ -3480,7 +3526,13 @@
           </w:tcPr>
           <w:p>
             <w:r>
-              <w:t>{{ resp1_0 }}</w:t>
+              <w:t>{{ resp</w:t>
+            </w:r>
+            <w:r>
+              <w:t>1</w:t>
+            </w:r>
+            <w:r>
+              <w:t>_0 }}</w:t>
             </w:r>
           </w:p>
         </w:tc>
@@ -3610,7 +3662,25 @@
                 <w:sz w:val="16"/>
                 <w:szCs w:val="16"/>
               </w:rPr>
-              <w:t>{crit 1-1</w:t>
+              <w:t>{</w:t>
+            </w:r>
+            <w:proofErr w:type="spellStart"/>
+            <w:r>
+              <w:rPr>
+                <w:rFonts w:ascii="Arial" w:hAnsi="Arial" w:cs="Arial"/>
+                <w:sz w:val="16"/>
+                <w:szCs w:val="16"/>
+              </w:rPr>
+              <w:t>crit</w:t>
+            </w:r>
+            <w:proofErr w:type="spellEnd"/>
+            <w:r>
+              <w:rPr>
+                <w:rFonts w:ascii="Arial" w:hAnsi="Arial" w:cs="Arial"/>
+                <w:sz w:val="16"/>
+                <w:szCs w:val="16"/>
+              </w:rPr>
+              <w:t xml:space="preserve"> 1-1</w:t>
             </w:r>
             <w:r>
               <w:rPr>
@@ -3644,7 +3714,25 @@
                 <w:sz w:val="16"/>
                 <w:szCs w:val="16"/>
               </w:rPr>
-              <w:t>{{crit 1-</w:t>
+              <w:t>{{</w:t>
+            </w:r>
+            <w:proofErr w:type="spellStart"/>
+            <w:r>
+              <w:rPr>
+                <w:rFonts w:ascii="Arial" w:hAnsi="Arial" w:cs="Arial"/>
+                <w:sz w:val="16"/>
+                <w:szCs w:val="16"/>
+              </w:rPr>
+              <w:t>crit</w:t>
+            </w:r>
+            <w:proofErr w:type="spellEnd"/>
+            <w:r>
+              <w:rPr>
+                <w:rFonts w:ascii="Arial" w:hAnsi="Arial" w:cs="Arial"/>
+                <w:sz w:val="16"/>
+                <w:szCs w:val="16"/>
+              </w:rPr>
+              <w:t xml:space="preserve"> 1-</w:t>
             </w:r>
             <w:r>
               <w:rPr>
@@ -3686,7 +3774,25 @@
                 <w:sz w:val="16"/>
                 <w:szCs w:val="16"/>
               </w:rPr>
-              <w:t>{{crit 1-</w:t>
+              <w:t>{{</w:t>
+            </w:r>
+            <w:proofErr w:type="spellStart"/>
+            <w:r>
+              <w:rPr>
+                <w:rFonts w:ascii="Arial" w:hAnsi="Arial" w:cs="Arial"/>
+                <w:sz w:val="16"/>
+                <w:szCs w:val="16"/>
+              </w:rPr>
+              <w:t>crit</w:t>
+            </w:r>
+            <w:proofErr w:type="spellEnd"/>
+            <w:r>
+              <w:rPr>
+                <w:rFonts w:ascii="Arial" w:hAnsi="Arial" w:cs="Arial"/>
+                <w:sz w:val="16"/>
+                <w:szCs w:val="16"/>
+              </w:rPr>
+              <w:t xml:space="preserve"> 1-</w:t>
             </w:r>
             <w:r>
               <w:rPr>
@@ -3728,7 +3834,25 @@
                 <w:sz w:val="16"/>
                 <w:szCs w:val="16"/>
               </w:rPr>
-              <w:t>{{crit 1-</w:t>
+              <w:t>{{</w:t>
+            </w:r>
+            <w:proofErr w:type="spellStart"/>
+            <w:r>
+              <w:rPr>
+                <w:rFonts w:ascii="Arial" w:hAnsi="Arial" w:cs="Arial"/>
+                <w:sz w:val="16"/>
+                <w:szCs w:val="16"/>
+              </w:rPr>
+              <w:t>crit</w:t>
+            </w:r>
+            <w:proofErr w:type="spellEnd"/>
+            <w:r>
+              <w:rPr>
+                <w:rFonts w:ascii="Arial" w:hAnsi="Arial" w:cs="Arial"/>
+                <w:sz w:val="16"/>
+                <w:szCs w:val="16"/>
+              </w:rPr>
+              <w:t xml:space="preserve"> 1-</w:t>
             </w:r>
             <w:r>
               <w:rPr>
@@ -3770,7 +3894,25 @@
                 <w:sz w:val="16"/>
                 <w:szCs w:val="16"/>
               </w:rPr>
-              <w:t>{{crit 1-</w:t>
+              <w:t>{{</w:t>
+            </w:r>
+            <w:proofErr w:type="spellStart"/>
+            <w:r>
+              <w:rPr>
+                <w:rFonts w:ascii="Arial" w:hAnsi="Arial" w:cs="Arial"/>
+                <w:sz w:val="16"/>
+                <w:szCs w:val="16"/>
+              </w:rPr>
+              <w:t>crit</w:t>
+            </w:r>
+            <w:proofErr w:type="spellEnd"/>
+            <w:r>
+              <w:rPr>
+                <w:rFonts w:ascii="Arial" w:hAnsi="Arial" w:cs="Arial"/>
+                <w:sz w:val="16"/>
+                <w:szCs w:val="16"/>
+              </w:rPr>
+              <w:t xml:space="preserve"> 1-</w:t>
             </w:r>
             <w:r>
               <w:rPr>
@@ -4260,7 +4402,25 @@
                 <w:sz w:val="16"/>
                 <w:szCs w:val="16"/>
               </w:rPr>
-              <w:t>{crit 2-1</w:t>
+              <w:t>{</w:t>
+            </w:r>
+            <w:proofErr w:type="spellStart"/>
+            <w:r>
+              <w:rPr>
+                <w:rFonts w:ascii="Arial" w:hAnsi="Arial" w:cs="Arial"/>
+                <w:sz w:val="16"/>
+                <w:szCs w:val="16"/>
+              </w:rPr>
+              <w:t>crit</w:t>
+            </w:r>
+            <w:proofErr w:type="spellEnd"/>
+            <w:r>
+              <w:rPr>
+                <w:rFonts w:ascii="Arial" w:hAnsi="Arial" w:cs="Arial"/>
+                <w:sz w:val="16"/>
+                <w:szCs w:val="16"/>
+              </w:rPr>
+              <w:t xml:space="preserve"> 2-1</w:t>
             </w:r>
             <w:r>
               <w:rPr>
@@ -4294,7 +4454,25 @@
                 <w:sz w:val="16"/>
                 <w:szCs w:val="16"/>
               </w:rPr>
-              <w:t xml:space="preserve">{{crit </w:t>
+              <w:t>{{</w:t>
+            </w:r>
+            <w:proofErr w:type="spellStart"/>
+            <w:r>
+              <w:rPr>
+                <w:rFonts w:ascii="Arial" w:hAnsi="Arial" w:cs="Arial"/>
+                <w:sz w:val="16"/>
+                <w:szCs w:val="16"/>
+              </w:rPr>
+              <w:t>crit</w:t>
+            </w:r>
+            <w:proofErr w:type="spellEnd"/>
+            <w:r>
+              <w:rPr>
+                <w:rFonts w:ascii="Arial" w:hAnsi="Arial" w:cs="Arial"/>
+                <w:sz w:val="16"/>
+                <w:szCs w:val="16"/>
+              </w:rPr>
+              <w:t xml:space="preserve"> </w:t>
             </w:r>
             <w:r>
               <w:rPr>
@@ -4352,7 +4530,25 @@
                 <w:sz w:val="16"/>
                 <w:szCs w:val="16"/>
               </w:rPr>
-              <w:t xml:space="preserve">{{crit </w:t>
+              <w:t>{{</w:t>
+            </w:r>
+            <w:proofErr w:type="spellStart"/>
+            <w:r>
+              <w:rPr>
+                <w:rFonts w:ascii="Arial" w:hAnsi="Arial" w:cs="Arial"/>
+                <w:sz w:val="16"/>
+                <w:szCs w:val="16"/>
+              </w:rPr>
+              <w:t>crit</w:t>
+            </w:r>
+            <w:proofErr w:type="spellEnd"/>
+            <w:r>
+              <w:rPr>
+                <w:rFonts w:ascii="Arial" w:hAnsi="Arial" w:cs="Arial"/>
+                <w:sz w:val="16"/>
+                <w:szCs w:val="16"/>
+              </w:rPr>
+              <w:t xml:space="preserve"> </w:t>
             </w:r>
             <w:r>
               <w:rPr>
@@ -4410,7 +4606,25 @@
                 <w:sz w:val="16"/>
                 <w:szCs w:val="16"/>
               </w:rPr>
-              <w:t xml:space="preserve">{{crit </w:t>
+              <w:t>{{</w:t>
+            </w:r>
+            <w:proofErr w:type="spellStart"/>
+            <w:r>
+              <w:rPr>
+                <w:rFonts w:ascii="Arial" w:hAnsi="Arial" w:cs="Arial"/>
+                <w:sz w:val="16"/>
+                <w:szCs w:val="16"/>
+              </w:rPr>
+              <w:t>crit</w:t>
+            </w:r>
+            <w:proofErr w:type="spellEnd"/>
+            <w:r>
+              <w:rPr>
+                <w:rFonts w:ascii="Arial" w:hAnsi="Arial" w:cs="Arial"/>
+                <w:sz w:val="16"/>
+                <w:szCs w:val="16"/>
+              </w:rPr>
+              <w:t xml:space="preserve"> </w:t>
             </w:r>
             <w:r>
               <w:rPr>
@@ -4468,7 +4682,25 @@
                 <w:sz w:val="16"/>
                 <w:szCs w:val="16"/>
               </w:rPr>
-              <w:t xml:space="preserve">{{crit </w:t>
+              <w:t>{{</w:t>
+            </w:r>
+            <w:proofErr w:type="spellStart"/>
+            <w:r>
+              <w:rPr>
+                <w:rFonts w:ascii="Arial" w:hAnsi="Arial" w:cs="Arial"/>
+                <w:sz w:val="16"/>
+                <w:szCs w:val="16"/>
+              </w:rPr>
+              <w:t>crit</w:t>
+            </w:r>
+            <w:proofErr w:type="spellEnd"/>
+            <w:r>
+              <w:rPr>
+                <w:rFonts w:ascii="Arial" w:hAnsi="Arial" w:cs="Arial"/>
+                <w:sz w:val="16"/>
+                <w:szCs w:val="16"/>
+              </w:rPr>
+              <w:t xml:space="preserve"> </w:t>
             </w:r>
             <w:r>
               <w:rPr>
@@ -4969,7 +5201,25 @@
                 <w:sz w:val="16"/>
                 <w:szCs w:val="16"/>
               </w:rPr>
-              <w:t>{crit 3-1</w:t>
+              <w:t>{</w:t>
+            </w:r>
+            <w:proofErr w:type="spellStart"/>
+            <w:r>
+              <w:rPr>
+                <w:rFonts w:ascii="Arial" w:hAnsi="Arial" w:cs="Arial"/>
+                <w:sz w:val="16"/>
+                <w:szCs w:val="16"/>
+              </w:rPr>
+              <w:t>crit</w:t>
+            </w:r>
+            <w:proofErr w:type="spellEnd"/>
+            <w:r>
+              <w:rPr>
+                <w:rFonts w:ascii="Arial" w:hAnsi="Arial" w:cs="Arial"/>
+                <w:sz w:val="16"/>
+                <w:szCs w:val="16"/>
+              </w:rPr>
+              <w:t xml:space="preserve"> 3-1</w:t>
             </w:r>
             <w:r>
               <w:rPr>
@@ -5003,7 +5253,25 @@
                 <w:sz w:val="16"/>
                 <w:szCs w:val="16"/>
               </w:rPr>
-              <w:t xml:space="preserve">{{crit </w:t>
+              <w:t>{{</w:t>
+            </w:r>
+            <w:proofErr w:type="spellStart"/>
+            <w:r>
+              <w:rPr>
+                <w:rFonts w:ascii="Arial" w:hAnsi="Arial" w:cs="Arial"/>
+                <w:sz w:val="16"/>
+                <w:szCs w:val="16"/>
+              </w:rPr>
+              <w:t>crit</w:t>
+            </w:r>
+            <w:proofErr w:type="spellEnd"/>
+            <w:r>
+              <w:rPr>
+                <w:rFonts w:ascii="Arial" w:hAnsi="Arial" w:cs="Arial"/>
+                <w:sz w:val="16"/>
+                <w:szCs w:val="16"/>
+              </w:rPr>
+              <w:t xml:space="preserve"> </w:t>
             </w:r>
             <w:r>
               <w:rPr>
@@ -5061,7 +5329,25 @@
                 <w:sz w:val="16"/>
                 <w:szCs w:val="16"/>
               </w:rPr>
-              <w:t xml:space="preserve">{{crit </w:t>
+              <w:t>{{</w:t>
+            </w:r>
+            <w:proofErr w:type="spellStart"/>
+            <w:r>
+              <w:rPr>
+                <w:rFonts w:ascii="Arial" w:hAnsi="Arial" w:cs="Arial"/>
+                <w:sz w:val="16"/>
+                <w:szCs w:val="16"/>
+              </w:rPr>
+              <w:t>crit</w:t>
+            </w:r>
+            <w:proofErr w:type="spellEnd"/>
+            <w:r>
+              <w:rPr>
+                <w:rFonts w:ascii="Arial" w:hAnsi="Arial" w:cs="Arial"/>
+                <w:sz w:val="16"/>
+                <w:szCs w:val="16"/>
+              </w:rPr>
+              <w:t xml:space="preserve"> </w:t>
             </w:r>
             <w:r>
               <w:rPr>
@@ -5119,7 +5405,25 @@
                 <w:sz w:val="16"/>
                 <w:szCs w:val="16"/>
               </w:rPr>
-              <w:t xml:space="preserve">{{crit </w:t>
+              <w:t>{{</w:t>
+            </w:r>
+            <w:proofErr w:type="spellStart"/>
+            <w:r>
+              <w:rPr>
+                <w:rFonts w:ascii="Arial" w:hAnsi="Arial" w:cs="Arial"/>
+                <w:sz w:val="16"/>
+                <w:szCs w:val="16"/>
+              </w:rPr>
+              <w:t>crit</w:t>
+            </w:r>
+            <w:proofErr w:type="spellEnd"/>
+            <w:r>
+              <w:rPr>
+                <w:rFonts w:ascii="Arial" w:hAnsi="Arial" w:cs="Arial"/>
+                <w:sz w:val="16"/>
+                <w:szCs w:val="16"/>
+              </w:rPr>
+              <w:t xml:space="preserve"> </w:t>
             </w:r>
             <w:r>
               <w:rPr>
@@ -5177,7 +5481,25 @@
                 <w:sz w:val="16"/>
                 <w:szCs w:val="16"/>
               </w:rPr>
-              <w:t xml:space="preserve">{{crit </w:t>
+              <w:t>{{</w:t>
+            </w:r>
+            <w:proofErr w:type="spellStart"/>
+            <w:r>
+              <w:rPr>
+                <w:rFonts w:ascii="Arial" w:hAnsi="Arial" w:cs="Arial"/>
+                <w:sz w:val="16"/>
+                <w:szCs w:val="16"/>
+              </w:rPr>
+              <w:t>crit</w:t>
+            </w:r>
+            <w:proofErr w:type="spellEnd"/>
+            <w:r>
+              <w:rPr>
+                <w:rFonts w:ascii="Arial" w:hAnsi="Arial" w:cs="Arial"/>
+                <w:sz w:val="16"/>
+                <w:szCs w:val="16"/>
+              </w:rPr>
+              <w:t xml:space="preserve"> </w:t>
             </w:r>
             <w:r>
               <w:rPr>
@@ -5679,7 +6001,25 @@
                 <w:sz w:val="16"/>
                 <w:szCs w:val="16"/>
               </w:rPr>
-              <w:t>{crit 4-1</w:t>
+              <w:t>{</w:t>
+            </w:r>
+            <w:proofErr w:type="spellStart"/>
+            <w:r>
+              <w:rPr>
+                <w:rFonts w:ascii="Arial" w:hAnsi="Arial" w:cs="Arial"/>
+                <w:sz w:val="16"/>
+                <w:szCs w:val="16"/>
+              </w:rPr>
+              <w:t>crit</w:t>
+            </w:r>
+            <w:proofErr w:type="spellEnd"/>
+            <w:r>
+              <w:rPr>
+                <w:rFonts w:ascii="Arial" w:hAnsi="Arial" w:cs="Arial"/>
+                <w:sz w:val="16"/>
+                <w:szCs w:val="16"/>
+              </w:rPr>
+              <w:t xml:space="preserve"> 4-1</w:t>
             </w:r>
             <w:r>
               <w:rPr>
@@ -5713,7 +6053,25 @@
                 <w:sz w:val="16"/>
                 <w:szCs w:val="16"/>
               </w:rPr>
-              <w:t xml:space="preserve">{{crit </w:t>
+              <w:t>{{</w:t>
+            </w:r>
+            <w:proofErr w:type="spellStart"/>
+            <w:r>
+              <w:rPr>
+                <w:rFonts w:ascii="Arial" w:hAnsi="Arial" w:cs="Arial"/>
+                <w:sz w:val="16"/>
+                <w:szCs w:val="16"/>
+              </w:rPr>
+              <w:t>crit</w:t>
+            </w:r>
+            <w:proofErr w:type="spellEnd"/>
+            <w:r>
+              <w:rPr>
+                <w:rFonts w:ascii="Arial" w:hAnsi="Arial" w:cs="Arial"/>
+                <w:sz w:val="16"/>
+                <w:szCs w:val="16"/>
+              </w:rPr>
+              <w:t xml:space="preserve"> </w:t>
             </w:r>
             <w:r>
               <w:rPr>
@@ -5771,7 +6129,25 @@
                 <w:sz w:val="16"/>
                 <w:szCs w:val="16"/>
               </w:rPr>
-              <w:t xml:space="preserve">{{crit </w:t>
+              <w:t>{{</w:t>
+            </w:r>
+            <w:proofErr w:type="spellStart"/>
+            <w:r>
+              <w:rPr>
+                <w:rFonts w:ascii="Arial" w:hAnsi="Arial" w:cs="Arial"/>
+                <w:sz w:val="16"/>
+                <w:szCs w:val="16"/>
+              </w:rPr>
+              <w:t>crit</w:t>
+            </w:r>
+            <w:proofErr w:type="spellEnd"/>
+            <w:r>
+              <w:rPr>
+                <w:rFonts w:ascii="Arial" w:hAnsi="Arial" w:cs="Arial"/>
+                <w:sz w:val="16"/>
+                <w:szCs w:val="16"/>
+              </w:rPr>
+              <w:t xml:space="preserve"> </w:t>
             </w:r>
             <w:r>
               <w:rPr>
@@ -5829,7 +6205,25 @@
                 <w:sz w:val="16"/>
                 <w:szCs w:val="16"/>
               </w:rPr>
-              <w:t xml:space="preserve">{{crit </w:t>
+              <w:t>{{</w:t>
+            </w:r>
+            <w:proofErr w:type="spellStart"/>
+            <w:r>
+              <w:rPr>
+                <w:rFonts w:ascii="Arial" w:hAnsi="Arial" w:cs="Arial"/>
+                <w:sz w:val="16"/>
+                <w:szCs w:val="16"/>
+              </w:rPr>
+              <w:t>crit</w:t>
+            </w:r>
+            <w:proofErr w:type="spellEnd"/>
+            <w:r>
+              <w:rPr>
+                <w:rFonts w:ascii="Arial" w:hAnsi="Arial" w:cs="Arial"/>
+                <w:sz w:val="16"/>
+                <w:szCs w:val="16"/>
+              </w:rPr>
+              <w:t xml:space="preserve"> </w:t>
             </w:r>
             <w:r>
               <w:rPr>
@@ -5887,7 +6281,25 @@
                 <w:sz w:val="16"/>
                 <w:szCs w:val="16"/>
               </w:rPr>
-              <w:t xml:space="preserve">{{crit </w:t>
+              <w:t>{{</w:t>
+            </w:r>
+            <w:proofErr w:type="spellStart"/>
+            <w:r>
+              <w:rPr>
+                <w:rFonts w:ascii="Arial" w:hAnsi="Arial" w:cs="Arial"/>
+                <w:sz w:val="16"/>
+                <w:szCs w:val="16"/>
+              </w:rPr>
+              <w:t>crit</w:t>
+            </w:r>
+            <w:proofErr w:type="spellEnd"/>
+            <w:r>
+              <w:rPr>
+                <w:rFonts w:ascii="Arial" w:hAnsi="Arial" w:cs="Arial"/>
+                <w:sz w:val="16"/>
+                <w:szCs w:val="16"/>
+              </w:rPr>
+              <w:t xml:space="preserve"> </w:t>
             </w:r>
             <w:r>
               <w:rPr>
@@ -6388,7 +6800,25 @@
                 <w:sz w:val="16"/>
                 <w:szCs w:val="16"/>
               </w:rPr>
-              <w:t>{crit 5-1</w:t>
+              <w:t>{</w:t>
+            </w:r>
+            <w:proofErr w:type="spellStart"/>
+            <w:r>
+              <w:rPr>
+                <w:rFonts w:ascii="Arial" w:hAnsi="Arial" w:cs="Arial"/>
+                <w:sz w:val="16"/>
+                <w:szCs w:val="16"/>
+              </w:rPr>
+              <w:t>crit</w:t>
+            </w:r>
+            <w:proofErr w:type="spellEnd"/>
+            <w:r>
+              <w:rPr>
+                <w:rFonts w:ascii="Arial" w:hAnsi="Arial" w:cs="Arial"/>
+                <w:sz w:val="16"/>
+                <w:szCs w:val="16"/>
+              </w:rPr>
+              <w:t xml:space="preserve"> 5-1</w:t>
             </w:r>
             <w:r>
               <w:rPr>
@@ -6422,7 +6852,25 @@
                 <w:sz w:val="16"/>
                 <w:szCs w:val="16"/>
               </w:rPr>
-              <w:t xml:space="preserve">{{crit </w:t>
+              <w:t>{{</w:t>
+            </w:r>
+            <w:proofErr w:type="spellStart"/>
+            <w:r>
+              <w:rPr>
+                <w:rFonts w:ascii="Arial" w:hAnsi="Arial" w:cs="Arial"/>
+                <w:sz w:val="16"/>
+                <w:szCs w:val="16"/>
+              </w:rPr>
+              <w:t>crit</w:t>
+            </w:r>
+            <w:proofErr w:type="spellEnd"/>
+            <w:r>
+              <w:rPr>
+                <w:rFonts w:ascii="Arial" w:hAnsi="Arial" w:cs="Arial"/>
+                <w:sz w:val="16"/>
+                <w:szCs w:val="16"/>
+              </w:rPr>
+              <w:t xml:space="preserve"> </w:t>
             </w:r>
             <w:r>
               <w:rPr>
@@ -6480,7 +6928,25 @@
                 <w:sz w:val="16"/>
                 <w:szCs w:val="16"/>
               </w:rPr>
-              <w:t xml:space="preserve">{{crit </w:t>
+              <w:t>{{</w:t>
+            </w:r>
+            <w:proofErr w:type="spellStart"/>
+            <w:r>
+              <w:rPr>
+                <w:rFonts w:ascii="Arial" w:hAnsi="Arial" w:cs="Arial"/>
+                <w:sz w:val="16"/>
+                <w:szCs w:val="16"/>
+              </w:rPr>
+              <w:t>crit</w:t>
+            </w:r>
+            <w:proofErr w:type="spellEnd"/>
+            <w:r>
+              <w:rPr>
+                <w:rFonts w:ascii="Arial" w:hAnsi="Arial" w:cs="Arial"/>
+                <w:sz w:val="16"/>
+                <w:szCs w:val="16"/>
+              </w:rPr>
+              <w:t xml:space="preserve"> </w:t>
             </w:r>
             <w:r>
               <w:rPr>
@@ -6538,7 +7004,25 @@
                 <w:sz w:val="16"/>
                 <w:szCs w:val="16"/>
               </w:rPr>
-              <w:t xml:space="preserve">{{crit </w:t>
+              <w:t>{{</w:t>
+            </w:r>
+            <w:proofErr w:type="spellStart"/>
+            <w:r>
+              <w:rPr>
+                <w:rFonts w:ascii="Arial" w:hAnsi="Arial" w:cs="Arial"/>
+                <w:sz w:val="16"/>
+                <w:szCs w:val="16"/>
+              </w:rPr>
+              <w:t>crit</w:t>
+            </w:r>
+            <w:proofErr w:type="spellEnd"/>
+            <w:r>
+              <w:rPr>
+                <w:rFonts w:ascii="Arial" w:hAnsi="Arial" w:cs="Arial"/>
+                <w:sz w:val="16"/>
+                <w:szCs w:val="16"/>
+              </w:rPr>
+              <w:t xml:space="preserve"> </w:t>
             </w:r>
             <w:r>
               <w:rPr>
@@ -6596,7 +7080,25 @@
                 <w:sz w:val="16"/>
                 <w:szCs w:val="16"/>
               </w:rPr>
-              <w:t xml:space="preserve">{{crit </w:t>
+              <w:t>{{</w:t>
+            </w:r>
+            <w:proofErr w:type="spellStart"/>
+            <w:r>
+              <w:rPr>
+                <w:rFonts w:ascii="Arial" w:hAnsi="Arial" w:cs="Arial"/>
+                <w:sz w:val="16"/>
+                <w:szCs w:val="16"/>
+              </w:rPr>
+              <w:t>crit</w:t>
+            </w:r>
+            <w:proofErr w:type="spellEnd"/>
+            <w:r>
+              <w:rPr>
+                <w:rFonts w:ascii="Arial" w:hAnsi="Arial" w:cs="Arial"/>
+                <w:sz w:val="16"/>
+                <w:szCs w:val="16"/>
+              </w:rPr>
+              <w:t xml:space="preserve"> </w:t>
             </w:r>
             <w:r>
               <w:rPr>
@@ -7121,7 +7623,25 @@
                 <w:sz w:val="16"/>
                 <w:szCs w:val="16"/>
               </w:rPr>
-              <w:t>{crit 6-1</w:t>
+              <w:t>{</w:t>
+            </w:r>
+            <w:proofErr w:type="spellStart"/>
+            <w:r>
+              <w:rPr>
+                <w:rFonts w:ascii="Arial" w:hAnsi="Arial" w:cs="Arial"/>
+                <w:sz w:val="16"/>
+                <w:szCs w:val="16"/>
+              </w:rPr>
+              <w:t>crit</w:t>
+            </w:r>
+            <w:proofErr w:type="spellEnd"/>
+            <w:r>
+              <w:rPr>
+                <w:rFonts w:ascii="Arial" w:hAnsi="Arial" w:cs="Arial"/>
+                <w:sz w:val="16"/>
+                <w:szCs w:val="16"/>
+              </w:rPr>
+              <w:t xml:space="preserve"> 6-1</w:t>
             </w:r>
             <w:r>
               <w:rPr>
@@ -7155,7 +7675,25 @@
                 <w:sz w:val="16"/>
                 <w:szCs w:val="16"/>
               </w:rPr>
-              <w:t xml:space="preserve">{{crit </w:t>
+              <w:t>{{</w:t>
+            </w:r>
+            <w:proofErr w:type="spellStart"/>
+            <w:r>
+              <w:rPr>
+                <w:rFonts w:ascii="Arial" w:hAnsi="Arial" w:cs="Arial"/>
+                <w:sz w:val="16"/>
+                <w:szCs w:val="16"/>
+              </w:rPr>
+              <w:t>crit</w:t>
+            </w:r>
+            <w:proofErr w:type="spellEnd"/>
+            <w:r>
+              <w:rPr>
+                <w:rFonts w:ascii="Arial" w:hAnsi="Arial" w:cs="Arial"/>
+                <w:sz w:val="16"/>
+                <w:szCs w:val="16"/>
+              </w:rPr>
+              <w:t xml:space="preserve"> </w:t>
             </w:r>
             <w:r>
               <w:rPr>
@@ -7213,7 +7751,25 @@
                 <w:sz w:val="16"/>
                 <w:szCs w:val="16"/>
               </w:rPr>
-              <w:t xml:space="preserve">{{crit </w:t>
+              <w:t>{{</w:t>
+            </w:r>
+            <w:proofErr w:type="spellStart"/>
+            <w:r>
+              <w:rPr>
+                <w:rFonts w:ascii="Arial" w:hAnsi="Arial" w:cs="Arial"/>
+                <w:sz w:val="16"/>
+                <w:szCs w:val="16"/>
+              </w:rPr>
+              <w:t>crit</w:t>
+            </w:r>
+            <w:proofErr w:type="spellEnd"/>
+            <w:r>
+              <w:rPr>
+                <w:rFonts w:ascii="Arial" w:hAnsi="Arial" w:cs="Arial"/>
+                <w:sz w:val="16"/>
+                <w:szCs w:val="16"/>
+              </w:rPr>
+              <w:t xml:space="preserve"> </w:t>
             </w:r>
             <w:r>
               <w:rPr>
@@ -7271,7 +7827,25 @@
                 <w:sz w:val="16"/>
                 <w:szCs w:val="16"/>
               </w:rPr>
-              <w:t xml:space="preserve">{{crit </w:t>
+              <w:t>{{</w:t>
+            </w:r>
+            <w:proofErr w:type="spellStart"/>
+            <w:r>
+              <w:rPr>
+                <w:rFonts w:ascii="Arial" w:hAnsi="Arial" w:cs="Arial"/>
+                <w:sz w:val="16"/>
+                <w:szCs w:val="16"/>
+              </w:rPr>
+              <w:t>crit</w:t>
+            </w:r>
+            <w:proofErr w:type="spellEnd"/>
+            <w:r>
+              <w:rPr>
+                <w:rFonts w:ascii="Arial" w:hAnsi="Arial" w:cs="Arial"/>
+                <w:sz w:val="16"/>
+                <w:szCs w:val="16"/>
+              </w:rPr>
+              <w:t xml:space="preserve"> </w:t>
             </w:r>
             <w:r>
               <w:rPr>
@@ -7329,7 +7903,25 @@
                 <w:sz w:val="16"/>
                 <w:szCs w:val="16"/>
               </w:rPr>
-              <w:t xml:space="preserve">{{crit </w:t>
+              <w:t>{{</w:t>
+            </w:r>
+            <w:proofErr w:type="spellStart"/>
+            <w:r>
+              <w:rPr>
+                <w:rFonts w:ascii="Arial" w:hAnsi="Arial" w:cs="Arial"/>
+                <w:sz w:val="16"/>
+                <w:szCs w:val="16"/>
+              </w:rPr>
+              <w:t>crit</w:t>
+            </w:r>
+            <w:proofErr w:type="spellEnd"/>
+            <w:r>
+              <w:rPr>
+                <w:rFonts w:ascii="Arial" w:hAnsi="Arial" w:cs="Arial"/>
+                <w:sz w:val="16"/>
+                <w:szCs w:val="16"/>
+              </w:rPr>
+              <w:t xml:space="preserve"> </w:t>
             </w:r>
             <w:r>
               <w:rPr>
@@ -7835,7 +8427,25 @@
                 <w:sz w:val="16"/>
                 <w:szCs w:val="16"/>
               </w:rPr>
-              <w:t>{crit 7-1</w:t>
+              <w:t>{</w:t>
+            </w:r>
+            <w:proofErr w:type="spellStart"/>
+            <w:r>
+              <w:rPr>
+                <w:rFonts w:ascii="Arial" w:hAnsi="Arial" w:cs="Arial"/>
+                <w:sz w:val="16"/>
+                <w:szCs w:val="16"/>
+              </w:rPr>
+              <w:t>crit</w:t>
+            </w:r>
+            <w:proofErr w:type="spellEnd"/>
+            <w:r>
+              <w:rPr>
+                <w:rFonts w:ascii="Arial" w:hAnsi="Arial" w:cs="Arial"/>
+                <w:sz w:val="16"/>
+                <w:szCs w:val="16"/>
+              </w:rPr>
+              <w:t xml:space="preserve"> 7-1</w:t>
             </w:r>
             <w:r>
               <w:rPr>
@@ -7869,7 +8479,25 @@
                 <w:sz w:val="16"/>
                 <w:szCs w:val="16"/>
               </w:rPr>
-              <w:t xml:space="preserve">{{crit </w:t>
+              <w:t>{{</w:t>
+            </w:r>
+            <w:proofErr w:type="spellStart"/>
+            <w:r>
+              <w:rPr>
+                <w:rFonts w:ascii="Arial" w:hAnsi="Arial" w:cs="Arial"/>
+                <w:sz w:val="16"/>
+                <w:szCs w:val="16"/>
+              </w:rPr>
+              <w:t>crit</w:t>
+            </w:r>
+            <w:proofErr w:type="spellEnd"/>
+            <w:r>
+              <w:rPr>
+                <w:rFonts w:ascii="Arial" w:hAnsi="Arial" w:cs="Arial"/>
+                <w:sz w:val="16"/>
+                <w:szCs w:val="16"/>
+              </w:rPr>
+              <w:t xml:space="preserve"> </w:t>
             </w:r>
             <w:r>
               <w:rPr>
@@ -7927,7 +8555,25 @@
                 <w:sz w:val="16"/>
                 <w:szCs w:val="16"/>
               </w:rPr>
-              <w:t xml:space="preserve">{{crit </w:t>
+              <w:t>{{</w:t>
+            </w:r>
+            <w:proofErr w:type="spellStart"/>
+            <w:r>
+              <w:rPr>
+                <w:rFonts w:ascii="Arial" w:hAnsi="Arial" w:cs="Arial"/>
+                <w:sz w:val="16"/>
+                <w:szCs w:val="16"/>
+              </w:rPr>
+              <w:t>crit</w:t>
+            </w:r>
+            <w:proofErr w:type="spellEnd"/>
+            <w:r>
+              <w:rPr>
+                <w:rFonts w:ascii="Arial" w:hAnsi="Arial" w:cs="Arial"/>
+                <w:sz w:val="16"/>
+                <w:szCs w:val="16"/>
+              </w:rPr>
+              <w:t xml:space="preserve"> </w:t>
             </w:r>
             <w:r>
               <w:rPr>
@@ -7985,7 +8631,25 @@
                 <w:sz w:val="16"/>
                 <w:szCs w:val="16"/>
               </w:rPr>
-              <w:t xml:space="preserve">{{crit </w:t>
+              <w:t>{{</w:t>
+            </w:r>
+            <w:proofErr w:type="spellStart"/>
+            <w:r>
+              <w:rPr>
+                <w:rFonts w:ascii="Arial" w:hAnsi="Arial" w:cs="Arial"/>
+                <w:sz w:val="16"/>
+                <w:szCs w:val="16"/>
+              </w:rPr>
+              <w:t>crit</w:t>
+            </w:r>
+            <w:proofErr w:type="spellEnd"/>
+            <w:r>
+              <w:rPr>
+                <w:rFonts w:ascii="Arial" w:hAnsi="Arial" w:cs="Arial"/>
+                <w:sz w:val="16"/>
+                <w:szCs w:val="16"/>
+              </w:rPr>
+              <w:t xml:space="preserve"> </w:t>
             </w:r>
             <w:r>
               <w:rPr>
@@ -8043,7 +8707,25 @@
                 <w:sz w:val="16"/>
                 <w:szCs w:val="16"/>
               </w:rPr>
-              <w:t xml:space="preserve">{{crit </w:t>
+              <w:t>{{</w:t>
+            </w:r>
+            <w:proofErr w:type="spellStart"/>
+            <w:r>
+              <w:rPr>
+                <w:rFonts w:ascii="Arial" w:hAnsi="Arial" w:cs="Arial"/>
+                <w:sz w:val="16"/>
+                <w:szCs w:val="16"/>
+              </w:rPr>
+              <w:t>crit</w:t>
+            </w:r>
+            <w:proofErr w:type="spellEnd"/>
+            <w:r>
+              <w:rPr>
+                <w:rFonts w:ascii="Arial" w:hAnsi="Arial" w:cs="Arial"/>
+                <w:sz w:val="16"/>
+                <w:szCs w:val="16"/>
+              </w:rPr>
+              <w:t xml:space="preserve"> </w:t>
             </w:r>
             <w:r>
               <w:rPr>
@@ -8341,7 +9023,15 @@
               <w:t>Observaciones del responsable del proyecto:</w:t>
             </w:r>
             <w:r>
-              <w:t xml:space="preserve"> {{Observaciones_Encargado}}</w:t>
+              <w:t xml:space="preserve"> {{</w:t>
+            </w:r>
+            <w:proofErr w:type="spellStart"/>
+            <w:r>
+              <w:t>Observaciones_Encargado</w:t>
+            </w:r>
+            <w:proofErr w:type="spellEnd"/>
+            <w:r>
+              <w:t>}}</w:t>
             </w:r>
           </w:p>
         </w:tc>
@@ -8425,7 +9115,25 @@
                 <w:sz w:val="16"/>
                 <w:szCs w:val="16"/>
               </w:rPr>
-              <w:t>{crit 8-1</w:t>
+              <w:t>{</w:t>
+            </w:r>
+            <w:proofErr w:type="spellStart"/>
+            <w:r>
+              <w:rPr>
+                <w:rFonts w:ascii="Arial" w:hAnsi="Arial" w:cs="Arial"/>
+                <w:sz w:val="16"/>
+                <w:szCs w:val="16"/>
+              </w:rPr>
+              <w:t>crit</w:t>
+            </w:r>
+            <w:proofErr w:type="spellEnd"/>
+            <w:r>
+              <w:rPr>
+                <w:rFonts w:ascii="Arial" w:hAnsi="Arial" w:cs="Arial"/>
+                <w:sz w:val="16"/>
+                <w:szCs w:val="16"/>
+              </w:rPr>
+              <w:t xml:space="preserve"> 8-1</w:t>
             </w:r>
             <w:r>
               <w:rPr>
@@ -8458,7 +9166,25 @@
                 <w:sz w:val="16"/>
                 <w:szCs w:val="16"/>
               </w:rPr>
-              <w:t xml:space="preserve">{{crit </w:t>
+              <w:t>{{</w:t>
+            </w:r>
+            <w:proofErr w:type="spellStart"/>
+            <w:r>
+              <w:rPr>
+                <w:rFonts w:ascii="Arial" w:hAnsi="Arial" w:cs="Arial"/>
+                <w:sz w:val="16"/>
+                <w:szCs w:val="16"/>
+              </w:rPr>
+              <w:t>crit</w:t>
+            </w:r>
+            <w:proofErr w:type="spellEnd"/>
+            <w:r>
+              <w:rPr>
+                <w:rFonts w:ascii="Arial" w:hAnsi="Arial" w:cs="Arial"/>
+                <w:sz w:val="16"/>
+                <w:szCs w:val="16"/>
+              </w:rPr>
+              <w:t xml:space="preserve"> </w:t>
             </w:r>
             <w:r>
               <w:rPr>
@@ -8515,7 +9241,25 @@
                 <w:sz w:val="16"/>
                 <w:szCs w:val="16"/>
               </w:rPr>
-              <w:t xml:space="preserve">{{crit </w:t>
+              <w:t>{{</w:t>
+            </w:r>
+            <w:proofErr w:type="spellStart"/>
+            <w:r>
+              <w:rPr>
+                <w:rFonts w:ascii="Arial" w:hAnsi="Arial" w:cs="Arial"/>
+                <w:sz w:val="16"/>
+                <w:szCs w:val="16"/>
+              </w:rPr>
+              <w:t>crit</w:t>
+            </w:r>
+            <w:proofErr w:type="spellEnd"/>
+            <w:r>
+              <w:rPr>
+                <w:rFonts w:ascii="Arial" w:hAnsi="Arial" w:cs="Arial"/>
+                <w:sz w:val="16"/>
+                <w:szCs w:val="16"/>
+              </w:rPr>
+              <w:t xml:space="preserve"> </w:t>
             </w:r>
             <w:r>
               <w:rPr>
@@ -8572,7 +9316,25 @@
                 <w:sz w:val="16"/>
                 <w:szCs w:val="16"/>
               </w:rPr>
-              <w:t xml:space="preserve">{{crit </w:t>
+              <w:t>{{</w:t>
+            </w:r>
+            <w:proofErr w:type="spellStart"/>
+            <w:r>
+              <w:rPr>
+                <w:rFonts w:ascii="Arial" w:hAnsi="Arial" w:cs="Arial"/>
+                <w:sz w:val="16"/>
+                <w:szCs w:val="16"/>
+              </w:rPr>
+              <w:t>crit</w:t>
+            </w:r>
+            <w:proofErr w:type="spellEnd"/>
+            <w:r>
+              <w:rPr>
+                <w:rFonts w:ascii="Arial" w:hAnsi="Arial" w:cs="Arial"/>
+                <w:sz w:val="16"/>
+                <w:szCs w:val="16"/>
+              </w:rPr>
+              <w:t xml:space="preserve"> </w:t>
             </w:r>
             <w:r>
               <w:rPr>
@@ -8629,7 +9391,25 @@
                 <w:sz w:val="16"/>
                 <w:szCs w:val="16"/>
               </w:rPr>
-              <w:t xml:space="preserve">{{crit </w:t>
+              <w:t>{{</w:t>
+            </w:r>
+            <w:proofErr w:type="spellStart"/>
+            <w:r>
+              <w:rPr>
+                <w:rFonts w:ascii="Arial" w:hAnsi="Arial" w:cs="Arial"/>
+                <w:sz w:val="16"/>
+                <w:szCs w:val="16"/>
+              </w:rPr>
+              <w:t>crit</w:t>
+            </w:r>
+            <w:proofErr w:type="spellEnd"/>
+            <w:r>
+              <w:rPr>
+                <w:rFonts w:ascii="Arial" w:hAnsi="Arial" w:cs="Arial"/>
+                <w:sz w:val="16"/>
+                <w:szCs w:val="16"/>
+              </w:rPr>
+              <w:t xml:space="preserve"> </w:t>
             </w:r>
             <w:r>
               <w:rPr>
@@ -8693,7 +9473,15 @@
               <w:t xml:space="preserve">Observaciones del estudiante: </w:t>
             </w:r>
             <w:r>
-              <w:t>{{Observaciones_Estudiante}}</w:t>
+              <w:t>{{</w:t>
+            </w:r>
+            <w:proofErr w:type="spellStart"/>
+            <w:r>
+              <w:t>Observaciones_Estudiante</w:t>
+            </w:r>
+            <w:proofErr w:type="spellEnd"/>
+            <w:r>
+              <w:t>}}</w:t>
             </w:r>
           </w:p>
         </w:tc>
@@ -8994,7 +9782,27 @@
                 <w:sz w:val="16"/>
                 <w:szCs w:val="16"/>
               </w:rPr>
-              <w:t>{{Nombre_Responsable}}</w:t>
+              <w:t>{{</w:t>
+            </w:r>
+            <w:proofErr w:type="spellStart"/>
+            <w:r>
+              <w:rPr>
+                <w:rFonts w:ascii="Arial" w:eastAsia="Arial" w:hAnsi="Arial" w:cs="Arial"/>
+                <w:color w:val="000000"/>
+                <w:sz w:val="16"/>
+                <w:szCs w:val="16"/>
+              </w:rPr>
+              <w:t>Nombre_Responsable</w:t>
+            </w:r>
+            <w:proofErr w:type="spellEnd"/>
+            <w:r>
+              <w:rPr>
+                <w:rFonts w:ascii="Arial" w:eastAsia="Arial" w:hAnsi="Arial" w:cs="Arial"/>
+                <w:color w:val="000000"/>
+                <w:sz w:val="16"/>
+                <w:szCs w:val="16"/>
+              </w:rPr>
+              <w:t>}}</w:t>
             </w:r>
           </w:p>
         </w:tc>
@@ -9132,7 +9940,27 @@
                 <w:sz w:val="16"/>
                 <w:szCs w:val="16"/>
               </w:rPr>
-              <w:t>{{Nombre_Estudiante}}</w:t>
+              <w:t>{{</w:t>
+            </w:r>
+            <w:proofErr w:type="spellStart"/>
+            <w:r>
+              <w:rPr>
+                <w:rFonts w:ascii="Arial" w:eastAsia="Arial" w:hAnsi="Arial" w:cs="Arial"/>
+                <w:color w:val="000000"/>
+                <w:sz w:val="16"/>
+                <w:szCs w:val="16"/>
+              </w:rPr>
+              <w:t>Nombre_Estudiante</w:t>
+            </w:r>
+            <w:proofErr w:type="spellEnd"/>
+            <w:r>
+              <w:rPr>
+                <w:rFonts w:ascii="Arial" w:eastAsia="Arial" w:hAnsi="Arial" w:cs="Arial"/>
+                <w:color w:val="000000"/>
+                <w:sz w:val="16"/>
+                <w:szCs w:val="16"/>
+              </w:rPr>
+              <w:t>}}</w:t>
             </w:r>
           </w:p>
         </w:tc>
@@ -9280,7 +10108,27 @@
                 <w:sz w:val="16"/>
                 <w:szCs w:val="16"/>
               </w:rPr>
-              <w:t>{{Cargo_Responsable}}</w:t>
+              <w:t>{{</w:t>
+            </w:r>
+            <w:proofErr w:type="spellStart"/>
+            <w:r>
+              <w:rPr>
+                <w:rFonts w:ascii="Arial" w:eastAsia="Arial" w:hAnsi="Arial" w:cs="Arial"/>
+                <w:color w:val="000000"/>
+                <w:sz w:val="16"/>
+                <w:szCs w:val="16"/>
+              </w:rPr>
+              <w:t>Cargo_Responsable</w:t>
+            </w:r>
+            <w:proofErr w:type="spellEnd"/>
+            <w:r>
+              <w:rPr>
+                <w:rFonts w:ascii="Arial" w:eastAsia="Arial" w:hAnsi="Arial" w:cs="Arial"/>
+                <w:color w:val="000000"/>
+                <w:sz w:val="16"/>
+                <w:szCs w:val="16"/>
+              </w:rPr>
+              <w:t>}}</w:t>
             </w:r>
           </w:p>
           <w:p>
@@ -9482,7 +10330,29 @@
                 <w:sz w:val="16"/>
                 <w:szCs w:val="16"/>
               </w:rPr>
-              <w:t>{{Num_Control}}</w:t>
+              <w:t>{{</w:t>
+            </w:r>
+            <w:proofErr w:type="spellStart"/>
+            <w:r>
+              <w:rPr>
+                <w:rFonts w:ascii="Arial" w:eastAsia="Arial" w:hAnsi="Arial" w:cs="Arial"/>
+                <w:bCs/>
+                <w:color w:val="000000"/>
+                <w:sz w:val="16"/>
+                <w:szCs w:val="16"/>
+              </w:rPr>
+              <w:t>Num_Control</w:t>
+            </w:r>
+            <w:proofErr w:type="spellEnd"/>
+            <w:r>
+              <w:rPr>
+                <w:rFonts w:ascii="Arial" w:eastAsia="Arial" w:hAnsi="Arial" w:cs="Arial"/>
+                <w:bCs/>
+                <w:color w:val="000000"/>
+                <w:sz w:val="16"/>
+                <w:szCs w:val="16"/>
+              </w:rPr>
+              <w:t>}}</w:t>
             </w:r>
           </w:p>
         </w:tc>

--- a/plantillas/Reporte_Final_Lleno.docx
+++ b/plantillas/Reporte_Final_Lleno.docx
@@ -99,7 +99,67 @@
               <w:rPr>
                 <w:rFonts w:ascii="Arial" w:eastAsia="Arial" w:hAnsi="Arial" w:cs="Arial"/>
               </w:rPr>
-              <w:t>&lt;&lt;Nombre&gt;&gt; &lt;&lt;AP&gt;&gt; &lt;&lt;AM&gt;&gt;</w:t>
+              <w:t>{{</w:t>
+            </w:r>
+            <w:r>
+              <w:rPr>
+                <w:rFonts w:ascii="Arial" w:eastAsia="Arial" w:hAnsi="Arial" w:cs="Arial"/>
+              </w:rPr>
+              <w:t>Nombre</w:t>
+            </w:r>
+            <w:r>
+              <w:rPr>
+                <w:rFonts w:ascii="Arial" w:eastAsia="Arial" w:hAnsi="Arial" w:cs="Arial"/>
+              </w:rPr>
+              <w:t>}}</w:t>
+            </w:r>
+            <w:r>
+              <w:rPr>
+                <w:rFonts w:ascii="Arial" w:eastAsia="Arial" w:hAnsi="Arial" w:cs="Arial"/>
+              </w:rPr>
+              <w:t xml:space="preserve"> </w:t>
+            </w:r>
+            <w:r>
+              <w:rPr>
+                <w:rFonts w:ascii="Arial" w:eastAsia="Arial" w:hAnsi="Arial" w:cs="Arial"/>
+              </w:rPr>
+              <w:t>{{</w:t>
+            </w:r>
+            <w:r>
+              <w:rPr>
+                <w:rFonts w:ascii="Arial" w:eastAsia="Arial" w:hAnsi="Arial" w:cs="Arial"/>
+              </w:rPr>
+              <w:t>AP</w:t>
+            </w:r>
+            <w:r>
+              <w:rPr>
+                <w:rFonts w:ascii="Arial" w:eastAsia="Arial" w:hAnsi="Arial" w:cs="Arial"/>
+              </w:rPr>
+              <w:t>}}</w:t>
+            </w:r>
+            <w:r>
+              <w:rPr>
+                <w:rFonts w:ascii="Arial" w:eastAsia="Arial" w:hAnsi="Arial" w:cs="Arial"/>
+              </w:rPr>
+              <w:t xml:space="preserve"> </w:t>
+            </w:r>
+            <w:r>
+              <w:rPr>
+                <w:rFonts w:ascii="Arial" w:eastAsia="Arial" w:hAnsi="Arial" w:cs="Arial"/>
+              </w:rPr>
+              <w:t>{{</w:t>
+            </w:r>
+            <w:r>
+              <w:rPr>
+                <w:rFonts w:ascii="Arial" w:eastAsia="Arial" w:hAnsi="Arial" w:cs="Arial"/>
+              </w:rPr>
+              <w:t>AM</w:t>
+            </w:r>
+            <w:r>
+              <w:rPr>
+                <w:rFonts w:ascii="Arial" w:eastAsia="Arial" w:hAnsi="Arial" w:cs="Arial"/>
+              </w:rPr>
+              <w:t>}}</w:t>
             </w:r>
           </w:p>
         </w:tc>
@@ -159,7 +219,7 @@
               <w:rPr>
                 <w:rFonts w:ascii="Arial" w:eastAsia="Arial" w:hAnsi="Arial" w:cs="Arial"/>
               </w:rPr>
-              <w:t>&lt;&lt;</w:t>
+              <w:t>{{</w:t>
             </w:r>
             <w:proofErr w:type="spellStart"/>
             <w:r>
@@ -173,7 +233,7 @@
               <w:rPr>
                 <w:rFonts w:ascii="Arial" w:eastAsia="Arial" w:hAnsi="Arial" w:cs="Arial"/>
               </w:rPr>
-              <w:t>&gt;&gt;</w:t>
+              <w:t>}}</w:t>
             </w:r>
           </w:p>
         </w:tc>
@@ -219,7 +279,13 @@
               <w:rPr>
                 <w:rFonts w:ascii="Arial" w:eastAsia="Arial" w:hAnsi="Arial" w:cs="Arial"/>
               </w:rPr>
-              <w:t>&lt;&lt;carrera&gt;</w:t>
+              <w:t>{{</w:t>
+            </w:r>
+            <w:r>
+              <w:rPr>
+                <w:rFonts w:ascii="Arial" w:eastAsia="Arial" w:hAnsi="Arial" w:cs="Arial"/>
+              </w:rPr>
+              <w:t>carrera&gt;</w:t>
             </w:r>
           </w:p>
         </w:tc>
@@ -265,7 +331,19 @@
               <w:rPr>
                 <w:rFonts w:ascii="Arial" w:eastAsia="Arial" w:hAnsi="Arial" w:cs="Arial"/>
               </w:rPr>
-              <w:t>&lt;&lt;Dependencia&gt;&gt;</w:t>
+              <w:t>{{</w:t>
+            </w:r>
+            <w:r>
+              <w:rPr>
+                <w:rFonts w:ascii="Arial" w:eastAsia="Arial" w:hAnsi="Arial" w:cs="Arial"/>
+              </w:rPr>
+              <w:t>Dependencia</w:t>
+            </w:r>
+            <w:r>
+              <w:rPr>
+                <w:rFonts w:ascii="Arial" w:eastAsia="Arial" w:hAnsi="Arial" w:cs="Arial"/>
+              </w:rPr>
+              <w:t>}}</w:t>
             </w:r>
           </w:p>
         </w:tc>
@@ -311,7 +389,7 @@
               <w:rPr>
                 <w:rFonts w:ascii="Arial" w:eastAsia="Arial" w:hAnsi="Arial" w:cs="Arial"/>
               </w:rPr>
-              <w:t>&lt;&lt;</w:t>
+              <w:t>{{</w:t>
             </w:r>
             <w:proofErr w:type="spellStart"/>
             <w:r>
@@ -325,7 +403,7 @@
               <w:rPr>
                 <w:rFonts w:ascii="Arial" w:eastAsia="Arial" w:hAnsi="Arial" w:cs="Arial"/>
               </w:rPr>
-              <w:t>&gt;&gt;</w:t>
+              <w:t>}}</w:t>
             </w:r>
           </w:p>
         </w:tc>
@@ -371,7 +449,7 @@
               <w:rPr>
                 <w:rFonts w:ascii="Arial" w:eastAsia="Arial" w:hAnsi="Arial" w:cs="Arial"/>
               </w:rPr>
-              <w:t>&lt;&lt;</w:t>
+              <w:t>{{</w:t>
             </w:r>
             <w:proofErr w:type="spellStart"/>
             <w:r>
@@ -385,7 +463,7 @@
               <w:rPr>
                 <w:rFonts w:ascii="Arial" w:eastAsia="Arial" w:hAnsi="Arial" w:cs="Arial"/>
               </w:rPr>
-              <w:t>&gt;&gt;</w:t>
+              <w:t>}}</w:t>
             </w:r>
           </w:p>
         </w:tc>
@@ -431,7 +509,19 @@
               <w:rPr>
                 <w:rFonts w:ascii="Arial" w:eastAsia="Arial" w:hAnsi="Arial" w:cs="Arial"/>
               </w:rPr>
-              <w:t>&lt;&lt;Municipio&gt;&gt;</w:t>
+              <w:t>{{</w:t>
+            </w:r>
+            <w:r>
+              <w:rPr>
+                <w:rFonts w:ascii="Arial" w:eastAsia="Arial" w:hAnsi="Arial" w:cs="Arial"/>
+              </w:rPr>
+              <w:t>Municipio</w:t>
+            </w:r>
+            <w:r>
+              <w:rPr>
+                <w:rFonts w:ascii="Arial" w:eastAsia="Arial" w:hAnsi="Arial" w:cs="Arial"/>
+              </w:rPr>
+              <w:t>}}</w:t>
             </w:r>
           </w:p>
         </w:tc>
@@ -477,7 +567,19 @@
               <w:rPr>
                 <w:rFonts w:ascii="Arial" w:eastAsia="Arial" w:hAnsi="Arial" w:cs="Arial"/>
               </w:rPr>
-              <w:t>&lt;&lt;Estado&gt;&gt;</w:t>
+              <w:t>{{</w:t>
+            </w:r>
+            <w:r>
+              <w:rPr>
+                <w:rFonts w:ascii="Arial" w:eastAsia="Arial" w:hAnsi="Arial" w:cs="Arial"/>
+              </w:rPr>
+              <w:t>Estado</w:t>
+            </w:r>
+            <w:r>
+              <w:rPr>
+                <w:rFonts w:ascii="Arial" w:eastAsia="Arial" w:hAnsi="Arial" w:cs="Arial"/>
+              </w:rPr>
+              <w:t>}}</w:t>
             </w:r>
           </w:p>
         </w:tc>
@@ -574,12 +676,35 @@
                 <w:lang w:val="es-MX"/>
               </w:rPr>
             </w:pPr>
+            <w:proofErr w:type="spellStart"/>
             <w:r>
               <w:rPr>
                 <w:rFonts w:ascii="Arial" w:eastAsia="Arial" w:hAnsi="Arial" w:cs="Arial"/>
                 <w:lang w:val="es-MX"/>
               </w:rPr>
-              <w:t>enero-junio 2025</w:t>
+              <w:t>enero</w:t>
+            </w:r>
+            <w:r>
+              <w:rPr>
+                <w:rFonts w:ascii="Arial" w:eastAsia="Arial" w:hAnsi="Arial" w:cs="Arial"/>
+                <w:lang w:val="es-MX"/>
+              </w:rPr>
+              <w:t>_</w:t>
+            </w:r>
+            <w:r>
+              <w:rPr>
+                <w:rFonts w:ascii="Arial" w:eastAsia="Arial" w:hAnsi="Arial" w:cs="Arial"/>
+                <w:lang w:val="es-MX"/>
+              </w:rPr>
+              <w:t>junio</w:t>
+            </w:r>
+            <w:proofErr w:type="spellEnd"/>
+            <w:r>
+              <w:rPr>
+                <w:rFonts w:ascii="Arial" w:eastAsia="Arial" w:hAnsi="Arial" w:cs="Arial"/>
+                <w:lang w:val="es-MX"/>
+              </w:rPr>
+              <w:t xml:space="preserve"> 2025</w:t>
             </w:r>
           </w:p>
         </w:tc>
@@ -1068,7 +1193,19 @@
               <w:rPr>
                 <w:rFonts w:ascii="Arial" w:eastAsia="Arial" w:hAnsi="Arial" w:cs="Arial"/>
               </w:rPr>
-              <w:t>&lt;&lt;Actividad1&gt;&gt;</w:t>
+              <w:t>{{</w:t>
+            </w:r>
+            <w:r>
+              <w:rPr>
+                <w:rFonts w:ascii="Arial" w:eastAsia="Arial" w:hAnsi="Arial" w:cs="Arial"/>
+              </w:rPr>
+              <w:t>Actividad1</w:t>
+            </w:r>
+            <w:r>
+              <w:rPr>
+                <w:rFonts w:ascii="Arial" w:eastAsia="Arial" w:hAnsi="Arial" w:cs="Arial"/>
+              </w:rPr>
+              <w:t>}}</w:t>
             </w:r>
           </w:p>
         </w:tc>
@@ -1100,7 +1237,25 @@
                 <w:sz w:val="22"/>
                 <w:szCs w:val="22"/>
               </w:rPr>
-              <w:t>&lt;&lt;Logro1&gt;&gt;</w:t>
+              <w:t>{{</w:t>
+            </w:r>
+            <w:r>
+              <w:rPr>
+                <w:rFonts w:ascii="Aptos Narrow" w:hAnsi="Aptos Narrow"/>
+                <w:color w:val="000000"/>
+                <w:sz w:val="22"/>
+                <w:szCs w:val="22"/>
+              </w:rPr>
+              <w:t>Logro1</w:t>
+            </w:r>
+            <w:r>
+              <w:rPr>
+                <w:rFonts w:ascii="Aptos Narrow" w:hAnsi="Aptos Narrow"/>
+                <w:color w:val="000000"/>
+                <w:sz w:val="22"/>
+                <w:szCs w:val="22"/>
+              </w:rPr>
+              <w:t>}}</w:t>
             </w:r>
           </w:p>
         </w:tc>
@@ -1173,7 +1328,19 @@
               <w:rPr>
                 <w:rFonts w:ascii="Arial" w:eastAsia="Arial" w:hAnsi="Arial" w:cs="Arial"/>
               </w:rPr>
-              <w:t>&lt;&lt;Actividad2&gt;&gt;</w:t>
+              <w:t>{{</w:t>
+            </w:r>
+            <w:r>
+              <w:rPr>
+                <w:rFonts w:ascii="Arial" w:eastAsia="Arial" w:hAnsi="Arial" w:cs="Arial"/>
+              </w:rPr>
+              <w:t>Actividad2</w:t>
+            </w:r>
+            <w:r>
+              <w:rPr>
+                <w:rFonts w:ascii="Arial" w:eastAsia="Arial" w:hAnsi="Arial" w:cs="Arial"/>
+              </w:rPr>
+              <w:t>}}</w:t>
             </w:r>
           </w:p>
         </w:tc>
@@ -1201,7 +1368,25 @@
                 <w:sz w:val="22"/>
                 <w:szCs w:val="22"/>
               </w:rPr>
-              <w:t>&lt;&lt;Logro2&gt;&gt;</w:t>
+              <w:t>{{</w:t>
+            </w:r>
+            <w:r>
+              <w:rPr>
+                <w:rFonts w:ascii="Aptos Narrow" w:hAnsi="Aptos Narrow"/>
+                <w:color w:val="000000"/>
+                <w:sz w:val="22"/>
+                <w:szCs w:val="22"/>
+              </w:rPr>
+              <w:t>Logro2</w:t>
+            </w:r>
+            <w:r>
+              <w:rPr>
+                <w:rFonts w:ascii="Aptos Narrow" w:hAnsi="Aptos Narrow"/>
+                <w:color w:val="000000"/>
+                <w:sz w:val="22"/>
+                <w:szCs w:val="22"/>
+              </w:rPr>
+              <w:t>}}</w:t>
             </w:r>
           </w:p>
         </w:tc>
@@ -1274,7 +1459,19 @@
               <w:rPr>
                 <w:rFonts w:ascii="Arial" w:eastAsia="Arial" w:hAnsi="Arial" w:cs="Arial"/>
               </w:rPr>
-              <w:t>&lt;&lt;Actividad3&gt;&gt;</w:t>
+              <w:t>{{</w:t>
+            </w:r>
+            <w:r>
+              <w:rPr>
+                <w:rFonts w:ascii="Arial" w:eastAsia="Arial" w:hAnsi="Arial" w:cs="Arial"/>
+              </w:rPr>
+              <w:t>Actividad3</w:t>
+            </w:r>
+            <w:r>
+              <w:rPr>
+                <w:rFonts w:ascii="Arial" w:eastAsia="Arial" w:hAnsi="Arial" w:cs="Arial"/>
+              </w:rPr>
+              <w:t>}}</w:t>
             </w:r>
           </w:p>
         </w:tc>
@@ -1302,7 +1499,25 @@
                 <w:sz w:val="22"/>
                 <w:szCs w:val="22"/>
               </w:rPr>
-              <w:t>&lt;&lt;Logro3&gt;&gt;</w:t>
+              <w:t>{{</w:t>
+            </w:r>
+            <w:r>
+              <w:rPr>
+                <w:rFonts w:ascii="Aptos Narrow" w:hAnsi="Aptos Narrow"/>
+                <w:color w:val="000000"/>
+                <w:sz w:val="22"/>
+                <w:szCs w:val="22"/>
+              </w:rPr>
+              <w:t>Logro3</w:t>
+            </w:r>
+            <w:r>
+              <w:rPr>
+                <w:rFonts w:ascii="Aptos Narrow" w:hAnsi="Aptos Narrow"/>
+                <w:color w:val="000000"/>
+                <w:sz w:val="22"/>
+                <w:szCs w:val="22"/>
+              </w:rPr>
+              <w:t>}}</w:t>
             </w:r>
           </w:p>
         </w:tc>
@@ -1375,7 +1590,19 @@
               <w:rPr>
                 <w:rFonts w:ascii="Arial" w:eastAsia="Arial" w:hAnsi="Arial" w:cs="Arial"/>
               </w:rPr>
-              <w:t>&lt;&lt;Actividad4&gt;&gt;</w:t>
+              <w:t>{{</w:t>
+            </w:r>
+            <w:r>
+              <w:rPr>
+                <w:rFonts w:ascii="Arial" w:eastAsia="Arial" w:hAnsi="Arial" w:cs="Arial"/>
+              </w:rPr>
+              <w:t>Actividad4</w:t>
+            </w:r>
+            <w:r>
+              <w:rPr>
+                <w:rFonts w:ascii="Arial" w:eastAsia="Arial" w:hAnsi="Arial" w:cs="Arial"/>
+              </w:rPr>
+              <w:t>}}</w:t>
             </w:r>
           </w:p>
         </w:tc>
@@ -1403,7 +1630,25 @@
                 <w:sz w:val="22"/>
                 <w:szCs w:val="22"/>
               </w:rPr>
-              <w:t>&lt;&lt;Logro4&gt;&gt;</w:t>
+              <w:t>{{</w:t>
+            </w:r>
+            <w:r>
+              <w:rPr>
+                <w:rFonts w:ascii="Aptos Narrow" w:hAnsi="Aptos Narrow"/>
+                <w:color w:val="000000"/>
+                <w:sz w:val="22"/>
+                <w:szCs w:val="22"/>
+              </w:rPr>
+              <w:t>Logro4</w:t>
+            </w:r>
+            <w:r>
+              <w:rPr>
+                <w:rFonts w:ascii="Aptos Narrow" w:hAnsi="Aptos Narrow"/>
+                <w:color w:val="000000"/>
+                <w:sz w:val="22"/>
+                <w:szCs w:val="22"/>
+              </w:rPr>
+              <w:t>}}</w:t>
             </w:r>
           </w:p>
         </w:tc>
@@ -1476,7 +1721,19 @@
               <w:rPr>
                 <w:rFonts w:ascii="Arial" w:eastAsia="Arial" w:hAnsi="Arial" w:cs="Arial"/>
               </w:rPr>
-              <w:t>&lt;&lt;Actividad5&gt;&gt;</w:t>
+              <w:t>{{</w:t>
+            </w:r>
+            <w:r>
+              <w:rPr>
+                <w:rFonts w:ascii="Arial" w:eastAsia="Arial" w:hAnsi="Arial" w:cs="Arial"/>
+              </w:rPr>
+              <w:t>Actividad5</w:t>
+            </w:r>
+            <w:r>
+              <w:rPr>
+                <w:rFonts w:ascii="Arial" w:eastAsia="Arial" w:hAnsi="Arial" w:cs="Arial"/>
+              </w:rPr>
+              <w:t>}}</w:t>
             </w:r>
           </w:p>
         </w:tc>
@@ -1504,7 +1761,25 @@
                 <w:sz w:val="22"/>
                 <w:szCs w:val="22"/>
               </w:rPr>
-              <w:t>&lt;&lt;Logro5&gt;&gt;</w:t>
+              <w:t>{{</w:t>
+            </w:r>
+            <w:r>
+              <w:rPr>
+                <w:rFonts w:ascii="Aptos Narrow" w:hAnsi="Aptos Narrow"/>
+                <w:color w:val="000000"/>
+                <w:sz w:val="22"/>
+                <w:szCs w:val="22"/>
+              </w:rPr>
+              <w:t>Logro5</w:t>
+            </w:r>
+            <w:r>
+              <w:rPr>
+                <w:rFonts w:ascii="Aptos Narrow" w:hAnsi="Aptos Narrow"/>
+                <w:color w:val="000000"/>
+                <w:sz w:val="22"/>
+                <w:szCs w:val="22"/>
+              </w:rPr>
+              <w:t>}}</w:t>
             </w:r>
           </w:p>
         </w:tc>
@@ -1577,7 +1852,19 @@
               <w:rPr>
                 <w:rFonts w:ascii="Arial" w:eastAsia="Arial" w:hAnsi="Arial" w:cs="Arial"/>
               </w:rPr>
-              <w:t>&lt;&lt;Actividad6&gt;&gt;</w:t>
+              <w:t>{{</w:t>
+            </w:r>
+            <w:r>
+              <w:rPr>
+                <w:rFonts w:ascii="Arial" w:eastAsia="Arial" w:hAnsi="Arial" w:cs="Arial"/>
+              </w:rPr>
+              <w:t>Actividad6</w:t>
+            </w:r>
+            <w:r>
+              <w:rPr>
+                <w:rFonts w:ascii="Arial" w:eastAsia="Arial" w:hAnsi="Arial" w:cs="Arial"/>
+              </w:rPr>
+              <w:t>}}</w:t>
             </w:r>
           </w:p>
         </w:tc>
@@ -1605,7 +1892,25 @@
                 <w:sz w:val="22"/>
                 <w:szCs w:val="22"/>
               </w:rPr>
-              <w:t>&lt;&lt;Logro6&gt;&gt;</w:t>
+              <w:t>{{</w:t>
+            </w:r>
+            <w:r>
+              <w:rPr>
+                <w:rFonts w:ascii="Aptos Narrow" w:hAnsi="Aptos Narrow"/>
+                <w:color w:val="000000"/>
+                <w:sz w:val="22"/>
+                <w:szCs w:val="22"/>
+              </w:rPr>
+              <w:t>Logro6</w:t>
+            </w:r>
+            <w:r>
+              <w:rPr>
+                <w:rFonts w:ascii="Aptos Narrow" w:hAnsi="Aptos Narrow"/>
+                <w:color w:val="000000"/>
+                <w:sz w:val="22"/>
+                <w:szCs w:val="22"/>
+              </w:rPr>
+              <w:t>}}</w:t>
             </w:r>
           </w:p>
         </w:tc>
@@ -1678,7 +1983,19 @@
               <w:rPr>
                 <w:rFonts w:ascii="Arial" w:eastAsia="Arial" w:hAnsi="Arial" w:cs="Arial"/>
               </w:rPr>
-              <w:t>&lt;&lt;Actividad7&gt;&gt;</w:t>
+              <w:t>{{</w:t>
+            </w:r>
+            <w:r>
+              <w:rPr>
+                <w:rFonts w:ascii="Arial" w:eastAsia="Arial" w:hAnsi="Arial" w:cs="Arial"/>
+              </w:rPr>
+              <w:t>Actividad7</w:t>
+            </w:r>
+            <w:r>
+              <w:rPr>
+                <w:rFonts w:ascii="Arial" w:eastAsia="Arial" w:hAnsi="Arial" w:cs="Arial"/>
+              </w:rPr>
+              <w:t>}}</w:t>
             </w:r>
           </w:p>
         </w:tc>
@@ -1706,7 +2023,25 @@
                 <w:sz w:val="22"/>
                 <w:szCs w:val="22"/>
               </w:rPr>
-              <w:t>&lt;&lt;Logro7&gt;&gt;</w:t>
+              <w:t>{{</w:t>
+            </w:r>
+            <w:r>
+              <w:rPr>
+                <w:rFonts w:ascii="Aptos Narrow" w:hAnsi="Aptos Narrow"/>
+                <w:color w:val="000000"/>
+                <w:sz w:val="22"/>
+                <w:szCs w:val="22"/>
+              </w:rPr>
+              <w:t>Logro7</w:t>
+            </w:r>
+            <w:r>
+              <w:rPr>
+                <w:rFonts w:ascii="Aptos Narrow" w:hAnsi="Aptos Narrow"/>
+                <w:color w:val="000000"/>
+                <w:sz w:val="22"/>
+                <w:szCs w:val="22"/>
+              </w:rPr>
+              <w:t>}}</w:t>
             </w:r>
           </w:p>
         </w:tc>
@@ -1779,7 +2114,19 @@
               <w:rPr>
                 <w:rFonts w:ascii="Arial" w:eastAsia="Arial" w:hAnsi="Arial" w:cs="Arial"/>
               </w:rPr>
-              <w:t>&lt;&lt;Actividad8&gt;&gt;</w:t>
+              <w:t>{{</w:t>
+            </w:r>
+            <w:r>
+              <w:rPr>
+                <w:rFonts w:ascii="Arial" w:eastAsia="Arial" w:hAnsi="Arial" w:cs="Arial"/>
+              </w:rPr>
+              <w:t>Actividad8</w:t>
+            </w:r>
+            <w:r>
+              <w:rPr>
+                <w:rFonts w:ascii="Arial" w:eastAsia="Arial" w:hAnsi="Arial" w:cs="Arial"/>
+              </w:rPr>
+              <w:t>}}</w:t>
             </w:r>
           </w:p>
         </w:tc>
@@ -1807,7 +2154,25 @@
                 <w:sz w:val="22"/>
                 <w:szCs w:val="22"/>
               </w:rPr>
-              <w:t>&lt;&lt;Logro8&gt;&gt;</w:t>
+              <w:t>{{</w:t>
+            </w:r>
+            <w:r>
+              <w:rPr>
+                <w:rFonts w:ascii="Aptos Narrow" w:hAnsi="Aptos Narrow"/>
+                <w:color w:val="000000"/>
+                <w:sz w:val="22"/>
+                <w:szCs w:val="22"/>
+              </w:rPr>
+              <w:t>Logro8</w:t>
+            </w:r>
+            <w:r>
+              <w:rPr>
+                <w:rFonts w:ascii="Aptos Narrow" w:hAnsi="Aptos Narrow"/>
+                <w:color w:val="000000"/>
+                <w:sz w:val="22"/>
+                <w:szCs w:val="22"/>
+              </w:rPr>
+              <w:t>}}</w:t>
             </w:r>
           </w:p>
         </w:tc>
@@ -2010,7 +2375,19 @@
               <w:rPr>
                 <w:rFonts w:ascii="Arial" w:eastAsia="Arial" w:hAnsi="Arial" w:cs="Arial"/>
               </w:rPr>
-              <w:t>&lt;&lt;Aprendizaje1&gt;&gt;</w:t>
+              <w:t>{{</w:t>
+            </w:r>
+            <w:r>
+              <w:rPr>
+                <w:rFonts w:ascii="Arial" w:eastAsia="Arial" w:hAnsi="Arial" w:cs="Arial"/>
+              </w:rPr>
+              <w:t>Aprendizaje1</w:t>
+            </w:r>
+            <w:r>
+              <w:rPr>
+                <w:rFonts w:ascii="Arial" w:eastAsia="Arial" w:hAnsi="Arial" w:cs="Arial"/>
+              </w:rPr>
+              <w:t>}}</w:t>
             </w:r>
           </w:p>
         </w:tc>
@@ -2035,7 +2412,19 @@
               <w:rPr>
                 <w:rFonts w:ascii="Arial" w:eastAsia="Arial" w:hAnsi="Arial" w:cs="Arial"/>
               </w:rPr>
-              <w:t>&lt;&lt;Beneficio1&gt;&gt;</w:t>
+              <w:t>{{</w:t>
+            </w:r>
+            <w:r>
+              <w:rPr>
+                <w:rFonts w:ascii="Arial" w:eastAsia="Arial" w:hAnsi="Arial" w:cs="Arial"/>
+              </w:rPr>
+              <w:t>Beneficio1</w:t>
+            </w:r>
+            <w:r>
+              <w:rPr>
+                <w:rFonts w:ascii="Arial" w:eastAsia="Arial" w:hAnsi="Arial" w:cs="Arial"/>
+              </w:rPr>
+              <w:t>}}</w:t>
             </w:r>
           </w:p>
         </w:tc>
@@ -2081,7 +2470,19 @@
               <w:rPr>
                 <w:rFonts w:ascii="Arial" w:eastAsia="Arial" w:hAnsi="Arial" w:cs="Arial"/>
               </w:rPr>
-              <w:t>&lt;&lt;Aprendizaje2&gt;&gt;</w:t>
+              <w:t>{{</w:t>
+            </w:r>
+            <w:r>
+              <w:rPr>
+                <w:rFonts w:ascii="Arial" w:eastAsia="Arial" w:hAnsi="Arial" w:cs="Arial"/>
+              </w:rPr>
+              <w:t>Aprendizaje2</w:t>
+            </w:r>
+            <w:r>
+              <w:rPr>
+                <w:rFonts w:ascii="Arial" w:eastAsia="Arial" w:hAnsi="Arial" w:cs="Arial"/>
+              </w:rPr>
+              <w:t>}}</w:t>
             </w:r>
           </w:p>
         </w:tc>
@@ -2106,7 +2507,19 @@
               <w:rPr>
                 <w:rFonts w:ascii="Arial" w:eastAsia="Arial" w:hAnsi="Arial" w:cs="Arial"/>
               </w:rPr>
-              <w:t>&lt;&lt;Beneficio2&gt;&gt;</w:t>
+              <w:t>{{</w:t>
+            </w:r>
+            <w:r>
+              <w:rPr>
+                <w:rFonts w:ascii="Arial" w:eastAsia="Arial" w:hAnsi="Arial" w:cs="Arial"/>
+              </w:rPr>
+              <w:t>Beneficio2</w:t>
+            </w:r>
+            <w:r>
+              <w:rPr>
+                <w:rFonts w:ascii="Arial" w:eastAsia="Arial" w:hAnsi="Arial" w:cs="Arial"/>
+              </w:rPr>
+              <w:t>}}</w:t>
             </w:r>
           </w:p>
         </w:tc>
@@ -2152,7 +2565,19 @@
               <w:rPr>
                 <w:rFonts w:ascii="Arial" w:eastAsia="Arial" w:hAnsi="Arial" w:cs="Arial"/>
               </w:rPr>
-              <w:t>&lt;&lt;Aprendizaje3&gt;&gt;</w:t>
+              <w:t>{{</w:t>
+            </w:r>
+            <w:r>
+              <w:rPr>
+                <w:rFonts w:ascii="Arial" w:eastAsia="Arial" w:hAnsi="Arial" w:cs="Arial"/>
+              </w:rPr>
+              <w:t>Aprendizaje3</w:t>
+            </w:r>
+            <w:r>
+              <w:rPr>
+                <w:rFonts w:ascii="Arial" w:eastAsia="Arial" w:hAnsi="Arial" w:cs="Arial"/>
+              </w:rPr>
+              <w:t>}}</w:t>
             </w:r>
           </w:p>
         </w:tc>
@@ -2177,7 +2602,19 @@
               <w:rPr>
                 <w:rFonts w:ascii="Arial" w:eastAsia="Arial" w:hAnsi="Arial" w:cs="Arial"/>
               </w:rPr>
-              <w:t>&lt;&lt;Beneficio3&gt;&gt;</w:t>
+              <w:t>{{</w:t>
+            </w:r>
+            <w:r>
+              <w:rPr>
+                <w:rFonts w:ascii="Arial" w:eastAsia="Arial" w:hAnsi="Arial" w:cs="Arial"/>
+              </w:rPr>
+              <w:t>Beneficio3</w:t>
+            </w:r>
+            <w:r>
+              <w:rPr>
+                <w:rFonts w:ascii="Arial" w:eastAsia="Arial" w:hAnsi="Arial" w:cs="Arial"/>
+              </w:rPr>
+              <w:t>}}</w:t>
             </w:r>
           </w:p>
         </w:tc>
@@ -2223,7 +2660,19 @@
               <w:rPr>
                 <w:rFonts w:ascii="Arial" w:eastAsia="Arial" w:hAnsi="Arial" w:cs="Arial"/>
               </w:rPr>
-              <w:t>&lt;&lt;Aprendizaje4&gt;&gt;</w:t>
+              <w:t>{{</w:t>
+            </w:r>
+            <w:r>
+              <w:rPr>
+                <w:rFonts w:ascii="Arial" w:eastAsia="Arial" w:hAnsi="Arial" w:cs="Arial"/>
+              </w:rPr>
+              <w:t>Aprendizaje4</w:t>
+            </w:r>
+            <w:r>
+              <w:rPr>
+                <w:rFonts w:ascii="Arial" w:eastAsia="Arial" w:hAnsi="Arial" w:cs="Arial"/>
+              </w:rPr>
+              <w:t>}}</w:t>
             </w:r>
           </w:p>
         </w:tc>
@@ -2248,7 +2697,19 @@
               <w:rPr>
                 <w:rFonts w:ascii="Arial" w:eastAsia="Arial" w:hAnsi="Arial" w:cs="Arial"/>
               </w:rPr>
-              <w:t>&lt;&lt;Beneficio4&gt;&gt;</w:t>
+              <w:t>{{</w:t>
+            </w:r>
+            <w:r>
+              <w:rPr>
+                <w:rFonts w:ascii="Arial" w:eastAsia="Arial" w:hAnsi="Arial" w:cs="Arial"/>
+              </w:rPr>
+              <w:t>Beneficio4</w:t>
+            </w:r>
+            <w:r>
+              <w:rPr>
+                <w:rFonts w:ascii="Arial" w:eastAsia="Arial" w:hAnsi="Arial" w:cs="Arial"/>
+              </w:rPr>
+              <w:t>}}</w:t>
             </w:r>
           </w:p>
         </w:tc>
@@ -2294,7 +2755,19 @@
               <w:rPr>
                 <w:rFonts w:ascii="Arial" w:eastAsia="Arial" w:hAnsi="Arial" w:cs="Arial"/>
               </w:rPr>
-              <w:t>&lt;&lt;Aprendizaje5&gt;&gt;</w:t>
+              <w:t>{{</w:t>
+            </w:r>
+            <w:r>
+              <w:rPr>
+                <w:rFonts w:ascii="Arial" w:eastAsia="Arial" w:hAnsi="Arial" w:cs="Arial"/>
+              </w:rPr>
+              <w:t>Aprendizaje5</w:t>
+            </w:r>
+            <w:r>
+              <w:rPr>
+                <w:rFonts w:ascii="Arial" w:eastAsia="Arial" w:hAnsi="Arial" w:cs="Arial"/>
+              </w:rPr>
+              <w:t>}}</w:t>
             </w:r>
           </w:p>
         </w:tc>
@@ -2319,7 +2792,19 @@
               <w:rPr>
                 <w:rFonts w:ascii="Arial" w:eastAsia="Arial" w:hAnsi="Arial" w:cs="Arial"/>
               </w:rPr>
-              <w:t>&lt;&lt;Beneficio5&gt;&gt;</w:t>
+              <w:t>{{</w:t>
+            </w:r>
+            <w:r>
+              <w:rPr>
+                <w:rFonts w:ascii="Arial" w:eastAsia="Arial" w:hAnsi="Arial" w:cs="Arial"/>
+              </w:rPr>
+              <w:t>Beneficio5</w:t>
+            </w:r>
+            <w:r>
+              <w:rPr>
+                <w:rFonts w:ascii="Arial" w:eastAsia="Arial" w:hAnsi="Arial" w:cs="Arial"/>
+              </w:rPr>
+              <w:t>}}</w:t>
             </w:r>
           </w:p>
         </w:tc>
@@ -2365,7 +2850,19 @@
               <w:rPr>
                 <w:rFonts w:ascii="Arial" w:eastAsia="Arial" w:hAnsi="Arial" w:cs="Arial"/>
               </w:rPr>
-              <w:t>&lt;&lt;Aprendizaje6&gt;&gt;</w:t>
+              <w:t>{{</w:t>
+            </w:r>
+            <w:r>
+              <w:rPr>
+                <w:rFonts w:ascii="Arial" w:eastAsia="Arial" w:hAnsi="Arial" w:cs="Arial"/>
+              </w:rPr>
+              <w:t>Aprendizaje6</w:t>
+            </w:r>
+            <w:r>
+              <w:rPr>
+                <w:rFonts w:ascii="Arial" w:eastAsia="Arial" w:hAnsi="Arial" w:cs="Arial"/>
+              </w:rPr>
+              <w:t>}}</w:t>
             </w:r>
           </w:p>
         </w:tc>
@@ -2390,7 +2887,19 @@
               <w:rPr>
                 <w:rFonts w:ascii="Arial" w:eastAsia="Arial" w:hAnsi="Arial" w:cs="Arial"/>
               </w:rPr>
-              <w:t>&lt;&lt;Beneficio6&gt;&gt;</w:t>
+              <w:t>{{</w:t>
+            </w:r>
+            <w:r>
+              <w:rPr>
+                <w:rFonts w:ascii="Arial" w:eastAsia="Arial" w:hAnsi="Arial" w:cs="Arial"/>
+              </w:rPr>
+              <w:t>Beneficio6</w:t>
+            </w:r>
+            <w:r>
+              <w:rPr>
+                <w:rFonts w:ascii="Arial" w:eastAsia="Arial" w:hAnsi="Arial" w:cs="Arial"/>
+              </w:rPr>
+              <w:t>}}</w:t>
             </w:r>
           </w:p>
         </w:tc>
@@ -2436,7 +2945,19 @@
               <w:rPr>
                 <w:rFonts w:ascii="Arial" w:eastAsia="Arial" w:hAnsi="Arial" w:cs="Arial"/>
               </w:rPr>
-              <w:t>&lt;&lt;Aprendizaje7&gt;&gt;</w:t>
+              <w:t>{{</w:t>
+            </w:r>
+            <w:r>
+              <w:rPr>
+                <w:rFonts w:ascii="Arial" w:eastAsia="Arial" w:hAnsi="Arial" w:cs="Arial"/>
+              </w:rPr>
+              <w:t>Aprendizaje7</w:t>
+            </w:r>
+            <w:r>
+              <w:rPr>
+                <w:rFonts w:ascii="Arial" w:eastAsia="Arial" w:hAnsi="Arial" w:cs="Arial"/>
+              </w:rPr>
+              <w:t>}}</w:t>
             </w:r>
           </w:p>
         </w:tc>
@@ -2461,7 +2982,19 @@
               <w:rPr>
                 <w:rFonts w:ascii="Arial" w:eastAsia="Arial" w:hAnsi="Arial" w:cs="Arial"/>
               </w:rPr>
-              <w:t>&lt;&lt;Beneficio7&gt;&gt;</w:t>
+              <w:t>{{</w:t>
+            </w:r>
+            <w:r>
+              <w:rPr>
+                <w:rFonts w:ascii="Arial" w:eastAsia="Arial" w:hAnsi="Arial" w:cs="Arial"/>
+              </w:rPr>
+              <w:t>Beneficio7</w:t>
+            </w:r>
+            <w:r>
+              <w:rPr>
+                <w:rFonts w:ascii="Arial" w:eastAsia="Arial" w:hAnsi="Arial" w:cs="Arial"/>
+              </w:rPr>
+              <w:t>}}</w:t>
             </w:r>
           </w:p>
         </w:tc>
@@ -2507,7 +3040,19 @@
               <w:rPr>
                 <w:rFonts w:ascii="Arial" w:eastAsia="Arial" w:hAnsi="Arial" w:cs="Arial"/>
               </w:rPr>
-              <w:t>&lt;&lt;Aprendizaje8&gt;&gt;</w:t>
+              <w:t>{{</w:t>
+            </w:r>
+            <w:r>
+              <w:rPr>
+                <w:rFonts w:ascii="Arial" w:eastAsia="Arial" w:hAnsi="Arial" w:cs="Arial"/>
+              </w:rPr>
+              <w:t>Aprendizaje8</w:t>
+            </w:r>
+            <w:r>
+              <w:rPr>
+                <w:rFonts w:ascii="Arial" w:eastAsia="Arial" w:hAnsi="Arial" w:cs="Arial"/>
+              </w:rPr>
+              <w:t>}}</w:t>
             </w:r>
           </w:p>
         </w:tc>
@@ -2532,7 +3077,19 @@
               <w:rPr>
                 <w:rFonts w:ascii="Arial" w:eastAsia="Arial" w:hAnsi="Arial" w:cs="Arial"/>
               </w:rPr>
-              <w:t>&lt;&lt;Beneficio8&gt;&gt;</w:t>
+              <w:t>{{</w:t>
+            </w:r>
+            <w:r>
+              <w:rPr>
+                <w:rFonts w:ascii="Arial" w:eastAsia="Arial" w:hAnsi="Arial" w:cs="Arial"/>
+              </w:rPr>
+              <w:t>Beneficio8</w:t>
+            </w:r>
+            <w:r>
+              <w:rPr>
+                <w:rFonts w:ascii="Arial" w:eastAsia="Arial" w:hAnsi="Arial" w:cs="Arial"/>
+              </w:rPr>
+              <w:t>}}</w:t>
             </w:r>
           </w:p>
         </w:tc>
@@ -3680,7 +4237,23 @@
                 <w:sz w:val="16"/>
                 <w:szCs w:val="16"/>
               </w:rPr>
-              <w:t xml:space="preserve"> 1-1</w:t>
+              <w:t xml:space="preserve"> 1</w:t>
+            </w:r>
+            <w:r>
+              <w:rPr>
+                <w:rFonts w:ascii="Arial" w:hAnsi="Arial" w:cs="Arial"/>
+                <w:sz w:val="16"/>
+                <w:szCs w:val="16"/>
+              </w:rPr>
+              <w:t>_</w:t>
+            </w:r>
+            <w:r>
+              <w:rPr>
+                <w:rFonts w:ascii="Arial" w:hAnsi="Arial" w:cs="Arial"/>
+                <w:sz w:val="16"/>
+                <w:szCs w:val="16"/>
+              </w:rPr>
+              <w:t>1</w:t>
             </w:r>
             <w:r>
               <w:rPr>
@@ -3732,7 +4305,15 @@
                 <w:sz w:val="16"/>
                 <w:szCs w:val="16"/>
               </w:rPr>
-              <w:t xml:space="preserve"> 1-</w:t>
+              <w:t xml:space="preserve"> 1</w:t>
+            </w:r>
+            <w:r>
+              <w:rPr>
+                <w:rFonts w:ascii="Arial" w:hAnsi="Arial" w:cs="Arial"/>
+                <w:sz w:val="16"/>
+                <w:szCs w:val="16"/>
+              </w:rPr>
+              <w:t>_</w:t>
             </w:r>
             <w:r>
               <w:rPr>
@@ -3792,7 +4373,15 @@
                 <w:sz w:val="16"/>
                 <w:szCs w:val="16"/>
               </w:rPr>
-              <w:t xml:space="preserve"> 1-</w:t>
+              <w:t xml:space="preserve"> 1</w:t>
+            </w:r>
+            <w:r>
+              <w:rPr>
+                <w:rFonts w:ascii="Arial" w:hAnsi="Arial" w:cs="Arial"/>
+                <w:sz w:val="16"/>
+                <w:szCs w:val="16"/>
+              </w:rPr>
+              <w:t>_</w:t>
             </w:r>
             <w:r>
               <w:rPr>
@@ -3852,7 +4441,15 @@
                 <w:sz w:val="16"/>
                 <w:szCs w:val="16"/>
               </w:rPr>
-              <w:t xml:space="preserve"> 1-</w:t>
+              <w:t xml:space="preserve"> 1</w:t>
+            </w:r>
+            <w:r>
+              <w:rPr>
+                <w:rFonts w:ascii="Arial" w:hAnsi="Arial" w:cs="Arial"/>
+                <w:sz w:val="16"/>
+                <w:szCs w:val="16"/>
+              </w:rPr>
+              <w:t>_</w:t>
             </w:r>
             <w:r>
               <w:rPr>
@@ -3912,7 +4509,15 @@
                 <w:sz w:val="16"/>
                 <w:szCs w:val="16"/>
               </w:rPr>
-              <w:t xml:space="preserve"> 1-</w:t>
+              <w:t xml:space="preserve"> 1</w:t>
+            </w:r>
+            <w:r>
+              <w:rPr>
+                <w:rFonts w:ascii="Arial" w:hAnsi="Arial" w:cs="Arial"/>
+                <w:sz w:val="16"/>
+                <w:szCs w:val="16"/>
+              </w:rPr>
+              <w:t>_</w:t>
             </w:r>
             <w:r>
               <w:rPr>
@@ -4420,7 +5025,23 @@
                 <w:sz w:val="16"/>
                 <w:szCs w:val="16"/>
               </w:rPr>
-              <w:t xml:space="preserve"> 2-1</w:t>
+              <w:t xml:space="preserve"> 2</w:t>
+            </w:r>
+            <w:r>
+              <w:rPr>
+                <w:rFonts w:ascii="Arial" w:hAnsi="Arial" w:cs="Arial"/>
+                <w:sz w:val="16"/>
+                <w:szCs w:val="16"/>
+              </w:rPr>
+              <w:t>_</w:t>
+            </w:r>
+            <w:r>
+              <w:rPr>
+                <w:rFonts w:ascii="Arial" w:hAnsi="Arial" w:cs="Arial"/>
+                <w:sz w:val="16"/>
+                <w:szCs w:val="16"/>
+              </w:rPr>
+              <w:t>1</w:t>
             </w:r>
             <w:r>
               <w:rPr>
@@ -4488,7 +5109,7 @@
                 <w:sz w:val="16"/>
                 <w:szCs w:val="16"/>
               </w:rPr>
-              <w:t>-</w:t>
+              <w:t>_</w:t>
             </w:r>
             <w:r>
               <w:rPr>
@@ -4564,7 +5185,7 @@
                 <w:sz w:val="16"/>
                 <w:szCs w:val="16"/>
               </w:rPr>
-              <w:t>-</w:t>
+              <w:t>_</w:t>
             </w:r>
             <w:r>
               <w:rPr>
@@ -4640,7 +5261,7 @@
                 <w:sz w:val="16"/>
                 <w:szCs w:val="16"/>
               </w:rPr>
-              <w:t>-</w:t>
+              <w:t>_</w:t>
             </w:r>
             <w:r>
               <w:rPr>
@@ -4716,7 +5337,7 @@
                 <w:sz w:val="16"/>
                 <w:szCs w:val="16"/>
               </w:rPr>
-              <w:t>-</w:t>
+              <w:t>_</w:t>
             </w:r>
             <w:r>
               <w:rPr>
@@ -5219,7 +5840,23 @@
                 <w:sz w:val="16"/>
                 <w:szCs w:val="16"/>
               </w:rPr>
-              <w:t xml:space="preserve"> 3-1</w:t>
+              <w:t xml:space="preserve"> 3</w:t>
+            </w:r>
+            <w:r>
+              <w:rPr>
+                <w:rFonts w:ascii="Arial" w:hAnsi="Arial" w:cs="Arial"/>
+                <w:sz w:val="16"/>
+                <w:szCs w:val="16"/>
+              </w:rPr>
+              <w:t>_</w:t>
+            </w:r>
+            <w:r>
+              <w:rPr>
+                <w:rFonts w:ascii="Arial" w:hAnsi="Arial" w:cs="Arial"/>
+                <w:sz w:val="16"/>
+                <w:szCs w:val="16"/>
+              </w:rPr>
+              <w:t>1</w:t>
             </w:r>
             <w:r>
               <w:rPr>
@@ -5287,7 +5924,7 @@
                 <w:sz w:val="16"/>
                 <w:szCs w:val="16"/>
               </w:rPr>
-              <w:t>-</w:t>
+              <w:t>_</w:t>
             </w:r>
             <w:r>
               <w:rPr>
@@ -5363,7 +6000,7 @@
                 <w:sz w:val="16"/>
                 <w:szCs w:val="16"/>
               </w:rPr>
-              <w:t>-</w:t>
+              <w:t>_</w:t>
             </w:r>
             <w:r>
               <w:rPr>
@@ -5439,7 +6076,7 @@
                 <w:sz w:val="16"/>
                 <w:szCs w:val="16"/>
               </w:rPr>
-              <w:t>-</w:t>
+              <w:t>_</w:t>
             </w:r>
             <w:r>
               <w:rPr>
@@ -5515,7 +6152,7 @@
                 <w:sz w:val="16"/>
                 <w:szCs w:val="16"/>
               </w:rPr>
-              <w:t>-</w:t>
+              <w:t>_</w:t>
             </w:r>
             <w:r>
               <w:rPr>
@@ -6019,7 +6656,23 @@
                 <w:sz w:val="16"/>
                 <w:szCs w:val="16"/>
               </w:rPr>
-              <w:t xml:space="preserve"> 4-1</w:t>
+              <w:t xml:space="preserve"> 4</w:t>
+            </w:r>
+            <w:r>
+              <w:rPr>
+                <w:rFonts w:ascii="Arial" w:hAnsi="Arial" w:cs="Arial"/>
+                <w:sz w:val="16"/>
+                <w:szCs w:val="16"/>
+              </w:rPr>
+              <w:t>_</w:t>
+            </w:r>
+            <w:r>
+              <w:rPr>
+                <w:rFonts w:ascii="Arial" w:hAnsi="Arial" w:cs="Arial"/>
+                <w:sz w:val="16"/>
+                <w:szCs w:val="16"/>
+              </w:rPr>
+              <w:t>1</w:t>
             </w:r>
             <w:r>
               <w:rPr>
@@ -6087,7 +6740,7 @@
                 <w:sz w:val="16"/>
                 <w:szCs w:val="16"/>
               </w:rPr>
-              <w:t>-</w:t>
+              <w:t>_</w:t>
             </w:r>
             <w:r>
               <w:rPr>
@@ -6163,7 +6816,7 @@
                 <w:sz w:val="16"/>
                 <w:szCs w:val="16"/>
               </w:rPr>
-              <w:t>-</w:t>
+              <w:t>_</w:t>
             </w:r>
             <w:r>
               <w:rPr>
@@ -6239,7 +6892,7 @@
                 <w:sz w:val="16"/>
                 <w:szCs w:val="16"/>
               </w:rPr>
-              <w:t>-</w:t>
+              <w:t>_</w:t>
             </w:r>
             <w:r>
               <w:rPr>
@@ -6315,7 +6968,7 @@
                 <w:sz w:val="16"/>
                 <w:szCs w:val="16"/>
               </w:rPr>
-              <w:t>-</w:t>
+              <w:t>_</w:t>
             </w:r>
             <w:r>
               <w:rPr>
@@ -6818,7 +7471,23 @@
                 <w:sz w:val="16"/>
                 <w:szCs w:val="16"/>
               </w:rPr>
-              <w:t xml:space="preserve"> 5-1</w:t>
+              <w:t xml:space="preserve"> 5</w:t>
+            </w:r>
+            <w:r>
+              <w:rPr>
+                <w:rFonts w:ascii="Arial" w:hAnsi="Arial" w:cs="Arial"/>
+                <w:sz w:val="16"/>
+                <w:szCs w:val="16"/>
+              </w:rPr>
+              <w:t>_</w:t>
+            </w:r>
+            <w:r>
+              <w:rPr>
+                <w:rFonts w:ascii="Arial" w:hAnsi="Arial" w:cs="Arial"/>
+                <w:sz w:val="16"/>
+                <w:szCs w:val="16"/>
+              </w:rPr>
+              <w:t>1</w:t>
             </w:r>
             <w:r>
               <w:rPr>
@@ -6886,7 +7555,7 @@
                 <w:sz w:val="16"/>
                 <w:szCs w:val="16"/>
               </w:rPr>
-              <w:t>-</w:t>
+              <w:t>_</w:t>
             </w:r>
             <w:r>
               <w:rPr>
@@ -6962,7 +7631,7 @@
                 <w:sz w:val="16"/>
                 <w:szCs w:val="16"/>
               </w:rPr>
-              <w:t>-</w:t>
+              <w:t>_</w:t>
             </w:r>
             <w:r>
               <w:rPr>
@@ -7038,7 +7707,7 @@
                 <w:sz w:val="16"/>
                 <w:szCs w:val="16"/>
               </w:rPr>
-              <w:t>-</w:t>
+              <w:t>_</w:t>
             </w:r>
             <w:r>
               <w:rPr>
@@ -7114,7 +7783,7 @@
                 <w:sz w:val="16"/>
                 <w:szCs w:val="16"/>
               </w:rPr>
-              <w:t>-</w:t>
+              <w:t>_</w:t>
             </w:r>
             <w:r>
               <w:rPr>
@@ -7641,7 +8310,23 @@
                 <w:sz w:val="16"/>
                 <w:szCs w:val="16"/>
               </w:rPr>
-              <w:t xml:space="preserve"> 6-1</w:t>
+              <w:t xml:space="preserve"> 6</w:t>
+            </w:r>
+            <w:r>
+              <w:rPr>
+                <w:rFonts w:ascii="Arial" w:hAnsi="Arial" w:cs="Arial"/>
+                <w:sz w:val="16"/>
+                <w:szCs w:val="16"/>
+              </w:rPr>
+              <w:t>_</w:t>
+            </w:r>
+            <w:r>
+              <w:rPr>
+                <w:rFonts w:ascii="Arial" w:hAnsi="Arial" w:cs="Arial"/>
+                <w:sz w:val="16"/>
+                <w:szCs w:val="16"/>
+              </w:rPr>
+              <w:t>1</w:t>
             </w:r>
             <w:r>
               <w:rPr>
@@ -7709,7 +8394,7 @@
                 <w:sz w:val="16"/>
                 <w:szCs w:val="16"/>
               </w:rPr>
-              <w:t>-</w:t>
+              <w:t>_</w:t>
             </w:r>
             <w:r>
               <w:rPr>
@@ -7785,7 +8470,7 @@
                 <w:sz w:val="16"/>
                 <w:szCs w:val="16"/>
               </w:rPr>
-              <w:t>-</w:t>
+              <w:t>_</w:t>
             </w:r>
             <w:r>
               <w:rPr>
@@ -7861,7 +8546,7 @@
                 <w:sz w:val="16"/>
                 <w:szCs w:val="16"/>
               </w:rPr>
-              <w:t>-</w:t>
+              <w:t>_</w:t>
             </w:r>
             <w:r>
               <w:rPr>
@@ -7937,7 +8622,7 @@
                 <w:sz w:val="16"/>
                 <w:szCs w:val="16"/>
               </w:rPr>
-              <w:t>-</w:t>
+              <w:t>_</w:t>
             </w:r>
             <w:r>
               <w:rPr>
@@ -8445,7 +9130,23 @@
                 <w:sz w:val="16"/>
                 <w:szCs w:val="16"/>
               </w:rPr>
-              <w:t xml:space="preserve"> 7-1</w:t>
+              <w:t xml:space="preserve"> 7</w:t>
+            </w:r>
+            <w:r>
+              <w:rPr>
+                <w:rFonts w:ascii="Arial" w:hAnsi="Arial" w:cs="Arial"/>
+                <w:sz w:val="16"/>
+                <w:szCs w:val="16"/>
+              </w:rPr>
+              <w:t>_</w:t>
+            </w:r>
+            <w:r>
+              <w:rPr>
+                <w:rFonts w:ascii="Arial" w:hAnsi="Arial" w:cs="Arial"/>
+                <w:sz w:val="16"/>
+                <w:szCs w:val="16"/>
+              </w:rPr>
+              <w:t>1</w:t>
             </w:r>
             <w:r>
               <w:rPr>
@@ -8513,7 +9214,7 @@
                 <w:sz w:val="16"/>
                 <w:szCs w:val="16"/>
               </w:rPr>
-              <w:t>-</w:t>
+              <w:t>_</w:t>
             </w:r>
             <w:r>
               <w:rPr>
@@ -8589,7 +9290,7 @@
                 <w:sz w:val="16"/>
                 <w:szCs w:val="16"/>
               </w:rPr>
-              <w:t>-</w:t>
+              <w:t>_</w:t>
             </w:r>
             <w:r>
               <w:rPr>
@@ -8665,7 +9366,7 @@
                 <w:sz w:val="16"/>
                 <w:szCs w:val="16"/>
               </w:rPr>
-              <w:t>-</w:t>
+              <w:t>_</w:t>
             </w:r>
             <w:r>
               <w:rPr>
@@ -8741,7 +9442,7 @@
                 <w:sz w:val="16"/>
                 <w:szCs w:val="16"/>
               </w:rPr>
-              <w:t>-</w:t>
+              <w:t>_</w:t>
             </w:r>
             <w:r>
               <w:rPr>
@@ -9133,7 +9834,23 @@
                 <w:sz w:val="16"/>
                 <w:szCs w:val="16"/>
               </w:rPr>
-              <w:t xml:space="preserve"> 8-1</w:t>
+              <w:t xml:space="preserve"> 8</w:t>
+            </w:r>
+            <w:r>
+              <w:rPr>
+                <w:rFonts w:ascii="Arial" w:hAnsi="Arial" w:cs="Arial"/>
+                <w:sz w:val="16"/>
+                <w:szCs w:val="16"/>
+              </w:rPr>
+              <w:t>_</w:t>
+            </w:r>
+            <w:r>
+              <w:rPr>
+                <w:rFonts w:ascii="Arial" w:hAnsi="Arial" w:cs="Arial"/>
+                <w:sz w:val="16"/>
+                <w:szCs w:val="16"/>
+              </w:rPr>
+              <w:t>1</w:t>
             </w:r>
             <w:r>
               <w:rPr>
@@ -9200,7 +9917,7 @@
                 <w:sz w:val="16"/>
                 <w:szCs w:val="16"/>
               </w:rPr>
-              <w:t>-</w:t>
+              <w:t>_</w:t>
             </w:r>
             <w:r>
               <w:rPr>
@@ -9275,7 +9992,7 @@
                 <w:sz w:val="16"/>
                 <w:szCs w:val="16"/>
               </w:rPr>
-              <w:t>-</w:t>
+              <w:t>_</w:t>
             </w:r>
             <w:r>
               <w:rPr>
@@ -9350,7 +10067,7 @@
                 <w:sz w:val="16"/>
                 <w:szCs w:val="16"/>
               </w:rPr>
-              <w:t>-</w:t>
+              <w:t>_</w:t>
             </w:r>
             <w:r>
               <w:rPr>
@@ -9425,7 +10142,7 @@
                 <w:sz w:val="16"/>
                 <w:szCs w:val="16"/>
               </w:rPr>
-              <w:t>-</w:t>
+              <w:t>_</w:t>
             </w:r>
             <w:r>
               <w:rPr>

--- a/plantillas/Reporte_Final_Lleno.docx
+++ b/plantillas/Reporte_Final_Lleno.docx
@@ -221,14 +221,12 @@
               </w:rPr>
               <w:t>{{</w:t>
             </w:r>
-            <w:proofErr w:type="spellStart"/>
             <w:r>
               <w:rPr>
                 <w:rFonts w:ascii="Arial" w:eastAsia="Arial" w:hAnsi="Arial" w:cs="Arial"/>
               </w:rPr>
               <w:t>no_de_control</w:t>
             </w:r>
-            <w:proofErr w:type="spellEnd"/>
             <w:r>
               <w:rPr>
                 <w:rFonts w:ascii="Arial" w:eastAsia="Arial" w:hAnsi="Arial" w:cs="Arial"/>
@@ -391,14 +389,12 @@
               </w:rPr>
               <w:t>{{</w:t>
             </w:r>
-            <w:proofErr w:type="spellStart"/>
             <w:r>
               <w:rPr>
                 <w:rFonts w:ascii="Arial" w:eastAsia="Arial" w:hAnsi="Arial" w:cs="Arial"/>
               </w:rPr>
               <w:t>Nombre_Programa</w:t>
             </w:r>
-            <w:proofErr w:type="spellEnd"/>
             <w:r>
               <w:rPr>
                 <w:rFonts w:ascii="Arial" w:eastAsia="Arial" w:hAnsi="Arial" w:cs="Arial"/>
@@ -451,14 +447,12 @@
               </w:rPr>
               <w:t>{{</w:t>
             </w:r>
-            <w:proofErr w:type="spellStart"/>
             <w:r>
               <w:rPr>
                 <w:rFonts w:ascii="Arial" w:eastAsia="Arial" w:hAnsi="Arial" w:cs="Arial"/>
               </w:rPr>
               <w:t>Responsable_Proyecto</w:t>
             </w:r>
-            <w:proofErr w:type="spellEnd"/>
             <w:r>
               <w:rPr>
                 <w:rFonts w:ascii="Arial" w:eastAsia="Arial" w:hAnsi="Arial" w:cs="Arial"/>
@@ -676,7 +670,6 @@
                 <w:lang w:val="es-MX"/>
               </w:rPr>
             </w:pPr>
-            <w:proofErr w:type="spellStart"/>
             <w:r>
               <w:rPr>
                 <w:rFonts w:ascii="Arial" w:eastAsia="Arial" w:hAnsi="Arial" w:cs="Arial"/>
@@ -696,15 +689,7 @@
                 <w:rFonts w:ascii="Arial" w:eastAsia="Arial" w:hAnsi="Arial" w:cs="Arial"/>
                 <w:lang w:val="es-MX"/>
               </w:rPr>
-              <w:t>junio</w:t>
-            </w:r>
-            <w:proofErr w:type="spellEnd"/>
-            <w:r>
-              <w:rPr>
-                <w:rFonts w:ascii="Arial" w:eastAsia="Arial" w:hAnsi="Arial" w:cs="Arial"/>
-                <w:lang w:val="es-MX"/>
-              </w:rPr>
-              <w:t xml:space="preserve"> 2025</w:t>
+              <w:t>junio 2025</w:t>
             </w:r>
           </w:p>
         </w:tc>
@@ -3632,7 +3617,6 @@
                 <w:szCs w:val="16"/>
               </w:rPr>
             </w:pPr>
-            <w:proofErr w:type="gramStart"/>
             <w:r>
               <w:rPr>
                 <w:rFonts w:ascii="Arial" w:hAnsi="Arial" w:cs="Arial"/>
@@ -3642,7 +3626,6 @@
               </w:rPr>
               <w:t>Criterios a evaluar</w:t>
             </w:r>
-            <w:proofErr w:type="gramEnd"/>
           </w:p>
         </w:tc>
         <w:tc>
@@ -3856,7 +3839,6 @@
                 <w:szCs w:val="16"/>
               </w:rPr>
             </w:pPr>
-            <w:proofErr w:type="gramStart"/>
             <w:r>
               <w:rPr>
                 <w:rFonts w:ascii="Arial" w:hAnsi="Arial" w:cs="Arial"/>
@@ -3866,7 +3848,6 @@
               </w:rPr>
               <w:t>Criterios a evaluar</w:t>
             </w:r>
-            <w:proofErr w:type="gramEnd"/>
           </w:p>
         </w:tc>
         <w:tc>
@@ -4221,7 +4202,6 @@
               </w:rPr>
               <w:t>{</w:t>
             </w:r>
-            <w:proofErr w:type="spellStart"/>
             <w:r>
               <w:rPr>
                 <w:rFonts w:ascii="Arial" w:hAnsi="Arial" w:cs="Arial"/>
@@ -4230,14 +4210,13 @@
               </w:rPr>
               <w:t>crit</w:t>
             </w:r>
-            <w:proofErr w:type="spellEnd"/>
-            <w:r>
-              <w:rPr>
-                <w:rFonts w:ascii="Arial" w:hAnsi="Arial" w:cs="Arial"/>
-                <w:sz w:val="16"/>
-                <w:szCs w:val="16"/>
-              </w:rPr>
-              <w:t xml:space="preserve"> 1</w:t>
+            <w:r>
+              <w:rPr>
+                <w:rFonts w:ascii="Arial" w:hAnsi="Arial" w:cs="Arial"/>
+                <w:sz w:val="16"/>
+                <w:szCs w:val="16"/>
+              </w:rPr>
+              <w:t>1</w:t>
             </w:r>
             <w:r>
               <w:rPr>
@@ -4289,7 +4268,6 @@
               </w:rPr>
               <w:t>{{</w:t>
             </w:r>
-            <w:proofErr w:type="spellStart"/>
             <w:r>
               <w:rPr>
                 <w:rFonts w:ascii="Arial" w:hAnsi="Arial" w:cs="Arial"/>
@@ -4298,14 +4276,13 @@
               </w:rPr>
               <w:t>crit</w:t>
             </w:r>
-            <w:proofErr w:type="spellEnd"/>
-            <w:r>
-              <w:rPr>
-                <w:rFonts w:ascii="Arial" w:hAnsi="Arial" w:cs="Arial"/>
-                <w:sz w:val="16"/>
-                <w:szCs w:val="16"/>
-              </w:rPr>
-              <w:t xml:space="preserve"> 1</w:t>
+            <w:r>
+              <w:rPr>
+                <w:rFonts w:ascii="Arial" w:hAnsi="Arial" w:cs="Arial"/>
+                <w:sz w:val="16"/>
+                <w:szCs w:val="16"/>
+              </w:rPr>
+              <w:t>1</w:t>
             </w:r>
             <w:r>
               <w:rPr>
@@ -4357,7 +4334,6 @@
               </w:rPr>
               <w:t>{{</w:t>
             </w:r>
-            <w:proofErr w:type="spellStart"/>
             <w:r>
               <w:rPr>
                 <w:rFonts w:ascii="Arial" w:hAnsi="Arial" w:cs="Arial"/>
@@ -4366,14 +4342,13 @@
               </w:rPr>
               <w:t>crit</w:t>
             </w:r>
-            <w:proofErr w:type="spellEnd"/>
-            <w:r>
-              <w:rPr>
-                <w:rFonts w:ascii="Arial" w:hAnsi="Arial" w:cs="Arial"/>
-                <w:sz w:val="16"/>
-                <w:szCs w:val="16"/>
-              </w:rPr>
-              <w:t xml:space="preserve"> 1</w:t>
+            <w:r>
+              <w:rPr>
+                <w:rFonts w:ascii="Arial" w:hAnsi="Arial" w:cs="Arial"/>
+                <w:sz w:val="16"/>
+                <w:szCs w:val="16"/>
+              </w:rPr>
+              <w:t>1</w:t>
             </w:r>
             <w:r>
               <w:rPr>
@@ -4425,7 +4400,6 @@
               </w:rPr>
               <w:t>{{</w:t>
             </w:r>
-            <w:proofErr w:type="spellStart"/>
             <w:r>
               <w:rPr>
                 <w:rFonts w:ascii="Arial" w:hAnsi="Arial" w:cs="Arial"/>
@@ -4434,14 +4408,13 @@
               </w:rPr>
               <w:t>crit</w:t>
             </w:r>
-            <w:proofErr w:type="spellEnd"/>
-            <w:r>
-              <w:rPr>
-                <w:rFonts w:ascii="Arial" w:hAnsi="Arial" w:cs="Arial"/>
-                <w:sz w:val="16"/>
-                <w:szCs w:val="16"/>
-              </w:rPr>
-              <w:t xml:space="preserve"> 1</w:t>
+            <w:r>
+              <w:rPr>
+                <w:rFonts w:ascii="Arial" w:hAnsi="Arial" w:cs="Arial"/>
+                <w:sz w:val="16"/>
+                <w:szCs w:val="16"/>
+              </w:rPr>
+              <w:t>1</w:t>
             </w:r>
             <w:r>
               <w:rPr>
@@ -4493,7 +4466,6 @@
               </w:rPr>
               <w:t>{{</w:t>
             </w:r>
-            <w:proofErr w:type="spellStart"/>
             <w:r>
               <w:rPr>
                 <w:rFonts w:ascii="Arial" w:hAnsi="Arial" w:cs="Arial"/>
@@ -4502,14 +4474,13 @@
               </w:rPr>
               <w:t>crit</w:t>
             </w:r>
-            <w:proofErr w:type="spellEnd"/>
-            <w:r>
-              <w:rPr>
-                <w:rFonts w:ascii="Arial" w:hAnsi="Arial" w:cs="Arial"/>
-                <w:sz w:val="16"/>
-                <w:szCs w:val="16"/>
-              </w:rPr>
-              <w:t xml:space="preserve"> 1</w:t>
+            <w:r>
+              <w:rPr>
+                <w:rFonts w:ascii="Arial" w:hAnsi="Arial" w:cs="Arial"/>
+                <w:sz w:val="16"/>
+                <w:szCs w:val="16"/>
+              </w:rPr>
+              <w:t>1</w:t>
             </w:r>
             <w:r>
               <w:rPr>
@@ -5009,7 +4980,6 @@
               </w:rPr>
               <w:t>{</w:t>
             </w:r>
-            <w:proofErr w:type="spellStart"/>
             <w:r>
               <w:rPr>
                 <w:rFonts w:ascii="Arial" w:hAnsi="Arial" w:cs="Arial"/>
@@ -5018,14 +4988,13 @@
               </w:rPr>
               <w:t>crit</w:t>
             </w:r>
-            <w:proofErr w:type="spellEnd"/>
-            <w:r>
-              <w:rPr>
-                <w:rFonts w:ascii="Arial" w:hAnsi="Arial" w:cs="Arial"/>
-                <w:sz w:val="16"/>
-                <w:szCs w:val="16"/>
-              </w:rPr>
-              <w:t xml:space="preserve"> 2</w:t>
+            <w:r>
+              <w:rPr>
+                <w:rFonts w:ascii="Arial" w:hAnsi="Arial" w:cs="Arial"/>
+                <w:sz w:val="16"/>
+                <w:szCs w:val="16"/>
+              </w:rPr>
+              <w:t>2</w:t>
             </w:r>
             <w:r>
               <w:rPr>
@@ -5077,7 +5046,6 @@
               </w:rPr>
               <w:t>{{</w:t>
             </w:r>
-            <w:proofErr w:type="spellStart"/>
             <w:r>
               <w:rPr>
                 <w:rFonts w:ascii="Arial" w:hAnsi="Arial" w:cs="Arial"/>
@@ -5085,15 +5053,6 @@
                 <w:szCs w:val="16"/>
               </w:rPr>
               <w:t>crit</w:t>
-            </w:r>
-            <w:proofErr w:type="spellEnd"/>
-            <w:r>
-              <w:rPr>
-                <w:rFonts w:ascii="Arial" w:hAnsi="Arial" w:cs="Arial"/>
-                <w:sz w:val="16"/>
-                <w:szCs w:val="16"/>
-              </w:rPr>
-              <w:t xml:space="preserve"> </w:t>
             </w:r>
             <w:r>
               <w:rPr>
@@ -5153,7 +5112,6 @@
               </w:rPr>
               <w:t>{{</w:t>
             </w:r>
-            <w:proofErr w:type="spellStart"/>
             <w:r>
               <w:rPr>
                 <w:rFonts w:ascii="Arial" w:hAnsi="Arial" w:cs="Arial"/>
@@ -5161,15 +5119,6 @@
                 <w:szCs w:val="16"/>
               </w:rPr>
               <w:t>crit</w:t>
-            </w:r>
-            <w:proofErr w:type="spellEnd"/>
-            <w:r>
-              <w:rPr>
-                <w:rFonts w:ascii="Arial" w:hAnsi="Arial" w:cs="Arial"/>
-                <w:sz w:val="16"/>
-                <w:szCs w:val="16"/>
-              </w:rPr>
-              <w:t xml:space="preserve"> </w:t>
             </w:r>
             <w:r>
               <w:rPr>
@@ -5229,7 +5178,6 @@
               </w:rPr>
               <w:t>{{</w:t>
             </w:r>
-            <w:proofErr w:type="spellStart"/>
             <w:r>
               <w:rPr>
                 <w:rFonts w:ascii="Arial" w:hAnsi="Arial" w:cs="Arial"/>
@@ -5237,15 +5185,6 @@
                 <w:szCs w:val="16"/>
               </w:rPr>
               <w:t>crit</w:t>
-            </w:r>
-            <w:proofErr w:type="spellEnd"/>
-            <w:r>
-              <w:rPr>
-                <w:rFonts w:ascii="Arial" w:hAnsi="Arial" w:cs="Arial"/>
-                <w:sz w:val="16"/>
-                <w:szCs w:val="16"/>
-              </w:rPr>
-              <w:t xml:space="preserve"> </w:t>
             </w:r>
             <w:r>
               <w:rPr>
@@ -5305,7 +5244,6 @@
               </w:rPr>
               <w:t>{{</w:t>
             </w:r>
-            <w:proofErr w:type="spellStart"/>
             <w:r>
               <w:rPr>
                 <w:rFonts w:ascii="Arial" w:hAnsi="Arial" w:cs="Arial"/>
@@ -5313,15 +5251,6 @@
                 <w:szCs w:val="16"/>
               </w:rPr>
               <w:t>crit</w:t>
-            </w:r>
-            <w:proofErr w:type="spellEnd"/>
-            <w:r>
-              <w:rPr>
-                <w:rFonts w:ascii="Arial" w:hAnsi="Arial" w:cs="Arial"/>
-                <w:sz w:val="16"/>
-                <w:szCs w:val="16"/>
-              </w:rPr>
-              <w:t xml:space="preserve"> </w:t>
             </w:r>
             <w:r>
               <w:rPr>
@@ -5824,7 +5753,6 @@
               </w:rPr>
               <w:t>{</w:t>
             </w:r>
-            <w:proofErr w:type="spellStart"/>
             <w:r>
               <w:rPr>
                 <w:rFonts w:ascii="Arial" w:hAnsi="Arial" w:cs="Arial"/>
@@ -5833,14 +5761,13 @@
               </w:rPr>
               <w:t>crit</w:t>
             </w:r>
-            <w:proofErr w:type="spellEnd"/>
-            <w:r>
-              <w:rPr>
-                <w:rFonts w:ascii="Arial" w:hAnsi="Arial" w:cs="Arial"/>
-                <w:sz w:val="16"/>
-                <w:szCs w:val="16"/>
-              </w:rPr>
-              <w:t xml:space="preserve"> 3</w:t>
+            <w:r>
+              <w:rPr>
+                <w:rFonts w:ascii="Arial" w:hAnsi="Arial" w:cs="Arial"/>
+                <w:sz w:val="16"/>
+                <w:szCs w:val="16"/>
+              </w:rPr>
+              <w:t>3</w:t>
             </w:r>
             <w:r>
               <w:rPr>
@@ -5892,7 +5819,6 @@
               </w:rPr>
               <w:t>{{</w:t>
             </w:r>
-            <w:proofErr w:type="spellStart"/>
             <w:r>
               <w:rPr>
                 <w:rFonts w:ascii="Arial" w:hAnsi="Arial" w:cs="Arial"/>
@@ -5900,15 +5826,6 @@
                 <w:szCs w:val="16"/>
               </w:rPr>
               <w:t>crit</w:t>
-            </w:r>
-            <w:proofErr w:type="spellEnd"/>
-            <w:r>
-              <w:rPr>
-                <w:rFonts w:ascii="Arial" w:hAnsi="Arial" w:cs="Arial"/>
-                <w:sz w:val="16"/>
-                <w:szCs w:val="16"/>
-              </w:rPr>
-              <w:t xml:space="preserve"> </w:t>
             </w:r>
             <w:r>
               <w:rPr>
@@ -5968,7 +5885,6 @@
               </w:rPr>
               <w:t>{{</w:t>
             </w:r>
-            <w:proofErr w:type="spellStart"/>
             <w:r>
               <w:rPr>
                 <w:rFonts w:ascii="Arial" w:hAnsi="Arial" w:cs="Arial"/>
@@ -5976,15 +5892,6 @@
                 <w:szCs w:val="16"/>
               </w:rPr>
               <w:t>crit</w:t>
-            </w:r>
-            <w:proofErr w:type="spellEnd"/>
-            <w:r>
-              <w:rPr>
-                <w:rFonts w:ascii="Arial" w:hAnsi="Arial" w:cs="Arial"/>
-                <w:sz w:val="16"/>
-                <w:szCs w:val="16"/>
-              </w:rPr>
-              <w:t xml:space="preserve"> </w:t>
             </w:r>
             <w:r>
               <w:rPr>
@@ -6044,7 +5951,6 @@
               </w:rPr>
               <w:t>{{</w:t>
             </w:r>
-            <w:proofErr w:type="spellStart"/>
             <w:r>
               <w:rPr>
                 <w:rFonts w:ascii="Arial" w:hAnsi="Arial" w:cs="Arial"/>
@@ -6052,15 +5958,6 @@
                 <w:szCs w:val="16"/>
               </w:rPr>
               <w:t>crit</w:t>
-            </w:r>
-            <w:proofErr w:type="spellEnd"/>
-            <w:r>
-              <w:rPr>
-                <w:rFonts w:ascii="Arial" w:hAnsi="Arial" w:cs="Arial"/>
-                <w:sz w:val="16"/>
-                <w:szCs w:val="16"/>
-              </w:rPr>
-              <w:t xml:space="preserve"> </w:t>
             </w:r>
             <w:r>
               <w:rPr>
@@ -6120,7 +6017,6 @@
               </w:rPr>
               <w:t>{{</w:t>
             </w:r>
-            <w:proofErr w:type="spellStart"/>
             <w:r>
               <w:rPr>
                 <w:rFonts w:ascii="Arial" w:hAnsi="Arial" w:cs="Arial"/>
@@ -6128,15 +6024,6 @@
                 <w:szCs w:val="16"/>
               </w:rPr>
               <w:t>crit</w:t>
-            </w:r>
-            <w:proofErr w:type="spellEnd"/>
-            <w:r>
-              <w:rPr>
-                <w:rFonts w:ascii="Arial" w:hAnsi="Arial" w:cs="Arial"/>
-                <w:sz w:val="16"/>
-                <w:szCs w:val="16"/>
-              </w:rPr>
-              <w:t xml:space="preserve"> </w:t>
             </w:r>
             <w:r>
               <w:rPr>
@@ -6640,7 +6527,6 @@
               </w:rPr>
               <w:t>{</w:t>
             </w:r>
-            <w:proofErr w:type="spellStart"/>
             <w:r>
               <w:rPr>
                 <w:rFonts w:ascii="Arial" w:hAnsi="Arial" w:cs="Arial"/>
@@ -6649,14 +6535,13 @@
               </w:rPr>
               <w:t>crit</w:t>
             </w:r>
-            <w:proofErr w:type="spellEnd"/>
-            <w:r>
-              <w:rPr>
-                <w:rFonts w:ascii="Arial" w:hAnsi="Arial" w:cs="Arial"/>
-                <w:sz w:val="16"/>
-                <w:szCs w:val="16"/>
-              </w:rPr>
-              <w:t xml:space="preserve"> 4</w:t>
+            <w:r>
+              <w:rPr>
+                <w:rFonts w:ascii="Arial" w:hAnsi="Arial" w:cs="Arial"/>
+                <w:sz w:val="16"/>
+                <w:szCs w:val="16"/>
+              </w:rPr>
+              <w:t>4</w:t>
             </w:r>
             <w:r>
               <w:rPr>
@@ -6708,7 +6593,6 @@
               </w:rPr>
               <w:t>{{</w:t>
             </w:r>
-            <w:proofErr w:type="spellStart"/>
             <w:r>
               <w:rPr>
                 <w:rFonts w:ascii="Arial" w:hAnsi="Arial" w:cs="Arial"/>
@@ -6716,15 +6600,6 @@
                 <w:szCs w:val="16"/>
               </w:rPr>
               <w:t>crit</w:t>
-            </w:r>
-            <w:proofErr w:type="spellEnd"/>
-            <w:r>
-              <w:rPr>
-                <w:rFonts w:ascii="Arial" w:hAnsi="Arial" w:cs="Arial"/>
-                <w:sz w:val="16"/>
-                <w:szCs w:val="16"/>
-              </w:rPr>
-              <w:t xml:space="preserve"> </w:t>
             </w:r>
             <w:r>
               <w:rPr>
@@ -6784,7 +6659,6 @@
               </w:rPr>
               <w:t>{{</w:t>
             </w:r>
-            <w:proofErr w:type="spellStart"/>
             <w:r>
               <w:rPr>
                 <w:rFonts w:ascii="Arial" w:hAnsi="Arial" w:cs="Arial"/>
@@ -6792,15 +6666,6 @@
                 <w:szCs w:val="16"/>
               </w:rPr>
               <w:t>crit</w:t>
-            </w:r>
-            <w:proofErr w:type="spellEnd"/>
-            <w:r>
-              <w:rPr>
-                <w:rFonts w:ascii="Arial" w:hAnsi="Arial" w:cs="Arial"/>
-                <w:sz w:val="16"/>
-                <w:szCs w:val="16"/>
-              </w:rPr>
-              <w:t xml:space="preserve"> </w:t>
             </w:r>
             <w:r>
               <w:rPr>
@@ -6860,7 +6725,6 @@
               </w:rPr>
               <w:t>{{</w:t>
             </w:r>
-            <w:proofErr w:type="spellStart"/>
             <w:r>
               <w:rPr>
                 <w:rFonts w:ascii="Arial" w:hAnsi="Arial" w:cs="Arial"/>
@@ -6868,15 +6732,6 @@
                 <w:szCs w:val="16"/>
               </w:rPr>
               <w:t>crit</w:t>
-            </w:r>
-            <w:proofErr w:type="spellEnd"/>
-            <w:r>
-              <w:rPr>
-                <w:rFonts w:ascii="Arial" w:hAnsi="Arial" w:cs="Arial"/>
-                <w:sz w:val="16"/>
-                <w:szCs w:val="16"/>
-              </w:rPr>
-              <w:t xml:space="preserve"> </w:t>
             </w:r>
             <w:r>
               <w:rPr>
@@ -6936,7 +6791,6 @@
               </w:rPr>
               <w:t>{{</w:t>
             </w:r>
-            <w:proofErr w:type="spellStart"/>
             <w:r>
               <w:rPr>
                 <w:rFonts w:ascii="Arial" w:hAnsi="Arial" w:cs="Arial"/>
@@ -6944,15 +6798,6 @@
                 <w:szCs w:val="16"/>
               </w:rPr>
               <w:t>crit</w:t>
-            </w:r>
-            <w:proofErr w:type="spellEnd"/>
-            <w:r>
-              <w:rPr>
-                <w:rFonts w:ascii="Arial" w:hAnsi="Arial" w:cs="Arial"/>
-                <w:sz w:val="16"/>
-                <w:szCs w:val="16"/>
-              </w:rPr>
-              <w:t xml:space="preserve"> </w:t>
             </w:r>
             <w:r>
               <w:rPr>
@@ -7455,7 +7300,6 @@
               </w:rPr>
               <w:t>{</w:t>
             </w:r>
-            <w:proofErr w:type="spellStart"/>
             <w:r>
               <w:rPr>
                 <w:rFonts w:ascii="Arial" w:hAnsi="Arial" w:cs="Arial"/>
@@ -7464,14 +7308,13 @@
               </w:rPr>
               <w:t>crit</w:t>
             </w:r>
-            <w:proofErr w:type="spellEnd"/>
-            <w:r>
-              <w:rPr>
-                <w:rFonts w:ascii="Arial" w:hAnsi="Arial" w:cs="Arial"/>
-                <w:sz w:val="16"/>
-                <w:szCs w:val="16"/>
-              </w:rPr>
-              <w:t xml:space="preserve"> 5</w:t>
+            <w:r>
+              <w:rPr>
+                <w:rFonts w:ascii="Arial" w:hAnsi="Arial" w:cs="Arial"/>
+                <w:sz w:val="16"/>
+                <w:szCs w:val="16"/>
+              </w:rPr>
+              <w:t>5</w:t>
             </w:r>
             <w:r>
               <w:rPr>
@@ -7523,7 +7366,6 @@
               </w:rPr>
               <w:t>{{</w:t>
             </w:r>
-            <w:proofErr w:type="spellStart"/>
             <w:r>
               <w:rPr>
                 <w:rFonts w:ascii="Arial" w:hAnsi="Arial" w:cs="Arial"/>
@@ -7531,15 +7373,6 @@
                 <w:szCs w:val="16"/>
               </w:rPr>
               <w:t>crit</w:t>
-            </w:r>
-            <w:proofErr w:type="spellEnd"/>
-            <w:r>
-              <w:rPr>
-                <w:rFonts w:ascii="Arial" w:hAnsi="Arial" w:cs="Arial"/>
-                <w:sz w:val="16"/>
-                <w:szCs w:val="16"/>
-              </w:rPr>
-              <w:t xml:space="preserve"> </w:t>
             </w:r>
             <w:r>
               <w:rPr>
@@ -7599,7 +7432,6 @@
               </w:rPr>
               <w:t>{{</w:t>
             </w:r>
-            <w:proofErr w:type="spellStart"/>
             <w:r>
               <w:rPr>
                 <w:rFonts w:ascii="Arial" w:hAnsi="Arial" w:cs="Arial"/>
@@ -7607,15 +7439,6 @@
                 <w:szCs w:val="16"/>
               </w:rPr>
               <w:t>crit</w:t>
-            </w:r>
-            <w:proofErr w:type="spellEnd"/>
-            <w:r>
-              <w:rPr>
-                <w:rFonts w:ascii="Arial" w:hAnsi="Arial" w:cs="Arial"/>
-                <w:sz w:val="16"/>
-                <w:szCs w:val="16"/>
-              </w:rPr>
-              <w:t xml:space="preserve"> </w:t>
             </w:r>
             <w:r>
               <w:rPr>
@@ -7675,7 +7498,6 @@
               </w:rPr>
               <w:t>{{</w:t>
             </w:r>
-            <w:proofErr w:type="spellStart"/>
             <w:r>
               <w:rPr>
                 <w:rFonts w:ascii="Arial" w:hAnsi="Arial" w:cs="Arial"/>
@@ -7683,15 +7505,6 @@
                 <w:szCs w:val="16"/>
               </w:rPr>
               <w:t>crit</w:t>
-            </w:r>
-            <w:proofErr w:type="spellEnd"/>
-            <w:r>
-              <w:rPr>
-                <w:rFonts w:ascii="Arial" w:hAnsi="Arial" w:cs="Arial"/>
-                <w:sz w:val="16"/>
-                <w:szCs w:val="16"/>
-              </w:rPr>
-              <w:t xml:space="preserve"> </w:t>
             </w:r>
             <w:r>
               <w:rPr>
@@ -7751,7 +7564,6 @@
               </w:rPr>
               <w:t>{{</w:t>
             </w:r>
-            <w:proofErr w:type="spellStart"/>
             <w:r>
               <w:rPr>
                 <w:rFonts w:ascii="Arial" w:hAnsi="Arial" w:cs="Arial"/>
@@ -7759,15 +7571,6 @@
                 <w:szCs w:val="16"/>
               </w:rPr>
               <w:t>crit</w:t>
-            </w:r>
-            <w:proofErr w:type="spellEnd"/>
-            <w:r>
-              <w:rPr>
-                <w:rFonts w:ascii="Arial" w:hAnsi="Arial" w:cs="Arial"/>
-                <w:sz w:val="16"/>
-                <w:szCs w:val="16"/>
-              </w:rPr>
-              <w:t xml:space="preserve"> </w:t>
             </w:r>
             <w:r>
               <w:rPr>
@@ -8294,7 +8097,6 @@
               </w:rPr>
               <w:t>{</w:t>
             </w:r>
-            <w:proofErr w:type="spellStart"/>
             <w:r>
               <w:rPr>
                 <w:rFonts w:ascii="Arial" w:hAnsi="Arial" w:cs="Arial"/>
@@ -8303,14 +8105,13 @@
               </w:rPr>
               <w:t>crit</w:t>
             </w:r>
-            <w:proofErr w:type="spellEnd"/>
-            <w:r>
-              <w:rPr>
-                <w:rFonts w:ascii="Arial" w:hAnsi="Arial" w:cs="Arial"/>
-                <w:sz w:val="16"/>
-                <w:szCs w:val="16"/>
-              </w:rPr>
-              <w:t xml:space="preserve"> 6</w:t>
+            <w:r>
+              <w:rPr>
+                <w:rFonts w:ascii="Arial" w:hAnsi="Arial" w:cs="Arial"/>
+                <w:sz w:val="16"/>
+                <w:szCs w:val="16"/>
+              </w:rPr>
+              <w:t>6</w:t>
             </w:r>
             <w:r>
               <w:rPr>
@@ -8362,7 +8163,6 @@
               </w:rPr>
               <w:t>{{</w:t>
             </w:r>
-            <w:proofErr w:type="spellStart"/>
             <w:r>
               <w:rPr>
                 <w:rFonts w:ascii="Arial" w:hAnsi="Arial" w:cs="Arial"/>
@@ -8370,15 +8170,6 @@
                 <w:szCs w:val="16"/>
               </w:rPr>
               <w:t>crit</w:t>
-            </w:r>
-            <w:proofErr w:type="spellEnd"/>
-            <w:r>
-              <w:rPr>
-                <w:rFonts w:ascii="Arial" w:hAnsi="Arial" w:cs="Arial"/>
-                <w:sz w:val="16"/>
-                <w:szCs w:val="16"/>
-              </w:rPr>
-              <w:t xml:space="preserve"> </w:t>
             </w:r>
             <w:r>
               <w:rPr>
@@ -8438,7 +8229,6 @@
               </w:rPr>
               <w:t>{{</w:t>
             </w:r>
-            <w:proofErr w:type="spellStart"/>
             <w:r>
               <w:rPr>
                 <w:rFonts w:ascii="Arial" w:hAnsi="Arial" w:cs="Arial"/>
@@ -8446,15 +8236,6 @@
                 <w:szCs w:val="16"/>
               </w:rPr>
               <w:t>crit</w:t>
-            </w:r>
-            <w:proofErr w:type="spellEnd"/>
-            <w:r>
-              <w:rPr>
-                <w:rFonts w:ascii="Arial" w:hAnsi="Arial" w:cs="Arial"/>
-                <w:sz w:val="16"/>
-                <w:szCs w:val="16"/>
-              </w:rPr>
-              <w:t xml:space="preserve"> </w:t>
             </w:r>
             <w:r>
               <w:rPr>
@@ -8514,7 +8295,6 @@
               </w:rPr>
               <w:t>{{</w:t>
             </w:r>
-            <w:proofErr w:type="spellStart"/>
             <w:r>
               <w:rPr>
                 <w:rFonts w:ascii="Arial" w:hAnsi="Arial" w:cs="Arial"/>
@@ -8522,15 +8302,6 @@
                 <w:szCs w:val="16"/>
               </w:rPr>
               <w:t>crit</w:t>
-            </w:r>
-            <w:proofErr w:type="spellEnd"/>
-            <w:r>
-              <w:rPr>
-                <w:rFonts w:ascii="Arial" w:hAnsi="Arial" w:cs="Arial"/>
-                <w:sz w:val="16"/>
-                <w:szCs w:val="16"/>
-              </w:rPr>
-              <w:t xml:space="preserve"> </w:t>
             </w:r>
             <w:r>
               <w:rPr>
@@ -8590,7 +8361,6 @@
               </w:rPr>
               <w:t>{{</w:t>
             </w:r>
-            <w:proofErr w:type="spellStart"/>
             <w:r>
               <w:rPr>
                 <w:rFonts w:ascii="Arial" w:hAnsi="Arial" w:cs="Arial"/>
@@ -8598,15 +8368,6 @@
                 <w:szCs w:val="16"/>
               </w:rPr>
               <w:t>crit</w:t>
-            </w:r>
-            <w:proofErr w:type="spellEnd"/>
-            <w:r>
-              <w:rPr>
-                <w:rFonts w:ascii="Arial" w:hAnsi="Arial" w:cs="Arial"/>
-                <w:sz w:val="16"/>
-                <w:szCs w:val="16"/>
-              </w:rPr>
-              <w:t xml:space="preserve"> </w:t>
             </w:r>
             <w:r>
               <w:rPr>
@@ -9114,7 +8875,6 @@
               </w:rPr>
               <w:t>{</w:t>
             </w:r>
-            <w:proofErr w:type="spellStart"/>
             <w:r>
               <w:rPr>
                 <w:rFonts w:ascii="Arial" w:hAnsi="Arial" w:cs="Arial"/>
@@ -9123,14 +8883,13 @@
               </w:rPr>
               <w:t>crit</w:t>
             </w:r>
-            <w:proofErr w:type="spellEnd"/>
-            <w:r>
-              <w:rPr>
-                <w:rFonts w:ascii="Arial" w:hAnsi="Arial" w:cs="Arial"/>
-                <w:sz w:val="16"/>
-                <w:szCs w:val="16"/>
-              </w:rPr>
-              <w:t xml:space="preserve"> 7</w:t>
+            <w:r>
+              <w:rPr>
+                <w:rFonts w:ascii="Arial" w:hAnsi="Arial" w:cs="Arial"/>
+                <w:sz w:val="16"/>
+                <w:szCs w:val="16"/>
+              </w:rPr>
+              <w:t>7</w:t>
             </w:r>
             <w:r>
               <w:rPr>
@@ -9182,7 +8941,6 @@
               </w:rPr>
               <w:t>{{</w:t>
             </w:r>
-            <w:proofErr w:type="spellStart"/>
             <w:r>
               <w:rPr>
                 <w:rFonts w:ascii="Arial" w:hAnsi="Arial" w:cs="Arial"/>
@@ -9190,15 +8948,6 @@
                 <w:szCs w:val="16"/>
               </w:rPr>
               <w:t>crit</w:t>
-            </w:r>
-            <w:proofErr w:type="spellEnd"/>
-            <w:r>
-              <w:rPr>
-                <w:rFonts w:ascii="Arial" w:hAnsi="Arial" w:cs="Arial"/>
-                <w:sz w:val="16"/>
-                <w:szCs w:val="16"/>
-              </w:rPr>
-              <w:t xml:space="preserve"> </w:t>
             </w:r>
             <w:r>
               <w:rPr>
@@ -9258,7 +9007,6 @@
               </w:rPr>
               <w:t>{{</w:t>
             </w:r>
-            <w:proofErr w:type="spellStart"/>
             <w:r>
               <w:rPr>
                 <w:rFonts w:ascii="Arial" w:hAnsi="Arial" w:cs="Arial"/>
@@ -9266,15 +9014,6 @@
                 <w:szCs w:val="16"/>
               </w:rPr>
               <w:t>crit</w:t>
-            </w:r>
-            <w:proofErr w:type="spellEnd"/>
-            <w:r>
-              <w:rPr>
-                <w:rFonts w:ascii="Arial" w:hAnsi="Arial" w:cs="Arial"/>
-                <w:sz w:val="16"/>
-                <w:szCs w:val="16"/>
-              </w:rPr>
-              <w:t xml:space="preserve"> </w:t>
             </w:r>
             <w:r>
               <w:rPr>
@@ -9334,7 +9073,6 @@
               </w:rPr>
               <w:t>{{</w:t>
             </w:r>
-            <w:proofErr w:type="spellStart"/>
             <w:r>
               <w:rPr>
                 <w:rFonts w:ascii="Arial" w:hAnsi="Arial" w:cs="Arial"/>
@@ -9342,15 +9080,6 @@
                 <w:szCs w:val="16"/>
               </w:rPr>
               <w:t>crit</w:t>
-            </w:r>
-            <w:proofErr w:type="spellEnd"/>
-            <w:r>
-              <w:rPr>
-                <w:rFonts w:ascii="Arial" w:hAnsi="Arial" w:cs="Arial"/>
-                <w:sz w:val="16"/>
-                <w:szCs w:val="16"/>
-              </w:rPr>
-              <w:t xml:space="preserve"> </w:t>
             </w:r>
             <w:r>
               <w:rPr>
@@ -9410,7 +9139,6 @@
               </w:rPr>
               <w:t>{{</w:t>
             </w:r>
-            <w:proofErr w:type="spellStart"/>
             <w:r>
               <w:rPr>
                 <w:rFonts w:ascii="Arial" w:hAnsi="Arial" w:cs="Arial"/>
@@ -9418,15 +9146,6 @@
                 <w:szCs w:val="16"/>
               </w:rPr>
               <w:t>crit</w:t>
-            </w:r>
-            <w:proofErr w:type="spellEnd"/>
-            <w:r>
-              <w:rPr>
-                <w:rFonts w:ascii="Arial" w:hAnsi="Arial" w:cs="Arial"/>
-                <w:sz w:val="16"/>
-                <w:szCs w:val="16"/>
-              </w:rPr>
-              <w:t xml:space="preserve"> </w:t>
             </w:r>
             <w:r>
               <w:rPr>
@@ -9726,11 +9445,9 @@
             <w:r>
               <w:t xml:space="preserve"> {{</w:t>
             </w:r>
-            <w:proofErr w:type="spellStart"/>
             <w:r>
               <w:t>Observaciones_Encargado</w:t>
             </w:r>
-            <w:proofErr w:type="spellEnd"/>
             <w:r>
               <w:t>}}</w:t>
             </w:r>
@@ -9818,7 +9535,6 @@
               </w:rPr>
               <w:t>{</w:t>
             </w:r>
-            <w:proofErr w:type="spellStart"/>
             <w:r>
               <w:rPr>
                 <w:rFonts w:ascii="Arial" w:hAnsi="Arial" w:cs="Arial"/>
@@ -9827,14 +9543,13 @@
               </w:rPr>
               <w:t>crit</w:t>
             </w:r>
-            <w:proofErr w:type="spellEnd"/>
-            <w:r>
-              <w:rPr>
-                <w:rFonts w:ascii="Arial" w:hAnsi="Arial" w:cs="Arial"/>
-                <w:sz w:val="16"/>
-                <w:szCs w:val="16"/>
-              </w:rPr>
-              <w:t xml:space="preserve"> 8</w:t>
+            <w:r>
+              <w:rPr>
+                <w:rFonts w:ascii="Arial" w:hAnsi="Arial" w:cs="Arial"/>
+                <w:sz w:val="16"/>
+                <w:szCs w:val="16"/>
+              </w:rPr>
+              <w:t>8</w:t>
             </w:r>
             <w:r>
               <w:rPr>
@@ -9885,7 +9600,6 @@
               </w:rPr>
               <w:t>{{</w:t>
             </w:r>
-            <w:proofErr w:type="spellStart"/>
             <w:r>
               <w:rPr>
                 <w:rFonts w:ascii="Arial" w:hAnsi="Arial" w:cs="Arial"/>
@@ -9893,15 +9607,6 @@
                 <w:szCs w:val="16"/>
               </w:rPr>
               <w:t>crit</w:t>
-            </w:r>
-            <w:proofErr w:type="spellEnd"/>
-            <w:r>
-              <w:rPr>
-                <w:rFonts w:ascii="Arial" w:hAnsi="Arial" w:cs="Arial"/>
-                <w:sz w:val="16"/>
-                <w:szCs w:val="16"/>
-              </w:rPr>
-              <w:t xml:space="preserve"> </w:t>
             </w:r>
             <w:r>
               <w:rPr>
@@ -9960,7 +9665,6 @@
               </w:rPr>
               <w:t>{{</w:t>
             </w:r>
-            <w:proofErr w:type="spellStart"/>
             <w:r>
               <w:rPr>
                 <w:rFonts w:ascii="Arial" w:hAnsi="Arial" w:cs="Arial"/>
@@ -9968,15 +9672,6 @@
                 <w:szCs w:val="16"/>
               </w:rPr>
               <w:t>crit</w:t>
-            </w:r>
-            <w:proofErr w:type="spellEnd"/>
-            <w:r>
-              <w:rPr>
-                <w:rFonts w:ascii="Arial" w:hAnsi="Arial" w:cs="Arial"/>
-                <w:sz w:val="16"/>
-                <w:szCs w:val="16"/>
-              </w:rPr>
-              <w:t xml:space="preserve"> </w:t>
             </w:r>
             <w:r>
               <w:rPr>
@@ -10035,7 +9730,6 @@
               </w:rPr>
               <w:t>{{</w:t>
             </w:r>
-            <w:proofErr w:type="spellStart"/>
             <w:r>
               <w:rPr>
                 <w:rFonts w:ascii="Arial" w:hAnsi="Arial" w:cs="Arial"/>
@@ -10043,15 +9737,6 @@
                 <w:szCs w:val="16"/>
               </w:rPr>
               <w:t>crit</w:t>
-            </w:r>
-            <w:proofErr w:type="spellEnd"/>
-            <w:r>
-              <w:rPr>
-                <w:rFonts w:ascii="Arial" w:hAnsi="Arial" w:cs="Arial"/>
-                <w:sz w:val="16"/>
-                <w:szCs w:val="16"/>
-              </w:rPr>
-              <w:t xml:space="preserve"> </w:t>
             </w:r>
             <w:r>
               <w:rPr>
@@ -10110,7 +9795,6 @@
               </w:rPr>
               <w:t>{{</w:t>
             </w:r>
-            <w:proofErr w:type="spellStart"/>
             <w:r>
               <w:rPr>
                 <w:rFonts w:ascii="Arial" w:hAnsi="Arial" w:cs="Arial"/>
@@ -10118,15 +9802,6 @@
                 <w:szCs w:val="16"/>
               </w:rPr>
               <w:t>crit</w:t>
-            </w:r>
-            <w:proofErr w:type="spellEnd"/>
-            <w:r>
-              <w:rPr>
-                <w:rFonts w:ascii="Arial" w:hAnsi="Arial" w:cs="Arial"/>
-                <w:sz w:val="16"/>
-                <w:szCs w:val="16"/>
-              </w:rPr>
-              <w:t xml:space="preserve"> </w:t>
             </w:r>
             <w:r>
               <w:rPr>
@@ -10190,15 +9865,7 @@
               <w:t xml:space="preserve">Observaciones del estudiante: </w:t>
             </w:r>
             <w:r>
-              <w:t>{{</w:t>
-            </w:r>
-            <w:proofErr w:type="spellStart"/>
-            <w:r>
-              <w:t>Observaciones_Estudiante</w:t>
-            </w:r>
-            <w:proofErr w:type="spellEnd"/>
-            <w:r>
-              <w:t>}}</w:t>
+              <w:t>{{Observaciones_Estudiante}}</w:t>
             </w:r>
           </w:p>
         </w:tc>
@@ -10499,27 +10166,7 @@
                 <w:sz w:val="16"/>
                 <w:szCs w:val="16"/>
               </w:rPr>
-              <w:t>{{</w:t>
-            </w:r>
-            <w:proofErr w:type="spellStart"/>
-            <w:r>
-              <w:rPr>
-                <w:rFonts w:ascii="Arial" w:eastAsia="Arial" w:hAnsi="Arial" w:cs="Arial"/>
-                <w:color w:val="000000"/>
-                <w:sz w:val="16"/>
-                <w:szCs w:val="16"/>
-              </w:rPr>
-              <w:t>Nombre_Responsable</w:t>
-            </w:r>
-            <w:proofErr w:type="spellEnd"/>
-            <w:r>
-              <w:rPr>
-                <w:rFonts w:ascii="Arial" w:eastAsia="Arial" w:hAnsi="Arial" w:cs="Arial"/>
-                <w:color w:val="000000"/>
-                <w:sz w:val="16"/>
-                <w:szCs w:val="16"/>
-              </w:rPr>
-              <w:t>}}</w:t>
+              <w:t>{{Nombre_Responsable}}</w:t>
             </w:r>
           </w:p>
         </w:tc>
@@ -10657,27 +10304,7 @@
                 <w:sz w:val="16"/>
                 <w:szCs w:val="16"/>
               </w:rPr>
-              <w:t>{{</w:t>
-            </w:r>
-            <w:proofErr w:type="spellStart"/>
-            <w:r>
-              <w:rPr>
-                <w:rFonts w:ascii="Arial" w:eastAsia="Arial" w:hAnsi="Arial" w:cs="Arial"/>
-                <w:color w:val="000000"/>
-                <w:sz w:val="16"/>
-                <w:szCs w:val="16"/>
-              </w:rPr>
-              <w:t>Nombre_Estudiante</w:t>
-            </w:r>
-            <w:proofErr w:type="spellEnd"/>
-            <w:r>
-              <w:rPr>
-                <w:rFonts w:ascii="Arial" w:eastAsia="Arial" w:hAnsi="Arial" w:cs="Arial"/>
-                <w:color w:val="000000"/>
-                <w:sz w:val="16"/>
-                <w:szCs w:val="16"/>
-              </w:rPr>
-              <w:t>}}</w:t>
+              <w:t>{{Nombre_Estudiante}}</w:t>
             </w:r>
           </w:p>
         </w:tc>
@@ -10825,27 +10452,7 @@
                 <w:sz w:val="16"/>
                 <w:szCs w:val="16"/>
               </w:rPr>
-              <w:t>{{</w:t>
-            </w:r>
-            <w:proofErr w:type="spellStart"/>
-            <w:r>
-              <w:rPr>
-                <w:rFonts w:ascii="Arial" w:eastAsia="Arial" w:hAnsi="Arial" w:cs="Arial"/>
-                <w:color w:val="000000"/>
-                <w:sz w:val="16"/>
-                <w:szCs w:val="16"/>
-              </w:rPr>
-              <w:t>Cargo_Responsable</w:t>
-            </w:r>
-            <w:proofErr w:type="spellEnd"/>
-            <w:r>
-              <w:rPr>
-                <w:rFonts w:ascii="Arial" w:eastAsia="Arial" w:hAnsi="Arial" w:cs="Arial"/>
-                <w:color w:val="000000"/>
-                <w:sz w:val="16"/>
-                <w:szCs w:val="16"/>
-              </w:rPr>
-              <w:t>}}</w:t>
+              <w:t>{{Cargo_Responsable}}</w:t>
             </w:r>
           </w:p>
           <w:p>
@@ -11047,29 +10654,7 @@
                 <w:sz w:val="16"/>
                 <w:szCs w:val="16"/>
               </w:rPr>
-              <w:t>{{</w:t>
-            </w:r>
-            <w:proofErr w:type="spellStart"/>
-            <w:r>
-              <w:rPr>
-                <w:rFonts w:ascii="Arial" w:eastAsia="Arial" w:hAnsi="Arial" w:cs="Arial"/>
-                <w:bCs/>
-                <w:color w:val="000000"/>
-                <w:sz w:val="16"/>
-                <w:szCs w:val="16"/>
-              </w:rPr>
-              <w:t>Num_Control</w:t>
-            </w:r>
-            <w:proofErr w:type="spellEnd"/>
-            <w:r>
-              <w:rPr>
-                <w:rFonts w:ascii="Arial" w:eastAsia="Arial" w:hAnsi="Arial" w:cs="Arial"/>
-                <w:bCs/>
-                <w:color w:val="000000"/>
-                <w:sz w:val="16"/>
-                <w:szCs w:val="16"/>
-              </w:rPr>
-              <w:t>}}</w:t>
+              <w:t>{{Num_Control}}</w:t>
             </w:r>
           </w:p>
         </w:tc>

--- a/plantillas/Reporte_Final_Lleno.docx
+++ b/plantillas/Reporte_Final_Lleno.docx
@@ -221,12 +221,14 @@
               </w:rPr>
               <w:t>{{</w:t>
             </w:r>
+            <w:proofErr w:type="spellStart"/>
             <w:r>
               <w:rPr>
                 <w:rFonts w:ascii="Arial" w:eastAsia="Arial" w:hAnsi="Arial" w:cs="Arial"/>
               </w:rPr>
               <w:t>no_de_control</w:t>
             </w:r>
+            <w:proofErr w:type="spellEnd"/>
             <w:r>
               <w:rPr>
                 <w:rFonts w:ascii="Arial" w:eastAsia="Arial" w:hAnsi="Arial" w:cs="Arial"/>
@@ -283,7 +285,13 @@
               <w:rPr>
                 <w:rFonts w:ascii="Arial" w:eastAsia="Arial" w:hAnsi="Arial" w:cs="Arial"/>
               </w:rPr>
-              <w:t>carrera&gt;</w:t>
+              <w:t>carrera</w:t>
+            </w:r>
+            <w:r>
+              <w:rPr>
+                <w:rFonts w:ascii="Arial" w:eastAsia="Arial" w:hAnsi="Arial" w:cs="Arial"/>
+              </w:rPr>
+              <w:t>}}</w:t>
             </w:r>
           </w:p>
         </w:tc>
@@ -389,12 +397,14 @@
               </w:rPr>
               <w:t>{{</w:t>
             </w:r>
+            <w:proofErr w:type="spellStart"/>
             <w:r>
               <w:rPr>
                 <w:rFonts w:ascii="Arial" w:eastAsia="Arial" w:hAnsi="Arial" w:cs="Arial"/>
               </w:rPr>
               <w:t>Nombre_Programa</w:t>
             </w:r>
+            <w:proofErr w:type="spellEnd"/>
             <w:r>
               <w:rPr>
                 <w:rFonts w:ascii="Arial" w:eastAsia="Arial" w:hAnsi="Arial" w:cs="Arial"/>
@@ -447,12 +457,14 @@
               </w:rPr>
               <w:t>{{</w:t>
             </w:r>
+            <w:proofErr w:type="spellStart"/>
             <w:r>
               <w:rPr>
                 <w:rFonts w:ascii="Arial" w:eastAsia="Arial" w:hAnsi="Arial" w:cs="Arial"/>
               </w:rPr>
               <w:t>Responsable_Proyecto</w:t>
             </w:r>
+            <w:proofErr w:type="spellEnd"/>
             <w:r>
               <w:rPr>
                 <w:rFonts w:ascii="Arial" w:eastAsia="Arial" w:hAnsi="Arial" w:cs="Arial"/>
@@ -670,6 +682,7 @@
                 <w:lang w:val="es-MX"/>
               </w:rPr>
             </w:pPr>
+            <w:proofErr w:type="spellStart"/>
             <w:r>
               <w:rPr>
                 <w:rFonts w:ascii="Arial" w:eastAsia="Arial" w:hAnsi="Arial" w:cs="Arial"/>
@@ -689,7 +702,15 @@
                 <w:rFonts w:ascii="Arial" w:eastAsia="Arial" w:hAnsi="Arial" w:cs="Arial"/>
                 <w:lang w:val="es-MX"/>
               </w:rPr>
-              <w:t>junio 2025</w:t>
+              <w:t>junio</w:t>
+            </w:r>
+            <w:proofErr w:type="spellEnd"/>
+            <w:r>
+              <w:rPr>
+                <w:rFonts w:ascii="Arial" w:eastAsia="Arial" w:hAnsi="Arial" w:cs="Arial"/>
+                <w:lang w:val="es-MX"/>
+              </w:rPr>
+              <w:t xml:space="preserve"> 2025</w:t>
             </w:r>
           </w:p>
         </w:tc>
@@ -3398,8 +3419,8 @@
       <w:tblGrid>
         <w:gridCol w:w="454"/>
         <w:gridCol w:w="3921"/>
-        <w:gridCol w:w="1261"/>
-        <w:gridCol w:w="352"/>
+        <w:gridCol w:w="1188"/>
+        <w:gridCol w:w="425"/>
         <w:gridCol w:w="426"/>
         <w:gridCol w:w="425"/>
         <w:gridCol w:w="425"/>
@@ -3473,7 +3494,7 @@
         </w:trPr>
         <w:tc>
           <w:tcPr>
-            <w:tcW w:w="5636" w:type="dxa"/>
+            <w:tcW w:w="5563" w:type="dxa"/>
             <w:gridSpan w:val="3"/>
             <w:tcBorders>
               <w:top w:val="nil"/>
@@ -3496,7 +3517,7 @@
         </w:tc>
         <w:tc>
           <w:tcPr>
-            <w:tcW w:w="2053" w:type="dxa"/>
+            <w:tcW w:w="2126" w:type="dxa"/>
             <w:gridSpan w:val="5"/>
             <w:shd w:val="clear" w:color="auto" w:fill="auto"/>
           </w:tcPr>
@@ -3617,6 +3638,7 @@
                 <w:szCs w:val="16"/>
               </w:rPr>
             </w:pPr>
+            <w:proofErr w:type="gramStart"/>
             <w:r>
               <w:rPr>
                 <w:rFonts w:ascii="Arial" w:hAnsi="Arial" w:cs="Arial"/>
@@ -3626,11 +3648,12 @@
               </w:rPr>
               <w:t>Criterios a evaluar</w:t>
             </w:r>
-          </w:p>
-        </w:tc>
-        <w:tc>
-          <w:tcPr>
-            <w:tcW w:w="1261" w:type="dxa"/>
+            <w:proofErr w:type="gramEnd"/>
+          </w:p>
+        </w:tc>
+        <w:tc>
+          <w:tcPr>
+            <w:tcW w:w="1188" w:type="dxa"/>
           </w:tcPr>
           <w:p>
             <w:pPr>
@@ -3656,7 +3679,7 @@
         </w:tc>
         <w:tc>
           <w:tcPr>
-            <w:tcW w:w="352" w:type="dxa"/>
+            <w:tcW w:w="425" w:type="dxa"/>
             <w:shd w:val="clear" w:color="auto" w:fill="auto"/>
           </w:tcPr>
           <w:p>
@@ -3839,6 +3862,7 @@
                 <w:szCs w:val="16"/>
               </w:rPr>
             </w:pPr>
+            <w:proofErr w:type="gramStart"/>
             <w:r>
               <w:rPr>
                 <w:rFonts w:ascii="Arial" w:hAnsi="Arial" w:cs="Arial"/>
@@ -3848,6 +3872,7 @@
               </w:rPr>
               <w:t>Criterios a evaluar</w:t>
             </w:r>
+            <w:proofErr w:type="gramEnd"/>
           </w:p>
         </w:tc>
         <w:tc>
@@ -4034,7 +4059,7 @@
         </w:tc>
         <w:tc>
           <w:tcPr>
-            <w:tcW w:w="1261" w:type="dxa"/>
+            <w:tcW w:w="1188" w:type="dxa"/>
             <w:shd w:val="clear" w:color="auto" w:fill="D9D9D9" w:themeFill="background1" w:themeFillShade="D9"/>
           </w:tcPr>
           <w:p>
@@ -4059,18 +4084,27 @@
         </w:tc>
         <w:tc>
           <w:tcPr>
-            <w:tcW w:w="352" w:type="dxa"/>
+            <w:tcW w:w="425" w:type="dxa"/>
             <w:shd w:val="clear" w:color="auto" w:fill="D9D9D9" w:themeFill="background1" w:themeFillShade="D9"/>
           </w:tcPr>
           <w:p>
             <w:r>
-              <w:t>{{ resp</w:t>
+              <w:t>{</w:t>
+            </w:r>
+            <w:r>
+              <w:t>{</w:t>
+            </w:r>
+            <w:r>
+              <w:t>resp</w:t>
             </w:r>
             <w:r>
               <w:t>1</w:t>
             </w:r>
             <w:r>
-              <w:t>_0 }}</w:t>
+              <w:t>_0</w:t>
+            </w:r>
+            <w:r>
+              <w:t>}}</w:t>
             </w:r>
           </w:p>
         </w:tc>
@@ -4081,7 +4115,13 @@
           </w:tcPr>
           <w:p>
             <w:r>
-              <w:t>{{ resp1_1 }}</w:t>
+              <w:t>{{</w:t>
+            </w:r>
+            <w:r>
+              <w:t>resp1_1</w:t>
+            </w:r>
+            <w:r>
+              <w:t>}}</w:t>
             </w:r>
           </w:p>
         </w:tc>
@@ -4092,7 +4132,13 @@
           </w:tcPr>
           <w:p>
             <w:r>
-              <w:t>{{ resp1_2 }}</w:t>
+              <w:t>{{</w:t>
+            </w:r>
+            <w:r>
+              <w:t>resp1_2</w:t>
+            </w:r>
+            <w:r>
+              <w:t>}}</w:t>
             </w:r>
           </w:p>
         </w:tc>
@@ -4103,7 +4149,13 @@
           </w:tcPr>
           <w:p>
             <w:r>
-              <w:t>{{ resp1_3 }}</w:t>
+              <w:t>{{</w:t>
+            </w:r>
+            <w:r>
+              <w:t>resp1_3</w:t>
+            </w:r>
+            <w:r>
+              <w:t>}}</w:t>
             </w:r>
           </w:p>
         </w:tc>
@@ -4114,7 +4166,13 @@
           </w:tcPr>
           <w:p>
             <w:r>
-              <w:t>{{ resp1_4 }}</w:t>
+              <w:t>{{</w:t>
+            </w:r>
+            <w:r>
+              <w:t>resp1_4</w:t>
+            </w:r>
+            <w:r>
+              <w:t>}}</w:t>
             </w:r>
           </w:p>
         </w:tc>
@@ -4551,7 +4609,7 @@
         </w:tc>
         <w:tc>
           <w:tcPr>
-            <w:tcW w:w="1261" w:type="dxa"/>
+            <w:tcW w:w="1188" w:type="dxa"/>
           </w:tcPr>
           <w:p>
             <w:pPr>
@@ -4575,12 +4633,18 @@
         </w:tc>
         <w:tc>
           <w:tcPr>
-            <w:tcW w:w="352" w:type="dxa"/>
+            <w:tcW w:w="425" w:type="dxa"/>
             <w:shd w:val="clear" w:color="auto" w:fill="auto"/>
           </w:tcPr>
           <w:p>
             <w:r>
-              <w:t>{{ estu1_0 }}</w:t>
+              <w:t>{{</w:t>
+            </w:r>
+            <w:r>
+              <w:t>estu1_0</w:t>
+            </w:r>
+            <w:r>
+              <w:t>}}</w:t>
             </w:r>
           </w:p>
         </w:tc>
@@ -4591,7 +4655,13 @@
           </w:tcPr>
           <w:p>
             <w:r>
-              <w:t>{{ estu1_1 }}</w:t>
+              <w:t>{{</w:t>
+            </w:r>
+            <w:r>
+              <w:t>estu1_1</w:t>
+            </w:r>
+            <w:r>
+              <w:t>}}</w:t>
             </w:r>
           </w:p>
         </w:tc>
@@ -4602,7 +4672,13 @@
           </w:tcPr>
           <w:p>
             <w:r>
-              <w:t>{{ estu1_2 }}</w:t>
+              <w:t>{{</w:t>
+            </w:r>
+            <w:r>
+              <w:t>estu1_2</w:t>
+            </w:r>
+            <w:r>
+              <w:t>}}</w:t>
             </w:r>
           </w:p>
         </w:tc>
@@ -4613,7 +4689,13 @@
           </w:tcPr>
           <w:p>
             <w:r>
-              <w:t>{{ estu1_3 }}</w:t>
+              <w:t>{{</w:t>
+            </w:r>
+            <w:r>
+              <w:t>estu1_3</w:t>
+            </w:r>
+            <w:r>
+              <w:t>}}</w:t>
             </w:r>
           </w:p>
         </w:tc>
@@ -4624,7 +4706,13 @@
           </w:tcPr>
           <w:p>
             <w:r>
-              <w:t>{{ estu1_4 }}</w:t>
+              <w:t>{{</w:t>
+            </w:r>
+            <w:r>
+              <w:t>estu1_4</w:t>
+            </w:r>
+            <w:r>
+              <w:t>}}</w:t>
             </w:r>
           </w:p>
         </w:tc>
@@ -4813,7 +4901,7 @@
         </w:tc>
         <w:tc>
           <w:tcPr>
-            <w:tcW w:w="1261" w:type="dxa"/>
+            <w:tcW w:w="1188" w:type="dxa"/>
             <w:shd w:val="clear" w:color="auto" w:fill="D9D9D9" w:themeFill="background1" w:themeFillShade="D9"/>
           </w:tcPr>
           <w:p>
@@ -4838,16 +4926,18 @@
         </w:tc>
         <w:tc>
           <w:tcPr>
-            <w:tcW w:w="352" w:type="dxa"/>
+            <w:tcW w:w="425" w:type="dxa"/>
             <w:shd w:val="clear" w:color="auto" w:fill="D9D9D9" w:themeFill="background1" w:themeFillShade="D9"/>
           </w:tcPr>
           <w:p>
             <w:r>
-              <w:t>{{ resp</w:t>
-            </w:r>
-            <w:r>
-              <w:lastRenderedPageBreak/>
-              <w:t>2_0 }}</w:t>
+              <w:t>{{</w:t>
+            </w:r>
+            <w:r>
+              <w:t>resp2_0</w:t>
+            </w:r>
+            <w:r>
+              <w:t>}}</w:t>
             </w:r>
           </w:p>
         </w:tc>
@@ -4858,8 +4948,13 @@
           </w:tcPr>
           <w:p>
             <w:r>
-              <w:lastRenderedPageBreak/>
-              <w:t>{{ resp2_1 }}</w:t>
+              <w:t>{{</w:t>
+            </w:r>
+            <w:r>
+              <w:t>resp2_1</w:t>
+            </w:r>
+            <w:r>
+              <w:t>}}</w:t>
             </w:r>
           </w:p>
         </w:tc>
@@ -4870,7 +4965,13 @@
           </w:tcPr>
           <w:p>
             <w:r>
-              <w:t>{{ resp2_2 }}</w:t>
+              <w:t>{{</w:t>
+            </w:r>
+            <w:r>
+              <w:t>resp2_2</w:t>
+            </w:r>
+            <w:r>
+              <w:t>}}</w:t>
             </w:r>
           </w:p>
         </w:tc>
@@ -4881,7 +4982,13 @@
           </w:tcPr>
           <w:p>
             <w:r>
-              <w:t>{{ resp2_3 }}</w:t>
+              <w:t>{{</w:t>
+            </w:r>
+            <w:r>
+              <w:t>resp2_3</w:t>
+            </w:r>
+            <w:r>
+              <w:t>}}</w:t>
             </w:r>
           </w:p>
         </w:tc>
@@ -4892,7 +4999,13 @@
           </w:tcPr>
           <w:p>
             <w:r>
-              <w:t>{{ resp2_4 }}</w:t>
+              <w:t>{{</w:t>
+            </w:r>
+            <w:r>
+              <w:t>resp2_4</w:t>
+            </w:r>
+            <w:r>
+              <w:t>}}</w:t>
             </w:r>
           </w:p>
         </w:tc>
@@ -5329,7 +5442,7 @@
         </w:tc>
         <w:tc>
           <w:tcPr>
-            <w:tcW w:w="1261" w:type="dxa"/>
+            <w:tcW w:w="1188" w:type="dxa"/>
           </w:tcPr>
           <w:p>
             <w:pPr>
@@ -5353,12 +5466,18 @@
         </w:tc>
         <w:tc>
           <w:tcPr>
-            <w:tcW w:w="352" w:type="dxa"/>
+            <w:tcW w:w="425" w:type="dxa"/>
             <w:shd w:val="clear" w:color="auto" w:fill="auto"/>
           </w:tcPr>
           <w:p>
             <w:r>
-              <w:t>{{ estu2_0 }}</w:t>
+              <w:t>{{</w:t>
+            </w:r>
+            <w:r>
+              <w:t>estu2_0</w:t>
+            </w:r>
+            <w:r>
+              <w:t>}}</w:t>
             </w:r>
           </w:p>
         </w:tc>
@@ -5369,7 +5488,13 @@
           </w:tcPr>
           <w:p>
             <w:r>
-              <w:t>{{ estu2_1 }}</w:t>
+              <w:t>{{</w:t>
+            </w:r>
+            <w:r>
+              <w:t>estu2_1</w:t>
+            </w:r>
+            <w:r>
+              <w:t>}}</w:t>
             </w:r>
           </w:p>
         </w:tc>
@@ -5380,7 +5505,13 @@
           </w:tcPr>
           <w:p>
             <w:r>
-              <w:t>{{ estu2_2 }}</w:t>
+              <w:t>{{</w:t>
+            </w:r>
+            <w:r>
+              <w:t>estu2_2</w:t>
+            </w:r>
+            <w:r>
+              <w:t>}}</w:t>
             </w:r>
           </w:p>
         </w:tc>
@@ -5391,7 +5522,13 @@
           </w:tcPr>
           <w:p>
             <w:r>
-              <w:t>{{ estu2_3 }}</w:t>
+              <w:t>{{</w:t>
+            </w:r>
+            <w:r>
+              <w:t>estu2_3</w:t>
+            </w:r>
+            <w:r>
+              <w:t>}}</w:t>
             </w:r>
           </w:p>
         </w:tc>
@@ -5402,7 +5539,13 @@
           </w:tcPr>
           <w:p>
             <w:r>
-              <w:t>{{ estu2_4 }}</w:t>
+              <w:t>{{</w:t>
+            </w:r>
+            <w:r>
+              <w:t>estu2_4</w:t>
+            </w:r>
+            <w:r>
+              <w:t>}}</w:t>
             </w:r>
           </w:p>
         </w:tc>
@@ -5591,7 +5734,7 @@
         </w:tc>
         <w:tc>
           <w:tcPr>
-            <w:tcW w:w="1261" w:type="dxa"/>
+            <w:tcW w:w="1188" w:type="dxa"/>
             <w:shd w:val="clear" w:color="auto" w:fill="D9D9D9" w:themeFill="background1" w:themeFillShade="D9"/>
           </w:tcPr>
           <w:p>
@@ -5616,12 +5759,22 @@
         </w:tc>
         <w:tc>
           <w:tcPr>
-            <w:tcW w:w="352" w:type="dxa"/>
+            <w:tcW w:w="425" w:type="dxa"/>
             <w:shd w:val="clear" w:color="auto" w:fill="D9D9D9" w:themeFill="background1" w:themeFillShade="D9"/>
           </w:tcPr>
           <w:p>
             <w:r>
-              <w:t>{{ resp3_0 }}</w:t>
+              <w:t>{{</w:t>
+            </w:r>
+            <w:r>
+              <w:t>re</w:t>
+            </w:r>
+            <w:r>
+              <w:lastRenderedPageBreak/>
+              <w:t>sp3_0</w:t>
+            </w:r>
+            <w:r>
+              <w:t>}}</w:t>
             </w:r>
           </w:p>
         </w:tc>
@@ -5632,7 +5785,18 @@
           </w:tcPr>
           <w:p>
             <w:r>
-              <w:t>{{ resp3_1 }}</w:t>
+              <w:lastRenderedPageBreak/>
+              <w:t>{{</w:t>
+            </w:r>
+            <w:r>
+              <w:t>re</w:t>
+            </w:r>
+            <w:r>
+              <w:lastRenderedPageBreak/>
+              <w:t>sp3_1</w:t>
+            </w:r>
+            <w:r>
+              <w:t>}}</w:t>
             </w:r>
           </w:p>
         </w:tc>
@@ -5643,7 +5807,18 @@
           </w:tcPr>
           <w:p>
             <w:r>
-              <w:t>{{ resp3_2 }}</w:t>
+              <w:lastRenderedPageBreak/>
+              <w:t>{{</w:t>
+            </w:r>
+            <w:r>
+              <w:t>re</w:t>
+            </w:r>
+            <w:r>
+              <w:lastRenderedPageBreak/>
+              <w:t>sp3_2</w:t>
+            </w:r>
+            <w:r>
+              <w:t>}}</w:t>
             </w:r>
           </w:p>
         </w:tc>
@@ -5654,7 +5829,18 @@
           </w:tcPr>
           <w:p>
             <w:r>
-              <w:t>{{ resp3_3 }}</w:t>
+              <w:lastRenderedPageBreak/>
+              <w:t>{{</w:t>
+            </w:r>
+            <w:r>
+              <w:t>re</w:t>
+            </w:r>
+            <w:r>
+              <w:lastRenderedPageBreak/>
+              <w:t>sp3_3</w:t>
+            </w:r>
+            <w:r>
+              <w:t>}}</w:t>
             </w:r>
           </w:p>
         </w:tc>
@@ -5665,7 +5851,18 @@
           </w:tcPr>
           <w:p>
             <w:r>
-              <w:t>{{ resp3_4 }}</w:t>
+              <w:lastRenderedPageBreak/>
+              <w:t>{{</w:t>
+            </w:r>
+            <w:r>
+              <w:t>re</w:t>
+            </w:r>
+            <w:r>
+              <w:lastRenderedPageBreak/>
+              <w:t>sp3_4</w:t>
+            </w:r>
+            <w:r>
+              <w:t>}}</w:t>
             </w:r>
           </w:p>
         </w:tc>
@@ -5691,6 +5888,7 @@
                 <w:sz w:val="16"/>
                 <w:szCs w:val="16"/>
               </w:rPr>
+              <w:lastRenderedPageBreak/>
               <w:t>3</w:t>
             </w:r>
           </w:p>
@@ -5767,6 +5965,7 @@
                 <w:sz w:val="16"/>
                 <w:szCs w:val="16"/>
               </w:rPr>
+              <w:lastRenderedPageBreak/>
               <w:t>3</w:t>
             </w:r>
             <w:r>
@@ -5817,6 +6016,7 @@
                 <w:sz w:val="16"/>
                 <w:szCs w:val="16"/>
               </w:rPr>
+              <w:lastRenderedPageBreak/>
               <w:t>{{</w:t>
             </w:r>
             <w:r>
@@ -5833,6 +6033,7 @@
                 <w:sz w:val="16"/>
                 <w:szCs w:val="16"/>
               </w:rPr>
+              <w:lastRenderedPageBreak/>
               <w:t>3</w:t>
             </w:r>
             <w:r>
@@ -5883,6 +6084,7 @@
                 <w:sz w:val="16"/>
                 <w:szCs w:val="16"/>
               </w:rPr>
+              <w:lastRenderedPageBreak/>
               <w:t>{{</w:t>
             </w:r>
             <w:r>
@@ -5899,6 +6101,7 @@
                 <w:sz w:val="16"/>
                 <w:szCs w:val="16"/>
               </w:rPr>
+              <w:lastRenderedPageBreak/>
               <w:t>4</w:t>
             </w:r>
             <w:r>
@@ -5949,6 +6152,7 @@
                 <w:sz w:val="16"/>
                 <w:szCs w:val="16"/>
               </w:rPr>
+              <w:lastRenderedPageBreak/>
               <w:t>{{</w:t>
             </w:r>
             <w:r>
@@ -5965,6 +6169,7 @@
                 <w:sz w:val="16"/>
                 <w:szCs w:val="16"/>
               </w:rPr>
+              <w:lastRenderedPageBreak/>
               <w:t>3</w:t>
             </w:r>
             <w:r>
@@ -6015,15 +6220,25 @@
                 <w:sz w:val="16"/>
                 <w:szCs w:val="16"/>
               </w:rPr>
-              <w:t>{{</w:t>
-            </w:r>
-            <w:r>
-              <w:rPr>
-                <w:rFonts w:ascii="Arial" w:hAnsi="Arial" w:cs="Arial"/>
-                <w:sz w:val="16"/>
-                <w:szCs w:val="16"/>
-              </w:rPr>
-              <w:t>crit</w:t>
+              <w:lastRenderedPageBreak/>
+              <w:t>{{</w:t>
+            </w:r>
+            <w:r>
+              <w:rPr>
+                <w:rFonts w:ascii="Arial" w:hAnsi="Arial" w:cs="Arial"/>
+                <w:sz w:val="16"/>
+                <w:szCs w:val="16"/>
+              </w:rPr>
+              <w:t>cr</w:t>
+            </w:r>
+            <w:r>
+              <w:rPr>
+                <w:rFonts w:ascii="Arial" w:hAnsi="Arial" w:cs="Arial"/>
+                <w:sz w:val="16"/>
+                <w:szCs w:val="16"/>
+              </w:rPr>
+              <w:lastRenderedPageBreak/>
+              <w:t>it</w:t>
             </w:r>
             <w:r>
               <w:rPr>
@@ -6102,7 +6317,7 @@
         </w:tc>
         <w:tc>
           <w:tcPr>
-            <w:tcW w:w="1261" w:type="dxa"/>
+            <w:tcW w:w="1188" w:type="dxa"/>
           </w:tcPr>
           <w:p>
             <w:pPr>
@@ -6126,12 +6341,18 @@
         </w:tc>
         <w:tc>
           <w:tcPr>
-            <w:tcW w:w="352" w:type="dxa"/>
+            <w:tcW w:w="425" w:type="dxa"/>
             <w:shd w:val="clear" w:color="auto" w:fill="auto"/>
           </w:tcPr>
           <w:p>
             <w:r>
-              <w:t>{{ estu3_0 }}</w:t>
+              <w:t>{{</w:t>
+            </w:r>
+            <w:r>
+              <w:t>estu3_0</w:t>
+            </w:r>
+            <w:r>
+              <w:t>}}</w:t>
             </w:r>
           </w:p>
         </w:tc>
@@ -6142,7 +6363,13 @@
           </w:tcPr>
           <w:p>
             <w:r>
-              <w:t>{{ estu3_1 }}</w:t>
+              <w:t>{{</w:t>
+            </w:r>
+            <w:r>
+              <w:t>estu3_1</w:t>
+            </w:r>
+            <w:r>
+              <w:t>}}</w:t>
             </w:r>
           </w:p>
         </w:tc>
@@ -6153,7 +6380,13 @@
           </w:tcPr>
           <w:p>
             <w:r>
-              <w:t>{{ estu3_2 }}</w:t>
+              <w:t>{{</w:t>
+            </w:r>
+            <w:r>
+              <w:t>estu3_2</w:t>
+            </w:r>
+            <w:r>
+              <w:t>}}</w:t>
             </w:r>
           </w:p>
         </w:tc>
@@ -6164,7 +6397,13 @@
           </w:tcPr>
           <w:p>
             <w:r>
-              <w:t>{{ estu3_3 }}</w:t>
+              <w:t>{{</w:t>
+            </w:r>
+            <w:r>
+              <w:t>estu3_3</w:t>
+            </w:r>
+            <w:r>
+              <w:t>}}</w:t>
             </w:r>
           </w:p>
         </w:tc>
@@ -6175,7 +6414,13 @@
           </w:tcPr>
           <w:p>
             <w:r>
-              <w:t>{{ estu3_4 }}</w:t>
+              <w:t>{{</w:t>
+            </w:r>
+            <w:r>
+              <w:t>estu3_4</w:t>
+            </w:r>
+            <w:r>
+              <w:t>}}</w:t>
             </w:r>
           </w:p>
         </w:tc>
@@ -6332,7 +6577,6 @@
                 <w:sz w:val="16"/>
                 <w:szCs w:val="16"/>
               </w:rPr>
-              <w:lastRenderedPageBreak/>
               <w:t>4</w:t>
             </w:r>
           </w:p>
@@ -6365,7 +6609,7 @@
         </w:tc>
         <w:tc>
           <w:tcPr>
-            <w:tcW w:w="1261" w:type="dxa"/>
+            <w:tcW w:w="1188" w:type="dxa"/>
             <w:shd w:val="clear" w:color="auto" w:fill="D9D9D9" w:themeFill="background1" w:themeFillShade="D9"/>
           </w:tcPr>
           <w:p>
@@ -6390,12 +6634,18 @@
         </w:tc>
         <w:tc>
           <w:tcPr>
-            <w:tcW w:w="352" w:type="dxa"/>
+            <w:tcW w:w="425" w:type="dxa"/>
             <w:shd w:val="clear" w:color="auto" w:fill="D9D9D9" w:themeFill="background1" w:themeFillShade="D9"/>
           </w:tcPr>
           <w:p>
             <w:r>
-              <w:t>{{ resp4_0 }}</w:t>
+              <w:t>{{</w:t>
+            </w:r>
+            <w:r>
+              <w:t>resp4_0</w:t>
+            </w:r>
+            <w:r>
+              <w:t>}}</w:t>
             </w:r>
           </w:p>
         </w:tc>
@@ -6406,7 +6656,13 @@
           </w:tcPr>
           <w:p>
             <w:r>
-              <w:t>{{ resp4_1 }}</w:t>
+              <w:t>{{</w:t>
+            </w:r>
+            <w:r>
+              <w:t>resp4_1</w:t>
+            </w:r>
+            <w:r>
+              <w:t>}}</w:t>
             </w:r>
           </w:p>
         </w:tc>
@@ -6417,7 +6673,13 @@
           </w:tcPr>
           <w:p>
             <w:r>
-              <w:t>{{ resp4_2 }}</w:t>
+              <w:t>{{</w:t>
+            </w:r>
+            <w:r>
+              <w:t>resp4_2</w:t>
+            </w:r>
+            <w:r>
+              <w:t>}}</w:t>
             </w:r>
           </w:p>
         </w:tc>
@@ -6428,7 +6690,13 @@
           </w:tcPr>
           <w:p>
             <w:r>
-              <w:t>{{ resp4_3 }}</w:t>
+              <w:t>{{</w:t>
+            </w:r>
+            <w:r>
+              <w:t>resp4_3</w:t>
+            </w:r>
+            <w:r>
+              <w:t>}}</w:t>
             </w:r>
           </w:p>
         </w:tc>
@@ -6439,7 +6707,13 @@
           </w:tcPr>
           <w:p>
             <w:r>
-              <w:t>{{ resp4_4 }}</w:t>
+              <w:t>{{</w:t>
+            </w:r>
+            <w:r>
+              <w:t>resp4_4</w:t>
+            </w:r>
+            <w:r>
+              <w:t>}}</w:t>
             </w:r>
           </w:p>
         </w:tc>
@@ -6876,7 +7150,7 @@
         </w:tc>
         <w:tc>
           <w:tcPr>
-            <w:tcW w:w="1261" w:type="dxa"/>
+            <w:tcW w:w="1188" w:type="dxa"/>
           </w:tcPr>
           <w:p>
             <w:pPr>
@@ -6900,12 +7174,18 @@
         </w:tc>
         <w:tc>
           <w:tcPr>
-            <w:tcW w:w="352" w:type="dxa"/>
+            <w:tcW w:w="425" w:type="dxa"/>
             <w:shd w:val="clear" w:color="auto" w:fill="auto"/>
           </w:tcPr>
           <w:p>
             <w:r>
-              <w:t>{{ estu4_0 }}</w:t>
+              <w:t>{{</w:t>
+            </w:r>
+            <w:r>
+              <w:t>estu4_0</w:t>
+            </w:r>
+            <w:r>
+              <w:t>}}</w:t>
             </w:r>
           </w:p>
         </w:tc>
@@ -6916,7 +7196,13 @@
           </w:tcPr>
           <w:p>
             <w:r>
-              <w:t>{{ estu4_1 }}</w:t>
+              <w:t>{{</w:t>
+            </w:r>
+            <w:r>
+              <w:t>estu4_1</w:t>
+            </w:r>
+            <w:r>
+              <w:t>}}</w:t>
             </w:r>
           </w:p>
         </w:tc>
@@ -6927,7 +7213,13 @@
           </w:tcPr>
           <w:p>
             <w:r>
-              <w:t>{{ estu4_2 }}</w:t>
+              <w:t>{{</w:t>
+            </w:r>
+            <w:r>
+              <w:t>estu4_2</w:t>
+            </w:r>
+            <w:r>
+              <w:t>}}</w:t>
             </w:r>
           </w:p>
         </w:tc>
@@ -6938,7 +7230,13 @@
           </w:tcPr>
           <w:p>
             <w:r>
-              <w:t>{{ estu4_3 }}</w:t>
+              <w:t>{{</w:t>
+            </w:r>
+            <w:r>
+              <w:t>estu4_3</w:t>
+            </w:r>
+            <w:r>
+              <w:t>}}</w:t>
             </w:r>
           </w:p>
         </w:tc>
@@ -6949,7 +7247,13 @@
           </w:tcPr>
           <w:p>
             <w:r>
-              <w:t>{{ estu4_4 }}</w:t>
+              <w:t>{{</w:t>
+            </w:r>
+            <w:r>
+              <w:t>estu4_4</w:t>
+            </w:r>
+            <w:r>
+              <w:t>}}</w:t>
             </w:r>
           </w:p>
         </w:tc>
@@ -7138,7 +7442,7 @@
         </w:tc>
         <w:tc>
           <w:tcPr>
-            <w:tcW w:w="1261" w:type="dxa"/>
+            <w:tcW w:w="1188" w:type="dxa"/>
             <w:shd w:val="clear" w:color="auto" w:fill="D9D9D9" w:themeFill="background1" w:themeFillShade="D9"/>
           </w:tcPr>
           <w:p>
@@ -7163,12 +7467,18 @@
         </w:tc>
         <w:tc>
           <w:tcPr>
-            <w:tcW w:w="352" w:type="dxa"/>
+            <w:tcW w:w="425" w:type="dxa"/>
             <w:shd w:val="clear" w:color="auto" w:fill="D9D9D9" w:themeFill="background1" w:themeFillShade="D9"/>
           </w:tcPr>
           <w:p>
             <w:r>
-              <w:t>{{ resp5_0 }}</w:t>
+              <w:t>{{</w:t>
+            </w:r>
+            <w:r>
+              <w:t>resp5_0</w:t>
+            </w:r>
+            <w:r>
+              <w:t>}}</w:t>
             </w:r>
           </w:p>
         </w:tc>
@@ -7179,7 +7489,13 @@
           </w:tcPr>
           <w:p>
             <w:r>
-              <w:t>{{ resp5_1 }}</w:t>
+              <w:t>{{</w:t>
+            </w:r>
+            <w:r>
+              <w:t>resp5_1</w:t>
+            </w:r>
+            <w:r>
+              <w:t>}}</w:t>
             </w:r>
           </w:p>
         </w:tc>
@@ -7190,7 +7506,13 @@
           </w:tcPr>
           <w:p>
             <w:r>
-              <w:t>{{ resp5_2 }}</w:t>
+              <w:t>{{</w:t>
+            </w:r>
+            <w:r>
+              <w:t>resp5_2</w:t>
+            </w:r>
+            <w:r>
+              <w:t>}}</w:t>
             </w:r>
           </w:p>
         </w:tc>
@@ -7201,7 +7523,13 @@
           </w:tcPr>
           <w:p>
             <w:r>
-              <w:t>{{ resp5_3 }}</w:t>
+              <w:t>{{</w:t>
+            </w:r>
+            <w:r>
+              <w:t>resp5_3</w:t>
+            </w:r>
+            <w:r>
+              <w:t>}}</w:t>
             </w:r>
           </w:p>
         </w:tc>
@@ -7212,7 +7540,13 @@
           </w:tcPr>
           <w:p>
             <w:r>
-              <w:t>{{ resp5_4 }}</w:t>
+              <w:t>{{</w:t>
+            </w:r>
+            <w:r>
+              <w:t>resp5_4</w:t>
+            </w:r>
+            <w:r>
+              <w:t>}}</w:t>
             </w:r>
           </w:p>
         </w:tc>
@@ -7649,7 +7983,7 @@
         </w:tc>
         <w:tc>
           <w:tcPr>
-            <w:tcW w:w="1261" w:type="dxa"/>
+            <w:tcW w:w="1188" w:type="dxa"/>
           </w:tcPr>
           <w:p>
             <w:pPr>
@@ -7673,16 +8007,18 @@
         </w:tc>
         <w:tc>
           <w:tcPr>
-            <w:tcW w:w="352" w:type="dxa"/>
+            <w:tcW w:w="425" w:type="dxa"/>
             <w:shd w:val="clear" w:color="auto" w:fill="auto"/>
           </w:tcPr>
           <w:p>
             <w:r>
-              <w:t>{{ est</w:t>
-            </w:r>
-            <w:r>
-              <w:lastRenderedPageBreak/>
-              <w:t>u5_0 }}</w:t>
+              <w:t>{{</w:t>
+            </w:r>
+            <w:r>
+              <w:t>estu5_0</w:t>
+            </w:r>
+            <w:r>
+              <w:t>}}</w:t>
             </w:r>
           </w:p>
         </w:tc>
@@ -7693,12 +8029,13 @@
           </w:tcPr>
           <w:p>
             <w:r>
-              <w:lastRenderedPageBreak/>
-              <w:t>{{ estu5_</w:t>
-            </w:r>
-            <w:r>
-              <w:lastRenderedPageBreak/>
-              <w:t>1 }}</w:t>
+              <w:t>{{</w:t>
+            </w:r>
+            <w:r>
+              <w:t>estu5_1</w:t>
+            </w:r>
+            <w:r>
+              <w:t>}}</w:t>
             </w:r>
           </w:p>
         </w:tc>
@@ -7709,12 +8046,13 @@
           </w:tcPr>
           <w:p>
             <w:r>
-              <w:lastRenderedPageBreak/>
-              <w:t>{{ estu5_</w:t>
-            </w:r>
-            <w:r>
-              <w:lastRenderedPageBreak/>
-              <w:t>2 }}</w:t>
+              <w:t>{{</w:t>
+            </w:r>
+            <w:r>
+              <w:t>estu5_2</w:t>
+            </w:r>
+            <w:r>
+              <w:t>}}</w:t>
             </w:r>
           </w:p>
         </w:tc>
@@ -7725,12 +8063,13 @@
           </w:tcPr>
           <w:p>
             <w:r>
-              <w:lastRenderedPageBreak/>
-              <w:t>{{ estu5_</w:t>
-            </w:r>
-            <w:r>
-              <w:lastRenderedPageBreak/>
-              <w:t>3 }}</w:t>
+              <w:t>{{</w:t>
+            </w:r>
+            <w:r>
+              <w:t>estu5_3</w:t>
+            </w:r>
+            <w:r>
+              <w:t>}}</w:t>
             </w:r>
           </w:p>
         </w:tc>
@@ -7741,12 +8080,13 @@
           </w:tcPr>
           <w:p>
             <w:r>
-              <w:lastRenderedPageBreak/>
-              <w:t>{{ estu5_</w:t>
-            </w:r>
-            <w:r>
-              <w:lastRenderedPageBreak/>
-              <w:t>4 }}</w:t>
+              <w:t>{{</w:t>
+            </w:r>
+            <w:r>
+              <w:t>estu5_4</w:t>
+            </w:r>
+            <w:r>
+              <w:t>}}</w:t>
             </w:r>
           </w:p>
         </w:tc>
@@ -7935,7 +8275,7 @@
         </w:tc>
         <w:tc>
           <w:tcPr>
-            <w:tcW w:w="1261" w:type="dxa"/>
+            <w:tcW w:w="1188" w:type="dxa"/>
             <w:shd w:val="clear" w:color="auto" w:fill="D9D9D9" w:themeFill="background1" w:themeFillShade="D9"/>
           </w:tcPr>
           <w:p>
@@ -7960,12 +8300,22 @@
         </w:tc>
         <w:tc>
           <w:tcPr>
-            <w:tcW w:w="352" w:type="dxa"/>
+            <w:tcW w:w="425" w:type="dxa"/>
             <w:shd w:val="clear" w:color="auto" w:fill="D9D9D9" w:themeFill="background1" w:themeFillShade="D9"/>
           </w:tcPr>
           <w:p>
             <w:r>
-              <w:t>{{ resp6_0 }}</w:t>
+              <w:t>{{</w:t>
+            </w:r>
+            <w:r>
+              <w:t>re</w:t>
+            </w:r>
+            <w:r>
+              <w:lastRenderedPageBreak/>
+              <w:t>sp6_0</w:t>
+            </w:r>
+            <w:r>
+              <w:t>}}</w:t>
             </w:r>
           </w:p>
         </w:tc>
@@ -7976,7 +8326,18 @@
           </w:tcPr>
           <w:p>
             <w:r>
-              <w:t>{{ resp6_1 }}</w:t>
+              <w:lastRenderedPageBreak/>
+              <w:t>{{</w:t>
+            </w:r>
+            <w:r>
+              <w:t>re</w:t>
+            </w:r>
+            <w:r>
+              <w:lastRenderedPageBreak/>
+              <w:t>sp6_1</w:t>
+            </w:r>
+            <w:r>
+              <w:t>}}</w:t>
             </w:r>
           </w:p>
         </w:tc>
@@ -7987,7 +8348,18 @@
           </w:tcPr>
           <w:p>
             <w:r>
-              <w:t>{{ resp6_2 }}</w:t>
+              <w:lastRenderedPageBreak/>
+              <w:t>{{</w:t>
+            </w:r>
+            <w:r>
+              <w:t>re</w:t>
+            </w:r>
+            <w:r>
+              <w:lastRenderedPageBreak/>
+              <w:t>sp6_2</w:t>
+            </w:r>
+            <w:r>
+              <w:t>}}</w:t>
             </w:r>
           </w:p>
         </w:tc>
@@ -7998,7 +8370,18 @@
           </w:tcPr>
           <w:p>
             <w:r>
-              <w:t>{{ resp6_3 }}</w:t>
+              <w:lastRenderedPageBreak/>
+              <w:t>{{</w:t>
+            </w:r>
+            <w:r>
+              <w:t>re</w:t>
+            </w:r>
+            <w:r>
+              <w:lastRenderedPageBreak/>
+              <w:t>sp6_3</w:t>
+            </w:r>
+            <w:r>
+              <w:t>}}</w:t>
             </w:r>
           </w:p>
         </w:tc>
@@ -8009,7 +8392,18 @@
           </w:tcPr>
           <w:p>
             <w:r>
-              <w:t>{{ resp6_4 }}</w:t>
+              <w:lastRenderedPageBreak/>
+              <w:t>{{</w:t>
+            </w:r>
+            <w:r>
+              <w:t>re</w:t>
+            </w:r>
+            <w:r>
+              <w:lastRenderedPageBreak/>
+              <w:t>sp6_4</w:t>
+            </w:r>
+            <w:r>
+              <w:t>}}</w:t>
             </w:r>
           </w:p>
         </w:tc>
@@ -8035,6 +8429,7 @@
                 <w:sz w:val="16"/>
                 <w:szCs w:val="16"/>
               </w:rPr>
+              <w:lastRenderedPageBreak/>
               <w:t>6</w:t>
             </w:r>
           </w:p>
@@ -8111,6 +8506,7 @@
                 <w:sz w:val="16"/>
                 <w:szCs w:val="16"/>
               </w:rPr>
+              <w:lastRenderedPageBreak/>
               <w:t>6</w:t>
             </w:r>
             <w:r>
@@ -8161,6 +8557,7 @@
                 <w:sz w:val="16"/>
                 <w:szCs w:val="16"/>
               </w:rPr>
+              <w:lastRenderedPageBreak/>
               <w:t>{{</w:t>
             </w:r>
             <w:r>
@@ -8177,6 +8574,7 @@
                 <w:sz w:val="16"/>
                 <w:szCs w:val="16"/>
               </w:rPr>
+              <w:lastRenderedPageBreak/>
               <w:t>6</w:t>
             </w:r>
             <w:r>
@@ -8227,6 +8625,7 @@
                 <w:sz w:val="16"/>
                 <w:szCs w:val="16"/>
               </w:rPr>
+              <w:lastRenderedPageBreak/>
               <w:t>{{</w:t>
             </w:r>
             <w:r>
@@ -8243,6 +8642,7 @@
                 <w:sz w:val="16"/>
                 <w:szCs w:val="16"/>
               </w:rPr>
+              <w:lastRenderedPageBreak/>
               <w:t>6</w:t>
             </w:r>
             <w:r>
@@ -8293,6 +8693,7 @@
                 <w:sz w:val="16"/>
                 <w:szCs w:val="16"/>
               </w:rPr>
+              <w:lastRenderedPageBreak/>
               <w:t>{{</w:t>
             </w:r>
             <w:r>
@@ -8309,6 +8710,7 @@
                 <w:sz w:val="16"/>
                 <w:szCs w:val="16"/>
               </w:rPr>
+              <w:lastRenderedPageBreak/>
               <w:t>6</w:t>
             </w:r>
             <w:r>
@@ -8359,15 +8761,25 @@
                 <w:sz w:val="16"/>
                 <w:szCs w:val="16"/>
               </w:rPr>
-              <w:t>{{</w:t>
-            </w:r>
-            <w:r>
-              <w:rPr>
-                <w:rFonts w:ascii="Arial" w:hAnsi="Arial" w:cs="Arial"/>
-                <w:sz w:val="16"/>
-                <w:szCs w:val="16"/>
-              </w:rPr>
-              <w:t>crit</w:t>
+              <w:lastRenderedPageBreak/>
+              <w:t>{{</w:t>
+            </w:r>
+            <w:r>
+              <w:rPr>
+                <w:rFonts w:ascii="Arial" w:hAnsi="Arial" w:cs="Arial"/>
+                <w:sz w:val="16"/>
+                <w:szCs w:val="16"/>
+              </w:rPr>
+              <w:t>cr</w:t>
+            </w:r>
+            <w:r>
+              <w:rPr>
+                <w:rFonts w:ascii="Arial" w:hAnsi="Arial" w:cs="Arial"/>
+                <w:sz w:val="16"/>
+                <w:szCs w:val="16"/>
+              </w:rPr>
+              <w:lastRenderedPageBreak/>
+              <w:t>it</w:t>
             </w:r>
             <w:r>
               <w:rPr>
@@ -8446,7 +8858,7 @@
         </w:tc>
         <w:tc>
           <w:tcPr>
-            <w:tcW w:w="1261" w:type="dxa"/>
+            <w:tcW w:w="1188" w:type="dxa"/>
           </w:tcPr>
           <w:p>
             <w:pPr>
@@ -8470,12 +8882,18 @@
         </w:tc>
         <w:tc>
           <w:tcPr>
-            <w:tcW w:w="352" w:type="dxa"/>
+            <w:tcW w:w="425" w:type="dxa"/>
             <w:shd w:val="clear" w:color="auto" w:fill="auto"/>
           </w:tcPr>
           <w:p>
             <w:r>
-              <w:t>{{ estu6_0 }}</w:t>
+              <w:t>{{</w:t>
+            </w:r>
+            <w:r>
+              <w:t>estu6_0</w:t>
+            </w:r>
+            <w:r>
+              <w:t>}}</w:t>
             </w:r>
           </w:p>
         </w:tc>
@@ -8486,7 +8904,13 @@
           </w:tcPr>
           <w:p>
             <w:r>
-              <w:t>{{ estu6_1 }}</w:t>
+              <w:t>{{</w:t>
+            </w:r>
+            <w:r>
+              <w:t>estu6_1</w:t>
+            </w:r>
+            <w:r>
+              <w:t>}}</w:t>
             </w:r>
           </w:p>
         </w:tc>
@@ -8497,7 +8921,13 @@
           </w:tcPr>
           <w:p>
             <w:r>
-              <w:t>{{ estu6_2 }}</w:t>
+              <w:t>{{</w:t>
+            </w:r>
+            <w:r>
+              <w:t>estu6_2</w:t>
+            </w:r>
+            <w:r>
+              <w:t>}}</w:t>
             </w:r>
           </w:p>
         </w:tc>
@@ -8508,7 +8938,13 @@
           </w:tcPr>
           <w:p>
             <w:r>
-              <w:t>{{ estu6_3 }}</w:t>
+              <w:t>{{</w:t>
+            </w:r>
+            <w:r>
+              <w:t>estu6_3</w:t>
+            </w:r>
+            <w:r>
+              <w:t>}}</w:t>
             </w:r>
           </w:p>
         </w:tc>
@@ -8519,7 +8955,13 @@
           </w:tcPr>
           <w:p>
             <w:r>
-              <w:t>{{ estu6_4 }}</w:t>
+              <w:t>{{</w:t>
+            </w:r>
+            <w:r>
+              <w:t>estu6_4</w:t>
+            </w:r>
+            <w:r>
+              <w:t>}}</w:t>
             </w:r>
           </w:p>
         </w:tc>
@@ -8708,7 +9150,7 @@
         </w:tc>
         <w:tc>
           <w:tcPr>
-            <w:tcW w:w="1261" w:type="dxa"/>
+            <w:tcW w:w="1188" w:type="dxa"/>
             <w:shd w:val="clear" w:color="auto" w:fill="D9D9D9" w:themeFill="background1" w:themeFillShade="D9"/>
           </w:tcPr>
           <w:p>
@@ -8733,15 +9175,17 @@
         </w:tc>
         <w:tc>
           <w:tcPr>
-            <w:tcW w:w="352" w:type="dxa"/>
+            <w:tcW w:w="425" w:type="dxa"/>
             <w:shd w:val="clear" w:color="auto" w:fill="D9D9D9" w:themeFill="background1" w:themeFillShade="D9"/>
           </w:tcPr>
           <w:p>
             <w:r>
-              <w:t xml:space="preserve">{{ resp7_0 </w:t>
-            </w:r>
-            <w:r>
-              <w:lastRenderedPageBreak/>
+              <w:t>{{</w:t>
+            </w:r>
+            <w:r>
+              <w:t>resp7_0</w:t>
+            </w:r>
+            <w:r>
               <w:t>}}</w:t>
             </w:r>
           </w:p>
@@ -8753,8 +9197,13 @@
           </w:tcPr>
           <w:p>
             <w:r>
-              <w:lastRenderedPageBreak/>
-              <w:t>{{ resp7_1 }}</w:t>
+              <w:t>{{</w:t>
+            </w:r>
+            <w:r>
+              <w:t>resp7_1</w:t>
+            </w:r>
+            <w:r>
+              <w:t>}}</w:t>
             </w:r>
           </w:p>
         </w:tc>
@@ -8765,7 +9214,13 @@
           </w:tcPr>
           <w:p>
             <w:r>
-              <w:t>{{ resp7_2 }}</w:t>
+              <w:t>{{</w:t>
+            </w:r>
+            <w:r>
+              <w:t>resp7_2</w:t>
+            </w:r>
+            <w:r>
+              <w:t>}}</w:t>
             </w:r>
           </w:p>
         </w:tc>
@@ -8776,7 +9231,13 @@
           </w:tcPr>
           <w:p>
             <w:r>
-              <w:t>{{ resp7_3 }}</w:t>
+              <w:t>{{</w:t>
+            </w:r>
+            <w:r>
+              <w:t>resp7_3</w:t>
+            </w:r>
+            <w:r>
+              <w:t>}}</w:t>
             </w:r>
           </w:p>
         </w:tc>
@@ -8787,7 +9248,13 @@
           </w:tcPr>
           <w:p>
             <w:r>
-              <w:t>{{ resp7_4 }}</w:t>
+              <w:t>{{</w:t>
+            </w:r>
+            <w:r>
+              <w:t>resp7_4</w:t>
+            </w:r>
+            <w:r>
+              <w:t>}}</w:t>
             </w:r>
           </w:p>
         </w:tc>
@@ -9224,7 +9691,7 @@
         </w:tc>
         <w:tc>
           <w:tcPr>
-            <w:tcW w:w="1261" w:type="dxa"/>
+            <w:tcW w:w="1188" w:type="dxa"/>
           </w:tcPr>
           <w:p>
             <w:pPr>
@@ -9248,12 +9715,18 @@
         </w:tc>
         <w:tc>
           <w:tcPr>
-            <w:tcW w:w="352" w:type="dxa"/>
+            <w:tcW w:w="425" w:type="dxa"/>
             <w:shd w:val="clear" w:color="auto" w:fill="auto"/>
           </w:tcPr>
           <w:p>
             <w:r>
-              <w:t>{{ estu7_0 }}</w:t>
+              <w:t>{{</w:t>
+            </w:r>
+            <w:r>
+              <w:t>estu7_0</w:t>
+            </w:r>
+            <w:r>
+              <w:t>}}</w:t>
             </w:r>
           </w:p>
         </w:tc>
@@ -9264,7 +9737,13 @@
           </w:tcPr>
           <w:p>
             <w:r>
-              <w:t>{{ estu7_1 }}</w:t>
+              <w:t>{{</w:t>
+            </w:r>
+            <w:r>
+              <w:t>estu7_1</w:t>
+            </w:r>
+            <w:r>
+              <w:t>}}</w:t>
             </w:r>
           </w:p>
         </w:tc>
@@ -9275,7 +9754,13 @@
           </w:tcPr>
           <w:p>
             <w:r>
-              <w:t>{{ estu7_2 }}</w:t>
+              <w:t>{{</w:t>
+            </w:r>
+            <w:r>
+              <w:t>estu7_2</w:t>
+            </w:r>
+            <w:r>
+              <w:t>}}</w:t>
             </w:r>
           </w:p>
         </w:tc>
@@ -9286,7 +9771,13 @@
           </w:tcPr>
           <w:p>
             <w:r>
-              <w:t>{{ estu7_3 }}</w:t>
+              <w:t>{{</w:t>
+            </w:r>
+            <w:r>
+              <w:t>estu7_3</w:t>
+            </w:r>
+            <w:r>
+              <w:t>}}</w:t>
             </w:r>
           </w:p>
         </w:tc>
@@ -9297,7 +9788,13 @@
           </w:tcPr>
           <w:p>
             <w:r>
-              <w:t>{{ estu7_4 }}</w:t>
+              <w:t>{{</w:t>
+            </w:r>
+            <w:r>
+              <w:t>estu7_4</w:t>
+            </w:r>
+            <w:r>
+              <w:t>}}</w:t>
             </w:r>
           </w:p>
         </w:tc>
@@ -9445,9 +9942,11 @@
             <w:r>
               <w:t xml:space="preserve"> {{</w:t>
             </w:r>
+            <w:proofErr w:type="spellStart"/>
             <w:r>
               <w:t>Observaciones_Encargado</w:t>
             </w:r>
+            <w:proofErr w:type="spellEnd"/>
             <w:r>
               <w:t>}}</w:t>
             </w:r>
@@ -9865,7 +10364,15 @@
               <w:t xml:space="preserve">Observaciones del estudiante: </w:t>
             </w:r>
             <w:r>
-              <w:t>{{Observaciones_Estudiante}}</w:t>
+              <w:t>{{</w:t>
+            </w:r>
+            <w:proofErr w:type="spellStart"/>
+            <w:r>
+              <w:t>Observaciones_Estudiante</w:t>
+            </w:r>
+            <w:proofErr w:type="spellEnd"/>
+            <w:r>
+              <w:t>}}</w:t>
             </w:r>
           </w:p>
         </w:tc>
@@ -10166,7 +10673,27 @@
                 <w:sz w:val="16"/>
                 <w:szCs w:val="16"/>
               </w:rPr>
-              <w:t>{{Nombre_Responsable}}</w:t>
+              <w:t>{{</w:t>
+            </w:r>
+            <w:proofErr w:type="spellStart"/>
+            <w:r>
+              <w:rPr>
+                <w:rFonts w:ascii="Arial" w:eastAsia="Arial" w:hAnsi="Arial" w:cs="Arial"/>
+                <w:color w:val="000000"/>
+                <w:sz w:val="16"/>
+                <w:szCs w:val="16"/>
+              </w:rPr>
+              <w:t>Nombre_Responsable</w:t>
+            </w:r>
+            <w:proofErr w:type="spellEnd"/>
+            <w:r>
+              <w:rPr>
+                <w:rFonts w:ascii="Arial" w:eastAsia="Arial" w:hAnsi="Arial" w:cs="Arial"/>
+                <w:color w:val="000000"/>
+                <w:sz w:val="16"/>
+                <w:szCs w:val="16"/>
+              </w:rPr>
+              <w:t>}}</w:t>
             </w:r>
           </w:p>
         </w:tc>
@@ -10304,7 +10831,27 @@
                 <w:sz w:val="16"/>
                 <w:szCs w:val="16"/>
               </w:rPr>
-              <w:t>{{Nombre_Estudiante}}</w:t>
+              <w:t>{{</w:t>
+            </w:r>
+            <w:proofErr w:type="spellStart"/>
+            <w:r>
+              <w:rPr>
+                <w:rFonts w:ascii="Arial" w:eastAsia="Arial" w:hAnsi="Arial" w:cs="Arial"/>
+                <w:color w:val="000000"/>
+                <w:sz w:val="16"/>
+                <w:szCs w:val="16"/>
+              </w:rPr>
+              <w:t>Nombre_Estudiante</w:t>
+            </w:r>
+            <w:proofErr w:type="spellEnd"/>
+            <w:r>
+              <w:rPr>
+                <w:rFonts w:ascii="Arial" w:eastAsia="Arial" w:hAnsi="Arial" w:cs="Arial"/>
+                <w:color w:val="000000"/>
+                <w:sz w:val="16"/>
+                <w:szCs w:val="16"/>
+              </w:rPr>
+              <w:t>}}</w:t>
             </w:r>
           </w:p>
         </w:tc>
@@ -10452,7 +10999,27 @@
                 <w:sz w:val="16"/>
                 <w:szCs w:val="16"/>
               </w:rPr>
-              <w:t>{{Cargo_Responsable}}</w:t>
+              <w:t>{{</w:t>
+            </w:r>
+            <w:proofErr w:type="spellStart"/>
+            <w:r>
+              <w:rPr>
+                <w:rFonts w:ascii="Arial" w:eastAsia="Arial" w:hAnsi="Arial" w:cs="Arial"/>
+                <w:color w:val="000000"/>
+                <w:sz w:val="16"/>
+                <w:szCs w:val="16"/>
+              </w:rPr>
+              <w:t>Cargo_Responsable</w:t>
+            </w:r>
+            <w:proofErr w:type="spellEnd"/>
+            <w:r>
+              <w:rPr>
+                <w:rFonts w:ascii="Arial" w:eastAsia="Arial" w:hAnsi="Arial" w:cs="Arial"/>
+                <w:color w:val="000000"/>
+                <w:sz w:val="16"/>
+                <w:szCs w:val="16"/>
+              </w:rPr>
+              <w:t>}}</w:t>
             </w:r>
           </w:p>
           <w:p>
@@ -10654,7 +11221,29 @@
                 <w:sz w:val="16"/>
                 <w:szCs w:val="16"/>
               </w:rPr>
-              <w:t>{{Num_Control}}</w:t>
+              <w:t>{{</w:t>
+            </w:r>
+            <w:proofErr w:type="spellStart"/>
+            <w:r>
+              <w:rPr>
+                <w:rFonts w:ascii="Arial" w:eastAsia="Arial" w:hAnsi="Arial" w:cs="Arial"/>
+                <w:bCs/>
+                <w:color w:val="000000"/>
+                <w:sz w:val="16"/>
+                <w:szCs w:val="16"/>
+              </w:rPr>
+              <w:t>Num_Control</w:t>
+            </w:r>
+            <w:proofErr w:type="spellEnd"/>
+            <w:r>
+              <w:rPr>
+                <w:rFonts w:ascii="Arial" w:eastAsia="Arial" w:hAnsi="Arial" w:cs="Arial"/>
+                <w:bCs/>
+                <w:color w:val="000000"/>
+                <w:sz w:val="16"/>
+                <w:szCs w:val="16"/>
+              </w:rPr>
+              <w:t>}}</w:t>
             </w:r>
           </w:p>
         </w:tc>
